--- a/docs/manuscript/LSIAMS_Security_Questionnaire_ISO27001.docx
+++ b/docs/manuscript/LSIAMS_Security_Questionnaire_ISO27001.docx
@@ -61,7 +61,7 @@
           <w:sz w:val="24"/>
           <w:szCs w:val="24"/>
         </w:rPr>
-        <w:t xml:space="preserve">The security evaluation questionnaire has two forms, given to respondents as separate documents: Form A for the teachers and the school administrator (18 items) and Form B for the IT administrator (19 items). This guide documents where each item comes from, how it was adapted and simplified, how the forms are scored, and how the adapted items are validated. In the tables below, A1–A18 refer to Form A items 1–18, and B1–B19 to Form B items 1–19.</w:t>
+        <w:t xml:space="preserve">The security evaluation questionnaire has two forms, given to respondents as separate documents: Form A for the teachers and the school administrator (19 items) and Form B for the IT administrator (20 items). Thirty-five items are adapted from validated instruments; two items on personal data protection (A11 and B7) are researcher-made, because none of the source instruments covers it. This guide documents where each item comes from, how it was adapted and simplified, how the forms are scored, and how the adapted items are validated. In the tables below, A1–A19 refer to Form A items 1–19, and B1–B20 to Form B items 1–20.</w:t>
       </w:r>
     </w:p>
     <w:p>
@@ -558,7 +558,7 @@
                 <w:sz w:val="18"/>
                 <w:szCs w:val="18"/>
               </w:rPr>
-              <w:t xml:space="preserve">CIA Triad Practices (C1–C5, I6–I10, A12–A15) → A6–A18, B16; Technology (TECH1, TECH2, TECH4) → B1, B8, B15</w:t>
+              <w:t xml:space="preserve">CIA Triad Practices (C1–C5, I6–I10, A12–A15) → A6–A10, A12–A19, B17; Technology (TECH1, TECH2, TECH4) → B1, B9, B16</w:t>
             </w:r>
           </w:p>
         </w:tc>
@@ -723,7 +723,7 @@
                 <w:sz w:val="18"/>
                 <w:szCs w:val="18"/>
               </w:rPr>
-              <w:t xml:space="preserve">Privacy (P10–P14), Integrity (I15–I19), Authenticity (A21–A24), Policies (PR7) → B2–B7, B9–B14, B17–B19</w:t>
+              <w:t xml:space="preserve">Privacy (P10–P14), Integrity (I15–I19), Authenticity (A21–A24), Policies (PR7) → B2–B6, B8, B10–B15, B18–B20</w:t>
             </w:r>
           </w:p>
         </w:tc>
@@ -3287,7 +3287,7 @@
                 <w:sz w:val="17"/>
                 <w:szCs w:val="17"/>
               </w:rPr>
-              <w:t xml:space="preserve">I6: </w:t>
+              <w:t xml:space="preserve">Researcher-made item. </w:t>
             </w:r>
             <w:r>
               <w:rPr>
@@ -3297,22 +3297,7 @@
                 <w:sz w:val="17"/>
                 <w:szCs w:val="17"/>
               </w:rPr>
-              <w:t xml:space="preserve">“I verify the accuracy of downloaded files before use.”</w:t>
-            </w:r>
-          </w:p>
-          <w:p>
-            <w:pPr>
-              <w:spacing w:after="40" w:before="40" w:line="240"/>
-              <w:jc w:val="left"/>
-            </w:pPr>
-            <w:r>
-              <w:rPr>
-                <w:rFonts w:ascii="Times New Roman" w:cs="Times New Roman" w:eastAsia="Times New Roman" w:hAnsi="Times New Roman"/>
-                <w:color w:val="555555"/>
-                <w:sz w:val="16"/>
-                <w:szCs w:val="16"/>
-              </w:rPr>
-              <w:t xml:space="preserve">(Phakaedam et al., 2026)</w:t>
+              <w:t xml:space="preserve">No source instrument has an item on personal data protection; added to cover ISO/IEC 27001:2022 A.5.34 and the Data Privacy Act commitments in Section 3.9.</w:t>
             </w:r>
           </w:p>
         </w:tc>
@@ -3344,7 +3329,7 @@
                 <w:sz w:val="17"/>
                 <w:szCs w:val="17"/>
               </w:rPr>
-              <w:t xml:space="preserve">The attendance reports from the system are correct.</w:t>
+              <w:t xml:space="preserve">Personal information of students and teachers, including fingerprint data, is protected and shown only to authorized users.</w:t>
             </w:r>
           </w:p>
           <w:p>
@@ -3361,7 +3346,7 @@
                 <w:sz w:val="16"/>
                 <w:szCs w:val="16"/>
               </w:rPr>
-              <w:t xml:space="preserve">Integrity. Change: Verification by the user reframed as accuracy of system output.</w:t>
+              <w:t xml:space="preserve">Confidentiality. Change: Researcher-made item.</w:t>
             </w:r>
           </w:p>
         </w:tc>
@@ -3393,7 +3378,7 @@
                 <w:sz w:val="17"/>
                 <w:szCs w:val="17"/>
               </w:rPr>
-              <w:t xml:space="preserve">A.5.33</w:t>
+              <w:t xml:space="preserve">A.5.34</w:t>
             </w:r>
           </w:p>
         </w:tc>
@@ -3425,7 +3410,7 @@
                 <w:sz w:val="17"/>
                 <w:szCs w:val="17"/>
               </w:rPr>
-              <w:t xml:space="preserve">2.3, 4.2</w:t>
+              <w:t xml:space="preserve">3.5</w:t>
             </w:r>
           </w:p>
         </w:tc>
@@ -3496,7 +3481,7 @@
                 <w:sz w:val="17"/>
                 <w:szCs w:val="17"/>
               </w:rPr>
-              <w:t xml:space="preserve">I7: </w:t>
+              <w:t xml:space="preserve">I6: </w:t>
             </w:r>
             <w:r>
               <w:rPr>
@@ -3506,7 +3491,7 @@
                 <w:sz w:val="17"/>
                 <w:szCs w:val="17"/>
               </w:rPr>
-              <w:t xml:space="preserve">“I verify the credibility of electronic information sources.”</w:t>
+              <w:t xml:space="preserve">“I verify the accuracy of downloaded files before use.”</w:t>
             </w:r>
           </w:p>
           <w:p>
@@ -3553,7 +3538,7 @@
                 <w:sz w:val="17"/>
                 <w:szCs w:val="17"/>
               </w:rPr>
-              <w:t xml:space="preserve">The system accepts attendance only from registered classroom terminals.</w:t>
+              <w:t xml:space="preserve">The attendance reports from the system are correct.</w:t>
             </w:r>
           </w:p>
           <w:p>
@@ -3570,7 +3555,7 @@
                 <w:sz w:val="16"/>
                 <w:szCs w:val="16"/>
               </w:rPr>
-              <w:t xml:space="preserve">Integrity. Change: Source credibility applied to the classroom terminals.</w:t>
+              <w:t xml:space="preserve">Integrity. Change: Verification by the user reframed as accuracy of system output.</w:t>
             </w:r>
           </w:p>
         </w:tc>
@@ -3602,7 +3587,7 @@
                 <w:sz w:val="17"/>
                 <w:szCs w:val="17"/>
               </w:rPr>
-              <w:t xml:space="preserve">A.8.26</w:t>
+              <w:t xml:space="preserve">A.5.33</w:t>
             </w:r>
           </w:p>
         </w:tc>
@@ -3634,7 +3619,7 @@
                 <w:sz w:val="17"/>
                 <w:szCs w:val="17"/>
               </w:rPr>
-              <w:t xml:space="preserve">3.6</w:t>
+              <w:t xml:space="preserve">2.3, 4.2</w:t>
             </w:r>
           </w:p>
         </w:tc>
@@ -3705,7 +3690,7 @@
                 <w:sz w:val="17"/>
                 <w:szCs w:val="17"/>
               </w:rPr>
-              <w:t xml:space="preserve">I8: </w:t>
+              <w:t xml:space="preserve">I7: </w:t>
             </w:r>
             <w:r>
               <w:rPr>
@@ -3715,7 +3700,7 @@
                 <w:sz w:val="17"/>
                 <w:szCs w:val="17"/>
               </w:rPr>
-              <w:t xml:space="preserve">“I avoid installing software from unofficial sources.”</w:t>
+              <w:t xml:space="preserve">“I verify the credibility of electronic information sources.”</w:t>
             </w:r>
           </w:p>
           <w:p>
@@ -3762,7 +3747,7 @@
                 <w:sz w:val="17"/>
                 <w:szCs w:val="17"/>
               </w:rPr>
-              <w:t xml:space="preserve">Only authorized administrators can change the system settings.</w:t>
+              <w:t xml:space="preserve">The system accepts attendance only from registered classroom terminals.</w:t>
             </w:r>
           </w:p>
           <w:p>
@@ -3779,7 +3764,7 @@
                 <w:sz w:val="16"/>
                 <w:szCs w:val="16"/>
               </w:rPr>
-              <w:t xml:space="preserve">Integrity. Change: Unofficial software changed to unauthorized configuration changes.</w:t>
+              <w:t xml:space="preserve">Integrity. Change: Source credibility applied to the classroom terminals.</w:t>
             </w:r>
           </w:p>
         </w:tc>
@@ -3811,7 +3796,7 @@
                 <w:sz w:val="17"/>
                 <w:szCs w:val="17"/>
               </w:rPr>
-              <w:t xml:space="preserve">A.8.9</w:t>
+              <w:t xml:space="preserve">A.8.26</w:t>
             </w:r>
           </w:p>
         </w:tc>
@@ -3843,7 +3828,7 @@
                 <w:sz w:val="17"/>
                 <w:szCs w:val="17"/>
               </w:rPr>
-              <w:t xml:space="preserve">3.2</w:t>
+              <w:t xml:space="preserve">3.6</w:t>
             </w:r>
           </w:p>
         </w:tc>
@@ -3914,7 +3899,7 @@
                 <w:sz w:val="17"/>
                 <w:szCs w:val="17"/>
               </w:rPr>
-              <w:t xml:space="preserve">I9: </w:t>
+              <w:t xml:space="preserve">I8: </w:t>
             </w:r>
             <w:r>
               <w:rPr>
@@ -3924,7 +3909,7 @@
                 <w:sz w:val="17"/>
                 <w:szCs w:val="17"/>
               </w:rPr>
-              <w:t xml:space="preserve">“I refrain from unauthorized modification or deletion of data.”</w:t>
+              <w:t xml:space="preserve">“I avoid installing software from unofficial sources.”</w:t>
             </w:r>
           </w:p>
           <w:p>
@@ -3971,7 +3956,7 @@
                 <w:sz w:val="17"/>
                 <w:szCs w:val="17"/>
               </w:rPr>
-              <w:t xml:space="preserve">Attendance records cannot be changed or deleted without permission.</w:t>
+              <w:t xml:space="preserve">Only authorized administrators can change the system settings.</w:t>
             </w:r>
           </w:p>
           <w:p>
@@ -3988,7 +3973,7 @@
                 <w:sz w:val="16"/>
                 <w:szCs w:val="16"/>
               </w:rPr>
-              <w:t xml:space="preserve">Integrity. Change: Personal practice reframed as a system control.</w:t>
+              <w:t xml:space="preserve">Integrity. Change: Unofficial software changed to unauthorized configuration changes.</w:t>
             </w:r>
           </w:p>
         </w:tc>
@@ -4020,7 +4005,7 @@
                 <w:sz w:val="17"/>
                 <w:szCs w:val="17"/>
               </w:rPr>
-              <w:t xml:space="preserve">A.5.33</w:t>
+              <w:t xml:space="preserve">A.8.9</w:t>
             </w:r>
           </w:p>
         </w:tc>
@@ -4052,7 +4037,7 @@
                 <w:sz w:val="17"/>
                 <w:szCs w:val="17"/>
               </w:rPr>
-              <w:t xml:space="preserve">3.2, 3.5</w:t>
+              <w:t xml:space="preserve">3.2</w:t>
             </w:r>
           </w:p>
         </w:tc>
@@ -4123,7 +4108,7 @@
                 <w:sz w:val="17"/>
                 <w:szCs w:val="17"/>
               </w:rPr>
-              <w:t xml:space="preserve">I10: </w:t>
+              <w:t xml:space="preserve">I9: </w:t>
             </w:r>
             <w:r>
               <w:rPr>
@@ -4133,7 +4118,7 @@
                 <w:sz w:val="17"/>
                 <w:szCs w:val="17"/>
               </w:rPr>
-              <w:t xml:space="preserve">“I maintain records of file or data changes for transparency.”</w:t>
+              <w:t xml:space="preserve">“I refrain from unauthorized modification or deletion of data.”</w:t>
             </w:r>
           </w:p>
           <w:p>
@@ -4180,7 +4165,7 @@
                 <w:sz w:val="17"/>
                 <w:szCs w:val="17"/>
               </w:rPr>
-              <w:t xml:space="preserve">The system keeps a record of every change made to attendance records.</w:t>
+              <w:t xml:space="preserve">Attendance records cannot be changed or deleted without permission.</w:t>
             </w:r>
           </w:p>
           <w:p>
@@ -4197,7 +4182,7 @@
                 <w:sz w:val="16"/>
                 <w:szCs w:val="16"/>
               </w:rPr>
-              <w:t xml:space="preserve">Integrity. Change: Personal practice reframed as system audit logging.</w:t>
+              <w:t xml:space="preserve">Integrity. Change: Personal practice reframed as a system control.</w:t>
             </w:r>
           </w:p>
         </w:tc>
@@ -4229,7 +4214,7 @@
                 <w:sz w:val="17"/>
                 <w:szCs w:val="17"/>
               </w:rPr>
-              <w:t xml:space="preserve">A.8.15</w:t>
+              <w:t xml:space="preserve">A.5.33</w:t>
             </w:r>
           </w:p>
         </w:tc>
@@ -4261,7 +4246,7 @@
                 <w:sz w:val="17"/>
                 <w:szCs w:val="17"/>
               </w:rPr>
-              <w:t xml:space="preserve">3.4</w:t>
+              <w:t xml:space="preserve">3.2, 3.5</w:t>
             </w:r>
           </w:p>
         </w:tc>
@@ -4332,7 +4317,7 @@
                 <w:sz w:val="17"/>
                 <w:szCs w:val="17"/>
               </w:rPr>
-              <w:t xml:space="preserve">A12: </w:t>
+              <w:t xml:space="preserve">I10: </w:t>
             </w:r>
             <w:r>
               <w:rPr>
@@ -4342,7 +4327,7 @@
                 <w:sz w:val="17"/>
                 <w:szCs w:val="17"/>
               </w:rPr>
-              <w:t xml:space="preserve">“I know how to recover data if loss occurs.”</w:t>
+              <w:t xml:space="preserve">“I maintain records of file or data changes for transparency.”</w:t>
             </w:r>
           </w:p>
           <w:p>
@@ -4389,7 +4374,7 @@
                 <w:sz w:val="17"/>
                 <w:szCs w:val="17"/>
               </w:rPr>
-              <w:t xml:space="preserve">Attendance recorded while the network is down is saved once the connection returns.</w:t>
+              <w:t xml:space="preserve">The system keeps a record of every change made to attendance records.</w:t>
             </w:r>
           </w:p>
           <w:p>
@@ -4406,7 +4391,7 @@
                 <w:sz w:val="16"/>
                 <w:szCs w:val="16"/>
               </w:rPr>
-              <w:t xml:space="preserve">Availability. Change: User knowledge reframed as system recovery.</w:t>
+              <w:t xml:space="preserve">Integrity. Change: Personal practice reframed as system audit logging.</w:t>
             </w:r>
           </w:p>
         </w:tc>
@@ -4438,7 +4423,7 @@
                 <w:sz w:val="17"/>
                 <w:szCs w:val="17"/>
               </w:rPr>
-              <w:t xml:space="preserve">A.5.30</w:t>
+              <w:t xml:space="preserve">A.8.15</w:t>
             </w:r>
           </w:p>
         </w:tc>
@@ -4470,7 +4455,7 @@
                 <w:sz w:val="17"/>
                 <w:szCs w:val="17"/>
               </w:rPr>
-              <w:t xml:space="preserve">4.3</w:t>
+              <w:t xml:space="preserve">3.4</w:t>
             </w:r>
           </w:p>
         </w:tc>
@@ -4541,7 +4526,7 @@
                 <w:sz w:val="17"/>
                 <w:szCs w:val="17"/>
               </w:rPr>
-              <w:t xml:space="preserve">A13: </w:t>
+              <w:t xml:space="preserve">A12: </w:t>
             </w:r>
             <w:r>
               <w:rPr>
@@ -4551,7 +4536,7 @@
                 <w:sz w:val="17"/>
                 <w:szCs w:val="17"/>
               </w:rPr>
-              <w:t xml:space="preserve">“I can access university systems when needed.”</w:t>
+              <w:t xml:space="preserve">“I know how to recover data if loss occurs.”</w:t>
             </w:r>
           </w:p>
           <w:p>
@@ -4598,7 +4583,7 @@
                 <w:sz w:val="17"/>
                 <w:szCs w:val="17"/>
               </w:rPr>
-              <w:t xml:space="preserve">I can use the system whenever I need it.</w:t>
+              <w:t xml:space="preserve">Attendance recorded while the network is down is saved once the connection returns.</w:t>
             </w:r>
           </w:p>
           <w:p>
@@ -4615,7 +4600,7 @@
                 <w:sz w:val="16"/>
                 <w:szCs w:val="16"/>
               </w:rPr>
-              <w:t xml:space="preserve">Availability. Change: University systems changed to L-SIAMS.</w:t>
+              <w:t xml:space="preserve">Availability. Change: User knowledge reframed as system recovery.</w:t>
             </w:r>
           </w:p>
         </w:tc>
@@ -4647,7 +4632,7 @@
                 <w:sz w:val="17"/>
                 <w:szCs w:val="17"/>
               </w:rPr>
-              <w:t xml:space="preserve">A.8.6</w:t>
+              <w:t xml:space="preserve">A.5.30</w:t>
             </w:r>
           </w:p>
         </w:tc>
@@ -4679,7 +4664,7 @@
                 <w:sz w:val="17"/>
                 <w:szCs w:val="17"/>
               </w:rPr>
-              <w:t xml:space="preserve">2.2, 4.3</w:t>
+              <w:t xml:space="preserve">4.3</w:t>
             </w:r>
           </w:p>
         </w:tc>
@@ -4750,7 +4735,7 @@
                 <w:sz w:val="17"/>
                 <w:szCs w:val="17"/>
               </w:rPr>
-              <w:t xml:space="preserve">A14: </w:t>
+              <w:t xml:space="preserve">A13: </w:t>
             </w:r>
             <w:r>
               <w:rPr>
@@ -4760,7 +4745,7 @@
                 <w:sz w:val="17"/>
                 <w:szCs w:val="17"/>
               </w:rPr>
-              <w:t xml:space="preserve">“I avoid actions that may disrupt system accessibility.”</w:t>
+              <w:t xml:space="preserve">“I can access university systems when needed.”</w:t>
             </w:r>
           </w:p>
           <w:p>
@@ -4807,7 +4792,7 @@
                 <w:sz w:val="17"/>
                 <w:szCs w:val="17"/>
               </w:rPr>
-              <w:t xml:space="preserve">The terminal can still record attendance when the network is down.</w:t>
+              <w:t xml:space="preserve">I can use the system whenever I need it.</w:t>
             </w:r>
           </w:p>
           <w:p>
@@ -4824,7 +4809,7 @@
                 <w:sz w:val="16"/>
                 <w:szCs w:val="16"/>
               </w:rPr>
-              <w:t xml:space="preserve">Availability. Change: Avoiding disruption reframed as continuity during disruption.</w:t>
+              <w:t xml:space="preserve">Availability. Change: University systems changed to L-SIAMS.</w:t>
             </w:r>
           </w:p>
         </w:tc>
@@ -4856,7 +4841,7 @@
                 <w:sz w:val="17"/>
                 <w:szCs w:val="17"/>
               </w:rPr>
-              <w:t xml:space="preserve">A.5.30</w:t>
+              <w:t xml:space="preserve">A.8.6</w:t>
             </w:r>
           </w:p>
         </w:tc>
@@ -4888,7 +4873,7 @@
                 <w:sz w:val="17"/>
                 <w:szCs w:val="17"/>
               </w:rPr>
-              <w:t xml:space="preserve">4.3</w:t>
+              <w:t xml:space="preserve">2.2, 4.3</w:t>
             </w:r>
           </w:p>
         </w:tc>
@@ -4899,15 +4884,45 @@
         </w:trPr>
         <w:tc>
           <w:tcPr>
-            <w:tcW w:type="dxa" w:w="8640"/>
-            <w:gridSpan w:val="5"/>
-            <w:tcBorders>
-              <w:top w:val="single" w:color="000000" w:sz="4"/>
-              <w:left w:val="single" w:color="000000" w:sz="4"/>
-              <w:bottom w:val="single" w:color="000000" w:sz="4"/>
-              <w:right w:val="single" w:color="000000" w:sz="4"/>
-            </w:tcBorders>
-            <w:shd w:fill="F2F2F2" w:color="auto" w:val="clear"/>
+            <w:tcW w:type="dxa" w:w="560"/>
+            <w:tcBorders>
+              <w:top w:val="single" w:color="000000" w:sz="4"/>
+              <w:left w:val="single" w:color="000000" w:sz="4"/>
+              <w:bottom w:val="single" w:color="000000" w:sz="4"/>
+              <w:right w:val="single" w:color="000000" w:sz="4"/>
+            </w:tcBorders>
+            <w:tcMar>
+              <w:top w:type="dxa" w:w="40"/>
+              <w:left w:type="dxa" w:w="90"/>
+              <w:bottom w:type="dxa" w:w="40"/>
+              <w:right w:type="dxa" w:w="90"/>
+            </w:tcMar>
+            <w:vAlign w:val="center"/>
+          </w:tcPr>
+          <w:p>
+            <w:pPr>
+              <w:spacing w:after="40" w:before="40" w:line="240"/>
+              <w:jc w:val="center"/>
+            </w:pPr>
+            <w:r>
+              <w:rPr>
+                <w:rFonts w:ascii="Times New Roman" w:cs="Times New Roman" w:eastAsia="Times New Roman" w:hAnsi="Times New Roman"/>
+                <w:sz w:val="17"/>
+                <w:szCs w:val="17"/>
+              </w:rPr>
+              <w:t xml:space="preserve">A19</w:t>
+            </w:r>
+          </w:p>
+        </w:tc>
+        <w:tc>
+          <w:tcPr>
+            <w:tcW w:type="dxa" w:w="2700"/>
+            <w:tcBorders>
+              <w:top w:val="single" w:color="000000" w:sz="4"/>
+              <w:left w:val="single" w:color="000000" w:sz="4"/>
+              <w:bottom w:val="single" w:color="000000" w:sz="4"/>
+              <w:right w:val="single" w:color="000000" w:sz="4"/>
+            </w:tcBorders>
             <w:tcMar>
               <w:top w:type="dxa" w:w="40"/>
               <w:left w:type="dxa" w:w="90"/>
@@ -4926,10 +4941,148 @@
                 <w:rFonts w:ascii="Times New Roman" w:cs="Times New Roman" w:eastAsia="Times New Roman" w:hAnsi="Times New Roman"/>
                 <w:b/>
                 <w:bCs/>
-                <w:sz w:val="18"/>
-                <w:szCs w:val="18"/>
-              </w:rPr>
-              <w:t xml:space="preserve">Form B — IT Administrator</w:t>
+                <w:sz w:val="17"/>
+                <w:szCs w:val="17"/>
+              </w:rPr>
+              <w:t xml:space="preserve">A14: </w:t>
+            </w:r>
+            <w:r>
+              <w:rPr>
+                <w:rFonts w:ascii="Times New Roman" w:cs="Times New Roman" w:eastAsia="Times New Roman" w:hAnsi="Times New Roman"/>
+                <w:i/>
+                <w:iCs/>
+                <w:sz w:val="17"/>
+                <w:szCs w:val="17"/>
+              </w:rPr>
+              <w:t xml:space="preserve">“I avoid actions that may disrupt system accessibility.”</w:t>
+            </w:r>
+          </w:p>
+          <w:p>
+            <w:pPr>
+              <w:spacing w:after="40" w:before="40" w:line="240"/>
+              <w:jc w:val="left"/>
+            </w:pPr>
+            <w:r>
+              <w:rPr>
+                <w:rFonts w:ascii="Times New Roman" w:cs="Times New Roman" w:eastAsia="Times New Roman" w:hAnsi="Times New Roman"/>
+                <w:color w:val="555555"/>
+                <w:sz w:val="16"/>
+                <w:szCs w:val="16"/>
+              </w:rPr>
+              <w:t xml:space="preserve">(Phakaedam et al., 2026)</w:t>
+            </w:r>
+          </w:p>
+        </w:tc>
+        <w:tc>
+          <w:tcPr>
+            <w:tcW w:type="dxa" w:w="2700"/>
+            <w:tcBorders>
+              <w:top w:val="single" w:color="000000" w:sz="4"/>
+              <w:left w:val="single" w:color="000000" w:sz="4"/>
+              <w:bottom w:val="single" w:color="000000" w:sz="4"/>
+              <w:right w:val="single" w:color="000000" w:sz="4"/>
+            </w:tcBorders>
+            <w:tcMar>
+              <w:top w:type="dxa" w:w="40"/>
+              <w:left w:type="dxa" w:w="90"/>
+              <w:bottom w:type="dxa" w:w="40"/>
+              <w:right w:type="dxa" w:w="90"/>
+            </w:tcMar>
+            <w:vAlign w:val="center"/>
+          </w:tcPr>
+          <w:p>
+            <w:pPr>
+              <w:spacing w:after="40" w:before="40" w:line="240"/>
+              <w:jc w:val="left"/>
+            </w:pPr>
+            <w:r>
+              <w:rPr>
+                <w:rFonts w:ascii="Times New Roman" w:cs="Times New Roman" w:eastAsia="Times New Roman" w:hAnsi="Times New Roman"/>
+                <w:sz w:val="17"/>
+                <w:szCs w:val="17"/>
+              </w:rPr>
+              <w:t xml:space="preserve">The terminal can still record attendance when the network is down.</w:t>
+            </w:r>
+          </w:p>
+          <w:p>
+            <w:pPr>
+              <w:spacing w:after="40" w:before="40" w:line="240"/>
+              <w:jc w:val="left"/>
+            </w:pPr>
+            <w:r>
+              <w:rPr>
+                <w:rFonts w:ascii="Times New Roman" w:cs="Times New Roman" w:eastAsia="Times New Roman" w:hAnsi="Times New Roman"/>
+                <w:i/>
+                <w:iCs/>
+                <w:color w:val="555555"/>
+                <w:sz w:val="16"/>
+                <w:szCs w:val="16"/>
+              </w:rPr>
+              <w:t xml:space="preserve">Availability. Change: Avoiding disruption reframed as continuity during disruption.</w:t>
+            </w:r>
+          </w:p>
+        </w:tc>
+        <w:tc>
+          <w:tcPr>
+            <w:tcW w:type="dxa" w:w="1400"/>
+            <w:tcBorders>
+              <w:top w:val="single" w:color="000000" w:sz="4"/>
+              <w:left w:val="single" w:color="000000" w:sz="4"/>
+              <w:bottom w:val="single" w:color="000000" w:sz="4"/>
+              <w:right w:val="single" w:color="000000" w:sz="4"/>
+            </w:tcBorders>
+            <w:tcMar>
+              <w:top w:type="dxa" w:w="40"/>
+              <w:left w:type="dxa" w:w="90"/>
+              <w:bottom w:type="dxa" w:w="40"/>
+              <w:right w:type="dxa" w:w="90"/>
+            </w:tcMar>
+            <w:vAlign w:val="center"/>
+          </w:tcPr>
+          <w:p>
+            <w:pPr>
+              <w:spacing w:after="40" w:before="40" w:line="240"/>
+              <w:jc w:val="left"/>
+            </w:pPr>
+            <w:r>
+              <w:rPr>
+                <w:rFonts w:ascii="Times New Roman" w:cs="Times New Roman" w:eastAsia="Times New Roman" w:hAnsi="Times New Roman"/>
+                <w:sz w:val="17"/>
+                <w:szCs w:val="17"/>
+              </w:rPr>
+              <w:t xml:space="preserve">A.5.30</w:t>
+            </w:r>
+          </w:p>
+        </w:tc>
+        <w:tc>
+          <w:tcPr>
+            <w:tcW w:type="dxa" w:w="1280"/>
+            <w:tcBorders>
+              <w:top w:val="single" w:color="000000" w:sz="4"/>
+              <w:left w:val="single" w:color="000000" w:sz="4"/>
+              <w:bottom w:val="single" w:color="000000" w:sz="4"/>
+              <w:right w:val="single" w:color="000000" w:sz="4"/>
+            </w:tcBorders>
+            <w:tcMar>
+              <w:top w:type="dxa" w:w="40"/>
+              <w:left w:type="dxa" w:w="90"/>
+              <w:bottom w:type="dxa" w:w="40"/>
+              <w:right w:type="dxa" w:w="90"/>
+            </w:tcMar>
+            <w:vAlign w:val="center"/>
+          </w:tcPr>
+          <w:p>
+            <w:pPr>
+              <w:spacing w:after="40" w:before="40" w:line="240"/>
+              <w:jc w:val="left"/>
+            </w:pPr>
+            <w:r>
+              <w:rPr>
+                <w:rFonts w:ascii="Times New Roman" w:cs="Times New Roman" w:eastAsia="Times New Roman" w:hAnsi="Times New Roman"/>
+                <w:sz w:val="17"/>
+                <w:szCs w:val="17"/>
+              </w:rPr>
+              <w:t xml:space="preserve">4.3</w:t>
             </w:r>
           </w:p>
         </w:tc>
@@ -4940,6 +5093,47 @@
         </w:trPr>
         <w:tc>
           <w:tcPr>
+            <w:tcW w:type="dxa" w:w="8640"/>
+            <w:gridSpan w:val="5"/>
+            <w:tcBorders>
+              <w:top w:val="single" w:color="000000" w:sz="4"/>
+              <w:left w:val="single" w:color="000000" w:sz="4"/>
+              <w:bottom w:val="single" w:color="000000" w:sz="4"/>
+              <w:right w:val="single" w:color="000000" w:sz="4"/>
+            </w:tcBorders>
+            <w:shd w:fill="F2F2F2" w:color="auto" w:val="clear"/>
+            <w:tcMar>
+              <w:top w:type="dxa" w:w="40"/>
+              <w:left w:type="dxa" w:w="90"/>
+              <w:bottom w:type="dxa" w:w="40"/>
+              <w:right w:type="dxa" w:w="90"/>
+            </w:tcMar>
+            <w:vAlign w:val="center"/>
+          </w:tcPr>
+          <w:p>
+            <w:pPr>
+              <w:spacing w:after="40" w:before="40" w:line="240"/>
+              <w:jc w:val="left"/>
+            </w:pPr>
+            <w:r>
+              <w:rPr>
+                <w:rFonts w:ascii="Times New Roman" w:cs="Times New Roman" w:eastAsia="Times New Roman" w:hAnsi="Times New Roman"/>
+                <w:b/>
+                <w:bCs/>
+                <w:sz w:val="18"/>
+                <w:szCs w:val="18"/>
+              </w:rPr>
+              <w:t xml:space="preserve">Form B — IT Administrator</w:t>
+            </w:r>
+          </w:p>
+        </w:tc>
+      </w:tr>
+      <w:tr>
+        <w:trPr>
+          <w:cantSplit/>
+        </w:trPr>
+        <w:tc>
+          <w:tcPr>
             <w:tcW w:type="dxa" w:w="560"/>
             <w:tcBorders>
               <w:top w:val="single" w:color="000000" w:sz="4"/>
@@ -5475,7 +5669,7 @@
                 <w:sz w:val="17"/>
                 <w:szCs w:val="17"/>
               </w:rPr>
-              <w:t xml:space="preserve">Only authorized persons can access the server, network devices and classroom terminals.</w:t>
+              <w:t xml:space="preserve">IP filtering and the firewall allow only authorized persons and devices to reach the server, network devices and classroom terminals.</w:t>
             </w:r>
           </w:p>
           <w:p>
@@ -5492,7 +5686,7 @@
                 <w:sz w:val="16"/>
                 <w:szCs w:val="16"/>
               </w:rPr>
-              <w:t xml:space="preserve">Confidentiality. Change: Data center changed to the L-SIAMS server and classroom terminals.</w:t>
+              <w:t xml:space="preserve">Confidentiality. Change: Data center changed to the L-SIAMS server and classroom terminals; IP filtering and the firewall named to match Objective 3.6.</w:t>
             </w:r>
           </w:p>
         </w:tc>
@@ -5524,7 +5718,7 @@
                 <w:sz w:val="17"/>
                 <w:szCs w:val="17"/>
               </w:rPr>
-              <w:t xml:space="preserve">A.7.2; A.5.15</w:t>
+              <w:t xml:space="preserve">A.5.15; A.7.2; A.8.20</w:t>
             </w:r>
           </w:p>
         </w:tc>
@@ -5556,7 +5750,7 @@
                 <w:sz w:val="17"/>
                 <w:szCs w:val="17"/>
               </w:rPr>
-              <w:t xml:space="preserve">3.3</w:t>
+              <w:t xml:space="preserve">3.3, 3.6</w:t>
             </w:r>
           </w:p>
         </w:tc>
@@ -6254,7 +6448,7 @@
                 <w:sz w:val="17"/>
                 <w:szCs w:val="17"/>
               </w:rPr>
-              <w:t xml:space="preserve">I16: </w:t>
+              <w:t xml:space="preserve">Researcher-made item. </w:t>
             </w:r>
             <w:r>
               <w:rPr>
@@ -6264,22 +6458,7 @@
                 <w:sz w:val="17"/>
                 <w:szCs w:val="17"/>
               </w:rPr>
-              <w:t xml:space="preserve">“Protection against external and environmental threats”</w:t>
-            </w:r>
-          </w:p>
-          <w:p>
-            <w:pPr>
-              <w:spacing w:after="40" w:before="40" w:line="240"/>
-              <w:jc w:val="left"/>
-            </w:pPr>
-            <w:r>
-              <w:rPr>
-                <w:rFonts w:ascii="Times New Roman" w:cs="Times New Roman" w:eastAsia="Times New Roman" w:hAnsi="Times New Roman"/>
-                <w:color w:val="555555"/>
-                <w:sz w:val="16"/>
-                <w:szCs w:val="16"/>
-              </w:rPr>
-              <w:t xml:space="preserve">(Domínguez Domínguez et al., 2023)</w:t>
+              <w:t xml:space="preserve">No source instrument has an item on personal data protection; added to cover ISO/IEC 27001:2022 A.5.34 and the fingerprint-template design described in Section 3.9.</w:t>
             </w:r>
           </w:p>
         </w:tc>
@@ -6311,7 +6490,7 @@
                 <w:sz w:val="17"/>
                 <w:szCs w:val="17"/>
               </w:rPr>
-              <w:t xml:space="preserve">The system blocks outside attacks such as password guessing, fake device requests and port scanning.</w:t>
+              <w:t xml:space="preserve">Personal information of students and teachers is limited to what the system needs, and fingerprints are kept only as templates in the sensor, not as images.</w:t>
             </w:r>
           </w:p>
           <w:p>
@@ -6328,7 +6507,7 @@
                 <w:sz w:val="16"/>
                 <w:szCs w:val="16"/>
               </w:rPr>
-              <w:t xml:space="preserve">Integrity. Change: Threats specified as those tested in Objective 5.</w:t>
+              <w:t xml:space="preserve">Confidentiality. Change: Researcher-made item.</w:t>
             </w:r>
           </w:p>
         </w:tc>
@@ -6360,7 +6539,7 @@
                 <w:sz w:val="17"/>
                 <w:szCs w:val="17"/>
               </w:rPr>
-              <w:t xml:space="preserve">A.8.20; A.8.26</w:t>
+              <w:t xml:space="preserve">A.5.34</w:t>
             </w:r>
           </w:p>
         </w:tc>
@@ -6392,7 +6571,7 @@
                 <w:sz w:val="17"/>
                 <w:szCs w:val="17"/>
               </w:rPr>
-              <w:t xml:space="preserve">5.2–5.4</w:t>
+              <w:t xml:space="preserve">3.5</w:t>
             </w:r>
           </w:p>
         </w:tc>
@@ -6463,7 +6642,7 @@
                 <w:sz w:val="17"/>
                 <w:szCs w:val="17"/>
               </w:rPr>
-              <w:t xml:space="preserve">TECH2: </w:t>
+              <w:t xml:space="preserve">I16: </w:t>
             </w:r>
             <w:r>
               <w:rPr>
@@ -6473,7 +6652,7 @@
                 <w:sz w:val="17"/>
                 <w:szCs w:val="17"/>
               </w:rPr>
-              <w:t xml:space="preserve">“The university continuously implements and maintains intrusion detection and prevention systems (IDPS).”</w:t>
+              <w:t xml:space="preserve">“Protection against external and environmental threats”</w:t>
             </w:r>
           </w:p>
           <w:p>
@@ -6488,7 +6667,7 @@
                 <w:sz w:val="16"/>
                 <w:szCs w:val="16"/>
               </w:rPr>
-              <w:t xml:space="preserve">(Phakaedam et al., 2026)</w:t>
+              <w:t xml:space="preserve">(Domínguez Domínguez et al., 2023)</w:t>
             </w:r>
           </w:p>
         </w:tc>
@@ -6520,7 +6699,7 @@
                 <w:sz w:val="17"/>
                 <w:szCs w:val="17"/>
               </w:rPr>
-              <w:t xml:space="preserve">The system detects and blocks break-in attempts (for example, too many requests or repeated failed logins).</w:t>
+              <w:t xml:space="preserve">The system blocks outside attacks such as password guessing, fake device requests and port scanning.</w:t>
             </w:r>
           </w:p>
           <w:p>
@@ -6537,7 +6716,7 @@
                 <w:sz w:val="16"/>
                 <w:szCs w:val="16"/>
               </w:rPr>
-              <w:t xml:space="preserve">Integrity. Change: IDPS specified as the system’s detection and blocking mechanisms.</w:t>
+              <w:t xml:space="preserve">Integrity. Change: Threats specified as those tested in Objective 5.</w:t>
             </w:r>
           </w:p>
         </w:tc>
@@ -6569,7 +6748,7 @@
                 <w:sz w:val="17"/>
                 <w:szCs w:val="17"/>
               </w:rPr>
-              <w:t xml:space="preserve">A.8.16</w:t>
+              <w:t xml:space="preserve">A.8.20; A.8.26</w:t>
             </w:r>
           </w:p>
         </w:tc>
@@ -6601,7 +6780,7 @@
                 <w:sz w:val="17"/>
                 <w:szCs w:val="17"/>
               </w:rPr>
-              <w:t xml:space="preserve">3.5</w:t>
+              <w:t xml:space="preserve">5.2–5.4</w:t>
             </w:r>
           </w:p>
         </w:tc>
@@ -6672,7 +6851,7 @@
                 <w:sz w:val="17"/>
                 <w:szCs w:val="17"/>
               </w:rPr>
-              <w:t xml:space="preserve">I18: </w:t>
+              <w:t xml:space="preserve">TECH2: </w:t>
             </w:r>
             <w:r>
               <w:rPr>
@@ -6682,7 +6861,7 @@
                 <w:sz w:val="17"/>
                 <w:szCs w:val="17"/>
               </w:rPr>
-              <w:t xml:space="preserve">“Division of networks according to groups of services, users and information systems”</w:t>
+              <w:t xml:space="preserve">“The university continuously implements and maintains intrusion detection and prevention systems (IDPS).”</w:t>
             </w:r>
           </w:p>
           <w:p>
@@ -6697,7 +6876,7 @@
                 <w:sz w:val="16"/>
                 <w:szCs w:val="16"/>
               </w:rPr>
-              <w:t xml:space="preserve">(Domínguez Domínguez et al., 2023)</w:t>
+              <w:t xml:space="preserve">(Phakaedam et al., 2026)</w:t>
             </w:r>
           </w:p>
         </w:tc>
@@ -6729,7 +6908,7 @@
                 <w:sz w:val="17"/>
                 <w:szCs w:val="17"/>
               </w:rPr>
-              <w:t xml:space="preserve">The network keeps the classroom terminals, users and server separated by purpose.</w:t>
+              <w:t xml:space="preserve">The system detects and blocks break-in attempts (for example, too many requests or repeated failed logins).</w:t>
             </w:r>
           </w:p>
           <w:p>
@@ -6746,7 +6925,7 @@
                 <w:sz w:val="16"/>
                 <w:szCs w:val="16"/>
               </w:rPr>
-              <w:t xml:space="preserve">Integrity. Change: Applied to the L-SIAMS network.</w:t>
+              <w:t xml:space="preserve">Integrity. Change: IDPS specified as the system’s detection and blocking mechanisms.</w:t>
             </w:r>
           </w:p>
         </w:tc>
@@ -6778,7 +6957,7 @@
                 <w:sz w:val="17"/>
                 <w:szCs w:val="17"/>
               </w:rPr>
-              <w:t xml:space="preserve">A.8.22</w:t>
+              <w:t xml:space="preserve">A.8.16</w:t>
             </w:r>
           </w:p>
         </w:tc>
@@ -6810,7 +6989,7 @@
                 <w:sz w:val="17"/>
                 <w:szCs w:val="17"/>
               </w:rPr>
-              <w:t xml:space="preserve">3.6</w:t>
+              <w:t xml:space="preserve">3.5</w:t>
             </w:r>
           </w:p>
         </w:tc>
@@ -6881,7 +7060,7 @@
                 <w:sz w:val="17"/>
                 <w:szCs w:val="17"/>
               </w:rPr>
-              <w:t xml:space="preserve">I19: </w:t>
+              <w:t xml:space="preserve">I18: </w:t>
             </w:r>
             <w:r>
               <w:rPr>
@@ -6891,7 +7070,7 @@
                 <w:sz w:val="17"/>
                 <w:szCs w:val="17"/>
               </w:rPr>
-              <w:t xml:space="preserve">“A policy for the development and acquisition of secure software (reworded by the authors: “There is an effective evaluation for the development and acquisition of secure software”)”</w:t>
+              <w:t xml:space="preserve">“Division of networks according to groups of services, users and information systems”</w:t>
             </w:r>
           </w:p>
           <w:p>
@@ -6938,7 +7117,7 @@
                 <w:sz w:val="17"/>
                 <w:szCs w:val="17"/>
               </w:rPr>
-              <w:t xml:space="preserve">The system was built and tested using secure software practices.</w:t>
+              <w:t xml:space="preserve">The network keeps the classroom terminals, users and server separated by purpose.</w:t>
             </w:r>
           </w:p>
           <w:p>
@@ -6955,7 +7134,7 @@
                 <w:sz w:val="16"/>
                 <w:szCs w:val="16"/>
               </w:rPr>
-              <w:t xml:space="preserve">Integrity. Change: Applied to the development of L-SIAMS.</w:t>
+              <w:t xml:space="preserve">Integrity. Change: Applied to the L-SIAMS network.</w:t>
             </w:r>
           </w:p>
         </w:tc>
@@ -6987,7 +7166,7 @@
                 <w:sz w:val="17"/>
                 <w:szCs w:val="17"/>
               </w:rPr>
-              <w:t xml:space="preserve">A.8.25; A.8.29</w:t>
+              <w:t xml:space="preserve">A.8.22</w:t>
             </w:r>
           </w:p>
         </w:tc>
@@ -7019,7 +7198,7 @@
                 <w:sz w:val="17"/>
                 <w:szCs w:val="17"/>
               </w:rPr>
-              <w:t xml:space="preserve">3.5, 5</w:t>
+              <w:t xml:space="preserve">3.6</w:t>
             </w:r>
           </w:p>
         </w:tc>
@@ -7090,7 +7269,7 @@
                 <w:sz w:val="17"/>
                 <w:szCs w:val="17"/>
               </w:rPr>
-              <w:t xml:space="preserve">A21: </w:t>
+              <w:t xml:space="preserve">I19: </w:t>
             </w:r>
             <w:r>
               <w:rPr>
@@ -7100,7 +7279,7 @@
                 <w:sz w:val="17"/>
                 <w:szCs w:val="17"/>
               </w:rPr>
-              <w:t xml:space="preserve">“Effective and consistent management of information security incidents.”</w:t>
+              <w:t xml:space="preserve">“A policy for the development and acquisition of secure software (reworded by the authors: “There is an effective evaluation for the development and acquisition of secure software”)”</w:t>
             </w:r>
           </w:p>
           <w:p>
@@ -7147,7 +7326,7 @@
                 <w:sz w:val="17"/>
                 <w:szCs w:val="17"/>
               </w:rPr>
-              <w:t xml:space="preserve">Security problems are handled properly through the Security Center.</w:t>
+              <w:t xml:space="preserve">The system was built and tested using secure software practices.</w:t>
             </w:r>
           </w:p>
           <w:p>
@@ -7164,7 +7343,7 @@
                 <w:sz w:val="16"/>
                 <w:szCs w:val="16"/>
               </w:rPr>
-              <w:t xml:space="preserve">Integrity. Change: Management tool specified as the Security Center.</w:t>
+              <w:t xml:space="preserve">Integrity. Change: Applied to the development of L-SIAMS.</w:t>
             </w:r>
           </w:p>
         </w:tc>
@@ -7196,7 +7375,7 @@
                 <w:sz w:val="17"/>
                 <w:szCs w:val="17"/>
               </w:rPr>
-              <w:t xml:space="preserve">A.5.24</w:t>
+              <w:t xml:space="preserve">A.8.25; A.8.29</w:t>
             </w:r>
           </w:p>
         </w:tc>
@@ -7228,7 +7407,7 @@
                 <w:sz w:val="17"/>
                 <w:szCs w:val="17"/>
               </w:rPr>
-              <w:t xml:space="preserve">3.4</w:t>
+              <w:t xml:space="preserve">3.5, 5</w:t>
             </w:r>
           </w:p>
         </w:tc>
@@ -7299,7 +7478,7 @@
                 <w:sz w:val="17"/>
                 <w:szCs w:val="17"/>
               </w:rPr>
-              <w:t xml:space="preserve">A22: </w:t>
+              <w:t xml:space="preserve">A21: </w:t>
             </w:r>
             <w:r>
               <w:rPr>
@@ -7309,7 +7488,7 @@
                 <w:sz w:val="17"/>
                 <w:szCs w:val="17"/>
               </w:rPr>
-              <w:t xml:space="preserve">“Notifications of information security events”</w:t>
+              <w:t xml:space="preserve">“Effective and consistent management of information security incidents.”</w:t>
             </w:r>
           </w:p>
           <w:p>
@@ -7356,7 +7535,7 @@
                 <w:sz w:val="17"/>
                 <w:szCs w:val="17"/>
               </w:rPr>
-              <w:t xml:space="preserve">The system alerts the administrator about security events (for example, unknown RFID cards or fake device requests).</w:t>
+              <w:t xml:space="preserve">Security problems are handled properly through the Security Center.</w:t>
             </w:r>
           </w:p>
           <w:p>
@@ -7373,7 +7552,7 @@
                 <w:sz w:val="16"/>
                 <w:szCs w:val="16"/>
               </w:rPr>
-              <w:t xml:space="preserve">Integrity. Change: Examples of L-SIAMS security events added.</w:t>
+              <w:t xml:space="preserve">Integrity. Change: Management tool specified as the Security Center.</w:t>
             </w:r>
           </w:p>
         </w:tc>
@@ -7405,7 +7584,7 @@
                 <w:sz w:val="17"/>
                 <w:szCs w:val="17"/>
               </w:rPr>
-              <w:t xml:space="preserve">A.6.8; A.8.16</w:t>
+              <w:t xml:space="preserve">A.5.24</w:t>
             </w:r>
           </w:p>
         </w:tc>
@@ -7508,7 +7687,7 @@
                 <w:sz w:val="17"/>
                 <w:szCs w:val="17"/>
               </w:rPr>
-              <w:t xml:space="preserve">A23: </w:t>
+              <w:t xml:space="preserve">A22: </w:t>
             </w:r>
             <w:r>
               <w:rPr>
@@ -7518,7 +7697,7 @@
                 <w:sz w:val="17"/>
                 <w:szCs w:val="17"/>
               </w:rPr>
-              <w:t xml:space="preserve">“A response to security incidents”</w:t>
+              <w:t xml:space="preserve">“Notifications of information security events”</w:t>
             </w:r>
           </w:p>
           <w:p>
@@ -7565,7 +7744,7 @@
                 <w:sz w:val="17"/>
                 <w:szCs w:val="17"/>
               </w:rPr>
-              <w:t xml:space="preserve">The administrator can act quickly on security problems (for example, lock an account or disable a terminal’s key).</w:t>
+              <w:t xml:space="preserve">The system alerts the administrator about security events (for example, unknown RFID cards or fake device requests).</w:t>
             </w:r>
           </w:p>
           <w:p>
@@ -7582,7 +7761,7 @@
                 <w:sz w:val="16"/>
                 <w:szCs w:val="16"/>
               </w:rPr>
-              <w:t xml:space="preserve">Integrity. Change: Examples of L-SIAMS responses added.</w:t>
+              <w:t xml:space="preserve">Integrity. Change: Examples of L-SIAMS security events added.</w:t>
             </w:r>
           </w:p>
         </w:tc>
@@ -7614,7 +7793,7 @@
                 <w:sz w:val="17"/>
                 <w:szCs w:val="17"/>
               </w:rPr>
-              <w:t xml:space="preserve">A.5.26</w:t>
+              <w:t xml:space="preserve">A.6.8; A.8.16</w:t>
             </w:r>
           </w:p>
         </w:tc>
@@ -7646,7 +7825,7 @@
                 <w:sz w:val="17"/>
                 <w:szCs w:val="17"/>
               </w:rPr>
-              <w:t xml:space="preserve">3.4, 3.6</w:t>
+              <w:t xml:space="preserve">3.4</w:t>
             </w:r>
           </w:p>
         </w:tc>
@@ -7717,7 +7896,7 @@
                 <w:sz w:val="17"/>
                 <w:szCs w:val="17"/>
               </w:rPr>
-              <w:t xml:space="preserve">A24: </w:t>
+              <w:t xml:space="preserve">A23: </w:t>
             </w:r>
             <w:r>
               <w:rPr>
@@ -7727,7 +7906,7 @@
                 <w:sz w:val="17"/>
                 <w:szCs w:val="17"/>
               </w:rPr>
-              <w:t xml:space="preserve">“A collection of evidence of security incidents”</w:t>
+              <w:t xml:space="preserve">“A response to security incidents”</w:t>
             </w:r>
           </w:p>
           <w:p>
@@ -7774,7 +7953,7 @@
                 <w:sz w:val="17"/>
                 <w:szCs w:val="17"/>
               </w:rPr>
-              <w:t xml:space="preserve">The system keeps proof of security problems in its audit and security logs.</w:t>
+              <w:t xml:space="preserve">The administrator can act quickly on security problems (for example, lock an account or disable a terminal’s key).</w:t>
             </w:r>
           </w:p>
           <w:p>
@@ -7791,7 +7970,7 @@
                 <w:sz w:val="16"/>
                 <w:szCs w:val="16"/>
               </w:rPr>
-              <w:t xml:space="preserve">Integrity. Change: Evidence location specified as the audit and security logs.</w:t>
+              <w:t xml:space="preserve">Integrity. Change: Examples of L-SIAMS responses added.</w:t>
             </w:r>
           </w:p>
         </w:tc>
@@ -7823,7 +8002,7 @@
                 <w:sz w:val="17"/>
                 <w:szCs w:val="17"/>
               </w:rPr>
-              <w:t xml:space="preserve">A.5.28; A.8.15</w:t>
+              <w:t xml:space="preserve">A.5.26</w:t>
             </w:r>
           </w:p>
         </w:tc>
@@ -7855,7 +8034,7 @@
                 <w:sz w:val="17"/>
                 <w:szCs w:val="17"/>
               </w:rPr>
-              <w:t xml:space="preserve">3.4, 5.4</w:t>
+              <w:t xml:space="preserve">3.4, 3.6</w:t>
             </w:r>
           </w:p>
         </w:tc>
@@ -7926,7 +8105,7 @@
                 <w:sz w:val="17"/>
                 <w:szCs w:val="17"/>
               </w:rPr>
-              <w:t xml:space="preserve">TECH4: </w:t>
+              <w:t xml:space="preserve">A24: </w:t>
             </w:r>
             <w:r>
               <w:rPr>
@@ -7936,7 +8115,7 @@
                 <w:sz w:val="17"/>
                 <w:szCs w:val="17"/>
               </w:rPr>
-              <w:t xml:space="preserve">“The university maintains effective data backup systems and regularly tests recovery procedures.”</w:t>
+              <w:t xml:space="preserve">“A collection of evidence of security incidents”</w:t>
             </w:r>
           </w:p>
           <w:p>
@@ -7951,7 +8130,7 @@
                 <w:sz w:val="16"/>
                 <w:szCs w:val="16"/>
               </w:rPr>
-              <w:t xml:space="preserve">(Phakaedam et al., 2026)</w:t>
+              <w:t xml:space="preserve">(Domínguez Domínguez et al., 2023)</w:t>
             </w:r>
           </w:p>
         </w:tc>
@@ -7983,7 +8162,7 @@
                 <w:sz w:val="17"/>
                 <w:szCs w:val="17"/>
               </w:rPr>
-              <w:t xml:space="preserve">The system makes regular backups, and restoring from a backup has been tested.</w:t>
+              <w:t xml:space="preserve">The system keeps proof of security problems in its audit and security logs.</w:t>
             </w:r>
           </w:p>
           <w:p>
@@ -8000,7 +8179,7 @@
                 <w:sz w:val="16"/>
                 <w:szCs w:val="16"/>
               </w:rPr>
-              <w:t xml:space="preserve">Availability. Change: The university changed to L-SIAMS.</w:t>
+              <w:t xml:space="preserve">Integrity. Change: Evidence location specified as the audit and security logs.</w:t>
             </w:r>
           </w:p>
         </w:tc>
@@ -8032,7 +8211,7 @@
                 <w:sz w:val="17"/>
                 <w:szCs w:val="17"/>
               </w:rPr>
-              <w:t xml:space="preserve">A.8.13</w:t>
+              <w:t xml:space="preserve">A.5.28; A.8.15</w:t>
             </w:r>
           </w:p>
         </w:tc>
@@ -8064,7 +8243,7 @@
                 <w:sz w:val="17"/>
                 <w:szCs w:val="17"/>
               </w:rPr>
-              <w:t xml:space="preserve">4.3</w:t>
+              <w:t xml:space="preserve">3.4, 5.4</w:t>
             </w:r>
           </w:p>
         </w:tc>
@@ -8135,7 +8314,7 @@
                 <w:sz w:val="17"/>
                 <w:szCs w:val="17"/>
               </w:rPr>
-              <w:t xml:space="preserve">A15: </w:t>
+              <w:t xml:space="preserve">TECH4: </w:t>
             </w:r>
             <w:r>
               <w:rPr>
@@ -8145,7 +8324,7 @@
                 <w:sz w:val="17"/>
                 <w:szCs w:val="17"/>
               </w:rPr>
-              <w:t xml:space="preserve">“I receive timely notifications when university systems experience downtime.”</w:t>
+              <w:t xml:space="preserve">“The university maintains effective data backup systems and regularly tests recovery procedures.”</w:t>
             </w:r>
           </w:p>
           <w:p>
@@ -8192,7 +8371,7 @@
                 <w:sz w:val="17"/>
                 <w:szCs w:val="17"/>
               </w:rPr>
-              <w:t xml:space="preserve">The administrator is alerted right away when a terminal goes offline or has unsent records.</w:t>
+              <w:t xml:space="preserve">The system makes regular backups, and restoring from a backup has been tested.</w:t>
             </w:r>
           </w:p>
           <w:p>
@@ -8209,7 +8388,7 @@
                 <w:sz w:val="16"/>
                 <w:szCs w:val="16"/>
               </w:rPr>
-              <w:t xml:space="preserve">Availability. Change: Downtime specified as terminal offline and unsynchronised-record alerts.</w:t>
+              <w:t xml:space="preserve">Availability. Change: The university changed to L-SIAMS.</w:t>
             </w:r>
           </w:p>
         </w:tc>
@@ -8241,7 +8420,7 @@
                 <w:sz w:val="17"/>
                 <w:szCs w:val="17"/>
               </w:rPr>
-              <w:t xml:space="preserve">A.8.16</w:t>
+              <w:t xml:space="preserve">A.8.13</w:t>
             </w:r>
           </w:p>
         </w:tc>
@@ -8344,7 +8523,7 @@
                 <w:sz w:val="17"/>
                 <w:szCs w:val="17"/>
               </w:rPr>
-              <w:t xml:space="preserve">PR7: </w:t>
+              <w:t xml:space="preserve">A15: </w:t>
             </w:r>
             <w:r>
               <w:rPr>
@@ -8354,7 +8533,7 @@
                 <w:sz w:val="17"/>
                 <w:szCs w:val="17"/>
               </w:rPr>
-              <w:t xml:space="preserve">“Planning for business continuity during adverse events”</w:t>
+              <w:t xml:space="preserve">“I receive timely notifications when university systems experience downtime.”</w:t>
             </w:r>
           </w:p>
           <w:p>
@@ -8369,7 +8548,7 @@
                 <w:sz w:val="16"/>
                 <w:szCs w:val="16"/>
               </w:rPr>
-              <w:t xml:space="preserve">(Domínguez Domínguez et al., 2023)</w:t>
+              <w:t xml:space="preserve">(Phakaedam et al., 2026)</w:t>
             </w:r>
           </w:p>
         </w:tc>
@@ -8401,7 +8580,7 @@
                 <w:sz w:val="17"/>
                 <w:szCs w:val="17"/>
               </w:rPr>
-              <w:t xml:space="preserve">The system has ways to keep attendance working during problems (offline storage, backup and restore).</w:t>
+              <w:t xml:space="preserve">The administrator is alerted right away when a terminal goes offline or has unsent records.</w:t>
             </w:r>
           </w:p>
           <w:p>
@@ -8418,7 +8597,7 @@
                 <w:sz w:val="16"/>
                 <w:szCs w:val="16"/>
               </w:rPr>
-              <w:t xml:space="preserve">Availability. Change: Business continuity specified as the system’s continuity mechanisms.</w:t>
+              <w:t xml:space="preserve">Availability. Change: Downtime specified as terminal offline and unsynchronised-record alerts.</w:t>
             </w:r>
           </w:p>
         </w:tc>
@@ -8450,7 +8629,7 @@
                 <w:sz w:val="17"/>
                 <w:szCs w:val="17"/>
               </w:rPr>
-              <w:t xml:space="preserve">A.5.30</w:t>
+              <w:t xml:space="preserve">A.8.16</w:t>
             </w:r>
           </w:p>
         </w:tc>
@@ -8553,7 +8732,7 @@
                 <w:sz w:val="17"/>
                 <w:szCs w:val="17"/>
               </w:rPr>
-              <w:t xml:space="preserve">P13: </w:t>
+              <w:t xml:space="preserve">PR7: </w:t>
             </w:r>
             <w:r>
               <w:rPr>
@@ -8563,7 +8742,7 @@
                 <w:sz w:val="17"/>
                 <w:szCs w:val="17"/>
               </w:rPr>
-              <w:t xml:space="preserve">“System administration tools (SolarWinds, Active Directory, Nagios, etc.)”</w:t>
+              <w:t xml:space="preserve">“Planning for business continuity during adverse events”</w:t>
             </w:r>
           </w:p>
           <w:p>
@@ -8610,7 +8789,7 @@
                 <w:sz w:val="17"/>
                 <w:szCs w:val="17"/>
               </w:rPr>
-              <w:t xml:space="preserve">The system has tools for checking its status (device status, dashboards and the Security Center).</w:t>
+              <w:t xml:space="preserve">The system has ways to keep attendance working during problems (offline storage, backup and restore).</w:t>
             </w:r>
           </w:p>
           <w:p>
@@ -8627,7 +8806,7 @@
                 <w:sz w:val="16"/>
                 <w:szCs w:val="16"/>
               </w:rPr>
-              <w:t xml:space="preserve">Availability. Change: Third-party tools replaced with the system’s own tools; grouped under availability.</w:t>
+              <w:t xml:space="preserve">Availability. Change: Business continuity specified as the system’s continuity mechanisms.</w:t>
             </w:r>
           </w:p>
         </w:tc>
@@ -8659,7 +8838,7 @@
                 <w:sz w:val="17"/>
                 <w:szCs w:val="17"/>
               </w:rPr>
-              <w:t xml:space="preserve">A.8.16</w:t>
+              <w:t xml:space="preserve">A.5.30</w:t>
             </w:r>
           </w:p>
         </w:tc>
@@ -8691,7 +8870,7 @@
                 <w:sz w:val="17"/>
                 <w:szCs w:val="17"/>
               </w:rPr>
-              <w:t xml:space="preserve">2.1, 2.3</w:t>
+              <w:t xml:space="preserve">4.3</w:t>
             </w:r>
           </w:p>
         </w:tc>
@@ -8729,6 +8908,215 @@
                 <w:szCs w:val="17"/>
               </w:rPr>
               <w:t xml:space="preserve">B19</w:t>
+            </w:r>
+          </w:p>
+        </w:tc>
+        <w:tc>
+          <w:tcPr>
+            <w:tcW w:type="dxa" w:w="2700"/>
+            <w:tcBorders>
+              <w:top w:val="single" w:color="000000" w:sz="4"/>
+              <w:left w:val="single" w:color="000000" w:sz="4"/>
+              <w:bottom w:val="single" w:color="000000" w:sz="4"/>
+              <w:right w:val="single" w:color="000000" w:sz="4"/>
+            </w:tcBorders>
+            <w:tcMar>
+              <w:top w:type="dxa" w:w="40"/>
+              <w:left w:type="dxa" w:w="90"/>
+              <w:bottom w:type="dxa" w:w="40"/>
+              <w:right w:type="dxa" w:w="90"/>
+            </w:tcMar>
+            <w:vAlign w:val="center"/>
+          </w:tcPr>
+          <w:p>
+            <w:pPr>
+              <w:spacing w:after="40" w:before="40" w:line="240"/>
+              <w:jc w:val="left"/>
+            </w:pPr>
+            <w:r>
+              <w:rPr>
+                <w:rFonts w:ascii="Times New Roman" w:cs="Times New Roman" w:eastAsia="Times New Roman" w:hAnsi="Times New Roman"/>
+                <w:b/>
+                <w:bCs/>
+                <w:sz w:val="17"/>
+                <w:szCs w:val="17"/>
+              </w:rPr>
+              <w:t xml:space="preserve">P13: </w:t>
+            </w:r>
+            <w:r>
+              <w:rPr>
+                <w:rFonts w:ascii="Times New Roman" w:cs="Times New Roman" w:eastAsia="Times New Roman" w:hAnsi="Times New Roman"/>
+                <w:i/>
+                <w:iCs/>
+                <w:sz w:val="17"/>
+                <w:szCs w:val="17"/>
+              </w:rPr>
+              <w:t xml:space="preserve">“System administration tools (SolarWinds, Active Directory, Nagios, etc.)”</w:t>
+            </w:r>
+          </w:p>
+          <w:p>
+            <w:pPr>
+              <w:spacing w:after="40" w:before="40" w:line="240"/>
+              <w:jc w:val="left"/>
+            </w:pPr>
+            <w:r>
+              <w:rPr>
+                <w:rFonts w:ascii="Times New Roman" w:cs="Times New Roman" w:eastAsia="Times New Roman" w:hAnsi="Times New Roman"/>
+                <w:color w:val="555555"/>
+                <w:sz w:val="16"/>
+                <w:szCs w:val="16"/>
+              </w:rPr>
+              <w:t xml:space="preserve">(Domínguez Domínguez et al., 2023)</w:t>
+            </w:r>
+          </w:p>
+        </w:tc>
+        <w:tc>
+          <w:tcPr>
+            <w:tcW w:type="dxa" w:w="2700"/>
+            <w:tcBorders>
+              <w:top w:val="single" w:color="000000" w:sz="4"/>
+              <w:left w:val="single" w:color="000000" w:sz="4"/>
+              <w:bottom w:val="single" w:color="000000" w:sz="4"/>
+              <w:right w:val="single" w:color="000000" w:sz="4"/>
+            </w:tcBorders>
+            <w:tcMar>
+              <w:top w:type="dxa" w:w="40"/>
+              <w:left w:type="dxa" w:w="90"/>
+              <w:bottom w:type="dxa" w:w="40"/>
+              <w:right w:type="dxa" w:w="90"/>
+            </w:tcMar>
+            <w:vAlign w:val="center"/>
+          </w:tcPr>
+          <w:p>
+            <w:pPr>
+              <w:spacing w:after="40" w:before="40" w:line="240"/>
+              <w:jc w:val="left"/>
+            </w:pPr>
+            <w:r>
+              <w:rPr>
+                <w:rFonts w:ascii="Times New Roman" w:cs="Times New Roman" w:eastAsia="Times New Roman" w:hAnsi="Times New Roman"/>
+                <w:sz w:val="17"/>
+                <w:szCs w:val="17"/>
+              </w:rPr>
+              <w:t xml:space="preserve">The system has tools for checking its status (device status, dashboards and the Security Center).</w:t>
+            </w:r>
+          </w:p>
+          <w:p>
+            <w:pPr>
+              <w:spacing w:after="40" w:before="40" w:line="240"/>
+              <w:jc w:val="left"/>
+            </w:pPr>
+            <w:r>
+              <w:rPr>
+                <w:rFonts w:ascii="Times New Roman" w:cs="Times New Roman" w:eastAsia="Times New Roman" w:hAnsi="Times New Roman"/>
+                <w:i/>
+                <w:iCs/>
+                <w:color w:val="555555"/>
+                <w:sz w:val="16"/>
+                <w:szCs w:val="16"/>
+              </w:rPr>
+              <w:t xml:space="preserve">Availability. Change: Third-party tools replaced with the system’s own tools; grouped under availability.</w:t>
+            </w:r>
+          </w:p>
+        </w:tc>
+        <w:tc>
+          <w:tcPr>
+            <w:tcW w:type="dxa" w:w="1400"/>
+            <w:tcBorders>
+              <w:top w:val="single" w:color="000000" w:sz="4"/>
+              <w:left w:val="single" w:color="000000" w:sz="4"/>
+              <w:bottom w:val="single" w:color="000000" w:sz="4"/>
+              <w:right w:val="single" w:color="000000" w:sz="4"/>
+            </w:tcBorders>
+            <w:tcMar>
+              <w:top w:type="dxa" w:w="40"/>
+              <w:left w:type="dxa" w:w="90"/>
+              <w:bottom w:type="dxa" w:w="40"/>
+              <w:right w:type="dxa" w:w="90"/>
+            </w:tcMar>
+            <w:vAlign w:val="center"/>
+          </w:tcPr>
+          <w:p>
+            <w:pPr>
+              <w:spacing w:after="40" w:before="40" w:line="240"/>
+              <w:jc w:val="left"/>
+            </w:pPr>
+            <w:r>
+              <w:rPr>
+                <w:rFonts w:ascii="Times New Roman" w:cs="Times New Roman" w:eastAsia="Times New Roman" w:hAnsi="Times New Roman"/>
+                <w:sz w:val="17"/>
+                <w:szCs w:val="17"/>
+              </w:rPr>
+              <w:t xml:space="preserve">A.8.16</w:t>
+            </w:r>
+          </w:p>
+        </w:tc>
+        <w:tc>
+          <w:tcPr>
+            <w:tcW w:type="dxa" w:w="1280"/>
+            <w:tcBorders>
+              <w:top w:val="single" w:color="000000" w:sz="4"/>
+              <w:left w:val="single" w:color="000000" w:sz="4"/>
+              <w:bottom w:val="single" w:color="000000" w:sz="4"/>
+              <w:right w:val="single" w:color="000000" w:sz="4"/>
+            </w:tcBorders>
+            <w:tcMar>
+              <w:top w:type="dxa" w:w="40"/>
+              <w:left w:type="dxa" w:w="90"/>
+              <w:bottom w:type="dxa" w:w="40"/>
+              <w:right w:type="dxa" w:w="90"/>
+            </w:tcMar>
+            <w:vAlign w:val="center"/>
+          </w:tcPr>
+          <w:p>
+            <w:pPr>
+              <w:spacing w:after="40" w:before="40" w:line="240"/>
+              <w:jc w:val="left"/>
+            </w:pPr>
+            <w:r>
+              <w:rPr>
+                <w:rFonts w:ascii="Times New Roman" w:cs="Times New Roman" w:eastAsia="Times New Roman" w:hAnsi="Times New Roman"/>
+                <w:sz w:val="17"/>
+                <w:szCs w:val="17"/>
+              </w:rPr>
+              <w:t xml:space="preserve">2.1, 2.3</w:t>
+            </w:r>
+          </w:p>
+        </w:tc>
+      </w:tr>
+      <w:tr>
+        <w:trPr>
+          <w:cantSplit/>
+        </w:trPr>
+        <w:tc>
+          <w:tcPr>
+            <w:tcW w:type="dxa" w:w="560"/>
+            <w:tcBorders>
+              <w:top w:val="single" w:color="000000" w:sz="4"/>
+              <w:left w:val="single" w:color="000000" w:sz="4"/>
+              <w:bottom w:val="single" w:color="000000" w:sz="4"/>
+              <w:right w:val="single" w:color="000000" w:sz="4"/>
+            </w:tcBorders>
+            <w:tcMar>
+              <w:top w:type="dxa" w:w="40"/>
+              <w:left w:type="dxa" w:w="90"/>
+              <w:bottom w:type="dxa" w:w="40"/>
+              <w:right w:type="dxa" w:w="90"/>
+            </w:tcMar>
+            <w:vAlign w:val="center"/>
+          </w:tcPr>
+          <w:p>
+            <w:pPr>
+              <w:spacing w:after="40" w:before="40" w:line="240"/>
+              <w:jc w:val="center"/>
+            </w:pPr>
+            <w:r>
+              <w:rPr>
+                <w:rFonts w:ascii="Times New Roman" w:cs="Times New Roman" w:eastAsia="Times New Roman" w:hAnsi="Times New Roman"/>
+                <w:sz w:val="17"/>
+                <w:szCs w:val="17"/>
+              </w:rPr>
+              <w:t xml:space="preserve">B20</w:t>
             </w:r>
           </w:p>
         </w:tc>
@@ -9553,6 +9941,25 @@
     </w:p>
     <w:p>
       <w:pPr>
+        <w:pStyle w:val="ListParagraph"/>
+        <w:numPr>
+          <w:ilvl w:val="0"/>
+          <w:numId w:val="2"/>
+        </w:numPr>
+        <w:spacing w:after="80" w:before="0" w:line="300"/>
+        <w:jc w:val="both"/>
+      </w:pPr>
+      <w:r>
+        <w:rPr>
+          <w:rFonts w:ascii="Times New Roman" w:cs="Times New Roman" w:eastAsia="Times New Roman" w:hAnsi="Times New Roman"/>
+          <w:sz w:val="24"/>
+          <w:szCs w:val="24"/>
+        </w:rPr>
+        <w:t xml:space="preserve">Items A11 and B7 (personal data protection) are researcher-made and have no prior validation evidence; they rely entirely on the expert review and pilot test of this study.</w:t>
+      </w:r>
+    </w:p>
+    <w:p>
+      <w:pPr>
         <w:spacing w:after="160" w:before="120" w:line="360"/>
         <w:jc w:val="both"/>
       </w:pPr>
@@ -9618,7 +10025,7 @@
           <w:sz w:val="24"/>
           <w:szCs w:val="24"/>
         </w:rPr>
-        <w:t xml:space="preserve">Compute the mean of each subscale: Trust and Security of Fingerprint Verification (A1–A5, teachers only); Confidentiality (A6–A10; B1–B6); Integrity (A11–A15; B7–B14); Availability (A16–A18; B15–B19).</w:t>
+        <w:t xml:space="preserve">Compute the mean of each subscale: Trust and Security of Fingerprint Verification (A1–A5, teachers only); Confidentiality (A6–A11; B1–B7); Integrity (A12–A16; B8–B15); Availability (A17–A19; B16–B20).</w:t>
       </w:r>
     </w:p>
     <w:p>
@@ -14617,7 +15024,7 @@
                 <w:sz w:val="20"/>
                 <w:szCs w:val="20"/>
               </w:rPr>
-              <w:t xml:space="preserve">B1</w:t>
+              <w:t xml:space="preserve">A19</w:t>
             </w:r>
           </w:p>
         </w:tc>
@@ -14815,7 +15222,7 @@
                 <w:sz w:val="20"/>
                 <w:szCs w:val="20"/>
               </w:rPr>
-              <w:t xml:space="preserve">B2</w:t>
+              <w:t xml:space="preserve">B1</w:t>
             </w:r>
           </w:p>
         </w:tc>
@@ -15013,7 +15420,7 @@
                 <w:sz w:val="20"/>
                 <w:szCs w:val="20"/>
               </w:rPr>
-              <w:t xml:space="preserve">B3</w:t>
+              <w:t xml:space="preserve">B2</w:t>
             </w:r>
           </w:p>
         </w:tc>
@@ -15211,7 +15618,7 @@
                 <w:sz w:val="20"/>
                 <w:szCs w:val="20"/>
               </w:rPr>
-              <w:t xml:space="preserve">B4</w:t>
+              <w:t xml:space="preserve">B3</w:t>
             </w:r>
           </w:p>
         </w:tc>
@@ -15409,7 +15816,7 @@
                 <w:sz w:val="20"/>
                 <w:szCs w:val="20"/>
               </w:rPr>
-              <w:t xml:space="preserve">B5</w:t>
+              <w:t xml:space="preserve">B4</w:t>
             </w:r>
           </w:p>
         </w:tc>
@@ -15607,7 +16014,7 @@
                 <w:sz w:val="20"/>
                 <w:szCs w:val="20"/>
               </w:rPr>
-              <w:t xml:space="preserve">B6</w:t>
+              <w:t xml:space="preserve">B5</w:t>
             </w:r>
           </w:p>
         </w:tc>
@@ -15805,7 +16212,7 @@
                 <w:sz w:val="20"/>
                 <w:szCs w:val="20"/>
               </w:rPr>
-              <w:t xml:space="preserve">B7</w:t>
+              <w:t xml:space="preserve">B6</w:t>
             </w:r>
           </w:p>
         </w:tc>
@@ -16003,7 +16410,7 @@
                 <w:sz w:val="20"/>
                 <w:szCs w:val="20"/>
               </w:rPr>
-              <w:t xml:space="preserve">B8</w:t>
+              <w:t xml:space="preserve">B7</w:t>
             </w:r>
           </w:p>
         </w:tc>
@@ -16201,7 +16608,7 @@
                 <w:sz w:val="20"/>
                 <w:szCs w:val="20"/>
               </w:rPr>
-              <w:t xml:space="preserve">B9</w:t>
+              <w:t xml:space="preserve">B8</w:t>
             </w:r>
           </w:p>
         </w:tc>
@@ -16399,7 +16806,7 @@
                 <w:sz w:val="20"/>
                 <w:szCs w:val="20"/>
               </w:rPr>
-              <w:t xml:space="preserve">B10</w:t>
+              <w:t xml:space="preserve">B9</w:t>
             </w:r>
           </w:p>
         </w:tc>
@@ -16597,7 +17004,7 @@
                 <w:sz w:val="20"/>
                 <w:szCs w:val="20"/>
               </w:rPr>
-              <w:t xml:space="preserve">B11</w:t>
+              <w:t xml:space="preserve">B10</w:t>
             </w:r>
           </w:p>
         </w:tc>
@@ -16795,7 +17202,7 @@
                 <w:sz w:val="20"/>
                 <w:szCs w:val="20"/>
               </w:rPr>
-              <w:t xml:space="preserve">B12</w:t>
+              <w:t xml:space="preserve">B11</w:t>
             </w:r>
           </w:p>
         </w:tc>
@@ -16993,7 +17400,7 @@
                 <w:sz w:val="20"/>
                 <w:szCs w:val="20"/>
               </w:rPr>
-              <w:t xml:space="preserve">B13</w:t>
+              <w:t xml:space="preserve">B12</w:t>
             </w:r>
           </w:p>
         </w:tc>
@@ -17191,7 +17598,7 @@
                 <w:sz w:val="20"/>
                 <w:szCs w:val="20"/>
               </w:rPr>
-              <w:t xml:space="preserve">B14</w:t>
+              <w:t xml:space="preserve">B13</w:t>
             </w:r>
           </w:p>
         </w:tc>
@@ -17389,7 +17796,7 @@
                 <w:sz w:val="20"/>
                 <w:szCs w:val="20"/>
               </w:rPr>
-              <w:t xml:space="preserve">B15</w:t>
+              <w:t xml:space="preserve">B14</w:t>
             </w:r>
           </w:p>
         </w:tc>
@@ -17587,7 +17994,7 @@
                 <w:sz w:val="20"/>
                 <w:szCs w:val="20"/>
               </w:rPr>
-              <w:t xml:space="preserve">B16</w:t>
+              <w:t xml:space="preserve">B15</w:t>
             </w:r>
           </w:p>
         </w:tc>
@@ -17785,7 +18192,7 @@
                 <w:sz w:val="20"/>
                 <w:szCs w:val="20"/>
               </w:rPr>
-              <w:t xml:space="preserve">B17</w:t>
+              <w:t xml:space="preserve">B16</w:t>
             </w:r>
           </w:p>
         </w:tc>
@@ -17983,7 +18390,7 @@
                 <w:sz w:val="20"/>
                 <w:szCs w:val="20"/>
               </w:rPr>
-              <w:t xml:space="preserve">B18</w:t>
+              <w:t xml:space="preserve">B17</w:t>
             </w:r>
           </w:p>
         </w:tc>
@@ -18181,7 +18588,403 @@
                 <w:sz w:val="20"/>
                 <w:szCs w:val="20"/>
               </w:rPr>
+              <w:t xml:space="preserve">B18</w:t>
+            </w:r>
+          </w:p>
+        </w:tc>
+        <w:tc>
+          <w:tcPr>
+            <w:tcW w:type="dxa" w:w="520"/>
+            <w:tcBorders>
+              <w:top w:val="single" w:color="000000" w:sz="4"/>
+              <w:left w:val="single" w:color="000000" w:sz="4"/>
+              <w:bottom w:val="single" w:color="000000" w:sz="4"/>
+              <w:right w:val="single" w:color="000000" w:sz="4"/>
+            </w:tcBorders>
+            <w:tcMar>
+              <w:top w:type="dxa" w:w="40"/>
+              <w:left w:type="dxa" w:w="90"/>
+              <w:bottom w:type="dxa" w:w="40"/>
+              <w:right w:type="dxa" w:w="90"/>
+            </w:tcMar>
+            <w:vAlign w:val="center"/>
+          </w:tcPr>
+          <w:p>
+            <w:pPr>
+              <w:spacing w:after="40" w:before="40" w:line="240"/>
+              <w:jc w:val="left"/>
+            </w:pPr>
+            <w:r>
+              <w:rPr>
+                <w:rFonts w:ascii="Times New Roman" w:cs="Times New Roman" w:eastAsia="Times New Roman" w:hAnsi="Times New Roman"/>
+                <w:sz w:val="22"/>
+                <w:szCs w:val="22"/>
+              </w:rPr>
+              <w:t xml:space="preserve"/>
+            </w:r>
+          </w:p>
+        </w:tc>
+        <w:tc>
+          <w:tcPr>
+            <w:tcW w:type="dxa" w:w="520"/>
+            <w:tcBorders>
+              <w:top w:val="single" w:color="000000" w:sz="4"/>
+              <w:left w:val="single" w:color="000000" w:sz="4"/>
+              <w:bottom w:val="single" w:color="000000" w:sz="4"/>
+              <w:right w:val="single" w:color="000000" w:sz="4"/>
+            </w:tcBorders>
+            <w:tcMar>
+              <w:top w:type="dxa" w:w="40"/>
+              <w:left w:type="dxa" w:w="90"/>
+              <w:bottom w:type="dxa" w:w="40"/>
+              <w:right w:type="dxa" w:w="90"/>
+            </w:tcMar>
+            <w:vAlign w:val="center"/>
+          </w:tcPr>
+          <w:p>
+            <w:pPr>
+              <w:spacing w:after="40" w:before="40" w:line="240"/>
+              <w:jc w:val="left"/>
+            </w:pPr>
+            <w:r>
+              <w:rPr>
+                <w:rFonts w:ascii="Times New Roman" w:cs="Times New Roman" w:eastAsia="Times New Roman" w:hAnsi="Times New Roman"/>
+                <w:sz w:val="22"/>
+                <w:szCs w:val="22"/>
+              </w:rPr>
+              <w:t xml:space="preserve"/>
+            </w:r>
+          </w:p>
+        </w:tc>
+        <w:tc>
+          <w:tcPr>
+            <w:tcW w:type="dxa" w:w="520"/>
+            <w:tcBorders>
+              <w:top w:val="single" w:color="000000" w:sz="4"/>
+              <w:left w:val="single" w:color="000000" w:sz="4"/>
+              <w:bottom w:val="single" w:color="000000" w:sz="4"/>
+              <w:right w:val="single" w:color="000000" w:sz="4"/>
+            </w:tcBorders>
+            <w:tcMar>
+              <w:top w:type="dxa" w:w="40"/>
+              <w:left w:type="dxa" w:w="90"/>
+              <w:bottom w:type="dxa" w:w="40"/>
+              <w:right w:type="dxa" w:w="90"/>
+            </w:tcMar>
+            <w:vAlign w:val="center"/>
+          </w:tcPr>
+          <w:p>
+            <w:pPr>
+              <w:spacing w:after="40" w:before="40" w:line="240"/>
+              <w:jc w:val="left"/>
+            </w:pPr>
+            <w:r>
+              <w:rPr>
+                <w:rFonts w:ascii="Times New Roman" w:cs="Times New Roman" w:eastAsia="Times New Roman" w:hAnsi="Times New Roman"/>
+                <w:sz w:val="22"/>
+                <w:szCs w:val="22"/>
+              </w:rPr>
+              <w:t xml:space="preserve"/>
+            </w:r>
+          </w:p>
+        </w:tc>
+        <w:tc>
+          <w:tcPr>
+            <w:tcW w:type="dxa" w:w="520"/>
+            <w:tcBorders>
+              <w:top w:val="single" w:color="000000" w:sz="4"/>
+              <w:left w:val="single" w:color="000000" w:sz="4"/>
+              <w:bottom w:val="single" w:color="000000" w:sz="4"/>
+              <w:right w:val="single" w:color="000000" w:sz="4"/>
+            </w:tcBorders>
+            <w:tcMar>
+              <w:top w:type="dxa" w:w="40"/>
+              <w:left w:type="dxa" w:w="90"/>
+              <w:bottom w:type="dxa" w:w="40"/>
+              <w:right w:type="dxa" w:w="90"/>
+            </w:tcMar>
+            <w:vAlign w:val="center"/>
+          </w:tcPr>
+          <w:p>
+            <w:pPr>
+              <w:spacing w:after="40" w:before="40" w:line="240"/>
+              <w:jc w:val="left"/>
+            </w:pPr>
+            <w:r>
+              <w:rPr>
+                <w:rFonts w:ascii="Times New Roman" w:cs="Times New Roman" w:eastAsia="Times New Roman" w:hAnsi="Times New Roman"/>
+                <w:sz w:val="22"/>
+                <w:szCs w:val="22"/>
+              </w:rPr>
+              <w:t xml:space="preserve"/>
+            </w:r>
+          </w:p>
+        </w:tc>
+        <w:tc>
+          <w:tcPr>
+            <w:tcW w:type="dxa" w:w="5760"/>
+            <w:tcBorders>
+              <w:top w:val="single" w:color="000000" w:sz="4"/>
+              <w:left w:val="single" w:color="000000" w:sz="4"/>
+              <w:bottom w:val="single" w:color="000000" w:sz="4"/>
+              <w:right w:val="single" w:color="000000" w:sz="4"/>
+            </w:tcBorders>
+            <w:tcMar>
+              <w:top w:type="dxa" w:w="40"/>
+              <w:left w:type="dxa" w:w="90"/>
+              <w:bottom w:type="dxa" w:w="40"/>
+              <w:right w:type="dxa" w:w="90"/>
+            </w:tcMar>
+            <w:vAlign w:val="center"/>
+          </w:tcPr>
+          <w:p>
+            <w:pPr>
+              <w:spacing w:after="40" w:before="40" w:line="240"/>
+              <w:jc w:val="left"/>
+            </w:pPr>
+            <w:r>
+              <w:rPr>
+                <w:rFonts w:ascii="Times New Roman" w:cs="Times New Roman" w:eastAsia="Times New Roman" w:hAnsi="Times New Roman"/>
+                <w:sz w:val="22"/>
+                <w:szCs w:val="22"/>
+              </w:rPr>
+              <w:t xml:space="preserve"/>
+            </w:r>
+          </w:p>
+        </w:tc>
+      </w:tr>
+      <w:tr>
+        <w:trPr>
+          <w:cantSplit/>
+          <w:trHeight w:val="340" w:hRule="atLeast"/>
+        </w:trPr>
+        <w:tc>
+          <w:tcPr>
+            <w:tcW w:type="dxa" w:w="800"/>
+            <w:tcBorders>
+              <w:top w:val="single" w:color="000000" w:sz="4"/>
+              <w:left w:val="single" w:color="000000" w:sz="4"/>
+              <w:bottom w:val="single" w:color="000000" w:sz="4"/>
+              <w:right w:val="single" w:color="000000" w:sz="4"/>
+            </w:tcBorders>
+            <w:tcMar>
+              <w:top w:type="dxa" w:w="40"/>
+              <w:left w:type="dxa" w:w="90"/>
+              <w:bottom w:type="dxa" w:w="40"/>
+              <w:right w:type="dxa" w:w="90"/>
+            </w:tcMar>
+            <w:vAlign w:val="center"/>
+          </w:tcPr>
+          <w:p>
+            <w:pPr>
+              <w:spacing w:after="40" w:before="40" w:line="240"/>
+              <w:jc w:val="center"/>
+            </w:pPr>
+            <w:r>
+              <w:rPr>
+                <w:rFonts w:ascii="Times New Roman" w:cs="Times New Roman" w:eastAsia="Times New Roman" w:hAnsi="Times New Roman"/>
+                <w:sz w:val="20"/>
+                <w:szCs w:val="20"/>
+              </w:rPr>
               <w:t xml:space="preserve">B19</w:t>
+            </w:r>
+          </w:p>
+        </w:tc>
+        <w:tc>
+          <w:tcPr>
+            <w:tcW w:type="dxa" w:w="520"/>
+            <w:tcBorders>
+              <w:top w:val="single" w:color="000000" w:sz="4"/>
+              <w:left w:val="single" w:color="000000" w:sz="4"/>
+              <w:bottom w:val="single" w:color="000000" w:sz="4"/>
+              <w:right w:val="single" w:color="000000" w:sz="4"/>
+            </w:tcBorders>
+            <w:tcMar>
+              <w:top w:type="dxa" w:w="40"/>
+              <w:left w:type="dxa" w:w="90"/>
+              <w:bottom w:type="dxa" w:w="40"/>
+              <w:right w:type="dxa" w:w="90"/>
+            </w:tcMar>
+            <w:vAlign w:val="center"/>
+          </w:tcPr>
+          <w:p>
+            <w:pPr>
+              <w:spacing w:after="40" w:before="40" w:line="240"/>
+              <w:jc w:val="left"/>
+            </w:pPr>
+            <w:r>
+              <w:rPr>
+                <w:rFonts w:ascii="Times New Roman" w:cs="Times New Roman" w:eastAsia="Times New Roman" w:hAnsi="Times New Roman"/>
+                <w:sz w:val="22"/>
+                <w:szCs w:val="22"/>
+              </w:rPr>
+              <w:t xml:space="preserve"/>
+            </w:r>
+          </w:p>
+        </w:tc>
+        <w:tc>
+          <w:tcPr>
+            <w:tcW w:type="dxa" w:w="520"/>
+            <w:tcBorders>
+              <w:top w:val="single" w:color="000000" w:sz="4"/>
+              <w:left w:val="single" w:color="000000" w:sz="4"/>
+              <w:bottom w:val="single" w:color="000000" w:sz="4"/>
+              <w:right w:val="single" w:color="000000" w:sz="4"/>
+            </w:tcBorders>
+            <w:tcMar>
+              <w:top w:type="dxa" w:w="40"/>
+              <w:left w:type="dxa" w:w="90"/>
+              <w:bottom w:type="dxa" w:w="40"/>
+              <w:right w:type="dxa" w:w="90"/>
+            </w:tcMar>
+            <w:vAlign w:val="center"/>
+          </w:tcPr>
+          <w:p>
+            <w:pPr>
+              <w:spacing w:after="40" w:before="40" w:line="240"/>
+              <w:jc w:val="left"/>
+            </w:pPr>
+            <w:r>
+              <w:rPr>
+                <w:rFonts w:ascii="Times New Roman" w:cs="Times New Roman" w:eastAsia="Times New Roman" w:hAnsi="Times New Roman"/>
+                <w:sz w:val="22"/>
+                <w:szCs w:val="22"/>
+              </w:rPr>
+              <w:t xml:space="preserve"/>
+            </w:r>
+          </w:p>
+        </w:tc>
+        <w:tc>
+          <w:tcPr>
+            <w:tcW w:type="dxa" w:w="520"/>
+            <w:tcBorders>
+              <w:top w:val="single" w:color="000000" w:sz="4"/>
+              <w:left w:val="single" w:color="000000" w:sz="4"/>
+              <w:bottom w:val="single" w:color="000000" w:sz="4"/>
+              <w:right w:val="single" w:color="000000" w:sz="4"/>
+            </w:tcBorders>
+            <w:tcMar>
+              <w:top w:type="dxa" w:w="40"/>
+              <w:left w:type="dxa" w:w="90"/>
+              <w:bottom w:type="dxa" w:w="40"/>
+              <w:right w:type="dxa" w:w="90"/>
+            </w:tcMar>
+            <w:vAlign w:val="center"/>
+          </w:tcPr>
+          <w:p>
+            <w:pPr>
+              <w:spacing w:after="40" w:before="40" w:line="240"/>
+              <w:jc w:val="left"/>
+            </w:pPr>
+            <w:r>
+              <w:rPr>
+                <w:rFonts w:ascii="Times New Roman" w:cs="Times New Roman" w:eastAsia="Times New Roman" w:hAnsi="Times New Roman"/>
+                <w:sz w:val="22"/>
+                <w:szCs w:val="22"/>
+              </w:rPr>
+              <w:t xml:space="preserve"/>
+            </w:r>
+          </w:p>
+        </w:tc>
+        <w:tc>
+          <w:tcPr>
+            <w:tcW w:type="dxa" w:w="520"/>
+            <w:tcBorders>
+              <w:top w:val="single" w:color="000000" w:sz="4"/>
+              <w:left w:val="single" w:color="000000" w:sz="4"/>
+              <w:bottom w:val="single" w:color="000000" w:sz="4"/>
+              <w:right w:val="single" w:color="000000" w:sz="4"/>
+            </w:tcBorders>
+            <w:tcMar>
+              <w:top w:type="dxa" w:w="40"/>
+              <w:left w:type="dxa" w:w="90"/>
+              <w:bottom w:type="dxa" w:w="40"/>
+              <w:right w:type="dxa" w:w="90"/>
+            </w:tcMar>
+            <w:vAlign w:val="center"/>
+          </w:tcPr>
+          <w:p>
+            <w:pPr>
+              <w:spacing w:after="40" w:before="40" w:line="240"/>
+              <w:jc w:val="left"/>
+            </w:pPr>
+            <w:r>
+              <w:rPr>
+                <w:rFonts w:ascii="Times New Roman" w:cs="Times New Roman" w:eastAsia="Times New Roman" w:hAnsi="Times New Roman"/>
+                <w:sz w:val="22"/>
+                <w:szCs w:val="22"/>
+              </w:rPr>
+              <w:t xml:space="preserve"/>
+            </w:r>
+          </w:p>
+        </w:tc>
+        <w:tc>
+          <w:tcPr>
+            <w:tcW w:type="dxa" w:w="5760"/>
+            <w:tcBorders>
+              <w:top w:val="single" w:color="000000" w:sz="4"/>
+              <w:left w:val="single" w:color="000000" w:sz="4"/>
+              <w:bottom w:val="single" w:color="000000" w:sz="4"/>
+              <w:right w:val="single" w:color="000000" w:sz="4"/>
+            </w:tcBorders>
+            <w:tcMar>
+              <w:top w:type="dxa" w:w="40"/>
+              <w:left w:type="dxa" w:w="90"/>
+              <w:bottom w:type="dxa" w:w="40"/>
+              <w:right w:type="dxa" w:w="90"/>
+            </w:tcMar>
+            <w:vAlign w:val="center"/>
+          </w:tcPr>
+          <w:p>
+            <w:pPr>
+              <w:spacing w:after="40" w:before="40" w:line="240"/>
+              <w:jc w:val="left"/>
+            </w:pPr>
+            <w:r>
+              <w:rPr>
+                <w:rFonts w:ascii="Times New Roman" w:cs="Times New Roman" w:eastAsia="Times New Roman" w:hAnsi="Times New Roman"/>
+                <w:sz w:val="22"/>
+                <w:szCs w:val="22"/>
+              </w:rPr>
+              <w:t xml:space="preserve"/>
+            </w:r>
+          </w:p>
+        </w:tc>
+      </w:tr>
+      <w:tr>
+        <w:trPr>
+          <w:cantSplit/>
+          <w:trHeight w:val="340" w:hRule="atLeast"/>
+        </w:trPr>
+        <w:tc>
+          <w:tcPr>
+            <w:tcW w:type="dxa" w:w="800"/>
+            <w:tcBorders>
+              <w:top w:val="single" w:color="000000" w:sz="4"/>
+              <w:left w:val="single" w:color="000000" w:sz="4"/>
+              <w:bottom w:val="single" w:color="000000" w:sz="4"/>
+              <w:right w:val="single" w:color="000000" w:sz="4"/>
+            </w:tcBorders>
+            <w:tcMar>
+              <w:top w:type="dxa" w:w="40"/>
+              <w:left w:type="dxa" w:w="90"/>
+              <w:bottom w:type="dxa" w:w="40"/>
+              <w:right w:type="dxa" w:w="90"/>
+            </w:tcMar>
+            <w:vAlign w:val="center"/>
+          </w:tcPr>
+          <w:p>
+            <w:pPr>
+              <w:spacing w:after="40" w:before="40" w:line="240"/>
+              <w:jc w:val="center"/>
+            </w:pPr>
+            <w:r>
+              <w:rPr>
+                <w:rFonts w:ascii="Times New Roman" w:cs="Times New Roman" w:eastAsia="Times New Roman" w:hAnsi="Times New Roman"/>
+                <w:sz w:val="20"/>
+                <w:szCs w:val="20"/>
+              </w:rPr>
+              <w:t xml:space="preserve">B20</w:t>
             </w:r>
           </w:p>
         </w:tc>

--- a/docs/manuscript/LSIAMS_Security_Questionnaire_ISO27001.docx
+++ b/docs/manuscript/LSIAMS_Security_Questionnaire_ISO27001.docx
@@ -61,7 +61,7 @@
           <w:sz w:val="24"/>
           <w:szCs w:val="24"/>
         </w:rPr>
-        <w:t xml:space="preserve">The security evaluation questionnaire has two forms, given to respondents as separate documents: Form A for the teachers and the school administrator (19 items) and Form B for the IT administrator (20 items). Thirty-five items are adapted from validated instruments; two items on personal data protection (A11 and B7) are researcher-made, because none of the source instruments covers it. This guide documents where each item comes from, how it was adapted and simplified, how the forms are scored, and how the adapted items are validated. In the tables below, A1–A19 refer to Form A items 1–19, and B1–B20 to Form B items 1–20.</w:t>
+        <w:t xml:space="preserve">The security evaluation questionnaire has two forms, given to respondents as separate documents: Form A for the teachers and the school administrator (20 items) and Form B for the IT administrator (19 items). All 39 items are adapted from three published, validated instruments; none are researcher-made. Each item keeps the sentence and meaning of its source and changes only the context to L-SIAMS. Each is grouped under confidentiality, integrity or availability and aligned with an ISO/IEC 27001:2022 Annex A control. This guide documents where each item comes from, how it was adapted, how the forms are scored, and how the adapted items are validated. In the tables below, A1–A20 refer to Form A items 1–20, and B1–B19 to Form B items 1–19.</w:t>
       </w:r>
     </w:p>
     <w:p>
@@ -558,7 +558,7 @@
                 <w:sz w:val="18"/>
                 <w:szCs w:val="18"/>
               </w:rPr>
-              <w:t xml:space="preserve">CIA Triad Practices (C1–C5, I6–I10, A12–A15) → A6–A10, A12–A19, B17; Technology (TECH1, TECH2, TECH4) → B1, B9, B16</w:t>
+              <w:t xml:space="preserve">CIA Triad Practices (all 15 items: C1–C5, I6–I10, A11–A15) → Form A, Parts B–D (A6–A20); Technology (TECH1–TECH4) → B1, B6, B7, B19</w:t>
             </w:r>
           </w:p>
         </w:tc>
@@ -723,7 +723,7 @@
                 <w:sz w:val="18"/>
                 <w:szCs w:val="18"/>
               </w:rPr>
-              <w:t xml:space="preserve">Privacy (P10–P14), Integrity (I15–I19), Authenticity (A21–A24), Policies (PR7) → B2–B6, B8, B10–B15, B18–B20</w:t>
+              <w:t xml:space="preserve">Privacy (P10–P14), Integrity (I15–I19), Authenticity (A21–A24), Policies (PR7) → B2–B5, B8–B18</w:t>
             </w:r>
           </w:p>
         </w:tc>
@@ -853,7 +853,7 @@
           <w:sz w:val="24"/>
           <w:szCs w:val="24"/>
         </w:rPr>
-        <w:t xml:space="preserve">Table B shows, for every item, the original wording in its source, the adapted wording used in this study, and the ISO/IEC 27001:2022 Annex A control and study objective it addresses. Adaptation consisted of four kinds of change: (a) the context was changed to L-SIAMS; (b) items that described a person’s own security practice were reframed as statements about the protection the system provides; (c) all items use the agreement scale of Table 3 of the manuscript; and (d) the wording was simplified so that respondents without a technical background can answer easily.</w:t>
+        <w:t xml:space="preserve">Table B shows, for every item, the original wording in its source, the adapted wording used in this study, and the ISO/IEC 27001:2022 Annex A control and study objective it addresses. Every item is a close adaptation: the sentence of the source is kept, and only its context is changed. The changes are of three kinds: (a) general terms are replaced with their L-SIAMS counterparts (for example, “the university” becomes “L-SIAMS”, “face recognition” becomes “fingerprint verification”); (b) the IM-ISMS items, which are written as short control phrases, are written as full statements, following the rewording the authors themselves used (for example, “There is a correct management, protection and life cycle of access keys”); and (c) where a source item gives examples, they are replaced with examples from L-SIAMS. All items are answered on the agreement scale in Table 3 of the manuscript. The CIA grouping of Form A follows the source exactly: Phakaedam et al. assigned items C1–C5 to confidentiality, I6–I10 to integrity and A11–A15 to availability. For Form B, each IM-ISMS and Technology item is placed under the CIA pillar its control protects.</w:t>
       </w:r>
     </w:p>
     <w:p>
@@ -1254,7 +1254,7 @@
                 <w:sz w:val="17"/>
                 <w:szCs w:val="17"/>
               </w:rPr>
-              <w:t xml:space="preserve">Scanning my fingerprint on the terminal does not feel uncomfortable or intrusive.</w:t>
+              <w:t xml:space="preserve">Verifying my identity with the fingerprint scanner is not physically invasive.</w:t>
             </w:r>
           </w:p>
           <w:p>
@@ -1271,7 +1271,7 @@
                 <w:sz w:val="16"/>
                 <w:szCs w:val="16"/>
               </w:rPr>
-              <w:t xml:space="preserve">Trust &amp; Security. Change: Reworded positively; general biometric recognition changed to the fingerprint scanner.</w:t>
+              <w:t xml:space="preserve">Trust &amp; Security. Change: Biometric recognition specified as the fingerprint scanner; worded positively.</w:t>
             </w:r>
           </w:p>
         </w:tc>
@@ -1303,7 +1303,7 @@
                 <w:sz w:val="17"/>
                 <w:szCs w:val="17"/>
               </w:rPr>
-              <w:t xml:space="preserve">A.8.5</w:t>
+              <w:t xml:space="preserve">A.8.5; A.5.34</w:t>
             </w:r>
           </w:p>
         </w:tc>
@@ -1463,7 +1463,7 @@
                 <w:sz w:val="17"/>
                 <w:szCs w:val="17"/>
               </w:rPr>
-              <w:t xml:space="preserve">I trust the fingerprint scanner that is used to start my class session.</w:t>
+              <w:t xml:space="preserve">I trust the fingerprint verification of L-SIAMS.</w:t>
             </w:r>
           </w:p>
           <w:p>
@@ -1480,7 +1480,7 @@
                 <w:sz w:val="16"/>
                 <w:szCs w:val="16"/>
               </w:rPr>
-              <w:t xml:space="preserve">Trust &amp; Security. Change: Face recognition changed to fingerprint verification for opening a session.</w:t>
+              <w:t xml:space="preserve">Trust &amp; Security. Change: Face recognition changed to the fingerprint verification of L-SIAMS.</w:t>
             </w:r>
           </w:p>
         </w:tc>
@@ -1672,7 +1672,7 @@
                 <w:sz w:val="17"/>
                 <w:szCs w:val="17"/>
               </w:rPr>
-              <w:t xml:space="preserve">The fingerprint scanner is a reliable way to check who the teacher is.</w:t>
+              <w:t xml:space="preserve">Teacher identification using fingerprint verification is reliable.</w:t>
             </w:r>
           </w:p>
           <w:p>
@@ -1689,7 +1689,7 @@
                 <w:sz w:val="16"/>
                 <w:szCs w:val="16"/>
               </w:rPr>
-              <w:t xml:space="preserve">Trust &amp; Security. Change: Student changed to teacher; biometric recognition specified as fingerprint.</w:t>
+              <w:t xml:space="preserve">Trust &amp; Security. Change: Student changed to teacher; biometric recognition specified as fingerprint verification.</w:t>
             </w:r>
           </w:p>
         </w:tc>
@@ -1881,7 +1881,7 @@
                 <w:sz w:val="17"/>
                 <w:szCs w:val="17"/>
               </w:rPr>
-              <w:t xml:space="preserve">The terminal recognizes my fingerprint correctly.</w:t>
+              <w:t xml:space="preserve">The system can identify me correctly.</w:t>
             </w:r>
           </w:p>
           <w:p>
@@ -1898,7 +1898,7 @@
                 <w:sz w:val="16"/>
                 <w:szCs w:val="16"/>
               </w:rPr>
-              <w:t xml:space="preserve">Trust &amp; Security. Change: System specified as the classroom terminal.</w:t>
+              <w:t xml:space="preserve">Trust &amp; Security. Change: Used as written.</w:t>
             </w:r>
           </w:p>
         </w:tc>
@@ -2090,7 +2090,7 @@
                 <w:sz w:val="17"/>
                 <w:szCs w:val="17"/>
               </w:rPr>
-              <w:t xml:space="preserve">The fingerprint scanner is accurate.</w:t>
+              <w:t xml:space="preserve">The fingerprint scanner has high recognition accuracy.</w:t>
             </w:r>
           </w:p>
           <w:p>
@@ -2107,7 +2107,7 @@
                 <w:sz w:val="16"/>
                 <w:szCs w:val="16"/>
               </w:rPr>
-              <w:t xml:space="preserve">Trust &amp; Security. Change: System specified as the fingerprint scanner.</w:t>
+              <w:t xml:space="preserve">Trust &amp; Security. Change: The system specified as the fingerprint scanner.</w:t>
             </w:r>
           </w:p>
         </w:tc>
@@ -2299,7 +2299,7 @@
                 <w:sz w:val="17"/>
                 <w:szCs w:val="17"/>
               </w:rPr>
-              <w:t xml:space="preserve">The system requires me to use a strong password.</w:t>
+              <w:t xml:space="preserve">I use a complex and unique password for my L-SIAMS account.</w:t>
             </w:r>
           </w:p>
           <w:p>
@@ -2316,7 +2316,7 @@
                 <w:sz w:val="16"/>
                 <w:szCs w:val="16"/>
               </w:rPr>
-              <w:t xml:space="preserve">Confidentiality. Change: Personal practice reframed as a system requirement.</w:t>
+              <w:t xml:space="preserve">Confidentiality. Change: Important accounts specified as the L-SIAMS account.</w:t>
             </w:r>
           </w:p>
         </w:tc>
@@ -2508,7 +2508,7 @@
                 <w:sz w:val="17"/>
                 <w:szCs w:val="17"/>
               </w:rPr>
-              <w:t xml:space="preserve">The system sends attendance and account information securely (encrypted).</w:t>
+              <w:t xml:space="preserve">I avoid sending attendance and student information through unsecured channels.</w:t>
             </w:r>
           </w:p>
           <w:p>
@@ -2525,7 +2525,7 @@
                 <w:sz w:val="16"/>
                 <w:szCs w:val="16"/>
               </w:rPr>
-              <w:t xml:space="preserve">Confidentiality. Change: Personal practice reframed as a system safeguard.</w:t>
+              <w:t xml:space="preserve">Confidentiality. Change: Sensitive information specified as attendance and student information.</w:t>
             </w:r>
           </w:p>
         </w:tc>
@@ -2557,7 +2557,7 @@
                 <w:sz w:val="17"/>
                 <w:szCs w:val="17"/>
               </w:rPr>
-              <w:t xml:space="preserve">A.8.24</w:t>
+              <w:t xml:space="preserve">A.5.14; A.5.34</w:t>
             </w:r>
           </w:p>
         </w:tc>
@@ -2717,7 +2717,7 @@
                 <w:sz w:val="17"/>
                 <w:szCs w:val="17"/>
               </w:rPr>
-              <w:t xml:space="preserve">No one else, not even the administrator, can see my password.</w:t>
+              <w:t xml:space="preserve">I do not share my L-SIAMS password with others.</w:t>
             </w:r>
           </w:p>
           <w:p>
@@ -2734,7 +2734,7 @@
                 <w:sz w:val="16"/>
                 <w:szCs w:val="16"/>
               </w:rPr>
-              <w:t xml:space="preserve">Confidentiality. Change: Personal practice reframed as a system safeguard.</w:t>
+              <w:t xml:space="preserve">Confidentiality. Change: Personal passwords specified as the L-SIAMS password.</w:t>
             </w:r>
           </w:p>
         </w:tc>
@@ -2798,7 +2798,7 @@
                 <w:sz w:val="17"/>
                 <w:szCs w:val="17"/>
               </w:rPr>
-              <w:t xml:space="preserve">3.5</w:t>
+              <w:t xml:space="preserve">3.2</w:t>
             </w:r>
           </w:p>
         </w:tc>
@@ -2926,7 +2926,7 @@
                 <w:sz w:val="17"/>
                 <w:szCs w:val="17"/>
               </w:rPr>
-              <w:t xml:space="preserve">A class session can start only after my fingerprint (or my own password) is checked.</w:t>
+              <w:t xml:space="preserve">I use the additional verification step (fingerprint) when L-SIAMS requires it.</w:t>
             </w:r>
           </w:p>
           <w:p>
@@ -2943,7 +2943,7 @@
                 <w:sz w:val="16"/>
                 <w:szCs w:val="16"/>
               </w:rPr>
-              <w:t xml:space="preserve">Confidentiality. Change: Multi-factor authentication specified as the session verification step.</w:t>
+              <w:t xml:space="preserve">Confidentiality. Change: Multi-factor authentication specified as the fingerprint step of L-SIAMS.</w:t>
             </w:r>
           </w:p>
         </w:tc>
@@ -3135,7 +3135,7 @@
                 <w:sz w:val="17"/>
                 <w:szCs w:val="17"/>
               </w:rPr>
-              <w:t xml:space="preserve">The system can be used only inside the school network.</w:t>
+              <w:t xml:space="preserve">I avoid using public Wi-Fi when handling attendance information.</w:t>
             </w:r>
           </w:p>
           <w:p>
@@ -3152,7 +3152,7 @@
                 <w:sz w:val="16"/>
                 <w:szCs w:val="16"/>
               </w:rPr>
-              <w:t xml:space="preserve">Confidentiality. Change: Personal practice reframed as a network restriction.</w:t>
+              <w:t xml:space="preserve">Confidentiality. Change: Sensitive information specified as attendance information.</w:t>
             </w:r>
           </w:p>
         </w:tc>
@@ -3216,7 +3216,7 @@
                 <w:sz w:val="17"/>
                 <w:szCs w:val="17"/>
               </w:rPr>
-              <w:t xml:space="preserve">3.3, 3.6</w:t>
+              <w:t xml:space="preserve">3.3</w:t>
             </w:r>
           </w:p>
         </w:tc>
@@ -3287,7 +3287,7 @@
                 <w:sz w:val="17"/>
                 <w:szCs w:val="17"/>
               </w:rPr>
-              <w:t xml:space="preserve">Researcher-made item. </w:t>
+              <w:t xml:space="preserve">I6: </w:t>
             </w:r>
             <w:r>
               <w:rPr>
@@ -3297,7 +3297,22 @@
                 <w:sz w:val="17"/>
                 <w:szCs w:val="17"/>
               </w:rPr>
-              <w:t xml:space="preserve">No source instrument has an item on personal data protection; added to cover ISO/IEC 27001:2022 A.5.34 and the Data Privacy Act commitments in Section 3.9.</w:t>
+              <w:t xml:space="preserve">“I verify the accuracy of downloaded files before use.”</w:t>
+            </w:r>
+          </w:p>
+          <w:p>
+            <w:pPr>
+              <w:spacing w:after="40" w:before="40" w:line="240"/>
+              <w:jc w:val="left"/>
+            </w:pPr>
+            <w:r>
+              <w:rPr>
+                <w:rFonts w:ascii="Times New Roman" w:cs="Times New Roman" w:eastAsia="Times New Roman" w:hAnsi="Times New Roman"/>
+                <w:color w:val="555555"/>
+                <w:sz w:val="16"/>
+                <w:szCs w:val="16"/>
+              </w:rPr>
+              <w:t xml:space="preserve">(Phakaedam et al., 2026)</w:t>
             </w:r>
           </w:p>
         </w:tc>
@@ -3329,7 +3344,7 @@
                 <w:sz w:val="17"/>
                 <w:szCs w:val="17"/>
               </w:rPr>
-              <w:t xml:space="preserve">Personal information of students and teachers, including fingerprint data, is protected and shown only to authorized users.</w:t>
+              <w:t xml:space="preserve">I verify the accuracy of attendance reports downloaded from L-SIAMS before use.</w:t>
             </w:r>
           </w:p>
           <w:p>
@@ -3346,7 +3361,7 @@
                 <w:sz w:val="16"/>
                 <w:szCs w:val="16"/>
               </w:rPr>
-              <w:t xml:space="preserve">Confidentiality. Change: Researcher-made item.</w:t>
+              <w:t xml:space="preserve">Integrity. Change: Downloaded files specified as attendance reports from L-SIAMS.</w:t>
             </w:r>
           </w:p>
         </w:tc>
@@ -3378,7 +3393,7 @@
                 <w:sz w:val="17"/>
                 <w:szCs w:val="17"/>
               </w:rPr>
-              <w:t xml:space="preserve">A.5.34</w:t>
+              <w:t xml:space="preserve">A.5.33</w:t>
             </w:r>
           </w:p>
         </w:tc>
@@ -3410,7 +3425,7 @@
                 <w:sz w:val="17"/>
                 <w:szCs w:val="17"/>
               </w:rPr>
-              <w:t xml:space="preserve">3.5</w:t>
+              <w:t xml:space="preserve">2.3, 4.2</w:t>
             </w:r>
           </w:p>
         </w:tc>
@@ -3481,7 +3496,7 @@
                 <w:sz w:val="17"/>
                 <w:szCs w:val="17"/>
               </w:rPr>
-              <w:t xml:space="preserve">I6: </w:t>
+              <w:t xml:space="preserve">I7: </w:t>
             </w:r>
             <w:r>
               <w:rPr>
@@ -3491,7 +3506,7 @@
                 <w:sz w:val="17"/>
                 <w:szCs w:val="17"/>
               </w:rPr>
-              <w:t xml:space="preserve">“I verify the accuracy of downloaded files before use.”</w:t>
+              <w:t xml:space="preserve">“I verify the credibility of electronic information sources.”</w:t>
             </w:r>
           </w:p>
           <w:p>
@@ -3538,7 +3553,7 @@
                 <w:sz w:val="17"/>
                 <w:szCs w:val="17"/>
               </w:rPr>
-              <w:t xml:space="preserve">The attendance reports from the system are correct.</w:t>
+              <w:t xml:space="preserve">I verify that the attendance information I use comes from L-SIAMS.</w:t>
             </w:r>
           </w:p>
           <w:p>
@@ -3555,7 +3570,7 @@
                 <w:sz w:val="16"/>
                 <w:szCs w:val="16"/>
               </w:rPr>
-              <w:t xml:space="preserve">Integrity. Change: Verification by the user reframed as accuracy of system output.</w:t>
+              <w:t xml:space="preserve">Integrity. Change: Electronic information source specified as L-SIAMS.</w:t>
             </w:r>
           </w:p>
         </w:tc>
@@ -3587,7 +3602,7 @@
                 <w:sz w:val="17"/>
                 <w:szCs w:val="17"/>
               </w:rPr>
-              <w:t xml:space="preserve">A.5.33</w:t>
+              <w:t xml:space="preserve">A.5.14</w:t>
             </w:r>
           </w:p>
         </w:tc>
@@ -3619,7 +3634,7 @@
                 <w:sz w:val="17"/>
                 <w:szCs w:val="17"/>
               </w:rPr>
-              <w:t xml:space="preserve">2.3, 4.2</w:t>
+              <w:t xml:space="preserve">2.2</w:t>
             </w:r>
           </w:p>
         </w:tc>
@@ -3690,7 +3705,7 @@
                 <w:sz w:val="17"/>
                 <w:szCs w:val="17"/>
               </w:rPr>
-              <w:t xml:space="preserve">I7: </w:t>
+              <w:t xml:space="preserve">I8: </w:t>
             </w:r>
             <w:r>
               <w:rPr>
@@ -3700,7 +3715,7 @@
                 <w:sz w:val="17"/>
                 <w:szCs w:val="17"/>
               </w:rPr>
-              <w:t xml:space="preserve">“I verify the credibility of electronic information sources.”</w:t>
+              <w:t xml:space="preserve">“I avoid installing software from unofficial sources.”</w:t>
             </w:r>
           </w:p>
           <w:p>
@@ -3747,7 +3762,7 @@
                 <w:sz w:val="17"/>
                 <w:szCs w:val="17"/>
               </w:rPr>
-              <w:t xml:space="preserve">The system accepts attendance only from registered classroom terminals.</w:t>
+              <w:t xml:space="preserve">I avoid installing software from unofficial sources on the computer I use for L-SIAMS.</w:t>
             </w:r>
           </w:p>
           <w:p>
@@ -3764,7 +3779,7 @@
                 <w:sz w:val="16"/>
                 <w:szCs w:val="16"/>
               </w:rPr>
-              <w:t xml:space="preserve">Integrity. Change: Source credibility applied to the classroom terminals.</w:t>
+              <w:t xml:space="preserve">Integrity. Change: Applied to the computer used for L-SIAMS.</w:t>
             </w:r>
           </w:p>
         </w:tc>
@@ -3796,7 +3811,7 @@
                 <w:sz w:val="17"/>
                 <w:szCs w:val="17"/>
               </w:rPr>
-              <w:t xml:space="preserve">A.8.26</w:t>
+              <w:t xml:space="preserve">A.8.19</w:t>
             </w:r>
           </w:p>
         </w:tc>
@@ -3828,7 +3843,7 @@
                 <w:sz w:val="17"/>
                 <w:szCs w:val="17"/>
               </w:rPr>
-              <w:t xml:space="preserve">3.6</w:t>
+              <w:t xml:space="preserve">3.5</w:t>
             </w:r>
           </w:p>
         </w:tc>
@@ -3899,7 +3914,7 @@
                 <w:sz w:val="17"/>
                 <w:szCs w:val="17"/>
               </w:rPr>
-              <w:t xml:space="preserve">I8: </w:t>
+              <w:t xml:space="preserve">I9: </w:t>
             </w:r>
             <w:r>
               <w:rPr>
@@ -3909,7 +3924,7 @@
                 <w:sz w:val="17"/>
                 <w:szCs w:val="17"/>
               </w:rPr>
-              <w:t xml:space="preserve">“I avoid installing software from unofficial sources.”</w:t>
+              <w:t xml:space="preserve">“I refrain from unauthorized modification or deletion of data.”</w:t>
             </w:r>
           </w:p>
           <w:p>
@@ -3956,7 +3971,7 @@
                 <w:sz w:val="17"/>
                 <w:szCs w:val="17"/>
               </w:rPr>
-              <w:t xml:space="preserve">Only authorized administrators can change the system settings.</w:t>
+              <w:t xml:space="preserve">I refrain from unauthorized modification or deletion of attendance records.</w:t>
             </w:r>
           </w:p>
           <w:p>
@@ -3973,7 +3988,7 @@
                 <w:sz w:val="16"/>
                 <w:szCs w:val="16"/>
               </w:rPr>
-              <w:t xml:space="preserve">Integrity. Change: Unofficial software changed to unauthorized configuration changes.</w:t>
+              <w:t xml:space="preserve">Integrity. Change: Data specified as attendance records.</w:t>
             </w:r>
           </w:p>
         </w:tc>
@@ -4005,7 +4020,7 @@
                 <w:sz w:val="17"/>
                 <w:szCs w:val="17"/>
               </w:rPr>
-              <w:t xml:space="preserve">A.8.9</w:t>
+              <w:t xml:space="preserve">A.5.10; A.8.3</w:t>
             </w:r>
           </w:p>
         </w:tc>
@@ -4037,7 +4052,7 @@
                 <w:sz w:val="17"/>
                 <w:szCs w:val="17"/>
               </w:rPr>
-              <w:t xml:space="preserve">3.2</w:t>
+              <w:t xml:space="preserve">3.2, 3.5</w:t>
             </w:r>
           </w:p>
         </w:tc>
@@ -4108,7 +4123,7 @@
                 <w:sz w:val="17"/>
                 <w:szCs w:val="17"/>
               </w:rPr>
-              <w:t xml:space="preserve">I9: </w:t>
+              <w:t xml:space="preserve">I10: </w:t>
             </w:r>
             <w:r>
               <w:rPr>
@@ -4118,7 +4133,7 @@
                 <w:sz w:val="17"/>
                 <w:szCs w:val="17"/>
               </w:rPr>
-              <w:t xml:space="preserve">“I refrain from unauthorized modification or deletion of data.”</w:t>
+              <w:t xml:space="preserve">“I maintain records of file or data changes for transparency.”</w:t>
             </w:r>
           </w:p>
           <w:p>
@@ -4165,7 +4180,7 @@
                 <w:sz w:val="17"/>
                 <w:szCs w:val="17"/>
               </w:rPr>
-              <w:t xml:space="preserve">Attendance records cannot be changed or deleted without permission.</w:t>
+              <w:t xml:space="preserve">I make sure that changes to attendance records are recorded for transparency.</w:t>
             </w:r>
           </w:p>
           <w:p>
@@ -4182,7 +4197,7 @@
                 <w:sz w:val="16"/>
                 <w:szCs w:val="16"/>
               </w:rPr>
-              <w:t xml:space="preserve">Integrity. Change: Personal practice reframed as a system control.</w:t>
+              <w:t xml:space="preserve">Integrity. Change: File or data changes specified as changes to attendance records.</w:t>
             </w:r>
           </w:p>
         </w:tc>
@@ -4214,7 +4229,7 @@
                 <w:sz w:val="17"/>
                 <w:szCs w:val="17"/>
               </w:rPr>
-              <w:t xml:space="preserve">A.5.33</w:t>
+              <w:t xml:space="preserve">A.8.15</w:t>
             </w:r>
           </w:p>
         </w:tc>
@@ -4246,7 +4261,7 @@
                 <w:sz w:val="17"/>
                 <w:szCs w:val="17"/>
               </w:rPr>
-              <w:t xml:space="preserve">3.2, 3.5</w:t>
+              <w:t xml:space="preserve">3.4</w:t>
             </w:r>
           </w:p>
         </w:tc>
@@ -4317,7 +4332,7 @@
                 <w:sz w:val="17"/>
                 <w:szCs w:val="17"/>
               </w:rPr>
-              <w:t xml:space="preserve">I10: </w:t>
+              <w:t xml:space="preserve">A11: </w:t>
             </w:r>
             <w:r>
               <w:rPr>
@@ -4327,7 +4342,7 @@
                 <w:sz w:val="17"/>
                 <w:szCs w:val="17"/>
               </w:rPr>
-              <w:t xml:space="preserve">“I maintain records of file or data changes for transparency.”</w:t>
+              <w:t xml:space="preserve">“I regularly back up important data.”</w:t>
             </w:r>
           </w:p>
           <w:p>
@@ -4374,7 +4389,7 @@
                 <w:sz w:val="17"/>
                 <w:szCs w:val="17"/>
               </w:rPr>
-              <w:t xml:space="preserve">The system keeps a record of every change made to attendance records.</w:t>
+              <w:t xml:space="preserve">I regularly back up the attendance reports I download from L-SIAMS.</w:t>
             </w:r>
           </w:p>
           <w:p>
@@ -4391,7 +4406,7 @@
                 <w:sz w:val="16"/>
                 <w:szCs w:val="16"/>
               </w:rPr>
-              <w:t xml:space="preserve">Integrity. Change: Personal practice reframed as system audit logging.</w:t>
+              <w:t xml:space="preserve">Availability. Change: Important data specified as attendance reports.</w:t>
             </w:r>
           </w:p>
         </w:tc>
@@ -4423,7 +4438,7 @@
                 <w:sz w:val="17"/>
                 <w:szCs w:val="17"/>
               </w:rPr>
-              <w:t xml:space="preserve">A.8.15</w:t>
+              <w:t xml:space="preserve">A.8.13</w:t>
             </w:r>
           </w:p>
         </w:tc>
@@ -4455,7 +4470,7 @@
                 <w:sz w:val="17"/>
                 <w:szCs w:val="17"/>
               </w:rPr>
-              <w:t xml:space="preserve">3.4</w:t>
+              <w:t xml:space="preserve">4.3</w:t>
             </w:r>
           </w:p>
         </w:tc>
@@ -4583,7 +4598,7 @@
                 <w:sz w:val="17"/>
                 <w:szCs w:val="17"/>
               </w:rPr>
-              <w:t xml:space="preserve">Attendance recorded while the network is down is saved once the connection returns.</w:t>
+              <w:t xml:space="preserve">I know how attendance data is recovered if loss occurs.</w:t>
             </w:r>
           </w:p>
           <w:p>
@@ -4600,7 +4615,7 @@
                 <w:sz w:val="16"/>
                 <w:szCs w:val="16"/>
               </w:rPr>
-              <w:t xml:space="preserve">Availability. Change: User knowledge reframed as system recovery.</w:t>
+              <w:t xml:space="preserve">Availability. Change: Applied to attendance data.</w:t>
             </w:r>
           </w:p>
         </w:tc>
@@ -4632,7 +4647,7 @@
                 <w:sz w:val="17"/>
                 <w:szCs w:val="17"/>
               </w:rPr>
-              <w:t xml:space="preserve">A.5.30</w:t>
+              <w:t xml:space="preserve">A.8.13; A.5.30</w:t>
             </w:r>
           </w:p>
         </w:tc>
@@ -4792,7 +4807,7 @@
                 <w:sz w:val="17"/>
                 <w:szCs w:val="17"/>
               </w:rPr>
-              <w:t xml:space="preserve">I can use the system whenever I need it.</w:t>
+              <w:t xml:space="preserve">I can access L-SIAMS when needed.</w:t>
             </w:r>
           </w:p>
           <w:p>
@@ -5001,7 +5016,7 @@
                 <w:sz w:val="17"/>
                 <w:szCs w:val="17"/>
               </w:rPr>
-              <w:t xml:space="preserve">The terminal can still record attendance when the network is down.</w:t>
+              <w:t xml:space="preserve">I avoid actions that may disrupt L-SIAMS (for example, unplugging the classroom terminal).</w:t>
             </w:r>
           </w:p>
           <w:p>
@@ -5018,7 +5033,7 @@
                 <w:sz w:val="16"/>
                 <w:szCs w:val="16"/>
               </w:rPr>
-              <w:t xml:space="preserve">Availability. Change: Avoiding disruption reframed as continuity during disruption.</w:t>
+              <w:t xml:space="preserve">Availability. Change: System specified as L-SIAMS; example added.</w:t>
             </w:r>
           </w:p>
         </w:tc>
@@ -5050,7 +5065,7 @@
                 <w:sz w:val="17"/>
                 <w:szCs w:val="17"/>
               </w:rPr>
-              <w:t xml:space="preserve">A.5.30</w:t>
+              <w:t xml:space="preserve">A.5.10</w:t>
             </w:r>
           </w:p>
         </w:tc>
@@ -5093,15 +5108,45 @@
         </w:trPr>
         <w:tc>
           <w:tcPr>
-            <w:tcW w:type="dxa" w:w="8640"/>
-            <w:gridSpan w:val="5"/>
-            <w:tcBorders>
-              <w:top w:val="single" w:color="000000" w:sz="4"/>
-              <w:left w:val="single" w:color="000000" w:sz="4"/>
-              <w:bottom w:val="single" w:color="000000" w:sz="4"/>
-              <w:right w:val="single" w:color="000000" w:sz="4"/>
-            </w:tcBorders>
-            <w:shd w:fill="F2F2F2" w:color="auto" w:val="clear"/>
+            <w:tcW w:type="dxa" w:w="560"/>
+            <w:tcBorders>
+              <w:top w:val="single" w:color="000000" w:sz="4"/>
+              <w:left w:val="single" w:color="000000" w:sz="4"/>
+              <w:bottom w:val="single" w:color="000000" w:sz="4"/>
+              <w:right w:val="single" w:color="000000" w:sz="4"/>
+            </w:tcBorders>
+            <w:tcMar>
+              <w:top w:type="dxa" w:w="40"/>
+              <w:left w:type="dxa" w:w="90"/>
+              <w:bottom w:type="dxa" w:w="40"/>
+              <w:right w:type="dxa" w:w="90"/>
+            </w:tcMar>
+            <w:vAlign w:val="center"/>
+          </w:tcPr>
+          <w:p>
+            <w:pPr>
+              <w:spacing w:after="40" w:before="40" w:line="240"/>
+              <w:jc w:val="center"/>
+            </w:pPr>
+            <w:r>
+              <w:rPr>
+                <w:rFonts w:ascii="Times New Roman" w:cs="Times New Roman" w:eastAsia="Times New Roman" w:hAnsi="Times New Roman"/>
+                <w:sz w:val="17"/>
+                <w:szCs w:val="17"/>
+              </w:rPr>
+              <w:t xml:space="preserve">A20</w:t>
+            </w:r>
+          </w:p>
+        </w:tc>
+        <w:tc>
+          <w:tcPr>
+            <w:tcW w:type="dxa" w:w="2700"/>
+            <w:tcBorders>
+              <w:top w:val="single" w:color="000000" w:sz="4"/>
+              <w:left w:val="single" w:color="000000" w:sz="4"/>
+              <w:bottom w:val="single" w:color="000000" w:sz="4"/>
+              <w:right w:val="single" w:color="000000" w:sz="4"/>
+            </w:tcBorders>
             <w:tcMar>
               <w:top w:type="dxa" w:w="40"/>
               <w:left w:type="dxa" w:w="90"/>
@@ -5120,10 +5165,148 @@
                 <w:rFonts w:ascii="Times New Roman" w:cs="Times New Roman" w:eastAsia="Times New Roman" w:hAnsi="Times New Roman"/>
                 <w:b/>
                 <w:bCs/>
-                <w:sz w:val="18"/>
-                <w:szCs w:val="18"/>
-              </w:rPr>
-              <w:t xml:space="preserve">Form B — IT Administrator</w:t>
+                <w:sz w:val="17"/>
+                <w:szCs w:val="17"/>
+              </w:rPr>
+              <w:t xml:space="preserve">A15: </w:t>
+            </w:r>
+            <w:r>
+              <w:rPr>
+                <w:rFonts w:ascii="Times New Roman" w:cs="Times New Roman" w:eastAsia="Times New Roman" w:hAnsi="Times New Roman"/>
+                <w:i/>
+                <w:iCs/>
+                <w:sz w:val="17"/>
+                <w:szCs w:val="17"/>
+              </w:rPr>
+              <w:t xml:space="preserve">“I receive timely notifications when university systems experience downtime.”</w:t>
+            </w:r>
+          </w:p>
+          <w:p>
+            <w:pPr>
+              <w:spacing w:after="40" w:before="40" w:line="240"/>
+              <w:jc w:val="left"/>
+            </w:pPr>
+            <w:r>
+              <w:rPr>
+                <w:rFonts w:ascii="Times New Roman" w:cs="Times New Roman" w:eastAsia="Times New Roman" w:hAnsi="Times New Roman"/>
+                <w:color w:val="555555"/>
+                <w:sz w:val="16"/>
+                <w:szCs w:val="16"/>
+              </w:rPr>
+              <w:t xml:space="preserve">(Phakaedam et al., 2026)</w:t>
+            </w:r>
+          </w:p>
+        </w:tc>
+        <w:tc>
+          <w:tcPr>
+            <w:tcW w:type="dxa" w:w="2700"/>
+            <w:tcBorders>
+              <w:top w:val="single" w:color="000000" w:sz="4"/>
+              <w:left w:val="single" w:color="000000" w:sz="4"/>
+              <w:bottom w:val="single" w:color="000000" w:sz="4"/>
+              <w:right w:val="single" w:color="000000" w:sz="4"/>
+            </w:tcBorders>
+            <w:tcMar>
+              <w:top w:type="dxa" w:w="40"/>
+              <w:left w:type="dxa" w:w="90"/>
+              <w:bottom w:type="dxa" w:w="40"/>
+              <w:right w:type="dxa" w:w="90"/>
+            </w:tcMar>
+            <w:vAlign w:val="center"/>
+          </w:tcPr>
+          <w:p>
+            <w:pPr>
+              <w:spacing w:after="40" w:before="40" w:line="240"/>
+              <w:jc w:val="left"/>
+            </w:pPr>
+            <w:r>
+              <w:rPr>
+                <w:rFonts w:ascii="Times New Roman" w:cs="Times New Roman" w:eastAsia="Times New Roman" w:hAnsi="Times New Roman"/>
+                <w:sz w:val="17"/>
+                <w:szCs w:val="17"/>
+              </w:rPr>
+              <w:t xml:space="preserve">I receive timely notifications when L-SIAMS or a classroom terminal is down.</w:t>
+            </w:r>
+          </w:p>
+          <w:p>
+            <w:pPr>
+              <w:spacing w:after="40" w:before="40" w:line="240"/>
+              <w:jc w:val="left"/>
+            </w:pPr>
+            <w:r>
+              <w:rPr>
+                <w:rFonts w:ascii="Times New Roman" w:cs="Times New Roman" w:eastAsia="Times New Roman" w:hAnsi="Times New Roman"/>
+                <w:i/>
+                <w:iCs/>
+                <w:color w:val="555555"/>
+                <w:sz w:val="16"/>
+                <w:szCs w:val="16"/>
+              </w:rPr>
+              <w:t xml:space="preserve">Availability. Change: University systems changed to L-SIAMS and its terminals.</w:t>
+            </w:r>
+          </w:p>
+        </w:tc>
+        <w:tc>
+          <w:tcPr>
+            <w:tcW w:type="dxa" w:w="1400"/>
+            <w:tcBorders>
+              <w:top w:val="single" w:color="000000" w:sz="4"/>
+              <w:left w:val="single" w:color="000000" w:sz="4"/>
+              <w:bottom w:val="single" w:color="000000" w:sz="4"/>
+              <w:right w:val="single" w:color="000000" w:sz="4"/>
+            </w:tcBorders>
+            <w:tcMar>
+              <w:top w:type="dxa" w:w="40"/>
+              <w:left w:type="dxa" w:w="90"/>
+              <w:bottom w:type="dxa" w:w="40"/>
+              <w:right w:type="dxa" w:w="90"/>
+            </w:tcMar>
+            <w:vAlign w:val="center"/>
+          </w:tcPr>
+          <w:p>
+            <w:pPr>
+              <w:spacing w:after="40" w:before="40" w:line="240"/>
+              <w:jc w:val="left"/>
+            </w:pPr>
+            <w:r>
+              <w:rPr>
+                <w:rFonts w:ascii="Times New Roman" w:cs="Times New Roman" w:eastAsia="Times New Roman" w:hAnsi="Times New Roman"/>
+                <w:sz w:val="17"/>
+                <w:szCs w:val="17"/>
+              </w:rPr>
+              <w:t xml:space="preserve">A.8.16</w:t>
+            </w:r>
+          </w:p>
+        </w:tc>
+        <w:tc>
+          <w:tcPr>
+            <w:tcW w:type="dxa" w:w="1280"/>
+            <w:tcBorders>
+              <w:top w:val="single" w:color="000000" w:sz="4"/>
+              <w:left w:val="single" w:color="000000" w:sz="4"/>
+              <w:bottom w:val="single" w:color="000000" w:sz="4"/>
+              <w:right w:val="single" w:color="000000" w:sz="4"/>
+            </w:tcBorders>
+            <w:tcMar>
+              <w:top w:type="dxa" w:w="40"/>
+              <w:left w:type="dxa" w:w="90"/>
+              <w:bottom w:type="dxa" w:w="40"/>
+              <w:right w:type="dxa" w:w="90"/>
+            </w:tcMar>
+            <w:vAlign w:val="center"/>
+          </w:tcPr>
+          <w:p>
+            <w:pPr>
+              <w:spacing w:after="40" w:before="40" w:line="240"/>
+              <w:jc w:val="left"/>
+            </w:pPr>
+            <w:r>
+              <w:rPr>
+                <w:rFonts w:ascii="Times New Roman" w:cs="Times New Roman" w:eastAsia="Times New Roman" w:hAnsi="Times New Roman"/>
+                <w:sz w:val="17"/>
+                <w:szCs w:val="17"/>
+              </w:rPr>
+              <w:t xml:space="preserve">4.3</w:t>
             </w:r>
           </w:p>
         </w:tc>
@@ -5134,6 +5317,47 @@
         </w:trPr>
         <w:tc>
           <w:tcPr>
+            <w:tcW w:type="dxa" w:w="8640"/>
+            <w:gridSpan w:val="5"/>
+            <w:tcBorders>
+              <w:top w:val="single" w:color="000000" w:sz="4"/>
+              <w:left w:val="single" w:color="000000" w:sz="4"/>
+              <w:bottom w:val="single" w:color="000000" w:sz="4"/>
+              <w:right w:val="single" w:color="000000" w:sz="4"/>
+            </w:tcBorders>
+            <w:shd w:fill="F2F2F2" w:color="auto" w:val="clear"/>
+            <w:tcMar>
+              <w:top w:type="dxa" w:w="40"/>
+              <w:left w:type="dxa" w:w="90"/>
+              <w:bottom w:type="dxa" w:w="40"/>
+              <w:right w:type="dxa" w:w="90"/>
+            </w:tcMar>
+            <w:vAlign w:val="center"/>
+          </w:tcPr>
+          <w:p>
+            <w:pPr>
+              <w:spacing w:after="40" w:before="40" w:line="240"/>
+              <w:jc w:val="left"/>
+            </w:pPr>
+            <w:r>
+              <w:rPr>
+                <w:rFonts w:ascii="Times New Roman" w:cs="Times New Roman" w:eastAsia="Times New Roman" w:hAnsi="Times New Roman"/>
+                <w:b/>
+                <w:bCs/>
+                <w:sz w:val="18"/>
+                <w:szCs w:val="18"/>
+              </w:rPr>
+              <w:t xml:space="preserve">Form B — IT Administrator</w:t>
+            </w:r>
+          </w:p>
+        </w:tc>
+      </w:tr>
+      <w:tr>
+        <w:trPr>
+          <w:cantSplit/>
+        </w:trPr>
+        <w:tc>
+          <w:tcPr>
             <w:tcW w:type="dxa" w:w="560"/>
             <w:tcBorders>
               <w:top w:val="single" w:color="000000" w:sz="4"/>
@@ -5251,7 +5475,7 @@
                 <w:sz w:val="17"/>
                 <w:szCs w:val="17"/>
               </w:rPr>
-              <w:t xml:space="preserve">The system has secure login (strong passwords, account lockout and fingerprint checking) and gives each role the right level of access.</w:t>
+              <w:t xml:space="preserve">L-SIAMS provides secure authentication (e.g., strong passwords and fingerprint verification) and appropriate access control levels.</w:t>
             </w:r>
           </w:p>
           <w:p>
@@ -5268,7 +5492,7 @@
                 <w:sz w:val="16"/>
                 <w:szCs w:val="16"/>
               </w:rPr>
-              <w:t xml:space="preserve">Confidentiality. Change: The university changed to L-SIAMS; examples replaced with the system’s mechanisms.</w:t>
+              <w:t xml:space="preserve">Confidentiality. Change: The university changed to L-SIAMS; examples replaced with those of L-SIAMS.</w:t>
             </w:r>
           </w:p>
         </w:tc>
@@ -5403,7 +5627,7 @@
                 <w:sz w:val="17"/>
                 <w:szCs w:val="17"/>
               </w:rPr>
-              <w:t xml:space="preserve">P14: </w:t>
+              <w:t xml:space="preserve">P10: </w:t>
             </w:r>
             <w:r>
               <w:rPr>
@@ -5413,7 +5637,7 @@
                 <w:sz w:val="17"/>
                 <w:szCs w:val="17"/>
               </w:rPr>
-              <w:t xml:space="preserve">“Restrictions on access to information”</w:t>
+              <w:t xml:space="preserve">“Responsible use of network equipment and servers”</w:t>
             </w:r>
           </w:p>
           <w:p>
@@ -5460,7 +5684,7 @@
                 <w:sz w:val="17"/>
                 <w:szCs w:val="17"/>
               </w:rPr>
-              <w:t xml:space="preserve">Each user can see only the information allowed for their role.</w:t>
+              <w:t xml:space="preserve">There is responsible use of the network equipment and server of L-SIAMS.</w:t>
             </w:r>
           </w:p>
           <w:p>
@@ -5477,7 +5701,7 @@
                 <w:sz w:val="16"/>
                 <w:szCs w:val="16"/>
               </w:rPr>
-              <w:t xml:space="preserve">Confidentiality. Change: Noun phrase converted to a statement about L-SIAMS.</w:t>
+              <w:t xml:space="preserve">Confidentiality. Change: Written as a statement about L-SIAMS.</w:t>
             </w:r>
           </w:p>
         </w:tc>
@@ -5509,7 +5733,7 @@
                 <w:sz w:val="17"/>
                 <w:szCs w:val="17"/>
               </w:rPr>
-              <w:t xml:space="preserve">A.8.3</w:t>
+              <w:t xml:space="preserve">A.5.10</w:t>
             </w:r>
           </w:p>
         </w:tc>
@@ -5541,7 +5765,7 @@
                 <w:sz w:val="17"/>
                 <w:szCs w:val="17"/>
               </w:rPr>
-              <w:t xml:space="preserve">3.2</w:t>
+              <w:t xml:space="preserve">3.3</w:t>
             </w:r>
           </w:p>
         </w:tc>
@@ -5669,7 +5893,7 @@
                 <w:sz w:val="17"/>
                 <w:szCs w:val="17"/>
               </w:rPr>
-              <w:t xml:space="preserve">IP filtering and the firewall allow only authorized persons and devices to reach the server, network devices and classroom terminals.</w:t>
+              <w:t xml:space="preserve">There is an access control policy for the server, network nodes and classroom terminals of L-SIAMS.</w:t>
             </w:r>
           </w:p>
           <w:p>
@@ -5686,7 +5910,7 @@
                 <w:sz w:val="16"/>
                 <w:szCs w:val="16"/>
               </w:rPr>
-              <w:t xml:space="preserve">Confidentiality. Change: Data center changed to the L-SIAMS server and classroom terminals; IP filtering and the firewall named to match Objective 3.6.</w:t>
+              <w:t xml:space="preserve">Confidentiality. Change: Facilities and data center changed to the server and classroom terminals.</w:t>
             </w:r>
           </w:p>
         </w:tc>
@@ -5718,7 +5942,7 @@
                 <w:sz w:val="17"/>
                 <w:szCs w:val="17"/>
               </w:rPr>
-              <w:t xml:space="preserve">A.5.15; A.7.2; A.8.20</w:t>
+              <w:t xml:space="preserve">A.5.15; A.7.2</w:t>
             </w:r>
           </w:p>
         </w:tc>
@@ -5821,7 +6045,7 @@
                 <w:sz w:val="17"/>
                 <w:szCs w:val="17"/>
               </w:rPr>
-              <w:t xml:space="preserve">P10: </w:t>
+              <w:t xml:space="preserve">P14: </w:t>
             </w:r>
             <w:r>
               <w:rPr>
@@ -5831,7 +6055,7 @@
                 <w:sz w:val="17"/>
                 <w:szCs w:val="17"/>
               </w:rPr>
-              <w:t xml:space="preserve">“Responsible use of network equipment and servers”</w:t>
+              <w:t xml:space="preserve">“Restrictions on access to information”</w:t>
             </w:r>
           </w:p>
           <w:p>
@@ -5878,7 +6102,7 @@
                 <w:sz w:val="17"/>
                 <w:szCs w:val="17"/>
               </w:rPr>
-              <w:t xml:space="preserve">The server and network devices are used only for the purpose of the system.</w:t>
+              <w:t xml:space="preserve">There are restrictions on access to information in L-SIAMS.</w:t>
             </w:r>
           </w:p>
           <w:p>
@@ -5895,7 +6119,7 @@
                 <w:sz w:val="16"/>
                 <w:szCs w:val="16"/>
               </w:rPr>
-              <w:t xml:space="preserve">Confidentiality. Change: Noun phrase converted to a statement about L-SIAMS.</w:t>
+              <w:t xml:space="preserve">Confidentiality. Change: Written as a statement about L-SIAMS.</w:t>
             </w:r>
           </w:p>
         </w:tc>
@@ -5927,7 +6151,7 @@
                 <w:sz w:val="17"/>
                 <w:szCs w:val="17"/>
               </w:rPr>
-              <w:t xml:space="preserve">A.5.10</w:t>
+              <w:t xml:space="preserve">A.8.3; A.5.34</w:t>
             </w:r>
           </w:p>
         </w:tc>
@@ -5959,7 +6183,7 @@
                 <w:sz w:val="17"/>
                 <w:szCs w:val="17"/>
               </w:rPr>
-              <w:t xml:space="preserve">3.3</w:t>
+              <w:t xml:space="preserve">3.2</w:t>
             </w:r>
           </w:p>
         </w:tc>
@@ -6030,7 +6254,7 @@
                 <w:sz w:val="17"/>
                 <w:szCs w:val="17"/>
               </w:rPr>
-              <w:t xml:space="preserve">P11: </w:t>
+              <w:t xml:space="preserve">I15: </w:t>
             </w:r>
             <w:r>
               <w:rPr>
@@ -6040,7 +6264,7 @@
                 <w:sz w:val="17"/>
                 <w:szCs w:val="17"/>
               </w:rPr>
-              <w:t xml:space="preserve">“Backing up and encrypting files”</w:t>
+              <w:t xml:space="preserve">“A policy on the use, protection and lifecycle of access keys (reworded by the authors: “There is a correct management, protection and life cycle of access keys”)”</w:t>
             </w:r>
           </w:p>
           <w:p>
@@ -6087,7 +6311,7 @@
                 <w:sz w:val="17"/>
                 <w:szCs w:val="17"/>
               </w:rPr>
-              <w:t xml:space="preserve">Data sent over the network and backup files are encrypted.</w:t>
+              <w:t xml:space="preserve">There is a correct management, protection and life cycle of the access keys of L-SIAMS (passwords and device keys).</w:t>
             </w:r>
           </w:p>
           <w:p>
@@ -6104,7 +6328,7 @@
                 <w:sz w:val="16"/>
                 <w:szCs w:val="16"/>
               </w:rPr>
-              <w:t xml:space="preserve">Confidentiality. Change: Encryption specified for data in transit and backup files.</w:t>
+              <w:t xml:space="preserve">Confidentiality. Change: Authors’ reworded item applied to L-SIAMS; examples added.</w:t>
             </w:r>
           </w:p>
         </w:tc>
@@ -6136,7 +6360,7 @@
                 <w:sz w:val="17"/>
                 <w:szCs w:val="17"/>
               </w:rPr>
-              <w:t xml:space="preserve">A.8.24; A.8.13</w:t>
+              <w:t xml:space="preserve">A.5.17; A.8.24</w:t>
             </w:r>
           </w:p>
         </w:tc>
@@ -6168,7 +6392,7 @@
                 <w:sz w:val="17"/>
                 <w:szCs w:val="17"/>
               </w:rPr>
-              <w:t xml:space="preserve">3.1</w:t>
+              <w:t xml:space="preserve">3.5, 3.6</w:t>
             </w:r>
           </w:p>
         </w:tc>
@@ -6239,7 +6463,7 @@
                 <w:sz w:val="17"/>
                 <w:szCs w:val="17"/>
               </w:rPr>
-              <w:t xml:space="preserve">I15: </w:t>
+              <w:t xml:space="preserve">TECH2: </w:t>
             </w:r>
             <w:r>
               <w:rPr>
@@ -6249,7 +6473,7 @@
                 <w:sz w:val="17"/>
                 <w:szCs w:val="17"/>
               </w:rPr>
-              <w:t xml:space="preserve">“A policy on the use, protection and lifecycle of access keys (reworded by the authors: “There is a correct management, protection and life cycle of access keys”)”</w:t>
+              <w:t xml:space="preserve">“The university continuously implements and maintains intrusion detection and prevention systems (IDPS).”</w:t>
             </w:r>
           </w:p>
           <w:p>
@@ -6264,7 +6488,7 @@
                 <w:sz w:val="16"/>
                 <w:szCs w:val="16"/>
               </w:rPr>
-              <w:t xml:space="preserve">(Domínguez Domínguez et al., 2023)</w:t>
+              <w:t xml:space="preserve">(Phakaedam et al., 2026)</w:t>
             </w:r>
           </w:p>
         </w:tc>
@@ -6296,7 +6520,7 @@
                 <w:sz w:val="17"/>
                 <w:szCs w:val="17"/>
               </w:rPr>
-              <w:t xml:space="preserve">Passwords and device keys are stored safely and can be changed or replaced when needed.</w:t>
+              <w:t xml:space="preserve">Intrusion detection and prevention (e.g., firewall, IP filtering and request blocking) is continuously implemented and maintained for L-SIAMS.</w:t>
             </w:r>
           </w:p>
           <w:p>
@@ -6313,7 +6537,7 @@
                 <w:sz w:val="16"/>
                 <w:szCs w:val="16"/>
               </w:rPr>
-              <w:t xml:space="preserve">Confidentiality. Change: Access keys specified for L-SIAMS; grouped under confidentiality.</w:t>
+              <w:t xml:space="preserve">Integrity. Change: The university changed to L-SIAMS; examples of its protections added.</w:t>
             </w:r>
           </w:p>
         </w:tc>
@@ -6345,7 +6569,7 @@
                 <w:sz w:val="17"/>
                 <w:szCs w:val="17"/>
               </w:rPr>
-              <w:t xml:space="preserve">A.5.17; A.8.24</w:t>
+              <w:t xml:space="preserve">A.8.16; A.8.20</w:t>
             </w:r>
           </w:p>
         </w:tc>
@@ -6377,7 +6601,7 @@
                 <w:sz w:val="17"/>
                 <w:szCs w:val="17"/>
               </w:rPr>
-              <w:t xml:space="preserve">3.5, 3.6</w:t>
+              <w:t xml:space="preserve">3.3, 3.6</w:t>
             </w:r>
           </w:p>
         </w:tc>
@@ -6448,7 +6672,7 @@
                 <w:sz w:val="17"/>
                 <w:szCs w:val="17"/>
               </w:rPr>
-              <w:t xml:space="preserve">Researcher-made item. </w:t>
+              <w:t xml:space="preserve">TECH3: </w:t>
             </w:r>
             <w:r>
               <w:rPr>
@@ -6458,7 +6682,22 @@
                 <w:sz w:val="17"/>
                 <w:szCs w:val="17"/>
               </w:rPr>
-              <w:t xml:space="preserve">No source instrument has an item on personal data protection; added to cover ISO/IEC 27001:2022 A.5.34 and the fingerprint-template design described in Section 3.9.</w:t>
+              <w:t xml:space="preserve">“Computers in university laboratories are regularly updated with antivirus/anti-malware software.”</w:t>
+            </w:r>
+          </w:p>
+          <w:p>
+            <w:pPr>
+              <w:spacing w:after="40" w:before="40" w:line="240"/>
+              <w:jc w:val="left"/>
+            </w:pPr>
+            <w:r>
+              <w:rPr>
+                <w:rFonts w:ascii="Times New Roman" w:cs="Times New Roman" w:eastAsia="Times New Roman" w:hAnsi="Times New Roman"/>
+                <w:color w:val="555555"/>
+                <w:sz w:val="16"/>
+                <w:szCs w:val="16"/>
+              </w:rPr>
+              <w:t xml:space="preserve">(Phakaedam et al., 2026)</w:t>
             </w:r>
           </w:p>
         </w:tc>
@@ -6490,7 +6729,7 @@
                 <w:sz w:val="17"/>
                 <w:szCs w:val="17"/>
               </w:rPr>
-              <w:t xml:space="preserve">Personal information of students and teachers is limited to what the system needs, and fingerprints are kept only as templates in the sensor, not as images.</w:t>
+              <w:t xml:space="preserve">The computers used to access L-SIAMS are regularly updated with antivirus/anti-malware software.</w:t>
             </w:r>
           </w:p>
           <w:p>
@@ -6507,7 +6746,7 @@
                 <w:sz w:val="16"/>
                 <w:szCs w:val="16"/>
               </w:rPr>
-              <w:t xml:space="preserve">Confidentiality. Change: Researcher-made item.</w:t>
+              <w:t xml:space="preserve">Integrity. Change: University laboratory computers changed to the computers used to access L-SIAMS.</w:t>
             </w:r>
           </w:p>
         </w:tc>
@@ -6539,7 +6778,7 @@
                 <w:sz w:val="17"/>
                 <w:szCs w:val="17"/>
               </w:rPr>
-              <w:t xml:space="preserve">A.5.34</w:t>
+              <w:t xml:space="preserve">A.8.7</w:t>
             </w:r>
           </w:p>
         </w:tc>
@@ -6699,7 +6938,7 @@
                 <w:sz w:val="17"/>
                 <w:szCs w:val="17"/>
               </w:rPr>
-              <w:t xml:space="preserve">The system blocks outside attacks such as password guessing, fake device requests and port scanning.</w:t>
+              <w:t xml:space="preserve">L-SIAMS has protection against external and environmental threats.</w:t>
             </w:r>
           </w:p>
           <w:p>
@@ -6716,7 +6955,7 @@
                 <w:sz w:val="16"/>
                 <w:szCs w:val="16"/>
               </w:rPr>
-              <w:t xml:space="preserve">Integrity. Change: Threats specified as those tested in Objective 5.</w:t>
+              <w:t xml:space="preserve">Integrity. Change: Written as a statement about L-SIAMS.</w:t>
             </w:r>
           </w:p>
         </w:tc>
@@ -6748,7 +6987,7 @@
                 <w:sz w:val="17"/>
                 <w:szCs w:val="17"/>
               </w:rPr>
-              <w:t xml:space="preserve">A.8.20; A.8.26</w:t>
+              <w:t xml:space="preserve">A.7.5; A.8.20</w:t>
             </w:r>
           </w:p>
         </w:tc>
@@ -6780,7 +7019,7 @@
                 <w:sz w:val="17"/>
                 <w:szCs w:val="17"/>
               </w:rPr>
-              <w:t xml:space="preserve">5.2–5.4</w:t>
+              <w:t xml:space="preserve">3.5, 5</w:t>
             </w:r>
           </w:p>
         </w:tc>
@@ -6851,7 +7090,7 @@
                 <w:sz w:val="17"/>
                 <w:szCs w:val="17"/>
               </w:rPr>
-              <w:t xml:space="preserve">TECH2: </w:t>
+              <w:t xml:space="preserve">I18: </w:t>
             </w:r>
             <w:r>
               <w:rPr>
@@ -6861,7 +7100,7 @@
                 <w:sz w:val="17"/>
                 <w:szCs w:val="17"/>
               </w:rPr>
-              <w:t xml:space="preserve">“The university continuously implements and maintains intrusion detection and prevention systems (IDPS).”</w:t>
+              <w:t xml:space="preserve">“Division of networks according to groups of services, users and information systems”</w:t>
             </w:r>
           </w:p>
           <w:p>
@@ -6876,7 +7115,7 @@
                 <w:sz w:val="16"/>
                 <w:szCs w:val="16"/>
               </w:rPr>
-              <w:t xml:space="preserve">(Phakaedam et al., 2026)</w:t>
+              <w:t xml:space="preserve">(Domínguez Domínguez et al., 2023)</w:t>
             </w:r>
           </w:p>
         </w:tc>
@@ -6908,7 +7147,7 @@
                 <w:sz w:val="17"/>
                 <w:szCs w:val="17"/>
               </w:rPr>
-              <w:t xml:space="preserve">The system detects and blocks break-in attempts (for example, too many requests or repeated failed logins).</w:t>
+              <w:t xml:space="preserve">The network of L-SIAMS is divided according to groups of services, users and devices.</w:t>
             </w:r>
           </w:p>
           <w:p>
@@ -6925,7 +7164,7 @@
                 <w:sz w:val="16"/>
                 <w:szCs w:val="16"/>
               </w:rPr>
-              <w:t xml:space="preserve">Integrity. Change: IDPS specified as the system’s detection and blocking mechanisms.</w:t>
+              <w:t xml:space="preserve">Integrity. Change: Information systems specified as the devices of L-SIAMS.</w:t>
             </w:r>
           </w:p>
         </w:tc>
@@ -6957,7 +7196,7 @@
                 <w:sz w:val="17"/>
                 <w:szCs w:val="17"/>
               </w:rPr>
-              <w:t xml:space="preserve">A.8.16</w:t>
+              <w:t xml:space="preserve">A.8.22</w:t>
             </w:r>
           </w:p>
         </w:tc>
@@ -6989,7 +7228,7 @@
                 <w:sz w:val="17"/>
                 <w:szCs w:val="17"/>
               </w:rPr>
-              <w:t xml:space="preserve">3.5</w:t>
+              <w:t xml:space="preserve">3.6</w:t>
             </w:r>
           </w:p>
         </w:tc>
@@ -7060,7 +7299,7 @@
                 <w:sz w:val="17"/>
                 <w:szCs w:val="17"/>
               </w:rPr>
-              <w:t xml:space="preserve">I18: </w:t>
+              <w:t xml:space="preserve">I19: </w:t>
             </w:r>
             <w:r>
               <w:rPr>
@@ -7070,7 +7309,7 @@
                 <w:sz w:val="17"/>
                 <w:szCs w:val="17"/>
               </w:rPr>
-              <w:t xml:space="preserve">“Division of networks according to groups of services, users and information systems”</w:t>
+              <w:t xml:space="preserve">“A policy for the development and acquisition of secure software (reworded by the authors: “There is an effective evaluation for the development and acquisition of secure software”)”</w:t>
             </w:r>
           </w:p>
           <w:p>
@@ -7117,7 +7356,7 @@
                 <w:sz w:val="17"/>
                 <w:szCs w:val="17"/>
               </w:rPr>
-              <w:t xml:space="preserve">The network keeps the classroom terminals, users and server separated by purpose.</w:t>
+              <w:t xml:space="preserve">There was an effective evaluation for the secure development of L-SIAMS.</w:t>
             </w:r>
           </w:p>
           <w:p>
@@ -7134,7 +7373,7 @@
                 <w:sz w:val="16"/>
                 <w:szCs w:val="16"/>
               </w:rPr>
-              <w:t xml:space="preserve">Integrity. Change: Applied to the L-SIAMS network.</w:t>
+              <w:t xml:space="preserve">Integrity. Change: Authors’ reworded item applied to the development of L-SIAMS.</w:t>
             </w:r>
           </w:p>
         </w:tc>
@@ -7166,7 +7405,7 @@
                 <w:sz w:val="17"/>
                 <w:szCs w:val="17"/>
               </w:rPr>
-              <w:t xml:space="preserve">A.8.22</w:t>
+              <w:t xml:space="preserve">A.8.25; A.8.29</w:t>
             </w:r>
           </w:p>
         </w:tc>
@@ -7198,7 +7437,7 @@
                 <w:sz w:val="17"/>
                 <w:szCs w:val="17"/>
               </w:rPr>
-              <w:t xml:space="preserve">3.6</w:t>
+              <w:t xml:space="preserve">3.5, 5</w:t>
             </w:r>
           </w:p>
         </w:tc>
@@ -7269,7 +7508,7 @@
                 <w:sz w:val="17"/>
                 <w:szCs w:val="17"/>
               </w:rPr>
-              <w:t xml:space="preserve">I19: </w:t>
+              <w:t xml:space="preserve">A21: </w:t>
             </w:r>
             <w:r>
               <w:rPr>
@@ -7279,7 +7518,7 @@
                 <w:sz w:val="17"/>
                 <w:szCs w:val="17"/>
               </w:rPr>
-              <w:t xml:space="preserve">“A policy for the development and acquisition of secure software (reworded by the authors: “There is an effective evaluation for the development and acquisition of secure software”)”</w:t>
+              <w:t xml:space="preserve">“Effective and consistent management of information security incidents.”</w:t>
             </w:r>
           </w:p>
           <w:p>
@@ -7326,7 +7565,7 @@
                 <w:sz w:val="17"/>
                 <w:szCs w:val="17"/>
               </w:rPr>
-              <w:t xml:space="preserve">The system was built and tested using secure software practices.</w:t>
+              <w:t xml:space="preserve">There is effective and consistent management of information security incidents in L-SIAMS.</w:t>
             </w:r>
           </w:p>
           <w:p>
@@ -7343,7 +7582,7 @@
                 <w:sz w:val="16"/>
                 <w:szCs w:val="16"/>
               </w:rPr>
-              <w:t xml:space="preserve">Integrity. Change: Applied to the development of L-SIAMS.</w:t>
+              <w:t xml:space="preserve">Integrity. Change: Written as a statement about L-SIAMS.</w:t>
             </w:r>
           </w:p>
         </w:tc>
@@ -7375,7 +7614,7 @@
                 <w:sz w:val="17"/>
                 <w:szCs w:val="17"/>
               </w:rPr>
-              <w:t xml:space="preserve">A.8.25; A.8.29</w:t>
+              <w:t xml:space="preserve">A.5.24</w:t>
             </w:r>
           </w:p>
         </w:tc>
@@ -7407,7 +7646,7 @@
                 <w:sz w:val="17"/>
                 <w:szCs w:val="17"/>
               </w:rPr>
-              <w:t xml:space="preserve">3.5, 5</w:t>
+              <w:t xml:space="preserve">3.4</w:t>
             </w:r>
           </w:p>
         </w:tc>
@@ -7478,7 +7717,7 @@
                 <w:sz w:val="17"/>
                 <w:szCs w:val="17"/>
               </w:rPr>
-              <w:t xml:space="preserve">A21: </w:t>
+              <w:t xml:space="preserve">A22: </w:t>
             </w:r>
             <w:r>
               <w:rPr>
@@ -7488,7 +7727,7 @@
                 <w:sz w:val="17"/>
                 <w:szCs w:val="17"/>
               </w:rPr>
-              <w:t xml:space="preserve">“Effective and consistent management of information security incidents.”</w:t>
+              <w:t xml:space="preserve">“Notifications of information security events”</w:t>
             </w:r>
           </w:p>
           <w:p>
@@ -7535,7 +7774,7 @@
                 <w:sz w:val="17"/>
                 <w:szCs w:val="17"/>
               </w:rPr>
-              <w:t xml:space="preserve">Security problems are handled properly through the Security Center.</w:t>
+              <w:t xml:space="preserve">L-SIAMS gives notifications of information security events.</w:t>
             </w:r>
           </w:p>
           <w:p>
@@ -7552,7 +7791,7 @@
                 <w:sz w:val="16"/>
                 <w:szCs w:val="16"/>
               </w:rPr>
-              <w:t xml:space="preserve">Integrity. Change: Management tool specified as the Security Center.</w:t>
+              <w:t xml:space="preserve">Integrity. Change: Written as a statement about L-SIAMS.</w:t>
             </w:r>
           </w:p>
         </w:tc>
@@ -7584,7 +7823,7 @@
                 <w:sz w:val="17"/>
                 <w:szCs w:val="17"/>
               </w:rPr>
-              <w:t xml:space="preserve">A.5.24</w:t>
+              <w:t xml:space="preserve">A.6.8; A.8.16</w:t>
             </w:r>
           </w:p>
         </w:tc>
@@ -7687,7 +7926,7 @@
                 <w:sz w:val="17"/>
                 <w:szCs w:val="17"/>
               </w:rPr>
-              <w:t xml:space="preserve">A22: </w:t>
+              <w:t xml:space="preserve">A23: </w:t>
             </w:r>
             <w:r>
               <w:rPr>
@@ -7697,7 +7936,7 @@
                 <w:sz w:val="17"/>
                 <w:szCs w:val="17"/>
               </w:rPr>
-              <w:t xml:space="preserve">“Notifications of information security events”</w:t>
+              <w:t xml:space="preserve">“A response to security incidents”</w:t>
             </w:r>
           </w:p>
           <w:p>
@@ -7744,7 +7983,7 @@
                 <w:sz w:val="17"/>
                 <w:szCs w:val="17"/>
               </w:rPr>
-              <w:t xml:space="preserve">The system alerts the administrator about security events (for example, unknown RFID cards or fake device requests).</w:t>
+              <w:t xml:space="preserve">There is a response to security incidents in L-SIAMS.</w:t>
             </w:r>
           </w:p>
           <w:p>
@@ -7761,7 +8000,7 @@
                 <w:sz w:val="16"/>
                 <w:szCs w:val="16"/>
               </w:rPr>
-              <w:t xml:space="preserve">Integrity. Change: Examples of L-SIAMS security events added.</w:t>
+              <w:t xml:space="preserve">Integrity. Change: Written as a statement about L-SIAMS.</w:t>
             </w:r>
           </w:p>
         </w:tc>
@@ -7793,7 +8032,7 @@
                 <w:sz w:val="17"/>
                 <w:szCs w:val="17"/>
               </w:rPr>
-              <w:t xml:space="preserve">A.6.8; A.8.16</w:t>
+              <w:t xml:space="preserve">A.5.26</w:t>
             </w:r>
           </w:p>
         </w:tc>
@@ -7896,7 +8135,7 @@
                 <w:sz w:val="17"/>
                 <w:szCs w:val="17"/>
               </w:rPr>
-              <w:t xml:space="preserve">A23: </w:t>
+              <w:t xml:space="preserve">A24: </w:t>
             </w:r>
             <w:r>
               <w:rPr>
@@ -7906,7 +8145,7 @@
                 <w:sz w:val="17"/>
                 <w:szCs w:val="17"/>
               </w:rPr>
-              <w:t xml:space="preserve">“A response to security incidents”</w:t>
+              <w:t xml:space="preserve">“A collection of evidence of security incidents”</w:t>
             </w:r>
           </w:p>
           <w:p>
@@ -7953,7 +8192,7 @@
                 <w:sz w:val="17"/>
                 <w:szCs w:val="17"/>
               </w:rPr>
-              <w:t xml:space="preserve">The administrator can act quickly on security problems (for example, lock an account or disable a terminal’s key).</w:t>
+              <w:t xml:space="preserve">L-SIAMS keeps a collection of evidence of security incidents.</w:t>
             </w:r>
           </w:p>
           <w:p>
@@ -7970,7 +8209,7 @@
                 <w:sz w:val="16"/>
                 <w:szCs w:val="16"/>
               </w:rPr>
-              <w:t xml:space="preserve">Integrity. Change: Examples of L-SIAMS responses added.</w:t>
+              <w:t xml:space="preserve">Integrity. Change: Written as a statement about L-SIAMS.</w:t>
             </w:r>
           </w:p>
         </w:tc>
@@ -8002,7 +8241,7 @@
                 <w:sz w:val="17"/>
                 <w:szCs w:val="17"/>
               </w:rPr>
-              <w:t xml:space="preserve">A.5.26</w:t>
+              <w:t xml:space="preserve">A.5.28; A.8.15</w:t>
             </w:r>
           </w:p>
         </w:tc>
@@ -8034,7 +8273,7 @@
                 <w:sz w:val="17"/>
                 <w:szCs w:val="17"/>
               </w:rPr>
-              <w:t xml:space="preserve">3.4, 3.6</w:t>
+              <w:t xml:space="preserve">3.4, 5.4</w:t>
             </w:r>
           </w:p>
         </w:tc>
@@ -8105,7 +8344,7 @@
                 <w:sz w:val="17"/>
                 <w:szCs w:val="17"/>
               </w:rPr>
-              <w:t xml:space="preserve">A24: </w:t>
+              <w:t xml:space="preserve">P11: </w:t>
             </w:r>
             <w:r>
               <w:rPr>
@@ -8115,7 +8354,7 @@
                 <w:sz w:val="17"/>
                 <w:szCs w:val="17"/>
               </w:rPr>
-              <w:t xml:space="preserve">“A collection of evidence of security incidents”</w:t>
+              <w:t xml:space="preserve">“Backing up and encrypting files”</w:t>
             </w:r>
           </w:p>
           <w:p>
@@ -8162,7 +8401,7 @@
                 <w:sz w:val="17"/>
                 <w:szCs w:val="17"/>
               </w:rPr>
-              <w:t xml:space="preserve">The system keeps proof of security problems in its audit and security logs.</w:t>
+              <w:t xml:space="preserve">The files of L-SIAMS are backed up and encrypted.</w:t>
             </w:r>
           </w:p>
           <w:p>
@@ -8179,7 +8418,7 @@
                 <w:sz w:val="16"/>
                 <w:szCs w:val="16"/>
               </w:rPr>
-              <w:t xml:space="preserve">Integrity. Change: Evidence location specified as the audit and security logs.</w:t>
+              <w:t xml:space="preserve">Availability. Change: Written as a statement about L-SIAMS.</w:t>
             </w:r>
           </w:p>
         </w:tc>
@@ -8211,7 +8450,7 @@
                 <w:sz w:val="17"/>
                 <w:szCs w:val="17"/>
               </w:rPr>
-              <w:t xml:space="preserve">A.5.28; A.8.15</w:t>
+              <w:t xml:space="preserve">A.8.13; A.8.24</w:t>
             </w:r>
           </w:p>
         </w:tc>
@@ -8243,7 +8482,7 @@
                 <w:sz w:val="17"/>
                 <w:szCs w:val="17"/>
               </w:rPr>
-              <w:t xml:space="preserve">3.4, 5.4</w:t>
+              <w:t xml:space="preserve">3.1, 4.3</w:t>
             </w:r>
           </w:p>
         </w:tc>
@@ -8314,7 +8553,7 @@
                 <w:sz w:val="17"/>
                 <w:szCs w:val="17"/>
               </w:rPr>
-              <w:t xml:space="preserve">TECH4: </w:t>
+              <w:t xml:space="preserve">P13: </w:t>
             </w:r>
             <w:r>
               <w:rPr>
@@ -8324,7 +8563,7 @@
                 <w:sz w:val="17"/>
                 <w:szCs w:val="17"/>
               </w:rPr>
-              <w:t xml:space="preserve">“The university maintains effective data backup systems and regularly tests recovery procedures.”</w:t>
+              <w:t xml:space="preserve">“System administration tools (SolarWinds, Active Directory, Nagios, etc.)”</w:t>
             </w:r>
           </w:p>
           <w:p>
@@ -8339,7 +8578,7 @@
                 <w:sz w:val="16"/>
                 <w:szCs w:val="16"/>
               </w:rPr>
-              <w:t xml:space="preserve">(Phakaedam et al., 2026)</w:t>
+              <w:t xml:space="preserve">(Domínguez Domínguez et al., 2023)</w:t>
             </w:r>
           </w:p>
         </w:tc>
@@ -8371,7 +8610,7 @@
                 <w:sz w:val="17"/>
                 <w:szCs w:val="17"/>
               </w:rPr>
-              <w:t xml:space="preserve">The system makes regular backups, and restoring from a backup has been tested.</w:t>
+              <w:t xml:space="preserve">System administration tools (e.g., device monitoring and the Security Center) are used to manage L-SIAMS.</w:t>
             </w:r>
           </w:p>
           <w:p>
@@ -8388,7 +8627,7 @@
                 <w:sz w:val="16"/>
                 <w:szCs w:val="16"/>
               </w:rPr>
-              <w:t xml:space="preserve">Availability. Change: The university changed to L-SIAMS.</w:t>
+              <w:t xml:space="preserve">Availability. Change: Examples replaced with the tools of L-SIAMS.</w:t>
             </w:r>
           </w:p>
         </w:tc>
@@ -8420,7 +8659,7 @@
                 <w:sz w:val="17"/>
                 <w:szCs w:val="17"/>
               </w:rPr>
-              <w:t xml:space="preserve">A.8.13</w:t>
+              <w:t xml:space="preserve">A.8.16</w:t>
             </w:r>
           </w:p>
         </w:tc>
@@ -8452,7 +8691,7 @@
                 <w:sz w:val="17"/>
                 <w:szCs w:val="17"/>
               </w:rPr>
-              <w:t xml:space="preserve">4.3</w:t>
+              <w:t xml:space="preserve">2.1, 4.3</w:t>
             </w:r>
           </w:p>
         </w:tc>
@@ -8523,7 +8762,7 @@
                 <w:sz w:val="17"/>
                 <w:szCs w:val="17"/>
               </w:rPr>
-              <w:t xml:space="preserve">A15: </w:t>
+              <w:t xml:space="preserve">I17: </w:t>
             </w:r>
             <w:r>
               <w:rPr>
@@ -8533,7 +8772,7 @@
                 <w:sz w:val="17"/>
                 <w:szCs w:val="17"/>
               </w:rPr>
-              <w:t xml:space="preserve">“I receive timely notifications when university systems experience downtime.”</w:t>
+              <w:t xml:space="preserve">“Documentation of operating procedures”</w:t>
             </w:r>
           </w:p>
           <w:p>
@@ -8548,7 +8787,7 @@
                 <w:sz w:val="16"/>
                 <w:szCs w:val="16"/>
               </w:rPr>
-              <w:t xml:space="preserve">(Phakaedam et al., 2026)</w:t>
+              <w:t xml:space="preserve">(Domínguez Domínguez et al., 2023)</w:t>
             </w:r>
           </w:p>
         </w:tc>
@@ -8580,7 +8819,7 @@
                 <w:sz w:val="17"/>
                 <w:szCs w:val="17"/>
               </w:rPr>
-              <w:t xml:space="preserve">The administrator is alerted right away when a terminal goes offline or has unsent records.</w:t>
+              <w:t xml:space="preserve">The operating procedures of L-SIAMS are documented.</w:t>
             </w:r>
           </w:p>
           <w:p>
@@ -8597,7 +8836,7 @@
                 <w:sz w:val="16"/>
                 <w:szCs w:val="16"/>
               </w:rPr>
-              <w:t xml:space="preserve">Availability. Change: Downtime specified as terminal offline and unsynchronised-record alerts.</w:t>
+              <w:t xml:space="preserve">Availability. Change: Written as a statement about L-SIAMS.</w:t>
             </w:r>
           </w:p>
         </w:tc>
@@ -8629,7 +8868,7 @@
                 <w:sz w:val="17"/>
                 <w:szCs w:val="17"/>
               </w:rPr>
-              <w:t xml:space="preserve">A.8.16</w:t>
+              <w:t xml:space="preserve">A.5.37</w:t>
             </w:r>
           </w:p>
         </w:tc>
@@ -8742,7 +8981,7 @@
                 <w:sz w:val="17"/>
                 <w:szCs w:val="17"/>
               </w:rPr>
-              <w:t xml:space="preserve">“Planning for business continuity during adverse events”</w:t>
+              <w:t xml:space="preserve">“Planning for business continuity during adverse events (reworded by the authors: “There are business continuity planning policies for business continuity during adverse situations”)”</w:t>
             </w:r>
           </w:p>
           <w:p>
@@ -8789,7 +9028,7 @@
                 <w:sz w:val="17"/>
                 <w:szCs w:val="17"/>
               </w:rPr>
-              <w:t xml:space="preserve">The system has ways to keep attendance working during problems (offline storage, backup and restore).</w:t>
+              <w:t xml:space="preserve">There is planning for the continuity of L-SIAMS during adverse events.</w:t>
             </w:r>
           </w:p>
           <w:p>
@@ -8806,7 +9045,7 @@
                 <w:sz w:val="16"/>
                 <w:szCs w:val="16"/>
               </w:rPr>
-              <w:t xml:space="preserve">Availability. Change: Business continuity specified as the system’s continuity mechanisms.</w:t>
+              <w:t xml:space="preserve">Availability. Change: Business continuity applied to L-SIAMS.</w:t>
             </w:r>
           </w:p>
         </w:tc>
@@ -8838,7 +9077,7 @@
                 <w:sz w:val="17"/>
                 <w:szCs w:val="17"/>
               </w:rPr>
-              <w:t xml:space="preserve">A.5.30</w:t>
+              <w:t xml:space="preserve">A.5.29; A.5.30</w:t>
             </w:r>
           </w:p>
         </w:tc>
@@ -8941,7 +9180,7 @@
                 <w:sz w:val="17"/>
                 <w:szCs w:val="17"/>
               </w:rPr>
-              <w:t xml:space="preserve">P13: </w:t>
+              <w:t xml:space="preserve">TECH4: </w:t>
             </w:r>
             <w:r>
               <w:rPr>
@@ -8951,7 +9190,7 @@
                 <w:sz w:val="17"/>
                 <w:szCs w:val="17"/>
               </w:rPr>
-              <w:t xml:space="preserve">“System administration tools (SolarWinds, Active Directory, Nagios, etc.)”</w:t>
+              <w:t xml:space="preserve">“The university maintains effective data backup systems and regularly tests recovery procedures.”</w:t>
             </w:r>
           </w:p>
           <w:p>
@@ -8966,7 +9205,7 @@
                 <w:sz w:val="16"/>
                 <w:szCs w:val="16"/>
               </w:rPr>
-              <w:t xml:space="preserve">(Domínguez Domínguez et al., 2023)</w:t>
+              <w:t xml:space="preserve">(Phakaedam et al., 2026)</w:t>
             </w:r>
           </w:p>
         </w:tc>
@@ -8998,7 +9237,7 @@
                 <w:sz w:val="17"/>
                 <w:szCs w:val="17"/>
               </w:rPr>
-              <w:t xml:space="preserve">The system has tools for checking its status (device status, dashboards and the Security Center).</w:t>
+              <w:t xml:space="preserve">L-SIAMS has effective data backups, and its recovery procedures are tested regularly.</w:t>
             </w:r>
           </w:p>
           <w:p>
@@ -9015,7 +9254,7 @@
                 <w:sz w:val="16"/>
                 <w:szCs w:val="16"/>
               </w:rPr>
-              <w:t xml:space="preserve">Availability. Change: Third-party tools replaced with the system’s own tools; grouped under availability.</w:t>
+              <w:t xml:space="preserve">Availability. Change: The university changed to L-SIAMS.</w:t>
             </w:r>
           </w:p>
         </w:tc>
@@ -9047,216 +9286,7 @@
                 <w:sz w:val="17"/>
                 <w:szCs w:val="17"/>
               </w:rPr>
-              <w:t xml:space="preserve">A.8.16</w:t>
-            </w:r>
-          </w:p>
-        </w:tc>
-        <w:tc>
-          <w:tcPr>
-            <w:tcW w:type="dxa" w:w="1280"/>
-            <w:tcBorders>
-              <w:top w:val="single" w:color="000000" w:sz="4"/>
-              <w:left w:val="single" w:color="000000" w:sz="4"/>
-              <w:bottom w:val="single" w:color="000000" w:sz="4"/>
-              <w:right w:val="single" w:color="000000" w:sz="4"/>
-            </w:tcBorders>
-            <w:tcMar>
-              <w:top w:type="dxa" w:w="40"/>
-              <w:left w:type="dxa" w:w="90"/>
-              <w:bottom w:type="dxa" w:w="40"/>
-              <w:right w:type="dxa" w:w="90"/>
-            </w:tcMar>
-            <w:vAlign w:val="center"/>
-          </w:tcPr>
-          <w:p>
-            <w:pPr>
-              <w:spacing w:after="40" w:before="40" w:line="240"/>
-              <w:jc w:val="left"/>
-            </w:pPr>
-            <w:r>
-              <w:rPr>
-                <w:rFonts w:ascii="Times New Roman" w:cs="Times New Roman" w:eastAsia="Times New Roman" w:hAnsi="Times New Roman"/>
-                <w:sz w:val="17"/>
-                <w:szCs w:val="17"/>
-              </w:rPr>
-              <w:t xml:space="preserve">2.1, 2.3</w:t>
-            </w:r>
-          </w:p>
-        </w:tc>
-      </w:tr>
-      <w:tr>
-        <w:trPr>
-          <w:cantSplit/>
-        </w:trPr>
-        <w:tc>
-          <w:tcPr>
-            <w:tcW w:type="dxa" w:w="560"/>
-            <w:tcBorders>
-              <w:top w:val="single" w:color="000000" w:sz="4"/>
-              <w:left w:val="single" w:color="000000" w:sz="4"/>
-              <w:bottom w:val="single" w:color="000000" w:sz="4"/>
-              <w:right w:val="single" w:color="000000" w:sz="4"/>
-            </w:tcBorders>
-            <w:tcMar>
-              <w:top w:type="dxa" w:w="40"/>
-              <w:left w:type="dxa" w:w="90"/>
-              <w:bottom w:type="dxa" w:w="40"/>
-              <w:right w:type="dxa" w:w="90"/>
-            </w:tcMar>
-            <w:vAlign w:val="center"/>
-          </w:tcPr>
-          <w:p>
-            <w:pPr>
-              <w:spacing w:after="40" w:before="40" w:line="240"/>
-              <w:jc w:val="center"/>
-            </w:pPr>
-            <w:r>
-              <w:rPr>
-                <w:rFonts w:ascii="Times New Roman" w:cs="Times New Roman" w:eastAsia="Times New Roman" w:hAnsi="Times New Roman"/>
-                <w:sz w:val="17"/>
-                <w:szCs w:val="17"/>
-              </w:rPr>
-              <w:t xml:space="preserve">B20</w:t>
-            </w:r>
-          </w:p>
-        </w:tc>
-        <w:tc>
-          <w:tcPr>
-            <w:tcW w:type="dxa" w:w="2700"/>
-            <w:tcBorders>
-              <w:top w:val="single" w:color="000000" w:sz="4"/>
-              <w:left w:val="single" w:color="000000" w:sz="4"/>
-              <w:bottom w:val="single" w:color="000000" w:sz="4"/>
-              <w:right w:val="single" w:color="000000" w:sz="4"/>
-            </w:tcBorders>
-            <w:tcMar>
-              <w:top w:type="dxa" w:w="40"/>
-              <w:left w:type="dxa" w:w="90"/>
-              <w:bottom w:type="dxa" w:w="40"/>
-              <w:right w:type="dxa" w:w="90"/>
-            </w:tcMar>
-            <w:vAlign w:val="center"/>
-          </w:tcPr>
-          <w:p>
-            <w:pPr>
-              <w:spacing w:after="40" w:before="40" w:line="240"/>
-              <w:jc w:val="left"/>
-            </w:pPr>
-            <w:r>
-              <w:rPr>
-                <w:rFonts w:ascii="Times New Roman" w:cs="Times New Roman" w:eastAsia="Times New Roman" w:hAnsi="Times New Roman"/>
-                <w:b/>
-                <w:bCs/>
-                <w:sz w:val="17"/>
-                <w:szCs w:val="17"/>
-              </w:rPr>
-              <w:t xml:space="preserve">I17: </w:t>
-            </w:r>
-            <w:r>
-              <w:rPr>
-                <w:rFonts w:ascii="Times New Roman" w:cs="Times New Roman" w:eastAsia="Times New Roman" w:hAnsi="Times New Roman"/>
-                <w:i/>
-                <w:iCs/>
-                <w:sz w:val="17"/>
-                <w:szCs w:val="17"/>
-              </w:rPr>
-              <w:t xml:space="preserve">“Documentation of operating procedures”</w:t>
-            </w:r>
-          </w:p>
-          <w:p>
-            <w:pPr>
-              <w:spacing w:after="40" w:before="40" w:line="240"/>
-              <w:jc w:val="left"/>
-            </w:pPr>
-            <w:r>
-              <w:rPr>
-                <w:rFonts w:ascii="Times New Roman" w:cs="Times New Roman" w:eastAsia="Times New Roman" w:hAnsi="Times New Roman"/>
-                <w:color w:val="555555"/>
-                <w:sz w:val="16"/>
-                <w:szCs w:val="16"/>
-              </w:rPr>
-              <w:t xml:space="preserve">(Domínguez Domínguez et al., 2023)</w:t>
-            </w:r>
-          </w:p>
-        </w:tc>
-        <w:tc>
-          <w:tcPr>
-            <w:tcW w:type="dxa" w:w="2700"/>
-            <w:tcBorders>
-              <w:top w:val="single" w:color="000000" w:sz="4"/>
-              <w:left w:val="single" w:color="000000" w:sz="4"/>
-              <w:bottom w:val="single" w:color="000000" w:sz="4"/>
-              <w:right w:val="single" w:color="000000" w:sz="4"/>
-            </w:tcBorders>
-            <w:tcMar>
-              <w:top w:type="dxa" w:w="40"/>
-              <w:left w:type="dxa" w:w="90"/>
-              <w:bottom w:type="dxa" w:w="40"/>
-              <w:right w:type="dxa" w:w="90"/>
-            </w:tcMar>
-            <w:vAlign w:val="center"/>
-          </w:tcPr>
-          <w:p>
-            <w:pPr>
-              <w:spacing w:after="40" w:before="40" w:line="240"/>
-              <w:jc w:val="left"/>
-            </w:pPr>
-            <w:r>
-              <w:rPr>
-                <w:rFonts w:ascii="Times New Roman" w:cs="Times New Roman" w:eastAsia="Times New Roman" w:hAnsi="Times New Roman"/>
-                <w:sz w:val="17"/>
-                <w:szCs w:val="17"/>
-              </w:rPr>
-              <w:t xml:space="preserve">The steps for installing, backing up, updating and restoring the system are written down.</w:t>
-            </w:r>
-          </w:p>
-          <w:p>
-            <w:pPr>
-              <w:spacing w:after="40" w:before="40" w:line="240"/>
-              <w:jc w:val="left"/>
-            </w:pPr>
-            <w:r>
-              <w:rPr>
-                <w:rFonts w:ascii="Times New Roman" w:cs="Times New Roman" w:eastAsia="Times New Roman" w:hAnsi="Times New Roman"/>
-                <w:i/>
-                <w:iCs/>
-                <w:color w:val="555555"/>
-                <w:sz w:val="16"/>
-                <w:szCs w:val="16"/>
-              </w:rPr>
-              <w:t xml:space="preserve">Availability. Change: Procedures specified for L-SIAMS; grouped under availability.</w:t>
-            </w:r>
-          </w:p>
-        </w:tc>
-        <w:tc>
-          <w:tcPr>
-            <w:tcW w:type="dxa" w:w="1400"/>
-            <w:tcBorders>
-              <w:top w:val="single" w:color="000000" w:sz="4"/>
-              <w:left w:val="single" w:color="000000" w:sz="4"/>
-              <w:bottom w:val="single" w:color="000000" w:sz="4"/>
-              <w:right w:val="single" w:color="000000" w:sz="4"/>
-            </w:tcBorders>
-            <w:tcMar>
-              <w:top w:type="dxa" w:w="40"/>
-              <w:left w:type="dxa" w:w="90"/>
-              <w:bottom w:type="dxa" w:w="40"/>
-              <w:right w:type="dxa" w:w="90"/>
-            </w:tcMar>
-            <w:vAlign w:val="center"/>
-          </w:tcPr>
-          <w:p>
-            <w:pPr>
-              <w:spacing w:after="40" w:before="40" w:line="240"/>
-              <w:jc w:val="left"/>
-            </w:pPr>
-            <w:r>
-              <w:rPr>
-                <w:rFonts w:ascii="Times New Roman" w:cs="Times New Roman" w:eastAsia="Times New Roman" w:hAnsi="Times New Roman"/>
-                <w:sz w:val="17"/>
-                <w:szCs w:val="17"/>
-              </w:rPr>
-              <w:t xml:space="preserve">A.5.37</w:t>
+              <w:t xml:space="preserve">A.8.13</w:t>
             </w:r>
           </w:p>
         </w:tc>
@@ -9322,7 +9352,7 @@
           <w:sz w:val="24"/>
           <w:szCs w:val="24"/>
         </w:rPr>
-        <w:t xml:space="preserve">Only constructs that describe the protection a system provides were adopted. Items were left out when they measure something outside the scope of L-SIAMS:</w:t>
+        <w:t xml:space="preserve">All 15 items of the CIA Triad Practices scale and all five items of the Trust and Security scale were adopted, keeping both subscales complete. From the other scales, items were left out when they measure something outside the scope of L-SIAMS:</w:t>
       </w:r>
     </w:p>
     <w:tbl>
@@ -9587,7 +9617,7 @@
                 <w:sz w:val="19"/>
                 <w:szCs w:val="19"/>
               </w:rPr>
-              <w:t xml:space="preserve">Phakaedam et al. A11 (“I regularly back up important data”)</w:t>
+              <w:t xml:space="preserve">Phakaedam et al. TECH5 (help desk during disruptions)</w:t>
             </w:r>
           </w:p>
         </w:tc>
@@ -9619,76 +9649,7 @@
                 <w:sz w:val="19"/>
                 <w:szCs w:val="19"/>
               </w:rPr>
-              <w:t xml:space="preserve">Covered by B15 (TECH4), which addresses backups and tested recovery together.</w:t>
-            </w:r>
-          </w:p>
-        </w:tc>
-      </w:tr>
-      <w:tr>
-        <w:trPr>
-          <w:cantSplit/>
-        </w:trPr>
-        <w:tc>
-          <w:tcPr>
-            <w:tcW w:type="dxa" w:w="3400"/>
-            <w:tcBorders>
-              <w:top w:val="single" w:color="000000" w:sz="4"/>
-              <w:left w:val="single" w:color="000000" w:sz="4"/>
-              <w:bottom w:val="single" w:color="000000" w:sz="4"/>
-              <w:right w:val="single" w:color="000000" w:sz="4"/>
-            </w:tcBorders>
-            <w:tcMar>
-              <w:top w:type="dxa" w:w="40"/>
-              <w:left w:type="dxa" w:w="90"/>
-              <w:bottom w:type="dxa" w:w="40"/>
-              <w:right w:type="dxa" w:w="90"/>
-            </w:tcMar>
-            <w:vAlign w:val="center"/>
-          </w:tcPr>
-          <w:p>
-            <w:pPr>
-              <w:spacing w:after="40" w:before="40" w:line="240"/>
-              <w:jc w:val="left"/>
-            </w:pPr>
-            <w:r>
-              <w:rPr>
-                <w:rFonts w:ascii="Times New Roman" w:cs="Times New Roman" w:eastAsia="Times New Roman" w:hAnsi="Times New Roman"/>
-                <w:sz w:val="19"/>
-                <w:szCs w:val="19"/>
-              </w:rPr>
-              <w:t xml:space="preserve">Phakaedam et al. TECH3, TECH5 (laboratory antivirus; help desk)</w:t>
-            </w:r>
-          </w:p>
-        </w:tc>
-        <w:tc>
-          <w:tcPr>
-            <w:tcW w:type="dxa" w:w="5240"/>
-            <w:tcBorders>
-              <w:top w:val="single" w:color="000000" w:sz="4"/>
-              <w:left w:val="single" w:color="000000" w:sz="4"/>
-              <w:bottom w:val="single" w:color="000000" w:sz="4"/>
-              <w:right w:val="single" w:color="000000" w:sz="4"/>
-            </w:tcBorders>
-            <w:tcMar>
-              <w:top w:type="dxa" w:w="40"/>
-              <w:left w:type="dxa" w:w="90"/>
-              <w:bottom w:type="dxa" w:w="40"/>
-              <w:right w:type="dxa" w:w="90"/>
-            </w:tcMar>
-            <w:vAlign w:val="center"/>
-          </w:tcPr>
-          <w:p>
-            <w:pPr>
-              <w:spacing w:after="40" w:before="40" w:line="240"/>
-              <w:jc w:val="left"/>
-            </w:pPr>
-            <w:r>
-              <w:rPr>
-                <w:rFonts w:ascii="Times New Roman" w:cs="Times New Roman" w:eastAsia="Times New Roman" w:hAnsi="Times New Roman"/>
-                <w:sz w:val="19"/>
-                <w:szCs w:val="19"/>
-              </w:rPr>
-              <w:t xml:space="preserve">Not functions of L-SIAMS.</w:t>
+              <w:t xml:space="preserve">In L-SIAMS the IT administrator is the help channel, so Form B would ask the respondent to rate their own service.</w:t>
             </w:r>
           </w:p>
         </w:tc>
@@ -9898,7 +9859,7 @@
           <w:sz w:val="24"/>
           <w:szCs w:val="24"/>
         </w:rPr>
-        <w:t xml:space="preserve">Phakaedam et al.’s CIA items measure a person’s own practices on a Very Low to Very High scale; here they are reframed as the protection the system provides and rated for agreement.</w:t>
+        <w:t xml:space="preserve">Phakaedam et al. rated the CIA items on a level-of-practice scale (Very Low to Very High); here they use the agreement scale of Table 3. Following the authors, these items measure CIA as “perceived results reflecting the extent to which confidentiality, integrity, and availability were maintained during routine system interaction,” here, the use of L-SIAMS.</w:t>
       </w:r>
     </w:p>
     <w:p>
@@ -9917,7 +9878,7 @@
           <w:sz w:val="24"/>
           <w:szCs w:val="24"/>
         </w:rPr>
-        <w:t xml:space="preserve">Rukhiran et al.’s items concern face recognition by students; here they concern fingerprint verification by teachers. Item TS1 was reworded positively.</w:t>
+        <w:t xml:space="preserve">Rukhiran et al.’s items concern face recognition by students; here they concern fingerprint verification by teachers. Item TS1 was worded positively, so it is scored like the other items.</w:t>
       </w:r>
     </w:p>
     <w:p>
@@ -9937,25 +9898,6 @@
           <w:szCs w:val="24"/>
         </w:rPr>
         <w:t xml:space="preserve">IM-ISMS is a preprint supported by exploratory factor analysis only, and 17 of its 24 items loaded on their intended factors before the authors reworded the rest.</w:t>
-      </w:r>
-    </w:p>
-    <w:p>
-      <w:pPr>
-        <w:pStyle w:val="ListParagraph"/>
-        <w:numPr>
-          <w:ilvl w:val="0"/>
-          <w:numId w:val="2"/>
-        </w:numPr>
-        <w:spacing w:after="80" w:before="0" w:line="300"/>
-        <w:jc w:val="both"/>
-      </w:pPr>
-      <w:r>
-        <w:rPr>
-          <w:rFonts w:ascii="Times New Roman" w:cs="Times New Roman" w:eastAsia="Times New Roman" w:hAnsi="Times New Roman"/>
-          <w:sz w:val="24"/>
-          <w:szCs w:val="24"/>
-        </w:rPr>
-        <w:t xml:space="preserve">Items A11 and B7 (personal data protection) are researcher-made and have no prior validation evidence; they rely entirely on the expert review and pilot test of this study.</w:t>
       </w:r>
     </w:p>
     <w:p>
@@ -10025,7 +9967,7 @@
           <w:sz w:val="24"/>
           <w:szCs w:val="24"/>
         </w:rPr>
-        <w:t xml:space="preserve">Compute the mean of each subscale: Trust and Security of Fingerprint Verification (A1–A5, teachers only); Confidentiality (A6–A11; B1–B7); Integrity (A12–A16; B8–B15); Availability (A17–A19; B16–B20).</w:t>
+        <w:t xml:space="preserve">Compute the mean of each subscale: Trust and Security of Fingerprint Verification (A1–A5, teachers only); Confidentiality (A6–A10; B1–B5); Integrity (A11–A15; B6–B14); Availability (A16–A20; B15–B19).</w:t>
       </w:r>
     </w:p>
     <w:p>
@@ -15222,7 +15164,7 @@
                 <w:sz w:val="20"/>
                 <w:szCs w:val="20"/>
               </w:rPr>
-              <w:t xml:space="preserve">B1</w:t>
+              <w:t xml:space="preserve">A20</w:t>
             </w:r>
           </w:p>
         </w:tc>
@@ -15420,7 +15362,7 @@
                 <w:sz w:val="20"/>
                 <w:szCs w:val="20"/>
               </w:rPr>
-              <w:t xml:space="preserve">B2</w:t>
+              <w:t xml:space="preserve">B1</w:t>
             </w:r>
           </w:p>
         </w:tc>
@@ -15618,7 +15560,7 @@
                 <w:sz w:val="20"/>
                 <w:szCs w:val="20"/>
               </w:rPr>
-              <w:t xml:space="preserve">B3</w:t>
+              <w:t xml:space="preserve">B2</w:t>
             </w:r>
           </w:p>
         </w:tc>
@@ -15816,7 +15758,7 @@
                 <w:sz w:val="20"/>
                 <w:szCs w:val="20"/>
               </w:rPr>
-              <w:t xml:space="preserve">B4</w:t>
+              <w:t xml:space="preserve">B3</w:t>
             </w:r>
           </w:p>
         </w:tc>
@@ -16014,7 +15956,7 @@
                 <w:sz w:val="20"/>
                 <w:szCs w:val="20"/>
               </w:rPr>
-              <w:t xml:space="preserve">B5</w:t>
+              <w:t xml:space="preserve">B4</w:t>
             </w:r>
           </w:p>
         </w:tc>
@@ -16212,7 +16154,7 @@
                 <w:sz w:val="20"/>
                 <w:szCs w:val="20"/>
               </w:rPr>
-              <w:t xml:space="preserve">B6</w:t>
+              <w:t xml:space="preserve">B5</w:t>
             </w:r>
           </w:p>
         </w:tc>
@@ -16410,7 +16352,7 @@
                 <w:sz w:val="20"/>
                 <w:szCs w:val="20"/>
               </w:rPr>
-              <w:t xml:space="preserve">B7</w:t>
+              <w:t xml:space="preserve">B6</w:t>
             </w:r>
           </w:p>
         </w:tc>
@@ -16608,7 +16550,7 @@
                 <w:sz w:val="20"/>
                 <w:szCs w:val="20"/>
               </w:rPr>
-              <w:t xml:space="preserve">B8</w:t>
+              <w:t xml:space="preserve">B7</w:t>
             </w:r>
           </w:p>
         </w:tc>
@@ -16806,7 +16748,7 @@
                 <w:sz w:val="20"/>
                 <w:szCs w:val="20"/>
               </w:rPr>
-              <w:t xml:space="preserve">B9</w:t>
+              <w:t xml:space="preserve">B8</w:t>
             </w:r>
           </w:p>
         </w:tc>
@@ -17004,7 +16946,7 @@
                 <w:sz w:val="20"/>
                 <w:szCs w:val="20"/>
               </w:rPr>
-              <w:t xml:space="preserve">B10</w:t>
+              <w:t xml:space="preserve">B9</w:t>
             </w:r>
           </w:p>
         </w:tc>
@@ -17202,7 +17144,7 @@
                 <w:sz w:val="20"/>
                 <w:szCs w:val="20"/>
               </w:rPr>
-              <w:t xml:space="preserve">B11</w:t>
+              <w:t xml:space="preserve">B10</w:t>
             </w:r>
           </w:p>
         </w:tc>
@@ -17400,7 +17342,7 @@
                 <w:sz w:val="20"/>
                 <w:szCs w:val="20"/>
               </w:rPr>
-              <w:t xml:space="preserve">B12</w:t>
+              <w:t xml:space="preserve">B11</w:t>
             </w:r>
           </w:p>
         </w:tc>
@@ -17598,7 +17540,7 @@
                 <w:sz w:val="20"/>
                 <w:szCs w:val="20"/>
               </w:rPr>
-              <w:t xml:space="preserve">B13</w:t>
+              <w:t xml:space="preserve">B12</w:t>
             </w:r>
           </w:p>
         </w:tc>
@@ -17796,7 +17738,7 @@
                 <w:sz w:val="20"/>
                 <w:szCs w:val="20"/>
               </w:rPr>
-              <w:t xml:space="preserve">B14</w:t>
+              <w:t xml:space="preserve">B13</w:t>
             </w:r>
           </w:p>
         </w:tc>
@@ -17994,7 +17936,7 @@
                 <w:sz w:val="20"/>
                 <w:szCs w:val="20"/>
               </w:rPr>
-              <w:t xml:space="preserve">B15</w:t>
+              <w:t xml:space="preserve">B14</w:t>
             </w:r>
           </w:p>
         </w:tc>
@@ -18192,7 +18134,7 @@
                 <w:sz w:val="20"/>
                 <w:szCs w:val="20"/>
               </w:rPr>
-              <w:t xml:space="preserve">B16</w:t>
+              <w:t xml:space="preserve">B15</w:t>
             </w:r>
           </w:p>
         </w:tc>
@@ -18390,7 +18332,7 @@
                 <w:sz w:val="20"/>
                 <w:szCs w:val="20"/>
               </w:rPr>
-              <w:t xml:space="preserve">B17</w:t>
+              <w:t xml:space="preserve">B16</w:t>
             </w:r>
           </w:p>
         </w:tc>
@@ -18588,7 +18530,7 @@
                 <w:sz w:val="20"/>
                 <w:szCs w:val="20"/>
               </w:rPr>
-              <w:t xml:space="preserve">B18</w:t>
+              <w:t xml:space="preserve">B17</w:t>
             </w:r>
           </w:p>
         </w:tc>
@@ -18786,7 +18728,7 @@
                 <w:sz w:val="20"/>
                 <w:szCs w:val="20"/>
               </w:rPr>
-              <w:t xml:space="preserve">B19</w:t>
+              <w:t xml:space="preserve">B18</w:t>
             </w:r>
           </w:p>
         </w:tc>
@@ -18984,7 +18926,7 @@
                 <w:sz w:val="20"/>
                 <w:szCs w:val="20"/>
               </w:rPr>
-              <w:t xml:space="preserve">B20</w:t>
+              <w:t xml:space="preserve">B19</w:t>
             </w:r>
           </w:p>
         </w:tc>

--- a/docs/manuscript/LSIAMS_Security_Questionnaire_ISO27001.docx
+++ b/docs/manuscript/LSIAMS_Security_Questionnaire_ISO27001.docx
@@ -31,7 +31,7 @@
           <w:sz w:val="24"/>
           <w:szCs w:val="24"/>
         </w:rPr>
-        <w:t xml:space="preserve">Security Evaluation Questionnaire: Instrument Development Guide</w:t>
+        <w:t xml:space="preserve">Security Evaluation Questionnaire: Instrument Guide</w:t>
       </w:r>
     </w:p>
     <w:p>
@@ -61,7 +61,7 @@
           <w:sz w:val="24"/>
           <w:szCs w:val="24"/>
         </w:rPr>
-        <w:t xml:space="preserve">The security evaluation questionnaire has two forms, given to respondents as separate documents: Form A for the teachers and the school administrator (20 items) and Form B for the IT administrator (19 items). All 39 items are adapted from three published, validated instruments; none are researcher-made. Each item keeps the sentence and meaning of its source and changes only the context to L-SIAMS. Each is grouped under confidentiality, integrity or availability and aligned with an ISO/IEC 27001:2022 Annex A control. This guide documents where each item comes from, how it was adapted, how the forms are scored, and how the adapted items are validated. In the tables below, A1–A20 refer to Form A items 1–20, and B1–B19 to Form B items 1–19.</w:t>
+        <w:t xml:space="preserve">The security evaluation questionnaire has two forms, given to respondents as separate documents: Form A for the teachers and the school administrator (16 items) and Form B for the IT administrator (14 items). All 30 items are adopted word for word from three published, validated instruments; no item is reworded and none is researcher-made. Items were selected, not changed: an item was adopted only when its original wording applies to L-SIAMS as written. Each adopted item is grouped under confidentiality, integrity or availability and aligned with an ISO/IEC 27001:2022 Annex A control. In the tables below, A1–A16 refer to Form A items 1–16, and B1–B14 to Form B items 1–14.</w:t>
       </w:r>
     </w:p>
     <w:p>
@@ -78,7 +78,7 @@
           <w:sz w:val="24"/>
           <w:szCs w:val="24"/>
         </w:rPr>
-        <w:t xml:space="preserve">Sources of the Adapted Items</w:t>
+        <w:t xml:space="preserve">Sources of the Adopted Items</w:t>
       </w:r>
     </w:p>
     <w:p>
@@ -92,7 +92,7 @@
           <w:sz w:val="24"/>
           <w:szCs w:val="24"/>
         </w:rPr>
-        <w:t xml:space="preserve">The items were adapted from three published instruments whose validity and reliability were established by their authors. Table A summarizes each source and the evidence reported for it.</w:t>
+        <w:t xml:space="preserve">The items were adopted from three published instruments whose validity and reliability were established by their authors. Table A summarizes each source and the evidence reported for it.</w:t>
       </w:r>
     </w:p>
     <w:p>
@@ -393,7 +393,7 @@
                 <w:sz w:val="18"/>
                 <w:szCs w:val="18"/>
               </w:rPr>
-              <w:t xml:space="preserve">Trust and Security (TS1–TS5) → Form A, Part A (A1–A5)</w:t>
+              <w:t xml:space="preserve">Trust and Security (TS1, TS4, TS5) → Form A, Part A (A1–A3)</w:t>
             </w:r>
           </w:p>
         </w:tc>
@@ -558,7 +558,7 @@
                 <w:sz w:val="18"/>
                 <w:szCs w:val="18"/>
               </w:rPr>
-              <w:t xml:space="preserve">CIA Triad Practices (all 15 items: C1–C5, I6–I10, A11–A15) → Form A, Parts B–D (A6–A20); Technology (TECH1–TECH4) → B1, B6, B7, B19</w:t>
+              <w:t xml:space="preserve">CIA Triad Practices (C1–C5, I6–I10, A11, A12, A14) → Form A, Parts B–D (A4–A16)</w:t>
             </w:r>
           </w:p>
         </w:tc>
@@ -654,7 +654,7 @@
                 <w:sz w:val="18"/>
                 <w:szCs w:val="18"/>
               </w:rPr>
-              <w:t xml:space="preserve">Confidentiality α = .912, CR = .903, AVE = .652; Integrity α = .921, CR = .912, AVE = .674; Availability α = .905, CR = .871, AVE = .576; Technology α = .833, CR = .879, AVE = .593</w:t>
+              <w:t xml:space="preserve">Confidentiality α = .912, CR = .903, AVE = .652; Integrity α = .921, CR = .912, AVE = .674; Availability α = .905, CR = .871, AVE = .576</w:t>
             </w:r>
           </w:p>
         </w:tc>
@@ -723,7 +723,7 @@
                 <w:sz w:val="18"/>
                 <w:szCs w:val="18"/>
               </w:rPr>
-              <w:t xml:space="preserve">Privacy (P10–P14), Integrity (I15–I19), Authenticity (A21–A24), Policies (PR7) → B2–B5, B8–B18</w:t>
+              <w:t xml:space="preserve">Privacy (P10, P11, P12, P14), Integrity (I15–I19), Authenticity (A21–A24), Policies (PR7) → Form B (B1–B14)</w:t>
             </w:r>
           </w:p>
         </w:tc>
@@ -839,7 +839,7 @@
           <w:sz w:val="24"/>
           <w:szCs w:val="24"/>
         </w:rPr>
-        <w:t xml:space="preserve">Item Adaptation Matrix</w:t>
+        <w:t xml:space="preserve">Item Source Matrix</w:t>
       </w:r>
     </w:p>
     <w:p>
@@ -853,7 +853,7 @@
           <w:sz w:val="24"/>
           <w:szCs w:val="24"/>
         </w:rPr>
-        <w:t xml:space="preserve">Table B shows, for every item, the original wording in its source, the adapted wording used in this study, and the ISO/IEC 27001:2022 Annex A control and study objective it addresses. Every item is a close adaptation: the sentence of the source is kept, and only its context is changed. The changes are of three kinds: (a) general terms are replaced with their L-SIAMS counterparts (for example, “the university” becomes “L-SIAMS”, “face recognition” becomes “fingerprint verification”); (b) the IM-ISMS items, which are written as short control phrases, are written as full statements, following the rewording the authors themselves used (for example, “There is a correct management, protection and life cycle of access keys”); and (c) where a source item gives examples, they are replaced with examples from L-SIAMS. All items are answered on the agreement scale in Table 3 of the manuscript. The CIA grouping of Form A follows the source exactly: Phakaedam et al. assigned items C1–C5 to confidentiality, I6–I10 to integrity and A11–A15 to availability. For Form B, each IM-ISMS and Technology item is placed under the CIA pillar its control protects.</w:t>
+        <w:t xml:space="preserve">Table B shows, for every item, its code and wording in the source, the item as used in this study, and the ISO/IEC 27001:2022 Annex A control and study objective it addresses. The wording is identical. For three IM-ISMS items (I15, I19, PR7), the authors reworded the item after their factor analysis; the published reworded form is the one adopted. The CIA grouping of Form A is the one given by Phakaedam et al., who assigned items C1–C5 to confidentiality, I6–I10 to integrity and A11–A15 to availability. For Form B, each IM-ISMS item is placed under the CIA pillar its control protects.</w:t>
       </w:r>
     </w:p>
     <w:p>
@@ -887,7 +887,7 @@
           <w:sz w:val="24"/>
           <w:szCs w:val="24"/>
         </w:rPr>
-        <w:t xml:space="preserve">Original and Adapted Items</w:t>
+        <w:t xml:space="preserve">Source of Each Adopted Item</w:t>
       </w:r>
     </w:p>
     <w:tbl>
@@ -980,7 +980,7 @@
                 <w:sz w:val="18"/>
                 <w:szCs w:val="18"/>
               </w:rPr>
-              <w:t xml:space="preserve">Original item (source)</w:t>
+              <w:t xml:space="preserve">Item in the source</w:t>
             </w:r>
           </w:p>
         </w:tc>
@@ -1015,7 +1015,7 @@
                 <w:sz w:val="18"/>
                 <w:szCs w:val="18"/>
               </w:rPr>
-              <w:t xml:space="preserve">Adapted item</w:t>
+              <w:t xml:space="preserve">Item as used in this study</w:t>
             </w:r>
           </w:p>
         </w:tc>
@@ -1254,7 +1254,7 @@
                 <w:sz w:val="17"/>
                 <w:szCs w:val="17"/>
               </w:rPr>
-              <w:t xml:space="preserve">Verifying my identity with the fingerprint scanner is not physically invasive.</w:t>
+              <w:t xml:space="preserve">The biometric recognition would be physically invasive.</w:t>
             </w:r>
           </w:p>
           <w:p>
@@ -1271,7 +1271,7 @@
                 <w:sz w:val="16"/>
                 <w:szCs w:val="16"/>
               </w:rPr>
-              <w:t xml:space="preserve">Trust &amp; Security. Change: Biometric recognition specified as the fingerprint scanner; worded positively.</w:t>
+              <w:t xml:space="preserve">Trust &amp; Security. Adopted as written; reverse-scored.</w:t>
             </w:r>
           </w:p>
         </w:tc>
@@ -1406,7 +1406,7 @@
                 <w:sz w:val="17"/>
                 <w:szCs w:val="17"/>
               </w:rPr>
-              <w:t xml:space="preserve">TS2: </w:t>
+              <w:t xml:space="preserve">TS4: </w:t>
             </w:r>
             <w:r>
               <w:rPr>
@@ -1416,7 +1416,7 @@
                 <w:sz w:val="17"/>
                 <w:szCs w:val="17"/>
               </w:rPr>
-              <w:t xml:space="preserve">“I would trust the face recognition system.”</w:t>
+              <w:t xml:space="preserve">“The system can identify me correctly.”</w:t>
             </w:r>
           </w:p>
           <w:p>
@@ -1463,7 +1463,7 @@
                 <w:sz w:val="17"/>
                 <w:szCs w:val="17"/>
               </w:rPr>
-              <w:t xml:space="preserve">I trust the fingerprint verification of L-SIAMS.</w:t>
+              <w:t xml:space="preserve">The system can identify me correctly.</w:t>
             </w:r>
           </w:p>
           <w:p>
@@ -1480,7 +1480,7 @@
                 <w:sz w:val="16"/>
                 <w:szCs w:val="16"/>
               </w:rPr>
-              <w:t xml:space="preserve">Trust &amp; Security. Change: Face recognition changed to the fingerprint verification of L-SIAMS.</w:t>
+              <w:t xml:space="preserve">Trust &amp; Security. Adopted as written.</w:t>
             </w:r>
           </w:p>
         </w:tc>
@@ -1544,7 +1544,7 @@
                 <w:sz w:val="17"/>
                 <w:szCs w:val="17"/>
               </w:rPr>
-              <w:t xml:space="preserve">1.2, 3.2</w:t>
+              <w:t xml:space="preserve">1.2</w:t>
             </w:r>
           </w:p>
         </w:tc>
@@ -1615,7 +1615,7 @@
                 <w:sz w:val="17"/>
                 <w:szCs w:val="17"/>
               </w:rPr>
-              <w:t xml:space="preserve">TS3: </w:t>
+              <w:t xml:space="preserve">TS5: </w:t>
             </w:r>
             <w:r>
               <w:rPr>
@@ -1625,7 +1625,7 @@
                 <w:sz w:val="17"/>
                 <w:szCs w:val="17"/>
               </w:rPr>
-              <w:t xml:space="preserve">“Student identification using biometric recognition is reliable.”</w:t>
+              <w:t xml:space="preserve">“The system has high recognition accuracy.”</w:t>
             </w:r>
           </w:p>
           <w:p>
@@ -1672,7 +1672,7 @@
                 <w:sz w:val="17"/>
                 <w:szCs w:val="17"/>
               </w:rPr>
-              <w:t xml:space="preserve">Teacher identification using fingerprint verification is reliable.</w:t>
+              <w:t xml:space="preserve">The system has high recognition accuracy.</w:t>
             </w:r>
           </w:p>
           <w:p>
@@ -1689,7 +1689,7 @@
                 <w:sz w:val="16"/>
                 <w:szCs w:val="16"/>
               </w:rPr>
-              <w:t xml:space="preserve">Trust &amp; Security. Change: Student changed to teacher; biometric recognition specified as fingerprint verification.</w:t>
+              <w:t xml:space="preserve">Trust &amp; Security. Adopted as written.</w:t>
             </w:r>
           </w:p>
         </w:tc>
@@ -1721,7 +1721,7 @@
                 <w:sz w:val="17"/>
                 <w:szCs w:val="17"/>
               </w:rPr>
-              <w:t xml:space="preserve">A.5.16</w:t>
+              <w:t xml:space="preserve">A.8.5</w:t>
             </w:r>
           </w:p>
         </w:tc>
@@ -1753,7 +1753,7 @@
                 <w:sz w:val="17"/>
                 <w:szCs w:val="17"/>
               </w:rPr>
-              <w:t xml:space="preserve">1.2</w:t>
+              <w:t xml:space="preserve">1.2, 4.3</w:t>
             </w:r>
           </w:p>
         </w:tc>
@@ -1824,7 +1824,7 @@
                 <w:sz w:val="17"/>
                 <w:szCs w:val="17"/>
               </w:rPr>
-              <w:t xml:space="preserve">TS4: </w:t>
+              <w:t xml:space="preserve">C1: </w:t>
             </w:r>
             <w:r>
               <w:rPr>
@@ -1834,7 +1834,7 @@
                 <w:sz w:val="17"/>
                 <w:szCs w:val="17"/>
               </w:rPr>
-              <w:t xml:space="preserve">“The system can identify me correctly.”</w:t>
+              <w:t xml:space="preserve">“I use complex and unique passwords for important accounts.”</w:t>
             </w:r>
           </w:p>
           <w:p>
@@ -1849,7 +1849,7 @@
                 <w:sz w:val="16"/>
                 <w:szCs w:val="16"/>
               </w:rPr>
-              <w:t xml:space="preserve">(Rukhiran et al., 2023)</w:t>
+              <w:t xml:space="preserve">(Phakaedam et al., 2026)</w:t>
             </w:r>
           </w:p>
         </w:tc>
@@ -1881,7 +1881,7 @@
                 <w:sz w:val="17"/>
                 <w:szCs w:val="17"/>
               </w:rPr>
-              <w:t xml:space="preserve">The system can identify me correctly.</w:t>
+              <w:t xml:space="preserve">I use complex and unique passwords for important accounts.</w:t>
             </w:r>
           </w:p>
           <w:p>
@@ -1898,7 +1898,7 @@
                 <w:sz w:val="16"/>
                 <w:szCs w:val="16"/>
               </w:rPr>
-              <w:t xml:space="preserve">Trust &amp; Security. Change: Used as written.</w:t>
+              <w:t xml:space="preserve">Confidentiality. Adopted as written.</w:t>
             </w:r>
           </w:p>
         </w:tc>
@@ -1930,7 +1930,7 @@
                 <w:sz w:val="17"/>
                 <w:szCs w:val="17"/>
               </w:rPr>
-              <w:t xml:space="preserve">A.8.5</w:t>
+              <w:t xml:space="preserve">A.5.17</w:t>
             </w:r>
           </w:p>
         </w:tc>
@@ -1962,7 +1962,7 @@
                 <w:sz w:val="17"/>
                 <w:szCs w:val="17"/>
               </w:rPr>
-              <w:t xml:space="preserve">1.2</w:t>
+              <w:t xml:space="preserve">3.2</w:t>
             </w:r>
           </w:p>
         </w:tc>
@@ -2033,7 +2033,7 @@
                 <w:sz w:val="17"/>
                 <w:szCs w:val="17"/>
               </w:rPr>
-              <w:t xml:space="preserve">TS5: </w:t>
+              <w:t xml:space="preserve">C2: </w:t>
             </w:r>
             <w:r>
               <w:rPr>
@@ -2043,7 +2043,7 @@
                 <w:sz w:val="17"/>
                 <w:szCs w:val="17"/>
               </w:rPr>
-              <w:t xml:space="preserve">“The system has high recognition accuracy.”</w:t>
+              <w:t xml:space="preserve">“I avoid sending sensitive information through unsecured channels.”</w:t>
             </w:r>
           </w:p>
           <w:p>
@@ -2058,7 +2058,7 @@
                 <w:sz w:val="16"/>
                 <w:szCs w:val="16"/>
               </w:rPr>
-              <w:t xml:space="preserve">(Rukhiran et al., 2023)</w:t>
+              <w:t xml:space="preserve">(Phakaedam et al., 2026)</w:t>
             </w:r>
           </w:p>
         </w:tc>
@@ -2090,7 +2090,7 @@
                 <w:sz w:val="17"/>
                 <w:szCs w:val="17"/>
               </w:rPr>
-              <w:t xml:space="preserve">The fingerprint scanner has high recognition accuracy.</w:t>
+              <w:t xml:space="preserve">I avoid sending sensitive information through unsecured channels.</w:t>
             </w:r>
           </w:p>
           <w:p>
@@ -2107,7 +2107,7 @@
                 <w:sz w:val="16"/>
                 <w:szCs w:val="16"/>
               </w:rPr>
-              <w:t xml:space="preserve">Trust &amp; Security. Change: The system specified as the fingerprint scanner.</w:t>
+              <w:t xml:space="preserve">Confidentiality. Adopted as written.</w:t>
             </w:r>
           </w:p>
         </w:tc>
@@ -2139,7 +2139,7 @@
                 <w:sz w:val="17"/>
                 <w:szCs w:val="17"/>
               </w:rPr>
-              <w:t xml:space="preserve">A.8.5</w:t>
+              <w:t xml:space="preserve">A.5.14; A.5.34</w:t>
             </w:r>
           </w:p>
         </w:tc>
@@ -2171,7 +2171,7 @@
                 <w:sz w:val="17"/>
                 <w:szCs w:val="17"/>
               </w:rPr>
-              <w:t xml:space="preserve">1.2, 4.3</w:t>
+              <w:t xml:space="preserve">3.1</w:t>
             </w:r>
           </w:p>
         </w:tc>
@@ -2242,7 +2242,7 @@
                 <w:sz w:val="17"/>
                 <w:szCs w:val="17"/>
               </w:rPr>
-              <w:t xml:space="preserve">C1: </w:t>
+              <w:t xml:space="preserve">C3: </w:t>
             </w:r>
             <w:r>
               <w:rPr>
@@ -2252,7 +2252,7 @@
                 <w:sz w:val="17"/>
                 <w:szCs w:val="17"/>
               </w:rPr>
-              <w:t xml:space="preserve">“I use complex and unique passwords for important accounts.”</w:t>
+              <w:t xml:space="preserve">“I do not share my personal passwords with others.”</w:t>
             </w:r>
           </w:p>
           <w:p>
@@ -2299,7 +2299,7 @@
                 <w:sz w:val="17"/>
                 <w:szCs w:val="17"/>
               </w:rPr>
-              <w:t xml:space="preserve">I use a complex and unique password for my L-SIAMS account.</w:t>
+              <w:t xml:space="preserve">I do not share my personal passwords with others.</w:t>
             </w:r>
           </w:p>
           <w:p>
@@ -2316,7 +2316,7 @@
                 <w:sz w:val="16"/>
                 <w:szCs w:val="16"/>
               </w:rPr>
-              <w:t xml:space="preserve">Confidentiality. Change: Important accounts specified as the L-SIAMS account.</w:t>
+              <w:t xml:space="preserve">Confidentiality. Adopted as written.</w:t>
             </w:r>
           </w:p>
         </w:tc>
@@ -2451,7 +2451,7 @@
                 <w:sz w:val="17"/>
                 <w:szCs w:val="17"/>
               </w:rPr>
-              <w:t xml:space="preserve">C2: </w:t>
+              <w:t xml:space="preserve">C4: </w:t>
             </w:r>
             <w:r>
               <w:rPr>
@@ -2461,7 +2461,7 @@
                 <w:sz w:val="17"/>
                 <w:szCs w:val="17"/>
               </w:rPr>
-              <w:t xml:space="preserve">“I avoid sending sensitive information through unsecured channels.”</w:t>
+              <w:t xml:space="preserve">“I enable multi-factor authentication for supported accounts.”</w:t>
             </w:r>
           </w:p>
           <w:p>
@@ -2508,7 +2508,7 @@
                 <w:sz w:val="17"/>
                 <w:szCs w:val="17"/>
               </w:rPr>
-              <w:t xml:space="preserve">I avoid sending attendance and student information through unsecured channels.</w:t>
+              <w:t xml:space="preserve">I enable multi-factor authentication for supported accounts.</w:t>
             </w:r>
           </w:p>
           <w:p>
@@ -2525,7 +2525,7 @@
                 <w:sz w:val="16"/>
                 <w:szCs w:val="16"/>
               </w:rPr>
-              <w:t xml:space="preserve">Confidentiality. Change: Sensitive information specified as attendance and student information.</w:t>
+              <w:t xml:space="preserve">Confidentiality. Adopted as written.</w:t>
             </w:r>
           </w:p>
         </w:tc>
@@ -2557,7 +2557,7 @@
                 <w:sz w:val="17"/>
                 <w:szCs w:val="17"/>
               </w:rPr>
-              <w:t xml:space="preserve">A.5.14; A.5.34</w:t>
+              <w:t xml:space="preserve">A.8.5</w:t>
             </w:r>
           </w:p>
         </w:tc>
@@ -2589,7 +2589,7 @@
                 <w:sz w:val="17"/>
                 <w:szCs w:val="17"/>
               </w:rPr>
-              <w:t xml:space="preserve">3.1</w:t>
+              <w:t xml:space="preserve">1.2, 3.2</w:t>
             </w:r>
           </w:p>
         </w:tc>
@@ -2660,7 +2660,7 @@
                 <w:sz w:val="17"/>
                 <w:szCs w:val="17"/>
               </w:rPr>
-              <w:t xml:space="preserve">C3: </w:t>
+              <w:t xml:space="preserve">C5: </w:t>
             </w:r>
             <w:r>
               <w:rPr>
@@ -2670,7 +2670,7 @@
                 <w:sz w:val="17"/>
                 <w:szCs w:val="17"/>
               </w:rPr>
-              <w:t xml:space="preserve">“I do not share my personal passwords with others.”</w:t>
+              <w:t xml:space="preserve">“I avoid using public Wi-Fi when handling sensitive information.”</w:t>
             </w:r>
           </w:p>
           <w:p>
@@ -2717,7 +2717,7 @@
                 <w:sz w:val="17"/>
                 <w:szCs w:val="17"/>
               </w:rPr>
-              <w:t xml:space="preserve">I do not share my L-SIAMS password with others.</w:t>
+              <w:t xml:space="preserve">I avoid using public Wi-Fi when handling sensitive information.</w:t>
             </w:r>
           </w:p>
           <w:p>
@@ -2734,7 +2734,7 @@
                 <w:sz w:val="16"/>
                 <w:szCs w:val="16"/>
               </w:rPr>
-              <w:t xml:space="preserve">Confidentiality. Change: Personal passwords specified as the L-SIAMS password.</w:t>
+              <w:t xml:space="preserve">Confidentiality. Adopted as written.</w:t>
             </w:r>
           </w:p>
         </w:tc>
@@ -2766,7 +2766,7 @@
                 <w:sz w:val="17"/>
                 <w:szCs w:val="17"/>
               </w:rPr>
-              <w:t xml:space="preserve">A.5.17</w:t>
+              <w:t xml:space="preserve">A.8.20</w:t>
             </w:r>
           </w:p>
         </w:tc>
@@ -2798,7 +2798,7 @@
                 <w:sz w:val="17"/>
                 <w:szCs w:val="17"/>
               </w:rPr>
-              <w:t xml:space="preserve">3.2</w:t>
+              <w:t xml:space="preserve">3.3</w:t>
             </w:r>
           </w:p>
         </w:tc>
@@ -2869,7 +2869,7 @@
                 <w:sz w:val="17"/>
                 <w:szCs w:val="17"/>
               </w:rPr>
-              <w:t xml:space="preserve">C4: </w:t>
+              <w:t xml:space="preserve">I6: </w:t>
             </w:r>
             <w:r>
               <w:rPr>
@@ -2879,7 +2879,7 @@
                 <w:sz w:val="17"/>
                 <w:szCs w:val="17"/>
               </w:rPr>
-              <w:t xml:space="preserve">“I enable multi-factor authentication for supported accounts.”</w:t>
+              <w:t xml:space="preserve">“I verify the accuracy of downloaded files before use.”</w:t>
             </w:r>
           </w:p>
           <w:p>
@@ -2926,7 +2926,7 @@
                 <w:sz w:val="17"/>
                 <w:szCs w:val="17"/>
               </w:rPr>
-              <w:t xml:space="preserve">I use the additional verification step (fingerprint) when L-SIAMS requires it.</w:t>
+              <w:t xml:space="preserve">I verify the accuracy of downloaded files before use.</w:t>
             </w:r>
           </w:p>
           <w:p>
@@ -2943,7 +2943,7 @@
                 <w:sz w:val="16"/>
                 <w:szCs w:val="16"/>
               </w:rPr>
-              <w:t xml:space="preserve">Confidentiality. Change: Multi-factor authentication specified as the fingerprint step of L-SIAMS.</w:t>
+              <w:t xml:space="preserve">Integrity. Adopted as written.</w:t>
             </w:r>
           </w:p>
         </w:tc>
@@ -2975,7 +2975,7 @@
                 <w:sz w:val="17"/>
                 <w:szCs w:val="17"/>
               </w:rPr>
-              <w:t xml:space="preserve">A.8.5</w:t>
+              <w:t xml:space="preserve">A.5.33</w:t>
             </w:r>
           </w:p>
         </w:tc>
@@ -3007,7 +3007,7 @@
                 <w:sz w:val="17"/>
                 <w:szCs w:val="17"/>
               </w:rPr>
-              <w:t xml:space="preserve">1.2, 3.2</w:t>
+              <w:t xml:space="preserve">2.3, 4.2</w:t>
             </w:r>
           </w:p>
         </w:tc>
@@ -3078,7 +3078,7 @@
                 <w:sz w:val="17"/>
                 <w:szCs w:val="17"/>
               </w:rPr>
-              <w:t xml:space="preserve">C5: </w:t>
+              <w:t xml:space="preserve">I7: </w:t>
             </w:r>
             <w:r>
               <w:rPr>
@@ -3088,7 +3088,7 @@
                 <w:sz w:val="17"/>
                 <w:szCs w:val="17"/>
               </w:rPr>
-              <w:t xml:space="preserve">“I avoid using public Wi-Fi when handling sensitive information.”</w:t>
+              <w:t xml:space="preserve">“I verify the credibility of electronic information sources.”</w:t>
             </w:r>
           </w:p>
           <w:p>
@@ -3135,7 +3135,7 @@
                 <w:sz w:val="17"/>
                 <w:szCs w:val="17"/>
               </w:rPr>
-              <w:t xml:space="preserve">I avoid using public Wi-Fi when handling attendance information.</w:t>
+              <w:t xml:space="preserve">I verify the credibility of electronic information sources.</w:t>
             </w:r>
           </w:p>
           <w:p>
@@ -3152,7 +3152,7 @@
                 <w:sz w:val="16"/>
                 <w:szCs w:val="16"/>
               </w:rPr>
-              <w:t xml:space="preserve">Confidentiality. Change: Sensitive information specified as attendance information.</w:t>
+              <w:t xml:space="preserve">Integrity. Adopted as written.</w:t>
             </w:r>
           </w:p>
         </w:tc>
@@ -3184,7 +3184,7 @@
                 <w:sz w:val="17"/>
                 <w:szCs w:val="17"/>
               </w:rPr>
-              <w:t xml:space="preserve">A.8.20</w:t>
+              <w:t xml:space="preserve">A.5.14</w:t>
             </w:r>
           </w:p>
         </w:tc>
@@ -3216,7 +3216,7 @@
                 <w:sz w:val="17"/>
                 <w:szCs w:val="17"/>
               </w:rPr>
-              <w:t xml:space="preserve">3.3</w:t>
+              <w:t xml:space="preserve">2.2</w:t>
             </w:r>
           </w:p>
         </w:tc>
@@ -3287,7 +3287,7 @@
                 <w:sz w:val="17"/>
                 <w:szCs w:val="17"/>
               </w:rPr>
-              <w:t xml:space="preserve">I6: </w:t>
+              <w:t xml:space="preserve">I8: </w:t>
             </w:r>
             <w:r>
               <w:rPr>
@@ -3297,7 +3297,7 @@
                 <w:sz w:val="17"/>
                 <w:szCs w:val="17"/>
               </w:rPr>
-              <w:t xml:space="preserve">“I verify the accuracy of downloaded files before use.”</w:t>
+              <w:t xml:space="preserve">“I avoid installing software from unofficial sources.”</w:t>
             </w:r>
           </w:p>
           <w:p>
@@ -3344,7 +3344,7 @@
                 <w:sz w:val="17"/>
                 <w:szCs w:val="17"/>
               </w:rPr>
-              <w:t xml:space="preserve">I verify the accuracy of attendance reports downloaded from L-SIAMS before use.</w:t>
+              <w:t xml:space="preserve">I avoid installing software from unofficial sources.</w:t>
             </w:r>
           </w:p>
           <w:p>
@@ -3361,7 +3361,7 @@
                 <w:sz w:val="16"/>
                 <w:szCs w:val="16"/>
               </w:rPr>
-              <w:t xml:space="preserve">Integrity. Change: Downloaded files specified as attendance reports from L-SIAMS.</w:t>
+              <w:t xml:space="preserve">Integrity. Adopted as written.</w:t>
             </w:r>
           </w:p>
         </w:tc>
@@ -3393,7 +3393,7 @@
                 <w:sz w:val="17"/>
                 <w:szCs w:val="17"/>
               </w:rPr>
-              <w:t xml:space="preserve">A.5.33</w:t>
+              <w:t xml:space="preserve">A.8.19</w:t>
             </w:r>
           </w:p>
         </w:tc>
@@ -3425,7 +3425,7 @@
                 <w:sz w:val="17"/>
                 <w:szCs w:val="17"/>
               </w:rPr>
-              <w:t xml:space="preserve">2.3, 4.2</w:t>
+              <w:t xml:space="preserve">3.5</w:t>
             </w:r>
           </w:p>
         </w:tc>
@@ -3496,7 +3496,7 @@
                 <w:sz w:val="17"/>
                 <w:szCs w:val="17"/>
               </w:rPr>
-              <w:t xml:space="preserve">I7: </w:t>
+              <w:t xml:space="preserve">I9: </w:t>
             </w:r>
             <w:r>
               <w:rPr>
@@ -3506,7 +3506,7 @@
                 <w:sz w:val="17"/>
                 <w:szCs w:val="17"/>
               </w:rPr>
-              <w:t xml:space="preserve">“I verify the credibility of electronic information sources.”</w:t>
+              <w:t xml:space="preserve">“I refrain from unauthorized modification or deletion of data.”</w:t>
             </w:r>
           </w:p>
           <w:p>
@@ -3553,7 +3553,7 @@
                 <w:sz w:val="17"/>
                 <w:szCs w:val="17"/>
               </w:rPr>
-              <w:t xml:space="preserve">I verify that the attendance information I use comes from L-SIAMS.</w:t>
+              <w:t xml:space="preserve">I refrain from unauthorized modification or deletion of data.</w:t>
             </w:r>
           </w:p>
           <w:p>
@@ -3570,7 +3570,7 @@
                 <w:sz w:val="16"/>
                 <w:szCs w:val="16"/>
               </w:rPr>
-              <w:t xml:space="preserve">Integrity. Change: Electronic information source specified as L-SIAMS.</w:t>
+              <w:t xml:space="preserve">Integrity. Adopted as written.</w:t>
             </w:r>
           </w:p>
         </w:tc>
@@ -3602,7 +3602,7 @@
                 <w:sz w:val="17"/>
                 <w:szCs w:val="17"/>
               </w:rPr>
-              <w:t xml:space="preserve">A.5.14</w:t>
+              <w:t xml:space="preserve">A.5.10; A.8.3</w:t>
             </w:r>
           </w:p>
         </w:tc>
@@ -3634,7 +3634,7 @@
                 <w:sz w:val="17"/>
                 <w:szCs w:val="17"/>
               </w:rPr>
-              <w:t xml:space="preserve">2.2</w:t>
+              <w:t xml:space="preserve">3.2, 3.5</w:t>
             </w:r>
           </w:p>
         </w:tc>
@@ -3705,7 +3705,7 @@
                 <w:sz w:val="17"/>
                 <w:szCs w:val="17"/>
               </w:rPr>
-              <w:t xml:space="preserve">I8: </w:t>
+              <w:t xml:space="preserve">I10: </w:t>
             </w:r>
             <w:r>
               <w:rPr>
@@ -3715,7 +3715,7 @@
                 <w:sz w:val="17"/>
                 <w:szCs w:val="17"/>
               </w:rPr>
-              <w:t xml:space="preserve">“I avoid installing software from unofficial sources.”</w:t>
+              <w:t xml:space="preserve">“I maintain records of file or data changes for transparency.”</w:t>
             </w:r>
           </w:p>
           <w:p>
@@ -3762,7 +3762,7 @@
                 <w:sz w:val="17"/>
                 <w:szCs w:val="17"/>
               </w:rPr>
-              <w:t xml:space="preserve">I avoid installing software from unofficial sources on the computer I use for L-SIAMS.</w:t>
+              <w:t xml:space="preserve">I maintain records of file or data changes for transparency.</w:t>
             </w:r>
           </w:p>
           <w:p>
@@ -3779,7 +3779,7 @@
                 <w:sz w:val="16"/>
                 <w:szCs w:val="16"/>
               </w:rPr>
-              <w:t xml:space="preserve">Integrity. Change: Applied to the computer used for L-SIAMS.</w:t>
+              <w:t xml:space="preserve">Integrity. Adopted as written.</w:t>
             </w:r>
           </w:p>
         </w:tc>
@@ -3811,7 +3811,7 @@
                 <w:sz w:val="17"/>
                 <w:szCs w:val="17"/>
               </w:rPr>
-              <w:t xml:space="preserve">A.8.19</w:t>
+              <w:t xml:space="preserve">A.8.15</w:t>
             </w:r>
           </w:p>
         </w:tc>
@@ -3843,7 +3843,7 @@
                 <w:sz w:val="17"/>
                 <w:szCs w:val="17"/>
               </w:rPr>
-              <w:t xml:space="preserve">3.5</w:t>
+              <w:t xml:space="preserve">3.4</w:t>
             </w:r>
           </w:p>
         </w:tc>
@@ -3914,7 +3914,7 @@
                 <w:sz w:val="17"/>
                 <w:szCs w:val="17"/>
               </w:rPr>
-              <w:t xml:space="preserve">I9: </w:t>
+              <w:t xml:space="preserve">A11: </w:t>
             </w:r>
             <w:r>
               <w:rPr>
@@ -3924,7 +3924,7 @@
                 <w:sz w:val="17"/>
                 <w:szCs w:val="17"/>
               </w:rPr>
-              <w:t xml:space="preserve">“I refrain from unauthorized modification or deletion of data.”</w:t>
+              <w:t xml:space="preserve">“I regularly back up important data.”</w:t>
             </w:r>
           </w:p>
           <w:p>
@@ -3971,7 +3971,7 @@
                 <w:sz w:val="17"/>
                 <w:szCs w:val="17"/>
               </w:rPr>
-              <w:t xml:space="preserve">I refrain from unauthorized modification or deletion of attendance records.</w:t>
+              <w:t xml:space="preserve">I regularly back up important data.</w:t>
             </w:r>
           </w:p>
           <w:p>
@@ -3988,7 +3988,7 @@
                 <w:sz w:val="16"/>
                 <w:szCs w:val="16"/>
               </w:rPr>
-              <w:t xml:space="preserve">Integrity. Change: Data specified as attendance records.</w:t>
+              <w:t xml:space="preserve">Availability. Adopted as written.</w:t>
             </w:r>
           </w:p>
         </w:tc>
@@ -4020,7 +4020,7 @@
                 <w:sz w:val="17"/>
                 <w:szCs w:val="17"/>
               </w:rPr>
-              <w:t xml:space="preserve">A.5.10; A.8.3</w:t>
+              <w:t xml:space="preserve">A.8.13</w:t>
             </w:r>
           </w:p>
         </w:tc>
@@ -4052,7 +4052,7 @@
                 <w:sz w:val="17"/>
                 <w:szCs w:val="17"/>
               </w:rPr>
-              <w:t xml:space="preserve">3.2, 3.5</w:t>
+              <w:t xml:space="preserve">4.3</w:t>
             </w:r>
           </w:p>
         </w:tc>
@@ -4123,7 +4123,7 @@
                 <w:sz w:val="17"/>
                 <w:szCs w:val="17"/>
               </w:rPr>
-              <w:t xml:space="preserve">I10: </w:t>
+              <w:t xml:space="preserve">A12: </w:t>
             </w:r>
             <w:r>
               <w:rPr>
@@ -4133,7 +4133,7 @@
                 <w:sz w:val="17"/>
                 <w:szCs w:val="17"/>
               </w:rPr>
-              <w:t xml:space="preserve">“I maintain records of file or data changes for transparency.”</w:t>
+              <w:t xml:space="preserve">“I know how to recover data if loss occurs.”</w:t>
             </w:r>
           </w:p>
           <w:p>
@@ -4180,7 +4180,7 @@
                 <w:sz w:val="17"/>
                 <w:szCs w:val="17"/>
               </w:rPr>
-              <w:t xml:space="preserve">I make sure that changes to attendance records are recorded for transparency.</w:t>
+              <w:t xml:space="preserve">I know how to recover data if loss occurs.</w:t>
             </w:r>
           </w:p>
           <w:p>
@@ -4197,7 +4197,7 @@
                 <w:sz w:val="16"/>
                 <w:szCs w:val="16"/>
               </w:rPr>
-              <w:t xml:space="preserve">Integrity. Change: File or data changes specified as changes to attendance records.</w:t>
+              <w:t xml:space="preserve">Availability. Adopted as written.</w:t>
             </w:r>
           </w:p>
         </w:tc>
@@ -4229,7 +4229,7 @@
                 <w:sz w:val="17"/>
                 <w:szCs w:val="17"/>
               </w:rPr>
-              <w:t xml:space="preserve">A.8.15</w:t>
+              <w:t xml:space="preserve">A.8.13; A.5.30</w:t>
             </w:r>
           </w:p>
         </w:tc>
@@ -4261,7 +4261,7 @@
                 <w:sz w:val="17"/>
                 <w:szCs w:val="17"/>
               </w:rPr>
-              <w:t xml:space="preserve">3.4</w:t>
+              <w:t xml:space="preserve">4.3</w:t>
             </w:r>
           </w:p>
         </w:tc>
@@ -4332,7 +4332,7 @@
                 <w:sz w:val="17"/>
                 <w:szCs w:val="17"/>
               </w:rPr>
-              <w:t xml:space="preserve">A11: </w:t>
+              <w:t xml:space="preserve">A14: </w:t>
             </w:r>
             <w:r>
               <w:rPr>
@@ -4342,7 +4342,7 @@
                 <w:sz w:val="17"/>
                 <w:szCs w:val="17"/>
               </w:rPr>
-              <w:t xml:space="preserve">“I regularly back up important data.”</w:t>
+              <w:t xml:space="preserve">“I avoid actions that may disrupt system accessibility.”</w:t>
             </w:r>
           </w:p>
           <w:p>
@@ -4389,7 +4389,7 @@
                 <w:sz w:val="17"/>
                 <w:szCs w:val="17"/>
               </w:rPr>
-              <w:t xml:space="preserve">I regularly back up the attendance reports I download from L-SIAMS.</w:t>
+              <w:t xml:space="preserve">I avoid actions that may disrupt system accessibility.</w:t>
             </w:r>
           </w:p>
           <w:p>
@@ -4406,7 +4406,7 @@
                 <w:sz w:val="16"/>
                 <w:szCs w:val="16"/>
               </w:rPr>
-              <w:t xml:space="preserve">Availability. Change: Important data specified as attendance reports.</w:t>
+              <w:t xml:space="preserve">Availability. Adopted as written.</w:t>
             </w:r>
           </w:p>
         </w:tc>
@@ -4438,7 +4438,7 @@
                 <w:sz w:val="17"/>
                 <w:szCs w:val="17"/>
               </w:rPr>
-              <w:t xml:space="preserve">A.8.13</w:t>
+              <w:t xml:space="preserve">A.5.10</w:t>
             </w:r>
           </w:p>
         </w:tc>
@@ -4481,45 +4481,15 @@
         </w:trPr>
         <w:tc>
           <w:tcPr>
-            <w:tcW w:type="dxa" w:w="560"/>
-            <w:tcBorders>
-              <w:top w:val="single" w:color="000000" w:sz="4"/>
-              <w:left w:val="single" w:color="000000" w:sz="4"/>
-              <w:bottom w:val="single" w:color="000000" w:sz="4"/>
-              <w:right w:val="single" w:color="000000" w:sz="4"/>
-            </w:tcBorders>
-            <w:tcMar>
-              <w:top w:type="dxa" w:w="40"/>
-              <w:left w:type="dxa" w:w="90"/>
-              <w:bottom w:type="dxa" w:w="40"/>
-              <w:right w:type="dxa" w:w="90"/>
-            </w:tcMar>
-            <w:vAlign w:val="center"/>
-          </w:tcPr>
-          <w:p>
-            <w:pPr>
-              <w:spacing w:after="40" w:before="40" w:line="240"/>
-              <w:jc w:val="center"/>
-            </w:pPr>
-            <w:r>
-              <w:rPr>
-                <w:rFonts w:ascii="Times New Roman" w:cs="Times New Roman" w:eastAsia="Times New Roman" w:hAnsi="Times New Roman"/>
-                <w:sz w:val="17"/>
-                <w:szCs w:val="17"/>
-              </w:rPr>
-              <w:t xml:space="preserve">A17</w:t>
-            </w:r>
-          </w:p>
-        </w:tc>
-        <w:tc>
-          <w:tcPr>
-            <w:tcW w:type="dxa" w:w="2700"/>
-            <w:tcBorders>
-              <w:top w:val="single" w:color="000000" w:sz="4"/>
-              <w:left w:val="single" w:color="000000" w:sz="4"/>
-              <w:bottom w:val="single" w:color="000000" w:sz="4"/>
-              <w:right w:val="single" w:color="000000" w:sz="4"/>
-            </w:tcBorders>
+            <w:tcW w:type="dxa" w:w="8640"/>
+            <w:gridSpan w:val="5"/>
+            <w:tcBorders>
+              <w:top w:val="single" w:color="000000" w:sz="4"/>
+              <w:left w:val="single" w:color="000000" w:sz="4"/>
+              <w:bottom w:val="single" w:color="000000" w:sz="4"/>
+              <w:right w:val="single" w:color="000000" w:sz="4"/>
+            </w:tcBorders>
+            <w:shd w:fill="F2F2F2" w:color="auto" w:val="clear"/>
             <w:tcMar>
               <w:top w:type="dxa" w:w="40"/>
               <w:left w:type="dxa" w:w="90"/>
@@ -4538,10 +4508,81 @@
                 <w:rFonts w:ascii="Times New Roman" w:cs="Times New Roman" w:eastAsia="Times New Roman" w:hAnsi="Times New Roman"/>
                 <w:b/>
                 <w:bCs/>
-                <w:sz w:val="17"/>
-                <w:szCs w:val="17"/>
-              </w:rPr>
-              <w:t xml:space="preserve">A12: </w:t>
+                <w:sz w:val="18"/>
+                <w:szCs w:val="18"/>
+              </w:rPr>
+              <w:t xml:space="preserve">Form B — IT Administrator</w:t>
+            </w:r>
+          </w:p>
+        </w:tc>
+      </w:tr>
+      <w:tr>
+        <w:trPr>
+          <w:cantSplit/>
+        </w:trPr>
+        <w:tc>
+          <w:tcPr>
+            <w:tcW w:type="dxa" w:w="560"/>
+            <w:tcBorders>
+              <w:top w:val="single" w:color="000000" w:sz="4"/>
+              <w:left w:val="single" w:color="000000" w:sz="4"/>
+              <w:bottom w:val="single" w:color="000000" w:sz="4"/>
+              <w:right w:val="single" w:color="000000" w:sz="4"/>
+            </w:tcBorders>
+            <w:tcMar>
+              <w:top w:type="dxa" w:w="40"/>
+              <w:left w:type="dxa" w:w="90"/>
+              <w:bottom w:type="dxa" w:w="40"/>
+              <w:right w:type="dxa" w:w="90"/>
+            </w:tcMar>
+            <w:vAlign w:val="center"/>
+          </w:tcPr>
+          <w:p>
+            <w:pPr>
+              <w:spacing w:after="40" w:before="40" w:line="240"/>
+              <w:jc w:val="center"/>
+            </w:pPr>
+            <w:r>
+              <w:rPr>
+                <w:rFonts w:ascii="Times New Roman" w:cs="Times New Roman" w:eastAsia="Times New Roman" w:hAnsi="Times New Roman"/>
+                <w:sz w:val="17"/>
+                <w:szCs w:val="17"/>
+              </w:rPr>
+              <w:t xml:space="preserve">B1</w:t>
+            </w:r>
+          </w:p>
+        </w:tc>
+        <w:tc>
+          <w:tcPr>
+            <w:tcW w:type="dxa" w:w="2700"/>
+            <w:tcBorders>
+              <w:top w:val="single" w:color="000000" w:sz="4"/>
+              <w:left w:val="single" w:color="000000" w:sz="4"/>
+              <w:bottom w:val="single" w:color="000000" w:sz="4"/>
+              <w:right w:val="single" w:color="000000" w:sz="4"/>
+            </w:tcBorders>
+            <w:tcMar>
+              <w:top w:type="dxa" w:w="40"/>
+              <w:left w:type="dxa" w:w="90"/>
+              <w:bottom w:type="dxa" w:w="40"/>
+              <w:right w:type="dxa" w:w="90"/>
+            </w:tcMar>
+            <w:vAlign w:val="center"/>
+          </w:tcPr>
+          <w:p>
+            <w:pPr>
+              <w:spacing w:after="40" w:before="40" w:line="240"/>
+              <w:jc w:val="left"/>
+            </w:pPr>
+            <w:r>
+              <w:rPr>
+                <w:rFonts w:ascii="Times New Roman" w:cs="Times New Roman" w:eastAsia="Times New Roman" w:hAnsi="Times New Roman"/>
+                <w:b/>
+                <w:bCs/>
+                <w:sz w:val="17"/>
+                <w:szCs w:val="17"/>
+              </w:rPr>
+              <w:t xml:space="preserve">P10: </w:t>
             </w:r>
             <w:r>
               <w:rPr>
@@ -4551,7 +4592,7 @@
                 <w:sz w:val="17"/>
                 <w:szCs w:val="17"/>
               </w:rPr>
-              <w:t xml:space="preserve">“I know how to recover data if loss occurs.”</w:t>
+              <w:t xml:space="preserve">“Responsible use of network equipment and servers”</w:t>
             </w:r>
           </w:p>
           <w:p>
@@ -4566,7 +4607,7 @@
                 <w:sz w:val="16"/>
                 <w:szCs w:val="16"/>
               </w:rPr>
-              <w:t xml:space="preserve">(Phakaedam et al., 2026)</w:t>
+              <w:t xml:space="preserve">(Domínguez Domínguez et al., 2023)</w:t>
             </w:r>
           </w:p>
         </w:tc>
@@ -4598,7 +4639,7 @@
                 <w:sz w:val="17"/>
                 <w:szCs w:val="17"/>
               </w:rPr>
-              <w:t xml:space="preserve">I know how attendance data is recovered if loss occurs.</w:t>
+              <w:t xml:space="preserve">Responsible use of network equipment and servers</w:t>
             </w:r>
           </w:p>
           <w:p>
@@ -4615,7 +4656,7 @@
                 <w:sz w:val="16"/>
                 <w:szCs w:val="16"/>
               </w:rPr>
-              <w:t xml:space="preserve">Availability. Change: Applied to attendance data.</w:t>
+              <w:t xml:space="preserve">Confidentiality. Adopted as written.</w:t>
             </w:r>
           </w:p>
         </w:tc>
@@ -4647,7 +4688,7 @@
                 <w:sz w:val="17"/>
                 <w:szCs w:val="17"/>
               </w:rPr>
-              <w:t xml:space="preserve">A.8.13; A.5.30</w:t>
+              <w:t xml:space="preserve">A.5.10</w:t>
             </w:r>
           </w:p>
         </w:tc>
@@ -4679,7 +4720,7 @@
                 <w:sz w:val="17"/>
                 <w:szCs w:val="17"/>
               </w:rPr>
-              <w:t xml:space="preserve">4.3</w:t>
+              <w:t xml:space="preserve">3.3</w:t>
             </w:r>
           </w:p>
         </w:tc>
@@ -4716,7 +4757,7 @@
                 <w:sz w:val="17"/>
                 <w:szCs w:val="17"/>
               </w:rPr>
-              <w:t xml:space="preserve">A18</w:t>
+              <w:t xml:space="preserve">B2</w:t>
             </w:r>
           </w:p>
         </w:tc>
@@ -4750,7 +4791,7 @@
                 <w:sz w:val="17"/>
                 <w:szCs w:val="17"/>
               </w:rPr>
-              <w:t xml:space="preserve">A13: </w:t>
+              <w:t xml:space="preserve">P12: </w:t>
             </w:r>
             <w:r>
               <w:rPr>
@@ -4760,7 +4801,7 @@
                 <w:sz w:val="17"/>
                 <w:szCs w:val="17"/>
               </w:rPr>
-              <w:t xml:space="preserve">“I can access university systems when needed.”</w:t>
+              <w:t xml:space="preserve">“An access control policy for the facilities, nodes and data center”</w:t>
             </w:r>
           </w:p>
           <w:p>
@@ -4775,7 +4816,7 @@
                 <w:sz w:val="16"/>
                 <w:szCs w:val="16"/>
               </w:rPr>
-              <w:t xml:space="preserve">(Phakaedam et al., 2026)</w:t>
+              <w:t xml:space="preserve">(Domínguez Domínguez et al., 2023)</w:t>
             </w:r>
           </w:p>
         </w:tc>
@@ -4807,7 +4848,7 @@
                 <w:sz w:val="17"/>
                 <w:szCs w:val="17"/>
               </w:rPr>
-              <w:t xml:space="preserve">I can access L-SIAMS when needed.</w:t>
+              <w:t xml:space="preserve">An access control policy for the facilities, nodes and data center</w:t>
             </w:r>
           </w:p>
           <w:p>
@@ -4824,7 +4865,7 @@
                 <w:sz w:val="16"/>
                 <w:szCs w:val="16"/>
               </w:rPr>
-              <w:t xml:space="preserve">Availability. Change: University systems changed to L-SIAMS.</w:t>
+              <w:t xml:space="preserve">Confidentiality. Adopted as written.</w:t>
             </w:r>
           </w:p>
         </w:tc>
@@ -4856,7 +4897,7 @@
                 <w:sz w:val="17"/>
                 <w:szCs w:val="17"/>
               </w:rPr>
-              <w:t xml:space="preserve">A.8.6</w:t>
+              <w:t xml:space="preserve">A.5.15; A.7.2</w:t>
             </w:r>
           </w:p>
         </w:tc>
@@ -4888,7 +4929,7 @@
                 <w:sz w:val="17"/>
                 <w:szCs w:val="17"/>
               </w:rPr>
-              <w:t xml:space="preserve">2.2, 4.3</w:t>
+              <w:t xml:space="preserve">3.3, 3.6</w:t>
             </w:r>
           </w:p>
         </w:tc>
@@ -4925,7 +4966,7 @@
                 <w:sz w:val="17"/>
                 <w:szCs w:val="17"/>
               </w:rPr>
-              <w:t xml:space="preserve">A19</w:t>
+              <w:t xml:space="preserve">B3</w:t>
             </w:r>
           </w:p>
         </w:tc>
@@ -4959,7 +5000,7 @@
                 <w:sz w:val="17"/>
                 <w:szCs w:val="17"/>
               </w:rPr>
-              <w:t xml:space="preserve">A14: </w:t>
+              <w:t xml:space="preserve">P14: </w:t>
             </w:r>
             <w:r>
               <w:rPr>
@@ -4969,7 +5010,7 @@
                 <w:sz w:val="17"/>
                 <w:szCs w:val="17"/>
               </w:rPr>
-              <w:t xml:space="preserve">“I avoid actions that may disrupt system accessibility.”</w:t>
+              <w:t xml:space="preserve">“Restrictions on access to information”</w:t>
             </w:r>
           </w:p>
           <w:p>
@@ -4984,7 +5025,7 @@
                 <w:sz w:val="16"/>
                 <w:szCs w:val="16"/>
               </w:rPr>
-              <w:t xml:space="preserve">(Phakaedam et al., 2026)</w:t>
+              <w:t xml:space="preserve">(Domínguez Domínguez et al., 2023)</w:t>
             </w:r>
           </w:p>
         </w:tc>
@@ -5016,7 +5057,7 @@
                 <w:sz w:val="17"/>
                 <w:szCs w:val="17"/>
               </w:rPr>
-              <w:t xml:space="preserve">I avoid actions that may disrupt L-SIAMS (for example, unplugging the classroom terminal).</w:t>
+              <w:t xml:space="preserve">Restrictions on access to information</w:t>
             </w:r>
           </w:p>
           <w:p>
@@ -5033,7 +5074,7 @@
                 <w:sz w:val="16"/>
                 <w:szCs w:val="16"/>
               </w:rPr>
-              <w:t xml:space="preserve">Availability. Change: System specified as L-SIAMS; example added.</w:t>
+              <w:t xml:space="preserve">Confidentiality. Adopted as written.</w:t>
             </w:r>
           </w:p>
         </w:tc>
@@ -5065,7 +5106,7 @@
                 <w:sz w:val="17"/>
                 <w:szCs w:val="17"/>
               </w:rPr>
-              <w:t xml:space="preserve">A.5.10</w:t>
+              <w:t xml:space="preserve">A.8.3; A.5.34</w:t>
             </w:r>
           </w:p>
         </w:tc>
@@ -5097,7 +5138,7 @@
                 <w:sz w:val="17"/>
                 <w:szCs w:val="17"/>
               </w:rPr>
-              <w:t xml:space="preserve">4.3</w:t>
+              <w:t xml:space="preserve">3.2</w:t>
             </w:r>
           </w:p>
         </w:tc>
@@ -5134,7 +5175,7 @@
                 <w:sz w:val="17"/>
                 <w:szCs w:val="17"/>
               </w:rPr>
-              <w:t xml:space="preserve">A20</w:t>
+              <w:t xml:space="preserve">B4</w:t>
             </w:r>
           </w:p>
         </w:tc>
@@ -5168,7 +5209,7 @@
                 <w:sz w:val="17"/>
                 <w:szCs w:val="17"/>
               </w:rPr>
-              <w:t xml:space="preserve">A15: </w:t>
+              <w:t xml:space="preserve">I15: </w:t>
             </w:r>
             <w:r>
               <w:rPr>
@@ -5178,7 +5219,7 @@
                 <w:sz w:val="17"/>
                 <w:szCs w:val="17"/>
               </w:rPr>
-              <w:t xml:space="preserve">“I receive timely notifications when university systems experience downtime.”</w:t>
+              <w:t xml:space="preserve">“A policy on the use, protection and lifecycle of access keys (reworded by the authors: “There is a correct management, protection and life cycle of access keys”)”</w:t>
             </w:r>
           </w:p>
           <w:p>
@@ -5193,7 +5234,7 @@
                 <w:sz w:val="16"/>
                 <w:szCs w:val="16"/>
               </w:rPr>
-              <w:t xml:space="preserve">(Phakaedam et al., 2026)</w:t>
+              <w:t xml:space="preserve">(Domínguez Domínguez et al., 2023)</w:t>
             </w:r>
           </w:p>
         </w:tc>
@@ -5225,7 +5266,7 @@
                 <w:sz w:val="17"/>
                 <w:szCs w:val="17"/>
               </w:rPr>
-              <w:t xml:space="preserve">I receive timely notifications when L-SIAMS or a classroom terminal is down.</w:t>
+              <w:t xml:space="preserve">There is a correct management, protection and life cycle of access keys</w:t>
             </w:r>
           </w:p>
           <w:p>
@@ -5242,7 +5283,7 @@
                 <w:sz w:val="16"/>
                 <w:szCs w:val="16"/>
               </w:rPr>
-              <w:t xml:space="preserve">Availability. Change: University systems changed to L-SIAMS and its terminals.</w:t>
+              <w:t xml:space="preserve">Confidentiality. Adopted in the reworded form published by the authors.</w:t>
             </w:r>
           </w:p>
         </w:tc>
@@ -5274,7 +5315,7 @@
                 <w:sz w:val="17"/>
                 <w:szCs w:val="17"/>
               </w:rPr>
-              <w:t xml:space="preserve">A.8.16</w:t>
+              <w:t xml:space="preserve">A.5.17; A.8.24</w:t>
             </w:r>
           </w:p>
         </w:tc>
@@ -5306,7 +5347,7 @@
                 <w:sz w:val="17"/>
                 <w:szCs w:val="17"/>
               </w:rPr>
-              <w:t xml:space="preserve">4.3</w:t>
+              <w:t xml:space="preserve">3.5, 3.6</w:t>
             </w:r>
           </w:p>
         </w:tc>
@@ -5317,15 +5358,45 @@
         </w:trPr>
         <w:tc>
           <w:tcPr>
-            <w:tcW w:type="dxa" w:w="8640"/>
-            <w:gridSpan w:val="5"/>
-            <w:tcBorders>
-              <w:top w:val="single" w:color="000000" w:sz="4"/>
-              <w:left w:val="single" w:color="000000" w:sz="4"/>
-              <w:bottom w:val="single" w:color="000000" w:sz="4"/>
-              <w:right w:val="single" w:color="000000" w:sz="4"/>
-            </w:tcBorders>
-            <w:shd w:fill="F2F2F2" w:color="auto" w:val="clear"/>
+            <w:tcW w:type="dxa" w:w="560"/>
+            <w:tcBorders>
+              <w:top w:val="single" w:color="000000" w:sz="4"/>
+              <w:left w:val="single" w:color="000000" w:sz="4"/>
+              <w:bottom w:val="single" w:color="000000" w:sz="4"/>
+              <w:right w:val="single" w:color="000000" w:sz="4"/>
+            </w:tcBorders>
+            <w:tcMar>
+              <w:top w:type="dxa" w:w="40"/>
+              <w:left w:type="dxa" w:w="90"/>
+              <w:bottom w:type="dxa" w:w="40"/>
+              <w:right w:type="dxa" w:w="90"/>
+            </w:tcMar>
+            <w:vAlign w:val="center"/>
+          </w:tcPr>
+          <w:p>
+            <w:pPr>
+              <w:spacing w:after="40" w:before="40" w:line="240"/>
+              <w:jc w:val="center"/>
+            </w:pPr>
+            <w:r>
+              <w:rPr>
+                <w:rFonts w:ascii="Times New Roman" w:cs="Times New Roman" w:eastAsia="Times New Roman" w:hAnsi="Times New Roman"/>
+                <w:sz w:val="17"/>
+                <w:szCs w:val="17"/>
+              </w:rPr>
+              <w:t xml:space="preserve">B5</w:t>
+            </w:r>
+          </w:p>
+        </w:tc>
+        <w:tc>
+          <w:tcPr>
+            <w:tcW w:type="dxa" w:w="2700"/>
+            <w:tcBorders>
+              <w:top w:val="single" w:color="000000" w:sz="4"/>
+              <w:left w:val="single" w:color="000000" w:sz="4"/>
+              <w:bottom w:val="single" w:color="000000" w:sz="4"/>
+              <w:right w:val="single" w:color="000000" w:sz="4"/>
+            </w:tcBorders>
             <w:tcMar>
               <w:top w:type="dxa" w:w="40"/>
               <w:left w:type="dxa" w:w="90"/>
@@ -5344,10 +5415,148 @@
                 <w:rFonts w:ascii="Times New Roman" w:cs="Times New Roman" w:eastAsia="Times New Roman" w:hAnsi="Times New Roman"/>
                 <w:b/>
                 <w:bCs/>
-                <w:sz w:val="18"/>
-                <w:szCs w:val="18"/>
-              </w:rPr>
-              <w:t xml:space="preserve">Form B — IT Administrator</w:t>
+                <w:sz w:val="17"/>
+                <w:szCs w:val="17"/>
+              </w:rPr>
+              <w:t xml:space="preserve">I16: </w:t>
+            </w:r>
+            <w:r>
+              <w:rPr>
+                <w:rFonts w:ascii="Times New Roman" w:cs="Times New Roman" w:eastAsia="Times New Roman" w:hAnsi="Times New Roman"/>
+                <w:i/>
+                <w:iCs/>
+                <w:sz w:val="17"/>
+                <w:szCs w:val="17"/>
+              </w:rPr>
+              <w:t xml:space="preserve">“Protection against external and environmental threats”</w:t>
+            </w:r>
+          </w:p>
+          <w:p>
+            <w:pPr>
+              <w:spacing w:after="40" w:before="40" w:line="240"/>
+              <w:jc w:val="left"/>
+            </w:pPr>
+            <w:r>
+              <w:rPr>
+                <w:rFonts w:ascii="Times New Roman" w:cs="Times New Roman" w:eastAsia="Times New Roman" w:hAnsi="Times New Roman"/>
+                <w:color w:val="555555"/>
+                <w:sz w:val="16"/>
+                <w:szCs w:val="16"/>
+              </w:rPr>
+              <w:t xml:space="preserve">(Domínguez Domínguez et al., 2023)</w:t>
+            </w:r>
+          </w:p>
+        </w:tc>
+        <w:tc>
+          <w:tcPr>
+            <w:tcW w:type="dxa" w:w="2700"/>
+            <w:tcBorders>
+              <w:top w:val="single" w:color="000000" w:sz="4"/>
+              <w:left w:val="single" w:color="000000" w:sz="4"/>
+              <w:bottom w:val="single" w:color="000000" w:sz="4"/>
+              <w:right w:val="single" w:color="000000" w:sz="4"/>
+            </w:tcBorders>
+            <w:tcMar>
+              <w:top w:type="dxa" w:w="40"/>
+              <w:left w:type="dxa" w:w="90"/>
+              <w:bottom w:type="dxa" w:w="40"/>
+              <w:right w:type="dxa" w:w="90"/>
+            </w:tcMar>
+            <w:vAlign w:val="center"/>
+          </w:tcPr>
+          <w:p>
+            <w:pPr>
+              <w:spacing w:after="40" w:before="40" w:line="240"/>
+              <w:jc w:val="left"/>
+            </w:pPr>
+            <w:r>
+              <w:rPr>
+                <w:rFonts w:ascii="Times New Roman" w:cs="Times New Roman" w:eastAsia="Times New Roman" w:hAnsi="Times New Roman"/>
+                <w:sz w:val="17"/>
+                <w:szCs w:val="17"/>
+              </w:rPr>
+              <w:t xml:space="preserve">Protection against external and environmental threats</w:t>
+            </w:r>
+          </w:p>
+          <w:p>
+            <w:pPr>
+              <w:spacing w:after="40" w:before="40" w:line="240"/>
+              <w:jc w:val="left"/>
+            </w:pPr>
+            <w:r>
+              <w:rPr>
+                <w:rFonts w:ascii="Times New Roman" w:cs="Times New Roman" w:eastAsia="Times New Roman" w:hAnsi="Times New Roman"/>
+                <w:i/>
+                <w:iCs/>
+                <w:color w:val="555555"/>
+                <w:sz w:val="16"/>
+                <w:szCs w:val="16"/>
+              </w:rPr>
+              <w:t xml:space="preserve">Integrity. Adopted as written.</w:t>
+            </w:r>
+          </w:p>
+        </w:tc>
+        <w:tc>
+          <w:tcPr>
+            <w:tcW w:type="dxa" w:w="1400"/>
+            <w:tcBorders>
+              <w:top w:val="single" w:color="000000" w:sz="4"/>
+              <w:left w:val="single" w:color="000000" w:sz="4"/>
+              <w:bottom w:val="single" w:color="000000" w:sz="4"/>
+              <w:right w:val="single" w:color="000000" w:sz="4"/>
+            </w:tcBorders>
+            <w:tcMar>
+              <w:top w:type="dxa" w:w="40"/>
+              <w:left w:type="dxa" w:w="90"/>
+              <w:bottom w:type="dxa" w:w="40"/>
+              <w:right w:type="dxa" w:w="90"/>
+            </w:tcMar>
+            <w:vAlign w:val="center"/>
+          </w:tcPr>
+          <w:p>
+            <w:pPr>
+              <w:spacing w:after="40" w:before="40" w:line="240"/>
+              <w:jc w:val="left"/>
+            </w:pPr>
+            <w:r>
+              <w:rPr>
+                <w:rFonts w:ascii="Times New Roman" w:cs="Times New Roman" w:eastAsia="Times New Roman" w:hAnsi="Times New Roman"/>
+                <w:sz w:val="17"/>
+                <w:szCs w:val="17"/>
+              </w:rPr>
+              <w:t xml:space="preserve">A.7.5; A.8.20</w:t>
+            </w:r>
+          </w:p>
+        </w:tc>
+        <w:tc>
+          <w:tcPr>
+            <w:tcW w:type="dxa" w:w="1280"/>
+            <w:tcBorders>
+              <w:top w:val="single" w:color="000000" w:sz="4"/>
+              <w:left w:val="single" w:color="000000" w:sz="4"/>
+              <w:bottom w:val="single" w:color="000000" w:sz="4"/>
+              <w:right w:val="single" w:color="000000" w:sz="4"/>
+            </w:tcBorders>
+            <w:tcMar>
+              <w:top w:type="dxa" w:w="40"/>
+              <w:left w:type="dxa" w:w="90"/>
+              <w:bottom w:type="dxa" w:w="40"/>
+              <w:right w:type="dxa" w:w="90"/>
+            </w:tcMar>
+            <w:vAlign w:val="center"/>
+          </w:tcPr>
+          <w:p>
+            <w:pPr>
+              <w:spacing w:after="40" w:before="40" w:line="240"/>
+              <w:jc w:val="left"/>
+            </w:pPr>
+            <w:r>
+              <w:rPr>
+                <w:rFonts w:ascii="Times New Roman" w:cs="Times New Roman" w:eastAsia="Times New Roman" w:hAnsi="Times New Roman"/>
+                <w:sz w:val="17"/>
+                <w:szCs w:val="17"/>
+              </w:rPr>
+              <w:t xml:space="preserve">3.5, 3.6, 5</w:t>
             </w:r>
           </w:p>
         </w:tc>
@@ -5384,7 +5593,7 @@
                 <w:sz w:val="17"/>
                 <w:szCs w:val="17"/>
               </w:rPr>
-              <w:t xml:space="preserve">B1</w:t>
+              <w:t xml:space="preserve">B6</w:t>
             </w:r>
           </w:p>
         </w:tc>
@@ -5418,7 +5627,7 @@
                 <w:sz w:val="17"/>
                 <w:szCs w:val="17"/>
               </w:rPr>
-              <w:t xml:space="preserve">TECH1: </w:t>
+              <w:t xml:space="preserve">I18: </w:t>
             </w:r>
             <w:r>
               <w:rPr>
@@ -5428,7 +5637,7 @@
                 <w:sz w:val="17"/>
                 <w:szCs w:val="17"/>
               </w:rPr>
-              <w:t xml:space="preserve">“The university provides secure authentication systems (e.g., multi-layer passwords or Two-Factor Authentication) and appropriate access control levels.”</w:t>
+              <w:t xml:space="preserve">“Division of networks according to groups of services, users and information systems”</w:t>
             </w:r>
           </w:p>
           <w:p>
@@ -5443,7 +5652,7 @@
                 <w:sz w:val="16"/>
                 <w:szCs w:val="16"/>
               </w:rPr>
-              <w:t xml:space="preserve">(Phakaedam et al., 2026)</w:t>
+              <w:t xml:space="preserve">(Domínguez Domínguez et al., 2023)</w:t>
             </w:r>
           </w:p>
         </w:tc>
@@ -5475,7 +5684,7 @@
                 <w:sz w:val="17"/>
                 <w:szCs w:val="17"/>
               </w:rPr>
-              <w:t xml:space="preserve">L-SIAMS provides secure authentication (e.g., strong passwords and fingerprint verification) and appropriate access control levels.</w:t>
+              <w:t xml:space="preserve">Division of networks according to groups of services, users and information systems</w:t>
             </w:r>
           </w:p>
           <w:p>
@@ -5492,7 +5701,7 @@
                 <w:sz w:val="16"/>
                 <w:szCs w:val="16"/>
               </w:rPr>
-              <w:t xml:space="preserve">Confidentiality. Change: The university changed to L-SIAMS; examples replaced with those of L-SIAMS.</w:t>
+              <w:t xml:space="preserve">Integrity. Adopted as written.</w:t>
             </w:r>
           </w:p>
         </w:tc>
@@ -5524,7 +5733,7 @@
                 <w:sz w:val="17"/>
                 <w:szCs w:val="17"/>
               </w:rPr>
-              <w:t xml:space="preserve">A.8.5; A.5.15</w:t>
+              <w:t xml:space="preserve">A.8.22</w:t>
             </w:r>
           </w:p>
         </w:tc>
@@ -5556,7 +5765,7 @@
                 <w:sz w:val="17"/>
                 <w:szCs w:val="17"/>
               </w:rPr>
-              <w:t xml:space="preserve">3.2</w:t>
+              <w:t xml:space="preserve">3.6</w:t>
             </w:r>
           </w:p>
         </w:tc>
@@ -5593,7 +5802,7 @@
                 <w:sz w:val="17"/>
                 <w:szCs w:val="17"/>
               </w:rPr>
-              <w:t xml:space="preserve">B2</w:t>
+              <w:t xml:space="preserve">B7</w:t>
             </w:r>
           </w:p>
         </w:tc>
@@ -5627,7 +5836,7 @@
                 <w:sz w:val="17"/>
                 <w:szCs w:val="17"/>
               </w:rPr>
-              <w:t xml:space="preserve">P10: </w:t>
+              <w:t xml:space="preserve">I19: </w:t>
             </w:r>
             <w:r>
               <w:rPr>
@@ -5637,7 +5846,7 @@
                 <w:sz w:val="17"/>
                 <w:szCs w:val="17"/>
               </w:rPr>
-              <w:t xml:space="preserve">“Responsible use of network equipment and servers”</w:t>
+              <w:t xml:space="preserve">“A policy for the development and acquisition of secure software (reworded by the authors: “There is an effective evaluation for the development and acquisition of secure software”)”</w:t>
             </w:r>
           </w:p>
           <w:p>
@@ -5684,7 +5893,7 @@
                 <w:sz w:val="17"/>
                 <w:szCs w:val="17"/>
               </w:rPr>
-              <w:t xml:space="preserve">There is responsible use of the network equipment and server of L-SIAMS.</w:t>
+              <w:t xml:space="preserve">There is an effective evaluation for the development and acquisition of secure software</w:t>
             </w:r>
           </w:p>
           <w:p>
@@ -5701,7 +5910,7 @@
                 <w:sz w:val="16"/>
                 <w:szCs w:val="16"/>
               </w:rPr>
-              <w:t xml:space="preserve">Confidentiality. Change: Written as a statement about L-SIAMS.</w:t>
+              <w:t xml:space="preserve">Integrity. Adopted in the reworded form published by the authors.</w:t>
             </w:r>
           </w:p>
         </w:tc>
@@ -5733,7 +5942,7 @@
                 <w:sz w:val="17"/>
                 <w:szCs w:val="17"/>
               </w:rPr>
-              <w:t xml:space="preserve">A.5.10</w:t>
+              <w:t xml:space="preserve">A.8.25; A.8.29</w:t>
             </w:r>
           </w:p>
         </w:tc>
@@ -5765,7 +5974,7 @@
                 <w:sz w:val="17"/>
                 <w:szCs w:val="17"/>
               </w:rPr>
-              <w:t xml:space="preserve">3.3</w:t>
+              <w:t xml:space="preserve">3.5, 5</w:t>
             </w:r>
           </w:p>
         </w:tc>
@@ -5802,7 +6011,7 @@
                 <w:sz w:val="17"/>
                 <w:szCs w:val="17"/>
               </w:rPr>
-              <w:t xml:space="preserve">B3</w:t>
+              <w:t xml:space="preserve">B8</w:t>
             </w:r>
           </w:p>
         </w:tc>
@@ -5836,7 +6045,7 @@
                 <w:sz w:val="17"/>
                 <w:szCs w:val="17"/>
               </w:rPr>
-              <w:t xml:space="preserve">P12: </w:t>
+              <w:t xml:space="preserve">A21: </w:t>
             </w:r>
             <w:r>
               <w:rPr>
@@ -5846,7 +6055,7 @@
                 <w:sz w:val="17"/>
                 <w:szCs w:val="17"/>
               </w:rPr>
-              <w:t xml:space="preserve">“An access control policy for the facilities, nodes and data center”</w:t>
+              <w:t xml:space="preserve">“Effective and consistent management of information security incidents.”</w:t>
             </w:r>
           </w:p>
           <w:p>
@@ -5893,7 +6102,7 @@
                 <w:sz w:val="17"/>
                 <w:szCs w:val="17"/>
               </w:rPr>
-              <w:t xml:space="preserve">There is an access control policy for the server, network nodes and classroom terminals of L-SIAMS.</w:t>
+              <w:t xml:space="preserve">Effective and consistent management of information security incidents</w:t>
             </w:r>
           </w:p>
           <w:p>
@@ -5910,7 +6119,7 @@
                 <w:sz w:val="16"/>
                 <w:szCs w:val="16"/>
               </w:rPr>
-              <w:t xml:space="preserve">Confidentiality. Change: Facilities and data center changed to the server and classroom terminals.</w:t>
+              <w:t xml:space="preserve">Integrity. Adopted as written.</w:t>
             </w:r>
           </w:p>
         </w:tc>
@@ -5942,7 +6151,7 @@
                 <w:sz w:val="17"/>
                 <w:szCs w:val="17"/>
               </w:rPr>
-              <w:t xml:space="preserve">A.5.15; A.7.2</w:t>
+              <w:t xml:space="preserve">A.5.24</w:t>
             </w:r>
           </w:p>
         </w:tc>
@@ -5974,7 +6183,7 @@
                 <w:sz w:val="17"/>
                 <w:szCs w:val="17"/>
               </w:rPr>
-              <w:t xml:space="preserve">3.3, 3.6</w:t>
+              <w:t xml:space="preserve">3.4</w:t>
             </w:r>
           </w:p>
         </w:tc>
@@ -6011,7 +6220,7 @@
                 <w:sz w:val="17"/>
                 <w:szCs w:val="17"/>
               </w:rPr>
-              <w:t xml:space="preserve">B4</w:t>
+              <w:t xml:space="preserve">B9</w:t>
             </w:r>
           </w:p>
         </w:tc>
@@ -6045,7 +6254,7 @@
                 <w:sz w:val="17"/>
                 <w:szCs w:val="17"/>
               </w:rPr>
-              <w:t xml:space="preserve">P14: </w:t>
+              <w:t xml:space="preserve">A22: </w:t>
             </w:r>
             <w:r>
               <w:rPr>
@@ -6055,7 +6264,7 @@
                 <w:sz w:val="17"/>
                 <w:szCs w:val="17"/>
               </w:rPr>
-              <w:t xml:space="preserve">“Restrictions on access to information”</w:t>
+              <w:t xml:space="preserve">“Notifications of information security events”</w:t>
             </w:r>
           </w:p>
           <w:p>
@@ -6102,7 +6311,7 @@
                 <w:sz w:val="17"/>
                 <w:szCs w:val="17"/>
               </w:rPr>
-              <w:t xml:space="preserve">There are restrictions on access to information in L-SIAMS.</w:t>
+              <w:t xml:space="preserve">Notifications of information security events</w:t>
             </w:r>
           </w:p>
           <w:p>
@@ -6119,7 +6328,7 @@
                 <w:sz w:val="16"/>
                 <w:szCs w:val="16"/>
               </w:rPr>
-              <w:t xml:space="preserve">Confidentiality. Change: Written as a statement about L-SIAMS.</w:t>
+              <w:t xml:space="preserve">Integrity. Adopted as written.</w:t>
             </w:r>
           </w:p>
         </w:tc>
@@ -6151,7 +6360,7 @@
                 <w:sz w:val="17"/>
                 <w:szCs w:val="17"/>
               </w:rPr>
-              <w:t xml:space="preserve">A.8.3; A.5.34</w:t>
+              <w:t xml:space="preserve">A.6.8; A.8.16</w:t>
             </w:r>
           </w:p>
         </w:tc>
@@ -6183,7 +6392,7 @@
                 <w:sz w:val="17"/>
                 <w:szCs w:val="17"/>
               </w:rPr>
-              <w:t xml:space="preserve">3.2</w:t>
+              <w:t xml:space="preserve">3.4</w:t>
             </w:r>
           </w:p>
         </w:tc>
@@ -6220,7 +6429,7 @@
                 <w:sz w:val="17"/>
                 <w:szCs w:val="17"/>
               </w:rPr>
-              <w:t xml:space="preserve">B5</w:t>
+              <w:t xml:space="preserve">B10</w:t>
             </w:r>
           </w:p>
         </w:tc>
@@ -6254,7 +6463,7 @@
                 <w:sz w:val="17"/>
                 <w:szCs w:val="17"/>
               </w:rPr>
-              <w:t xml:space="preserve">I15: </w:t>
+              <w:t xml:space="preserve">A23: </w:t>
             </w:r>
             <w:r>
               <w:rPr>
@@ -6264,7 +6473,7 @@
                 <w:sz w:val="17"/>
                 <w:szCs w:val="17"/>
               </w:rPr>
-              <w:t xml:space="preserve">“A policy on the use, protection and lifecycle of access keys (reworded by the authors: “There is a correct management, protection and life cycle of access keys”)”</w:t>
+              <w:t xml:space="preserve">“A response to security incidents”</w:t>
             </w:r>
           </w:p>
           <w:p>
@@ -6311,7 +6520,7 @@
                 <w:sz w:val="17"/>
                 <w:szCs w:val="17"/>
               </w:rPr>
-              <w:t xml:space="preserve">There is a correct management, protection and life cycle of the access keys of L-SIAMS (passwords and device keys).</w:t>
+              <w:t xml:space="preserve">A response to security incidents</w:t>
             </w:r>
           </w:p>
           <w:p>
@@ -6328,7 +6537,7 @@
                 <w:sz w:val="16"/>
                 <w:szCs w:val="16"/>
               </w:rPr>
-              <w:t xml:space="preserve">Confidentiality. Change: Authors’ reworded item applied to L-SIAMS; examples added.</w:t>
+              <w:t xml:space="preserve">Integrity. Adopted as written.</w:t>
             </w:r>
           </w:p>
         </w:tc>
@@ -6360,7 +6569,7 @@
                 <w:sz w:val="17"/>
                 <w:szCs w:val="17"/>
               </w:rPr>
-              <w:t xml:space="preserve">A.5.17; A.8.24</w:t>
+              <w:t xml:space="preserve">A.5.26</w:t>
             </w:r>
           </w:p>
         </w:tc>
@@ -6392,7 +6601,7 @@
                 <w:sz w:val="17"/>
                 <w:szCs w:val="17"/>
               </w:rPr>
-              <w:t xml:space="preserve">3.5, 3.6</w:t>
+              <w:t xml:space="preserve">3.4</w:t>
             </w:r>
           </w:p>
         </w:tc>
@@ -6429,7 +6638,7 @@
                 <w:sz w:val="17"/>
                 <w:szCs w:val="17"/>
               </w:rPr>
-              <w:t xml:space="preserve">B6</w:t>
+              <w:t xml:space="preserve">B11</w:t>
             </w:r>
           </w:p>
         </w:tc>
@@ -6463,7 +6672,7 @@
                 <w:sz w:val="17"/>
                 <w:szCs w:val="17"/>
               </w:rPr>
-              <w:t xml:space="preserve">TECH2: </w:t>
+              <w:t xml:space="preserve">A24: </w:t>
             </w:r>
             <w:r>
               <w:rPr>
@@ -6473,7 +6682,7 @@
                 <w:sz w:val="17"/>
                 <w:szCs w:val="17"/>
               </w:rPr>
-              <w:t xml:space="preserve">“The university continuously implements and maintains intrusion detection and prevention systems (IDPS).”</w:t>
+              <w:t xml:space="preserve">“A collection of evidence of security incidents”</w:t>
             </w:r>
           </w:p>
           <w:p>
@@ -6488,7 +6697,7 @@
                 <w:sz w:val="16"/>
                 <w:szCs w:val="16"/>
               </w:rPr>
-              <w:t xml:space="preserve">(Phakaedam et al., 2026)</w:t>
+              <w:t xml:space="preserve">(Domínguez Domínguez et al., 2023)</w:t>
             </w:r>
           </w:p>
         </w:tc>
@@ -6520,7 +6729,7 @@
                 <w:sz w:val="17"/>
                 <w:szCs w:val="17"/>
               </w:rPr>
-              <w:t xml:space="preserve">Intrusion detection and prevention (e.g., firewall, IP filtering and request blocking) is continuously implemented and maintained for L-SIAMS.</w:t>
+              <w:t xml:space="preserve">A collection of evidence of security incidents</w:t>
             </w:r>
           </w:p>
           <w:p>
@@ -6537,7 +6746,7 @@
                 <w:sz w:val="16"/>
                 <w:szCs w:val="16"/>
               </w:rPr>
-              <w:t xml:space="preserve">Integrity. Change: The university changed to L-SIAMS; examples of its protections added.</w:t>
+              <w:t xml:space="preserve">Integrity. Adopted as written.</w:t>
             </w:r>
           </w:p>
         </w:tc>
@@ -6569,7 +6778,7 @@
                 <w:sz w:val="17"/>
                 <w:szCs w:val="17"/>
               </w:rPr>
-              <w:t xml:space="preserve">A.8.16; A.8.20</w:t>
+              <w:t xml:space="preserve">A.5.28; A.8.15</w:t>
             </w:r>
           </w:p>
         </w:tc>
@@ -6601,7 +6810,7 @@
                 <w:sz w:val="17"/>
                 <w:szCs w:val="17"/>
               </w:rPr>
-              <w:t xml:space="preserve">3.3, 3.6</w:t>
+              <w:t xml:space="preserve">3.4, 5.4</w:t>
             </w:r>
           </w:p>
         </w:tc>
@@ -6638,7 +6847,7 @@
                 <w:sz w:val="17"/>
                 <w:szCs w:val="17"/>
               </w:rPr>
-              <w:t xml:space="preserve">B7</w:t>
+              <w:t xml:space="preserve">B12</w:t>
             </w:r>
           </w:p>
         </w:tc>
@@ -6672,7 +6881,7 @@
                 <w:sz w:val="17"/>
                 <w:szCs w:val="17"/>
               </w:rPr>
-              <w:t xml:space="preserve">TECH3: </w:t>
+              <w:t xml:space="preserve">P11: </w:t>
             </w:r>
             <w:r>
               <w:rPr>
@@ -6682,7 +6891,7 @@
                 <w:sz w:val="17"/>
                 <w:szCs w:val="17"/>
               </w:rPr>
-              <w:t xml:space="preserve">“Computers in university laboratories are regularly updated with antivirus/anti-malware software.”</w:t>
+              <w:t xml:space="preserve">“Backing up and encrypting files”</w:t>
             </w:r>
           </w:p>
           <w:p>
@@ -6697,7 +6906,7 @@
                 <w:sz w:val="16"/>
                 <w:szCs w:val="16"/>
               </w:rPr>
-              <w:t xml:space="preserve">(Phakaedam et al., 2026)</w:t>
+              <w:t xml:space="preserve">(Domínguez Domínguez et al., 2023)</w:t>
             </w:r>
           </w:p>
         </w:tc>
@@ -6729,7 +6938,7 @@
                 <w:sz w:val="17"/>
                 <w:szCs w:val="17"/>
               </w:rPr>
-              <w:t xml:space="preserve">The computers used to access L-SIAMS are regularly updated with antivirus/anti-malware software.</w:t>
+              <w:t xml:space="preserve">Backing up and encrypting files</w:t>
             </w:r>
           </w:p>
           <w:p>
@@ -6746,7 +6955,7 @@
                 <w:sz w:val="16"/>
                 <w:szCs w:val="16"/>
               </w:rPr>
-              <w:t xml:space="preserve">Integrity. Change: University laboratory computers changed to the computers used to access L-SIAMS.</w:t>
+              <w:t xml:space="preserve">Availability. Adopted as written.</w:t>
             </w:r>
           </w:p>
         </w:tc>
@@ -6778,7 +6987,7 @@
                 <w:sz w:val="17"/>
                 <w:szCs w:val="17"/>
               </w:rPr>
-              <w:t xml:space="preserve">A.8.7</w:t>
+              <w:t xml:space="preserve">A.8.13; A.8.24</w:t>
             </w:r>
           </w:p>
         </w:tc>
@@ -6810,7 +7019,7 @@
                 <w:sz w:val="17"/>
                 <w:szCs w:val="17"/>
               </w:rPr>
-              <w:t xml:space="preserve">3.5</w:t>
+              <w:t xml:space="preserve">3.1, 4.3</w:t>
             </w:r>
           </w:p>
         </w:tc>
@@ -6847,7 +7056,7 @@
                 <w:sz w:val="17"/>
                 <w:szCs w:val="17"/>
               </w:rPr>
-              <w:t xml:space="preserve">B8</w:t>
+              <w:t xml:space="preserve">B13</w:t>
             </w:r>
           </w:p>
         </w:tc>
@@ -6881,7 +7090,7 @@
                 <w:sz w:val="17"/>
                 <w:szCs w:val="17"/>
               </w:rPr>
-              <w:t xml:space="preserve">I16: </w:t>
+              <w:t xml:space="preserve">I17: </w:t>
             </w:r>
             <w:r>
               <w:rPr>
@@ -6891,7 +7100,7 @@
                 <w:sz w:val="17"/>
                 <w:szCs w:val="17"/>
               </w:rPr>
-              <w:t xml:space="preserve">“Protection against external and environmental threats”</w:t>
+              <w:t xml:space="preserve">“Documentation of operating procedures”</w:t>
             </w:r>
           </w:p>
           <w:p>
@@ -6938,7 +7147,7 @@
                 <w:sz w:val="17"/>
                 <w:szCs w:val="17"/>
               </w:rPr>
-              <w:t xml:space="preserve">L-SIAMS has protection against external and environmental threats.</w:t>
+              <w:t xml:space="preserve">Documentation of operating procedures</w:t>
             </w:r>
           </w:p>
           <w:p>
@@ -6955,7 +7164,7 @@
                 <w:sz w:val="16"/>
                 <w:szCs w:val="16"/>
               </w:rPr>
-              <w:t xml:space="preserve">Integrity. Change: Written as a statement about L-SIAMS.</w:t>
+              <w:t xml:space="preserve">Availability. Adopted as written.</w:t>
             </w:r>
           </w:p>
         </w:tc>
@@ -6987,7 +7196,7 @@
                 <w:sz w:val="17"/>
                 <w:szCs w:val="17"/>
               </w:rPr>
-              <w:t xml:space="preserve">A.7.5; A.8.20</w:t>
+              <w:t xml:space="preserve">A.5.37</w:t>
             </w:r>
           </w:p>
         </w:tc>
@@ -7019,7 +7228,7 @@
                 <w:sz w:val="17"/>
                 <w:szCs w:val="17"/>
               </w:rPr>
-              <w:t xml:space="preserve">3.5, 5</w:t>
+              <w:t xml:space="preserve">4.3</w:t>
             </w:r>
           </w:p>
         </w:tc>
@@ -7056,7 +7265,7 @@
                 <w:sz w:val="17"/>
                 <w:szCs w:val="17"/>
               </w:rPr>
-              <w:t xml:space="preserve">B9</w:t>
+              <w:t xml:space="preserve">B14</w:t>
             </w:r>
           </w:p>
         </w:tc>
@@ -7090,7 +7299,7 @@
                 <w:sz w:val="17"/>
                 <w:szCs w:val="17"/>
               </w:rPr>
-              <w:t xml:space="preserve">I18: </w:t>
+              <w:t xml:space="preserve">PR7: </w:t>
             </w:r>
             <w:r>
               <w:rPr>
@@ -7100,7 +7309,7 @@
                 <w:sz w:val="17"/>
                 <w:szCs w:val="17"/>
               </w:rPr>
-              <w:t xml:space="preserve">“Division of networks according to groups of services, users and information systems”</w:t>
+              <w:t xml:space="preserve">“Planning for business continuity during adverse events (reworded by the authors: “There are business continuity planning policies for business continuity during adverse situations”)”</w:t>
             </w:r>
           </w:p>
           <w:p>
@@ -7147,7 +7356,7 @@
                 <w:sz w:val="17"/>
                 <w:szCs w:val="17"/>
               </w:rPr>
-              <w:t xml:space="preserve">The network of L-SIAMS is divided according to groups of services, users and devices.</w:t>
+              <w:t xml:space="preserve">There are business continuity planning policies for business continuity during adverse situations</w:t>
             </w:r>
           </w:p>
           <w:p>
@@ -7164,7 +7373,7 @@
                 <w:sz w:val="16"/>
                 <w:szCs w:val="16"/>
               </w:rPr>
-              <w:t xml:space="preserve">Integrity. Change: Information systems specified as the devices of L-SIAMS.</w:t>
+              <w:t xml:space="preserve">Availability. Adopted in the reworded form published by the authors.</w:t>
             </w:r>
           </w:p>
         </w:tc>
@@ -7196,2097 +7405,7 @@
                 <w:sz w:val="17"/>
                 <w:szCs w:val="17"/>
               </w:rPr>
-              <w:t xml:space="preserve">A.8.22</w:t>
-            </w:r>
-          </w:p>
-        </w:tc>
-        <w:tc>
-          <w:tcPr>
-            <w:tcW w:type="dxa" w:w="1280"/>
-            <w:tcBorders>
-              <w:top w:val="single" w:color="000000" w:sz="4"/>
-              <w:left w:val="single" w:color="000000" w:sz="4"/>
-              <w:bottom w:val="single" w:color="000000" w:sz="4"/>
-              <w:right w:val="single" w:color="000000" w:sz="4"/>
-            </w:tcBorders>
-            <w:tcMar>
-              <w:top w:type="dxa" w:w="40"/>
-              <w:left w:type="dxa" w:w="90"/>
-              <w:bottom w:type="dxa" w:w="40"/>
-              <w:right w:type="dxa" w:w="90"/>
-            </w:tcMar>
-            <w:vAlign w:val="center"/>
-          </w:tcPr>
-          <w:p>
-            <w:pPr>
-              <w:spacing w:after="40" w:before="40" w:line="240"/>
-              <w:jc w:val="left"/>
-            </w:pPr>
-            <w:r>
-              <w:rPr>
-                <w:rFonts w:ascii="Times New Roman" w:cs="Times New Roman" w:eastAsia="Times New Roman" w:hAnsi="Times New Roman"/>
-                <w:sz w:val="17"/>
-                <w:szCs w:val="17"/>
-              </w:rPr>
-              <w:t xml:space="preserve">3.6</w:t>
-            </w:r>
-          </w:p>
-        </w:tc>
-      </w:tr>
-      <w:tr>
-        <w:trPr>
-          <w:cantSplit/>
-        </w:trPr>
-        <w:tc>
-          <w:tcPr>
-            <w:tcW w:type="dxa" w:w="560"/>
-            <w:tcBorders>
-              <w:top w:val="single" w:color="000000" w:sz="4"/>
-              <w:left w:val="single" w:color="000000" w:sz="4"/>
-              <w:bottom w:val="single" w:color="000000" w:sz="4"/>
-              <w:right w:val="single" w:color="000000" w:sz="4"/>
-            </w:tcBorders>
-            <w:tcMar>
-              <w:top w:type="dxa" w:w="40"/>
-              <w:left w:type="dxa" w:w="90"/>
-              <w:bottom w:type="dxa" w:w="40"/>
-              <w:right w:type="dxa" w:w="90"/>
-            </w:tcMar>
-            <w:vAlign w:val="center"/>
-          </w:tcPr>
-          <w:p>
-            <w:pPr>
-              <w:spacing w:after="40" w:before="40" w:line="240"/>
-              <w:jc w:val="center"/>
-            </w:pPr>
-            <w:r>
-              <w:rPr>
-                <w:rFonts w:ascii="Times New Roman" w:cs="Times New Roman" w:eastAsia="Times New Roman" w:hAnsi="Times New Roman"/>
-                <w:sz w:val="17"/>
-                <w:szCs w:val="17"/>
-              </w:rPr>
-              <w:t xml:space="preserve">B10</w:t>
-            </w:r>
-          </w:p>
-        </w:tc>
-        <w:tc>
-          <w:tcPr>
-            <w:tcW w:type="dxa" w:w="2700"/>
-            <w:tcBorders>
-              <w:top w:val="single" w:color="000000" w:sz="4"/>
-              <w:left w:val="single" w:color="000000" w:sz="4"/>
-              <w:bottom w:val="single" w:color="000000" w:sz="4"/>
-              <w:right w:val="single" w:color="000000" w:sz="4"/>
-            </w:tcBorders>
-            <w:tcMar>
-              <w:top w:type="dxa" w:w="40"/>
-              <w:left w:type="dxa" w:w="90"/>
-              <w:bottom w:type="dxa" w:w="40"/>
-              <w:right w:type="dxa" w:w="90"/>
-            </w:tcMar>
-            <w:vAlign w:val="center"/>
-          </w:tcPr>
-          <w:p>
-            <w:pPr>
-              <w:spacing w:after="40" w:before="40" w:line="240"/>
-              <w:jc w:val="left"/>
-            </w:pPr>
-            <w:r>
-              <w:rPr>
-                <w:rFonts w:ascii="Times New Roman" w:cs="Times New Roman" w:eastAsia="Times New Roman" w:hAnsi="Times New Roman"/>
-                <w:b/>
-                <w:bCs/>
-                <w:sz w:val="17"/>
-                <w:szCs w:val="17"/>
-              </w:rPr>
-              <w:t xml:space="preserve">I19: </w:t>
-            </w:r>
-            <w:r>
-              <w:rPr>
-                <w:rFonts w:ascii="Times New Roman" w:cs="Times New Roman" w:eastAsia="Times New Roman" w:hAnsi="Times New Roman"/>
-                <w:i/>
-                <w:iCs/>
-                <w:sz w:val="17"/>
-                <w:szCs w:val="17"/>
-              </w:rPr>
-              <w:t xml:space="preserve">“A policy for the development and acquisition of secure software (reworded by the authors: “There is an effective evaluation for the development and acquisition of secure software”)”</w:t>
-            </w:r>
-          </w:p>
-          <w:p>
-            <w:pPr>
-              <w:spacing w:after="40" w:before="40" w:line="240"/>
-              <w:jc w:val="left"/>
-            </w:pPr>
-            <w:r>
-              <w:rPr>
-                <w:rFonts w:ascii="Times New Roman" w:cs="Times New Roman" w:eastAsia="Times New Roman" w:hAnsi="Times New Roman"/>
-                <w:color w:val="555555"/>
-                <w:sz w:val="16"/>
-                <w:szCs w:val="16"/>
-              </w:rPr>
-              <w:t xml:space="preserve">(Domínguez Domínguez et al., 2023)</w:t>
-            </w:r>
-          </w:p>
-        </w:tc>
-        <w:tc>
-          <w:tcPr>
-            <w:tcW w:type="dxa" w:w="2700"/>
-            <w:tcBorders>
-              <w:top w:val="single" w:color="000000" w:sz="4"/>
-              <w:left w:val="single" w:color="000000" w:sz="4"/>
-              <w:bottom w:val="single" w:color="000000" w:sz="4"/>
-              <w:right w:val="single" w:color="000000" w:sz="4"/>
-            </w:tcBorders>
-            <w:tcMar>
-              <w:top w:type="dxa" w:w="40"/>
-              <w:left w:type="dxa" w:w="90"/>
-              <w:bottom w:type="dxa" w:w="40"/>
-              <w:right w:type="dxa" w:w="90"/>
-            </w:tcMar>
-            <w:vAlign w:val="center"/>
-          </w:tcPr>
-          <w:p>
-            <w:pPr>
-              <w:spacing w:after="40" w:before="40" w:line="240"/>
-              <w:jc w:val="left"/>
-            </w:pPr>
-            <w:r>
-              <w:rPr>
-                <w:rFonts w:ascii="Times New Roman" w:cs="Times New Roman" w:eastAsia="Times New Roman" w:hAnsi="Times New Roman"/>
-                <w:sz w:val="17"/>
-                <w:szCs w:val="17"/>
-              </w:rPr>
-              <w:t xml:space="preserve">There was an effective evaluation for the secure development of L-SIAMS.</w:t>
-            </w:r>
-          </w:p>
-          <w:p>
-            <w:pPr>
-              <w:spacing w:after="40" w:before="40" w:line="240"/>
-              <w:jc w:val="left"/>
-            </w:pPr>
-            <w:r>
-              <w:rPr>
-                <w:rFonts w:ascii="Times New Roman" w:cs="Times New Roman" w:eastAsia="Times New Roman" w:hAnsi="Times New Roman"/>
-                <w:i/>
-                <w:iCs/>
-                <w:color w:val="555555"/>
-                <w:sz w:val="16"/>
-                <w:szCs w:val="16"/>
-              </w:rPr>
-              <w:t xml:space="preserve">Integrity. Change: Authors’ reworded item applied to the development of L-SIAMS.</w:t>
-            </w:r>
-          </w:p>
-        </w:tc>
-        <w:tc>
-          <w:tcPr>
-            <w:tcW w:type="dxa" w:w="1400"/>
-            <w:tcBorders>
-              <w:top w:val="single" w:color="000000" w:sz="4"/>
-              <w:left w:val="single" w:color="000000" w:sz="4"/>
-              <w:bottom w:val="single" w:color="000000" w:sz="4"/>
-              <w:right w:val="single" w:color="000000" w:sz="4"/>
-            </w:tcBorders>
-            <w:tcMar>
-              <w:top w:type="dxa" w:w="40"/>
-              <w:left w:type="dxa" w:w="90"/>
-              <w:bottom w:type="dxa" w:w="40"/>
-              <w:right w:type="dxa" w:w="90"/>
-            </w:tcMar>
-            <w:vAlign w:val="center"/>
-          </w:tcPr>
-          <w:p>
-            <w:pPr>
-              <w:spacing w:after="40" w:before="40" w:line="240"/>
-              <w:jc w:val="left"/>
-            </w:pPr>
-            <w:r>
-              <w:rPr>
-                <w:rFonts w:ascii="Times New Roman" w:cs="Times New Roman" w:eastAsia="Times New Roman" w:hAnsi="Times New Roman"/>
-                <w:sz w:val="17"/>
-                <w:szCs w:val="17"/>
-              </w:rPr>
-              <w:t xml:space="preserve">A.8.25; A.8.29</w:t>
-            </w:r>
-          </w:p>
-        </w:tc>
-        <w:tc>
-          <w:tcPr>
-            <w:tcW w:type="dxa" w:w="1280"/>
-            <w:tcBorders>
-              <w:top w:val="single" w:color="000000" w:sz="4"/>
-              <w:left w:val="single" w:color="000000" w:sz="4"/>
-              <w:bottom w:val="single" w:color="000000" w:sz="4"/>
-              <w:right w:val="single" w:color="000000" w:sz="4"/>
-            </w:tcBorders>
-            <w:tcMar>
-              <w:top w:type="dxa" w:w="40"/>
-              <w:left w:type="dxa" w:w="90"/>
-              <w:bottom w:type="dxa" w:w="40"/>
-              <w:right w:type="dxa" w:w="90"/>
-            </w:tcMar>
-            <w:vAlign w:val="center"/>
-          </w:tcPr>
-          <w:p>
-            <w:pPr>
-              <w:spacing w:after="40" w:before="40" w:line="240"/>
-              <w:jc w:val="left"/>
-            </w:pPr>
-            <w:r>
-              <w:rPr>
-                <w:rFonts w:ascii="Times New Roman" w:cs="Times New Roman" w:eastAsia="Times New Roman" w:hAnsi="Times New Roman"/>
-                <w:sz w:val="17"/>
-                <w:szCs w:val="17"/>
-              </w:rPr>
-              <w:t xml:space="preserve">3.5, 5</w:t>
-            </w:r>
-          </w:p>
-        </w:tc>
-      </w:tr>
-      <w:tr>
-        <w:trPr>
-          <w:cantSplit/>
-        </w:trPr>
-        <w:tc>
-          <w:tcPr>
-            <w:tcW w:type="dxa" w:w="560"/>
-            <w:tcBorders>
-              <w:top w:val="single" w:color="000000" w:sz="4"/>
-              <w:left w:val="single" w:color="000000" w:sz="4"/>
-              <w:bottom w:val="single" w:color="000000" w:sz="4"/>
-              <w:right w:val="single" w:color="000000" w:sz="4"/>
-            </w:tcBorders>
-            <w:tcMar>
-              <w:top w:type="dxa" w:w="40"/>
-              <w:left w:type="dxa" w:w="90"/>
-              <w:bottom w:type="dxa" w:w="40"/>
-              <w:right w:type="dxa" w:w="90"/>
-            </w:tcMar>
-            <w:vAlign w:val="center"/>
-          </w:tcPr>
-          <w:p>
-            <w:pPr>
-              <w:spacing w:after="40" w:before="40" w:line="240"/>
-              <w:jc w:val="center"/>
-            </w:pPr>
-            <w:r>
-              <w:rPr>
-                <w:rFonts w:ascii="Times New Roman" w:cs="Times New Roman" w:eastAsia="Times New Roman" w:hAnsi="Times New Roman"/>
-                <w:sz w:val="17"/>
-                <w:szCs w:val="17"/>
-              </w:rPr>
-              <w:t xml:space="preserve">B11</w:t>
-            </w:r>
-          </w:p>
-        </w:tc>
-        <w:tc>
-          <w:tcPr>
-            <w:tcW w:type="dxa" w:w="2700"/>
-            <w:tcBorders>
-              <w:top w:val="single" w:color="000000" w:sz="4"/>
-              <w:left w:val="single" w:color="000000" w:sz="4"/>
-              <w:bottom w:val="single" w:color="000000" w:sz="4"/>
-              <w:right w:val="single" w:color="000000" w:sz="4"/>
-            </w:tcBorders>
-            <w:tcMar>
-              <w:top w:type="dxa" w:w="40"/>
-              <w:left w:type="dxa" w:w="90"/>
-              <w:bottom w:type="dxa" w:w="40"/>
-              <w:right w:type="dxa" w:w="90"/>
-            </w:tcMar>
-            <w:vAlign w:val="center"/>
-          </w:tcPr>
-          <w:p>
-            <w:pPr>
-              <w:spacing w:after="40" w:before="40" w:line="240"/>
-              <w:jc w:val="left"/>
-            </w:pPr>
-            <w:r>
-              <w:rPr>
-                <w:rFonts w:ascii="Times New Roman" w:cs="Times New Roman" w:eastAsia="Times New Roman" w:hAnsi="Times New Roman"/>
-                <w:b/>
-                <w:bCs/>
-                <w:sz w:val="17"/>
-                <w:szCs w:val="17"/>
-              </w:rPr>
-              <w:t xml:space="preserve">A21: </w:t>
-            </w:r>
-            <w:r>
-              <w:rPr>
-                <w:rFonts w:ascii="Times New Roman" w:cs="Times New Roman" w:eastAsia="Times New Roman" w:hAnsi="Times New Roman"/>
-                <w:i/>
-                <w:iCs/>
-                <w:sz w:val="17"/>
-                <w:szCs w:val="17"/>
-              </w:rPr>
-              <w:t xml:space="preserve">“Effective and consistent management of information security incidents.”</w:t>
-            </w:r>
-          </w:p>
-          <w:p>
-            <w:pPr>
-              <w:spacing w:after="40" w:before="40" w:line="240"/>
-              <w:jc w:val="left"/>
-            </w:pPr>
-            <w:r>
-              <w:rPr>
-                <w:rFonts w:ascii="Times New Roman" w:cs="Times New Roman" w:eastAsia="Times New Roman" w:hAnsi="Times New Roman"/>
-                <w:color w:val="555555"/>
-                <w:sz w:val="16"/>
-                <w:szCs w:val="16"/>
-              </w:rPr>
-              <w:t xml:space="preserve">(Domínguez Domínguez et al., 2023)</w:t>
-            </w:r>
-          </w:p>
-        </w:tc>
-        <w:tc>
-          <w:tcPr>
-            <w:tcW w:type="dxa" w:w="2700"/>
-            <w:tcBorders>
-              <w:top w:val="single" w:color="000000" w:sz="4"/>
-              <w:left w:val="single" w:color="000000" w:sz="4"/>
-              <w:bottom w:val="single" w:color="000000" w:sz="4"/>
-              <w:right w:val="single" w:color="000000" w:sz="4"/>
-            </w:tcBorders>
-            <w:tcMar>
-              <w:top w:type="dxa" w:w="40"/>
-              <w:left w:type="dxa" w:w="90"/>
-              <w:bottom w:type="dxa" w:w="40"/>
-              <w:right w:type="dxa" w:w="90"/>
-            </w:tcMar>
-            <w:vAlign w:val="center"/>
-          </w:tcPr>
-          <w:p>
-            <w:pPr>
-              <w:spacing w:after="40" w:before="40" w:line="240"/>
-              <w:jc w:val="left"/>
-            </w:pPr>
-            <w:r>
-              <w:rPr>
-                <w:rFonts w:ascii="Times New Roman" w:cs="Times New Roman" w:eastAsia="Times New Roman" w:hAnsi="Times New Roman"/>
-                <w:sz w:val="17"/>
-                <w:szCs w:val="17"/>
-              </w:rPr>
-              <w:t xml:space="preserve">There is effective and consistent management of information security incidents in L-SIAMS.</w:t>
-            </w:r>
-          </w:p>
-          <w:p>
-            <w:pPr>
-              <w:spacing w:after="40" w:before="40" w:line="240"/>
-              <w:jc w:val="left"/>
-            </w:pPr>
-            <w:r>
-              <w:rPr>
-                <w:rFonts w:ascii="Times New Roman" w:cs="Times New Roman" w:eastAsia="Times New Roman" w:hAnsi="Times New Roman"/>
-                <w:i/>
-                <w:iCs/>
-                <w:color w:val="555555"/>
-                <w:sz w:val="16"/>
-                <w:szCs w:val="16"/>
-              </w:rPr>
-              <w:t xml:space="preserve">Integrity. Change: Written as a statement about L-SIAMS.</w:t>
-            </w:r>
-          </w:p>
-        </w:tc>
-        <w:tc>
-          <w:tcPr>
-            <w:tcW w:type="dxa" w:w="1400"/>
-            <w:tcBorders>
-              <w:top w:val="single" w:color="000000" w:sz="4"/>
-              <w:left w:val="single" w:color="000000" w:sz="4"/>
-              <w:bottom w:val="single" w:color="000000" w:sz="4"/>
-              <w:right w:val="single" w:color="000000" w:sz="4"/>
-            </w:tcBorders>
-            <w:tcMar>
-              <w:top w:type="dxa" w:w="40"/>
-              <w:left w:type="dxa" w:w="90"/>
-              <w:bottom w:type="dxa" w:w="40"/>
-              <w:right w:type="dxa" w:w="90"/>
-            </w:tcMar>
-            <w:vAlign w:val="center"/>
-          </w:tcPr>
-          <w:p>
-            <w:pPr>
-              <w:spacing w:after="40" w:before="40" w:line="240"/>
-              <w:jc w:val="left"/>
-            </w:pPr>
-            <w:r>
-              <w:rPr>
-                <w:rFonts w:ascii="Times New Roman" w:cs="Times New Roman" w:eastAsia="Times New Roman" w:hAnsi="Times New Roman"/>
-                <w:sz w:val="17"/>
-                <w:szCs w:val="17"/>
-              </w:rPr>
-              <w:t xml:space="preserve">A.5.24</w:t>
-            </w:r>
-          </w:p>
-        </w:tc>
-        <w:tc>
-          <w:tcPr>
-            <w:tcW w:type="dxa" w:w="1280"/>
-            <w:tcBorders>
-              <w:top w:val="single" w:color="000000" w:sz="4"/>
-              <w:left w:val="single" w:color="000000" w:sz="4"/>
-              <w:bottom w:val="single" w:color="000000" w:sz="4"/>
-              <w:right w:val="single" w:color="000000" w:sz="4"/>
-            </w:tcBorders>
-            <w:tcMar>
-              <w:top w:type="dxa" w:w="40"/>
-              <w:left w:type="dxa" w:w="90"/>
-              <w:bottom w:type="dxa" w:w="40"/>
-              <w:right w:type="dxa" w:w="90"/>
-            </w:tcMar>
-            <w:vAlign w:val="center"/>
-          </w:tcPr>
-          <w:p>
-            <w:pPr>
-              <w:spacing w:after="40" w:before="40" w:line="240"/>
-              <w:jc w:val="left"/>
-            </w:pPr>
-            <w:r>
-              <w:rPr>
-                <w:rFonts w:ascii="Times New Roman" w:cs="Times New Roman" w:eastAsia="Times New Roman" w:hAnsi="Times New Roman"/>
-                <w:sz w:val="17"/>
-                <w:szCs w:val="17"/>
-              </w:rPr>
-              <w:t xml:space="preserve">3.4</w:t>
-            </w:r>
-          </w:p>
-        </w:tc>
-      </w:tr>
-      <w:tr>
-        <w:trPr>
-          <w:cantSplit/>
-        </w:trPr>
-        <w:tc>
-          <w:tcPr>
-            <w:tcW w:type="dxa" w:w="560"/>
-            <w:tcBorders>
-              <w:top w:val="single" w:color="000000" w:sz="4"/>
-              <w:left w:val="single" w:color="000000" w:sz="4"/>
-              <w:bottom w:val="single" w:color="000000" w:sz="4"/>
-              <w:right w:val="single" w:color="000000" w:sz="4"/>
-            </w:tcBorders>
-            <w:tcMar>
-              <w:top w:type="dxa" w:w="40"/>
-              <w:left w:type="dxa" w:w="90"/>
-              <w:bottom w:type="dxa" w:w="40"/>
-              <w:right w:type="dxa" w:w="90"/>
-            </w:tcMar>
-            <w:vAlign w:val="center"/>
-          </w:tcPr>
-          <w:p>
-            <w:pPr>
-              <w:spacing w:after="40" w:before="40" w:line="240"/>
-              <w:jc w:val="center"/>
-            </w:pPr>
-            <w:r>
-              <w:rPr>
-                <w:rFonts w:ascii="Times New Roman" w:cs="Times New Roman" w:eastAsia="Times New Roman" w:hAnsi="Times New Roman"/>
-                <w:sz w:val="17"/>
-                <w:szCs w:val="17"/>
-              </w:rPr>
-              <w:t xml:space="preserve">B12</w:t>
-            </w:r>
-          </w:p>
-        </w:tc>
-        <w:tc>
-          <w:tcPr>
-            <w:tcW w:type="dxa" w:w="2700"/>
-            <w:tcBorders>
-              <w:top w:val="single" w:color="000000" w:sz="4"/>
-              <w:left w:val="single" w:color="000000" w:sz="4"/>
-              <w:bottom w:val="single" w:color="000000" w:sz="4"/>
-              <w:right w:val="single" w:color="000000" w:sz="4"/>
-            </w:tcBorders>
-            <w:tcMar>
-              <w:top w:type="dxa" w:w="40"/>
-              <w:left w:type="dxa" w:w="90"/>
-              <w:bottom w:type="dxa" w:w="40"/>
-              <w:right w:type="dxa" w:w="90"/>
-            </w:tcMar>
-            <w:vAlign w:val="center"/>
-          </w:tcPr>
-          <w:p>
-            <w:pPr>
-              <w:spacing w:after="40" w:before="40" w:line="240"/>
-              <w:jc w:val="left"/>
-            </w:pPr>
-            <w:r>
-              <w:rPr>
-                <w:rFonts w:ascii="Times New Roman" w:cs="Times New Roman" w:eastAsia="Times New Roman" w:hAnsi="Times New Roman"/>
-                <w:b/>
-                <w:bCs/>
-                <w:sz w:val="17"/>
-                <w:szCs w:val="17"/>
-              </w:rPr>
-              <w:t xml:space="preserve">A22: </w:t>
-            </w:r>
-            <w:r>
-              <w:rPr>
-                <w:rFonts w:ascii="Times New Roman" w:cs="Times New Roman" w:eastAsia="Times New Roman" w:hAnsi="Times New Roman"/>
-                <w:i/>
-                <w:iCs/>
-                <w:sz w:val="17"/>
-                <w:szCs w:val="17"/>
-              </w:rPr>
-              <w:t xml:space="preserve">“Notifications of information security events”</w:t>
-            </w:r>
-          </w:p>
-          <w:p>
-            <w:pPr>
-              <w:spacing w:after="40" w:before="40" w:line="240"/>
-              <w:jc w:val="left"/>
-            </w:pPr>
-            <w:r>
-              <w:rPr>
-                <w:rFonts w:ascii="Times New Roman" w:cs="Times New Roman" w:eastAsia="Times New Roman" w:hAnsi="Times New Roman"/>
-                <w:color w:val="555555"/>
-                <w:sz w:val="16"/>
-                <w:szCs w:val="16"/>
-              </w:rPr>
-              <w:t xml:space="preserve">(Domínguez Domínguez et al., 2023)</w:t>
-            </w:r>
-          </w:p>
-        </w:tc>
-        <w:tc>
-          <w:tcPr>
-            <w:tcW w:type="dxa" w:w="2700"/>
-            <w:tcBorders>
-              <w:top w:val="single" w:color="000000" w:sz="4"/>
-              <w:left w:val="single" w:color="000000" w:sz="4"/>
-              <w:bottom w:val="single" w:color="000000" w:sz="4"/>
-              <w:right w:val="single" w:color="000000" w:sz="4"/>
-            </w:tcBorders>
-            <w:tcMar>
-              <w:top w:type="dxa" w:w="40"/>
-              <w:left w:type="dxa" w:w="90"/>
-              <w:bottom w:type="dxa" w:w="40"/>
-              <w:right w:type="dxa" w:w="90"/>
-            </w:tcMar>
-            <w:vAlign w:val="center"/>
-          </w:tcPr>
-          <w:p>
-            <w:pPr>
-              <w:spacing w:after="40" w:before="40" w:line="240"/>
-              <w:jc w:val="left"/>
-            </w:pPr>
-            <w:r>
-              <w:rPr>
-                <w:rFonts w:ascii="Times New Roman" w:cs="Times New Roman" w:eastAsia="Times New Roman" w:hAnsi="Times New Roman"/>
-                <w:sz w:val="17"/>
-                <w:szCs w:val="17"/>
-              </w:rPr>
-              <w:t xml:space="preserve">L-SIAMS gives notifications of information security events.</w:t>
-            </w:r>
-          </w:p>
-          <w:p>
-            <w:pPr>
-              <w:spacing w:after="40" w:before="40" w:line="240"/>
-              <w:jc w:val="left"/>
-            </w:pPr>
-            <w:r>
-              <w:rPr>
-                <w:rFonts w:ascii="Times New Roman" w:cs="Times New Roman" w:eastAsia="Times New Roman" w:hAnsi="Times New Roman"/>
-                <w:i/>
-                <w:iCs/>
-                <w:color w:val="555555"/>
-                <w:sz w:val="16"/>
-                <w:szCs w:val="16"/>
-              </w:rPr>
-              <w:t xml:space="preserve">Integrity. Change: Written as a statement about L-SIAMS.</w:t>
-            </w:r>
-          </w:p>
-        </w:tc>
-        <w:tc>
-          <w:tcPr>
-            <w:tcW w:type="dxa" w:w="1400"/>
-            <w:tcBorders>
-              <w:top w:val="single" w:color="000000" w:sz="4"/>
-              <w:left w:val="single" w:color="000000" w:sz="4"/>
-              <w:bottom w:val="single" w:color="000000" w:sz="4"/>
-              <w:right w:val="single" w:color="000000" w:sz="4"/>
-            </w:tcBorders>
-            <w:tcMar>
-              <w:top w:type="dxa" w:w="40"/>
-              <w:left w:type="dxa" w:w="90"/>
-              <w:bottom w:type="dxa" w:w="40"/>
-              <w:right w:type="dxa" w:w="90"/>
-            </w:tcMar>
-            <w:vAlign w:val="center"/>
-          </w:tcPr>
-          <w:p>
-            <w:pPr>
-              <w:spacing w:after="40" w:before="40" w:line="240"/>
-              <w:jc w:val="left"/>
-            </w:pPr>
-            <w:r>
-              <w:rPr>
-                <w:rFonts w:ascii="Times New Roman" w:cs="Times New Roman" w:eastAsia="Times New Roman" w:hAnsi="Times New Roman"/>
-                <w:sz w:val="17"/>
-                <w:szCs w:val="17"/>
-              </w:rPr>
-              <w:t xml:space="preserve">A.6.8; A.8.16</w:t>
-            </w:r>
-          </w:p>
-        </w:tc>
-        <w:tc>
-          <w:tcPr>
-            <w:tcW w:type="dxa" w:w="1280"/>
-            <w:tcBorders>
-              <w:top w:val="single" w:color="000000" w:sz="4"/>
-              <w:left w:val="single" w:color="000000" w:sz="4"/>
-              <w:bottom w:val="single" w:color="000000" w:sz="4"/>
-              <w:right w:val="single" w:color="000000" w:sz="4"/>
-            </w:tcBorders>
-            <w:tcMar>
-              <w:top w:type="dxa" w:w="40"/>
-              <w:left w:type="dxa" w:w="90"/>
-              <w:bottom w:type="dxa" w:w="40"/>
-              <w:right w:type="dxa" w:w="90"/>
-            </w:tcMar>
-            <w:vAlign w:val="center"/>
-          </w:tcPr>
-          <w:p>
-            <w:pPr>
-              <w:spacing w:after="40" w:before="40" w:line="240"/>
-              <w:jc w:val="left"/>
-            </w:pPr>
-            <w:r>
-              <w:rPr>
-                <w:rFonts w:ascii="Times New Roman" w:cs="Times New Roman" w:eastAsia="Times New Roman" w:hAnsi="Times New Roman"/>
-                <w:sz w:val="17"/>
-                <w:szCs w:val="17"/>
-              </w:rPr>
-              <w:t xml:space="preserve">3.4</w:t>
-            </w:r>
-          </w:p>
-        </w:tc>
-      </w:tr>
-      <w:tr>
-        <w:trPr>
-          <w:cantSplit/>
-        </w:trPr>
-        <w:tc>
-          <w:tcPr>
-            <w:tcW w:type="dxa" w:w="560"/>
-            <w:tcBorders>
-              <w:top w:val="single" w:color="000000" w:sz="4"/>
-              <w:left w:val="single" w:color="000000" w:sz="4"/>
-              <w:bottom w:val="single" w:color="000000" w:sz="4"/>
-              <w:right w:val="single" w:color="000000" w:sz="4"/>
-            </w:tcBorders>
-            <w:tcMar>
-              <w:top w:type="dxa" w:w="40"/>
-              <w:left w:type="dxa" w:w="90"/>
-              <w:bottom w:type="dxa" w:w="40"/>
-              <w:right w:type="dxa" w:w="90"/>
-            </w:tcMar>
-            <w:vAlign w:val="center"/>
-          </w:tcPr>
-          <w:p>
-            <w:pPr>
-              <w:spacing w:after="40" w:before="40" w:line="240"/>
-              <w:jc w:val="center"/>
-            </w:pPr>
-            <w:r>
-              <w:rPr>
-                <w:rFonts w:ascii="Times New Roman" w:cs="Times New Roman" w:eastAsia="Times New Roman" w:hAnsi="Times New Roman"/>
-                <w:sz w:val="17"/>
-                <w:szCs w:val="17"/>
-              </w:rPr>
-              <w:t xml:space="preserve">B13</w:t>
-            </w:r>
-          </w:p>
-        </w:tc>
-        <w:tc>
-          <w:tcPr>
-            <w:tcW w:type="dxa" w:w="2700"/>
-            <w:tcBorders>
-              <w:top w:val="single" w:color="000000" w:sz="4"/>
-              <w:left w:val="single" w:color="000000" w:sz="4"/>
-              <w:bottom w:val="single" w:color="000000" w:sz="4"/>
-              <w:right w:val="single" w:color="000000" w:sz="4"/>
-            </w:tcBorders>
-            <w:tcMar>
-              <w:top w:type="dxa" w:w="40"/>
-              <w:left w:type="dxa" w:w="90"/>
-              <w:bottom w:type="dxa" w:w="40"/>
-              <w:right w:type="dxa" w:w="90"/>
-            </w:tcMar>
-            <w:vAlign w:val="center"/>
-          </w:tcPr>
-          <w:p>
-            <w:pPr>
-              <w:spacing w:after="40" w:before="40" w:line="240"/>
-              <w:jc w:val="left"/>
-            </w:pPr>
-            <w:r>
-              <w:rPr>
-                <w:rFonts w:ascii="Times New Roman" w:cs="Times New Roman" w:eastAsia="Times New Roman" w:hAnsi="Times New Roman"/>
-                <w:b/>
-                <w:bCs/>
-                <w:sz w:val="17"/>
-                <w:szCs w:val="17"/>
-              </w:rPr>
-              <w:t xml:space="preserve">A23: </w:t>
-            </w:r>
-            <w:r>
-              <w:rPr>
-                <w:rFonts w:ascii="Times New Roman" w:cs="Times New Roman" w:eastAsia="Times New Roman" w:hAnsi="Times New Roman"/>
-                <w:i/>
-                <w:iCs/>
-                <w:sz w:val="17"/>
-                <w:szCs w:val="17"/>
-              </w:rPr>
-              <w:t xml:space="preserve">“A response to security incidents”</w:t>
-            </w:r>
-          </w:p>
-          <w:p>
-            <w:pPr>
-              <w:spacing w:after="40" w:before="40" w:line="240"/>
-              <w:jc w:val="left"/>
-            </w:pPr>
-            <w:r>
-              <w:rPr>
-                <w:rFonts w:ascii="Times New Roman" w:cs="Times New Roman" w:eastAsia="Times New Roman" w:hAnsi="Times New Roman"/>
-                <w:color w:val="555555"/>
-                <w:sz w:val="16"/>
-                <w:szCs w:val="16"/>
-              </w:rPr>
-              <w:t xml:space="preserve">(Domínguez Domínguez et al., 2023)</w:t>
-            </w:r>
-          </w:p>
-        </w:tc>
-        <w:tc>
-          <w:tcPr>
-            <w:tcW w:type="dxa" w:w="2700"/>
-            <w:tcBorders>
-              <w:top w:val="single" w:color="000000" w:sz="4"/>
-              <w:left w:val="single" w:color="000000" w:sz="4"/>
-              <w:bottom w:val="single" w:color="000000" w:sz="4"/>
-              <w:right w:val="single" w:color="000000" w:sz="4"/>
-            </w:tcBorders>
-            <w:tcMar>
-              <w:top w:type="dxa" w:w="40"/>
-              <w:left w:type="dxa" w:w="90"/>
-              <w:bottom w:type="dxa" w:w="40"/>
-              <w:right w:type="dxa" w:w="90"/>
-            </w:tcMar>
-            <w:vAlign w:val="center"/>
-          </w:tcPr>
-          <w:p>
-            <w:pPr>
-              <w:spacing w:after="40" w:before="40" w:line="240"/>
-              <w:jc w:val="left"/>
-            </w:pPr>
-            <w:r>
-              <w:rPr>
-                <w:rFonts w:ascii="Times New Roman" w:cs="Times New Roman" w:eastAsia="Times New Roman" w:hAnsi="Times New Roman"/>
-                <w:sz w:val="17"/>
-                <w:szCs w:val="17"/>
-              </w:rPr>
-              <w:t xml:space="preserve">There is a response to security incidents in L-SIAMS.</w:t>
-            </w:r>
-          </w:p>
-          <w:p>
-            <w:pPr>
-              <w:spacing w:after="40" w:before="40" w:line="240"/>
-              <w:jc w:val="left"/>
-            </w:pPr>
-            <w:r>
-              <w:rPr>
-                <w:rFonts w:ascii="Times New Roman" w:cs="Times New Roman" w:eastAsia="Times New Roman" w:hAnsi="Times New Roman"/>
-                <w:i/>
-                <w:iCs/>
-                <w:color w:val="555555"/>
-                <w:sz w:val="16"/>
-                <w:szCs w:val="16"/>
-              </w:rPr>
-              <w:t xml:space="preserve">Integrity. Change: Written as a statement about L-SIAMS.</w:t>
-            </w:r>
-          </w:p>
-        </w:tc>
-        <w:tc>
-          <w:tcPr>
-            <w:tcW w:type="dxa" w:w="1400"/>
-            <w:tcBorders>
-              <w:top w:val="single" w:color="000000" w:sz="4"/>
-              <w:left w:val="single" w:color="000000" w:sz="4"/>
-              <w:bottom w:val="single" w:color="000000" w:sz="4"/>
-              <w:right w:val="single" w:color="000000" w:sz="4"/>
-            </w:tcBorders>
-            <w:tcMar>
-              <w:top w:type="dxa" w:w="40"/>
-              <w:left w:type="dxa" w:w="90"/>
-              <w:bottom w:type="dxa" w:w="40"/>
-              <w:right w:type="dxa" w:w="90"/>
-            </w:tcMar>
-            <w:vAlign w:val="center"/>
-          </w:tcPr>
-          <w:p>
-            <w:pPr>
-              <w:spacing w:after="40" w:before="40" w:line="240"/>
-              <w:jc w:val="left"/>
-            </w:pPr>
-            <w:r>
-              <w:rPr>
-                <w:rFonts w:ascii="Times New Roman" w:cs="Times New Roman" w:eastAsia="Times New Roman" w:hAnsi="Times New Roman"/>
-                <w:sz w:val="17"/>
-                <w:szCs w:val="17"/>
-              </w:rPr>
-              <w:t xml:space="preserve">A.5.26</w:t>
-            </w:r>
-          </w:p>
-        </w:tc>
-        <w:tc>
-          <w:tcPr>
-            <w:tcW w:type="dxa" w:w="1280"/>
-            <w:tcBorders>
-              <w:top w:val="single" w:color="000000" w:sz="4"/>
-              <w:left w:val="single" w:color="000000" w:sz="4"/>
-              <w:bottom w:val="single" w:color="000000" w:sz="4"/>
-              <w:right w:val="single" w:color="000000" w:sz="4"/>
-            </w:tcBorders>
-            <w:tcMar>
-              <w:top w:type="dxa" w:w="40"/>
-              <w:left w:type="dxa" w:w="90"/>
-              <w:bottom w:type="dxa" w:w="40"/>
-              <w:right w:type="dxa" w:w="90"/>
-            </w:tcMar>
-            <w:vAlign w:val="center"/>
-          </w:tcPr>
-          <w:p>
-            <w:pPr>
-              <w:spacing w:after="40" w:before="40" w:line="240"/>
-              <w:jc w:val="left"/>
-            </w:pPr>
-            <w:r>
-              <w:rPr>
-                <w:rFonts w:ascii="Times New Roman" w:cs="Times New Roman" w:eastAsia="Times New Roman" w:hAnsi="Times New Roman"/>
-                <w:sz w:val="17"/>
-                <w:szCs w:val="17"/>
-              </w:rPr>
-              <w:t xml:space="preserve">3.4</w:t>
-            </w:r>
-          </w:p>
-        </w:tc>
-      </w:tr>
-      <w:tr>
-        <w:trPr>
-          <w:cantSplit/>
-        </w:trPr>
-        <w:tc>
-          <w:tcPr>
-            <w:tcW w:type="dxa" w:w="560"/>
-            <w:tcBorders>
-              <w:top w:val="single" w:color="000000" w:sz="4"/>
-              <w:left w:val="single" w:color="000000" w:sz="4"/>
-              <w:bottom w:val="single" w:color="000000" w:sz="4"/>
-              <w:right w:val="single" w:color="000000" w:sz="4"/>
-            </w:tcBorders>
-            <w:tcMar>
-              <w:top w:type="dxa" w:w="40"/>
-              <w:left w:type="dxa" w:w="90"/>
-              <w:bottom w:type="dxa" w:w="40"/>
-              <w:right w:type="dxa" w:w="90"/>
-            </w:tcMar>
-            <w:vAlign w:val="center"/>
-          </w:tcPr>
-          <w:p>
-            <w:pPr>
-              <w:spacing w:after="40" w:before="40" w:line="240"/>
-              <w:jc w:val="center"/>
-            </w:pPr>
-            <w:r>
-              <w:rPr>
-                <w:rFonts w:ascii="Times New Roman" w:cs="Times New Roman" w:eastAsia="Times New Roman" w:hAnsi="Times New Roman"/>
-                <w:sz w:val="17"/>
-                <w:szCs w:val="17"/>
-              </w:rPr>
-              <w:t xml:space="preserve">B14</w:t>
-            </w:r>
-          </w:p>
-        </w:tc>
-        <w:tc>
-          <w:tcPr>
-            <w:tcW w:type="dxa" w:w="2700"/>
-            <w:tcBorders>
-              <w:top w:val="single" w:color="000000" w:sz="4"/>
-              <w:left w:val="single" w:color="000000" w:sz="4"/>
-              <w:bottom w:val="single" w:color="000000" w:sz="4"/>
-              <w:right w:val="single" w:color="000000" w:sz="4"/>
-            </w:tcBorders>
-            <w:tcMar>
-              <w:top w:type="dxa" w:w="40"/>
-              <w:left w:type="dxa" w:w="90"/>
-              <w:bottom w:type="dxa" w:w="40"/>
-              <w:right w:type="dxa" w:w="90"/>
-            </w:tcMar>
-            <w:vAlign w:val="center"/>
-          </w:tcPr>
-          <w:p>
-            <w:pPr>
-              <w:spacing w:after="40" w:before="40" w:line="240"/>
-              <w:jc w:val="left"/>
-            </w:pPr>
-            <w:r>
-              <w:rPr>
-                <w:rFonts w:ascii="Times New Roman" w:cs="Times New Roman" w:eastAsia="Times New Roman" w:hAnsi="Times New Roman"/>
-                <w:b/>
-                <w:bCs/>
-                <w:sz w:val="17"/>
-                <w:szCs w:val="17"/>
-              </w:rPr>
-              <w:t xml:space="preserve">A24: </w:t>
-            </w:r>
-            <w:r>
-              <w:rPr>
-                <w:rFonts w:ascii="Times New Roman" w:cs="Times New Roman" w:eastAsia="Times New Roman" w:hAnsi="Times New Roman"/>
-                <w:i/>
-                <w:iCs/>
-                <w:sz w:val="17"/>
-                <w:szCs w:val="17"/>
-              </w:rPr>
-              <w:t xml:space="preserve">“A collection of evidence of security incidents”</w:t>
-            </w:r>
-          </w:p>
-          <w:p>
-            <w:pPr>
-              <w:spacing w:after="40" w:before="40" w:line="240"/>
-              <w:jc w:val="left"/>
-            </w:pPr>
-            <w:r>
-              <w:rPr>
-                <w:rFonts w:ascii="Times New Roman" w:cs="Times New Roman" w:eastAsia="Times New Roman" w:hAnsi="Times New Roman"/>
-                <w:color w:val="555555"/>
-                <w:sz w:val="16"/>
-                <w:szCs w:val="16"/>
-              </w:rPr>
-              <w:t xml:space="preserve">(Domínguez Domínguez et al., 2023)</w:t>
-            </w:r>
-          </w:p>
-        </w:tc>
-        <w:tc>
-          <w:tcPr>
-            <w:tcW w:type="dxa" w:w="2700"/>
-            <w:tcBorders>
-              <w:top w:val="single" w:color="000000" w:sz="4"/>
-              <w:left w:val="single" w:color="000000" w:sz="4"/>
-              <w:bottom w:val="single" w:color="000000" w:sz="4"/>
-              <w:right w:val="single" w:color="000000" w:sz="4"/>
-            </w:tcBorders>
-            <w:tcMar>
-              <w:top w:type="dxa" w:w="40"/>
-              <w:left w:type="dxa" w:w="90"/>
-              <w:bottom w:type="dxa" w:w="40"/>
-              <w:right w:type="dxa" w:w="90"/>
-            </w:tcMar>
-            <w:vAlign w:val="center"/>
-          </w:tcPr>
-          <w:p>
-            <w:pPr>
-              <w:spacing w:after="40" w:before="40" w:line="240"/>
-              <w:jc w:val="left"/>
-            </w:pPr>
-            <w:r>
-              <w:rPr>
-                <w:rFonts w:ascii="Times New Roman" w:cs="Times New Roman" w:eastAsia="Times New Roman" w:hAnsi="Times New Roman"/>
-                <w:sz w:val="17"/>
-                <w:szCs w:val="17"/>
-              </w:rPr>
-              <w:t xml:space="preserve">L-SIAMS keeps a collection of evidence of security incidents.</w:t>
-            </w:r>
-          </w:p>
-          <w:p>
-            <w:pPr>
-              <w:spacing w:after="40" w:before="40" w:line="240"/>
-              <w:jc w:val="left"/>
-            </w:pPr>
-            <w:r>
-              <w:rPr>
-                <w:rFonts w:ascii="Times New Roman" w:cs="Times New Roman" w:eastAsia="Times New Roman" w:hAnsi="Times New Roman"/>
-                <w:i/>
-                <w:iCs/>
-                <w:color w:val="555555"/>
-                <w:sz w:val="16"/>
-                <w:szCs w:val="16"/>
-              </w:rPr>
-              <w:t xml:space="preserve">Integrity. Change: Written as a statement about L-SIAMS.</w:t>
-            </w:r>
-          </w:p>
-        </w:tc>
-        <w:tc>
-          <w:tcPr>
-            <w:tcW w:type="dxa" w:w="1400"/>
-            <w:tcBorders>
-              <w:top w:val="single" w:color="000000" w:sz="4"/>
-              <w:left w:val="single" w:color="000000" w:sz="4"/>
-              <w:bottom w:val="single" w:color="000000" w:sz="4"/>
-              <w:right w:val="single" w:color="000000" w:sz="4"/>
-            </w:tcBorders>
-            <w:tcMar>
-              <w:top w:type="dxa" w:w="40"/>
-              <w:left w:type="dxa" w:w="90"/>
-              <w:bottom w:type="dxa" w:w="40"/>
-              <w:right w:type="dxa" w:w="90"/>
-            </w:tcMar>
-            <w:vAlign w:val="center"/>
-          </w:tcPr>
-          <w:p>
-            <w:pPr>
-              <w:spacing w:after="40" w:before="40" w:line="240"/>
-              <w:jc w:val="left"/>
-            </w:pPr>
-            <w:r>
-              <w:rPr>
-                <w:rFonts w:ascii="Times New Roman" w:cs="Times New Roman" w:eastAsia="Times New Roman" w:hAnsi="Times New Roman"/>
-                <w:sz w:val="17"/>
-                <w:szCs w:val="17"/>
-              </w:rPr>
-              <w:t xml:space="preserve">A.5.28; A.8.15</w:t>
-            </w:r>
-          </w:p>
-        </w:tc>
-        <w:tc>
-          <w:tcPr>
-            <w:tcW w:type="dxa" w:w="1280"/>
-            <w:tcBorders>
-              <w:top w:val="single" w:color="000000" w:sz="4"/>
-              <w:left w:val="single" w:color="000000" w:sz="4"/>
-              <w:bottom w:val="single" w:color="000000" w:sz="4"/>
-              <w:right w:val="single" w:color="000000" w:sz="4"/>
-            </w:tcBorders>
-            <w:tcMar>
-              <w:top w:type="dxa" w:w="40"/>
-              <w:left w:type="dxa" w:w="90"/>
-              <w:bottom w:type="dxa" w:w="40"/>
-              <w:right w:type="dxa" w:w="90"/>
-            </w:tcMar>
-            <w:vAlign w:val="center"/>
-          </w:tcPr>
-          <w:p>
-            <w:pPr>
-              <w:spacing w:after="40" w:before="40" w:line="240"/>
-              <w:jc w:val="left"/>
-            </w:pPr>
-            <w:r>
-              <w:rPr>
-                <w:rFonts w:ascii="Times New Roman" w:cs="Times New Roman" w:eastAsia="Times New Roman" w:hAnsi="Times New Roman"/>
-                <w:sz w:val="17"/>
-                <w:szCs w:val="17"/>
-              </w:rPr>
-              <w:t xml:space="preserve">3.4, 5.4</w:t>
-            </w:r>
-          </w:p>
-        </w:tc>
-      </w:tr>
-      <w:tr>
-        <w:trPr>
-          <w:cantSplit/>
-        </w:trPr>
-        <w:tc>
-          <w:tcPr>
-            <w:tcW w:type="dxa" w:w="560"/>
-            <w:tcBorders>
-              <w:top w:val="single" w:color="000000" w:sz="4"/>
-              <w:left w:val="single" w:color="000000" w:sz="4"/>
-              <w:bottom w:val="single" w:color="000000" w:sz="4"/>
-              <w:right w:val="single" w:color="000000" w:sz="4"/>
-            </w:tcBorders>
-            <w:tcMar>
-              <w:top w:type="dxa" w:w="40"/>
-              <w:left w:type="dxa" w:w="90"/>
-              <w:bottom w:type="dxa" w:w="40"/>
-              <w:right w:type="dxa" w:w="90"/>
-            </w:tcMar>
-            <w:vAlign w:val="center"/>
-          </w:tcPr>
-          <w:p>
-            <w:pPr>
-              <w:spacing w:after="40" w:before="40" w:line="240"/>
-              <w:jc w:val="center"/>
-            </w:pPr>
-            <w:r>
-              <w:rPr>
-                <w:rFonts w:ascii="Times New Roman" w:cs="Times New Roman" w:eastAsia="Times New Roman" w:hAnsi="Times New Roman"/>
-                <w:sz w:val="17"/>
-                <w:szCs w:val="17"/>
-              </w:rPr>
-              <w:t xml:space="preserve">B15</w:t>
-            </w:r>
-          </w:p>
-        </w:tc>
-        <w:tc>
-          <w:tcPr>
-            <w:tcW w:type="dxa" w:w="2700"/>
-            <w:tcBorders>
-              <w:top w:val="single" w:color="000000" w:sz="4"/>
-              <w:left w:val="single" w:color="000000" w:sz="4"/>
-              <w:bottom w:val="single" w:color="000000" w:sz="4"/>
-              <w:right w:val="single" w:color="000000" w:sz="4"/>
-            </w:tcBorders>
-            <w:tcMar>
-              <w:top w:type="dxa" w:w="40"/>
-              <w:left w:type="dxa" w:w="90"/>
-              <w:bottom w:type="dxa" w:w="40"/>
-              <w:right w:type="dxa" w:w="90"/>
-            </w:tcMar>
-            <w:vAlign w:val="center"/>
-          </w:tcPr>
-          <w:p>
-            <w:pPr>
-              <w:spacing w:after="40" w:before="40" w:line="240"/>
-              <w:jc w:val="left"/>
-            </w:pPr>
-            <w:r>
-              <w:rPr>
-                <w:rFonts w:ascii="Times New Roman" w:cs="Times New Roman" w:eastAsia="Times New Roman" w:hAnsi="Times New Roman"/>
-                <w:b/>
-                <w:bCs/>
-                <w:sz w:val="17"/>
-                <w:szCs w:val="17"/>
-              </w:rPr>
-              <w:t xml:space="preserve">P11: </w:t>
-            </w:r>
-            <w:r>
-              <w:rPr>
-                <w:rFonts w:ascii="Times New Roman" w:cs="Times New Roman" w:eastAsia="Times New Roman" w:hAnsi="Times New Roman"/>
-                <w:i/>
-                <w:iCs/>
-                <w:sz w:val="17"/>
-                <w:szCs w:val="17"/>
-              </w:rPr>
-              <w:t xml:space="preserve">“Backing up and encrypting files”</w:t>
-            </w:r>
-          </w:p>
-          <w:p>
-            <w:pPr>
-              <w:spacing w:after="40" w:before="40" w:line="240"/>
-              <w:jc w:val="left"/>
-            </w:pPr>
-            <w:r>
-              <w:rPr>
-                <w:rFonts w:ascii="Times New Roman" w:cs="Times New Roman" w:eastAsia="Times New Roman" w:hAnsi="Times New Roman"/>
-                <w:color w:val="555555"/>
-                <w:sz w:val="16"/>
-                <w:szCs w:val="16"/>
-              </w:rPr>
-              <w:t xml:space="preserve">(Domínguez Domínguez et al., 2023)</w:t>
-            </w:r>
-          </w:p>
-        </w:tc>
-        <w:tc>
-          <w:tcPr>
-            <w:tcW w:type="dxa" w:w="2700"/>
-            <w:tcBorders>
-              <w:top w:val="single" w:color="000000" w:sz="4"/>
-              <w:left w:val="single" w:color="000000" w:sz="4"/>
-              <w:bottom w:val="single" w:color="000000" w:sz="4"/>
-              <w:right w:val="single" w:color="000000" w:sz="4"/>
-            </w:tcBorders>
-            <w:tcMar>
-              <w:top w:type="dxa" w:w="40"/>
-              <w:left w:type="dxa" w:w="90"/>
-              <w:bottom w:type="dxa" w:w="40"/>
-              <w:right w:type="dxa" w:w="90"/>
-            </w:tcMar>
-            <w:vAlign w:val="center"/>
-          </w:tcPr>
-          <w:p>
-            <w:pPr>
-              <w:spacing w:after="40" w:before="40" w:line="240"/>
-              <w:jc w:val="left"/>
-            </w:pPr>
-            <w:r>
-              <w:rPr>
-                <w:rFonts w:ascii="Times New Roman" w:cs="Times New Roman" w:eastAsia="Times New Roman" w:hAnsi="Times New Roman"/>
-                <w:sz w:val="17"/>
-                <w:szCs w:val="17"/>
-              </w:rPr>
-              <w:t xml:space="preserve">The files of L-SIAMS are backed up and encrypted.</w:t>
-            </w:r>
-          </w:p>
-          <w:p>
-            <w:pPr>
-              <w:spacing w:after="40" w:before="40" w:line="240"/>
-              <w:jc w:val="left"/>
-            </w:pPr>
-            <w:r>
-              <w:rPr>
-                <w:rFonts w:ascii="Times New Roman" w:cs="Times New Roman" w:eastAsia="Times New Roman" w:hAnsi="Times New Roman"/>
-                <w:i/>
-                <w:iCs/>
-                <w:color w:val="555555"/>
-                <w:sz w:val="16"/>
-                <w:szCs w:val="16"/>
-              </w:rPr>
-              <w:t xml:space="preserve">Availability. Change: Written as a statement about L-SIAMS.</w:t>
-            </w:r>
-          </w:p>
-        </w:tc>
-        <w:tc>
-          <w:tcPr>
-            <w:tcW w:type="dxa" w:w="1400"/>
-            <w:tcBorders>
-              <w:top w:val="single" w:color="000000" w:sz="4"/>
-              <w:left w:val="single" w:color="000000" w:sz="4"/>
-              <w:bottom w:val="single" w:color="000000" w:sz="4"/>
-              <w:right w:val="single" w:color="000000" w:sz="4"/>
-            </w:tcBorders>
-            <w:tcMar>
-              <w:top w:type="dxa" w:w="40"/>
-              <w:left w:type="dxa" w:w="90"/>
-              <w:bottom w:type="dxa" w:w="40"/>
-              <w:right w:type="dxa" w:w="90"/>
-            </w:tcMar>
-            <w:vAlign w:val="center"/>
-          </w:tcPr>
-          <w:p>
-            <w:pPr>
-              <w:spacing w:after="40" w:before="40" w:line="240"/>
-              <w:jc w:val="left"/>
-            </w:pPr>
-            <w:r>
-              <w:rPr>
-                <w:rFonts w:ascii="Times New Roman" w:cs="Times New Roman" w:eastAsia="Times New Roman" w:hAnsi="Times New Roman"/>
-                <w:sz w:val="17"/>
-                <w:szCs w:val="17"/>
-              </w:rPr>
-              <w:t xml:space="preserve">A.8.13; A.8.24</w:t>
-            </w:r>
-          </w:p>
-        </w:tc>
-        <w:tc>
-          <w:tcPr>
-            <w:tcW w:type="dxa" w:w="1280"/>
-            <w:tcBorders>
-              <w:top w:val="single" w:color="000000" w:sz="4"/>
-              <w:left w:val="single" w:color="000000" w:sz="4"/>
-              <w:bottom w:val="single" w:color="000000" w:sz="4"/>
-              <w:right w:val="single" w:color="000000" w:sz="4"/>
-            </w:tcBorders>
-            <w:tcMar>
-              <w:top w:type="dxa" w:w="40"/>
-              <w:left w:type="dxa" w:w="90"/>
-              <w:bottom w:type="dxa" w:w="40"/>
-              <w:right w:type="dxa" w:w="90"/>
-            </w:tcMar>
-            <w:vAlign w:val="center"/>
-          </w:tcPr>
-          <w:p>
-            <w:pPr>
-              <w:spacing w:after="40" w:before="40" w:line="240"/>
-              <w:jc w:val="left"/>
-            </w:pPr>
-            <w:r>
-              <w:rPr>
-                <w:rFonts w:ascii="Times New Roman" w:cs="Times New Roman" w:eastAsia="Times New Roman" w:hAnsi="Times New Roman"/>
-                <w:sz w:val="17"/>
-                <w:szCs w:val="17"/>
-              </w:rPr>
-              <w:t xml:space="preserve">3.1, 4.3</w:t>
-            </w:r>
-          </w:p>
-        </w:tc>
-      </w:tr>
-      <w:tr>
-        <w:trPr>
-          <w:cantSplit/>
-        </w:trPr>
-        <w:tc>
-          <w:tcPr>
-            <w:tcW w:type="dxa" w:w="560"/>
-            <w:tcBorders>
-              <w:top w:val="single" w:color="000000" w:sz="4"/>
-              <w:left w:val="single" w:color="000000" w:sz="4"/>
-              <w:bottom w:val="single" w:color="000000" w:sz="4"/>
-              <w:right w:val="single" w:color="000000" w:sz="4"/>
-            </w:tcBorders>
-            <w:tcMar>
-              <w:top w:type="dxa" w:w="40"/>
-              <w:left w:type="dxa" w:w="90"/>
-              <w:bottom w:type="dxa" w:w="40"/>
-              <w:right w:type="dxa" w:w="90"/>
-            </w:tcMar>
-            <w:vAlign w:val="center"/>
-          </w:tcPr>
-          <w:p>
-            <w:pPr>
-              <w:spacing w:after="40" w:before="40" w:line="240"/>
-              <w:jc w:val="center"/>
-            </w:pPr>
-            <w:r>
-              <w:rPr>
-                <w:rFonts w:ascii="Times New Roman" w:cs="Times New Roman" w:eastAsia="Times New Roman" w:hAnsi="Times New Roman"/>
-                <w:sz w:val="17"/>
-                <w:szCs w:val="17"/>
-              </w:rPr>
-              <w:t xml:space="preserve">B16</w:t>
-            </w:r>
-          </w:p>
-        </w:tc>
-        <w:tc>
-          <w:tcPr>
-            <w:tcW w:type="dxa" w:w="2700"/>
-            <w:tcBorders>
-              <w:top w:val="single" w:color="000000" w:sz="4"/>
-              <w:left w:val="single" w:color="000000" w:sz="4"/>
-              <w:bottom w:val="single" w:color="000000" w:sz="4"/>
-              <w:right w:val="single" w:color="000000" w:sz="4"/>
-            </w:tcBorders>
-            <w:tcMar>
-              <w:top w:type="dxa" w:w="40"/>
-              <w:left w:type="dxa" w:w="90"/>
-              <w:bottom w:type="dxa" w:w="40"/>
-              <w:right w:type="dxa" w:w="90"/>
-            </w:tcMar>
-            <w:vAlign w:val="center"/>
-          </w:tcPr>
-          <w:p>
-            <w:pPr>
-              <w:spacing w:after="40" w:before="40" w:line="240"/>
-              <w:jc w:val="left"/>
-            </w:pPr>
-            <w:r>
-              <w:rPr>
-                <w:rFonts w:ascii="Times New Roman" w:cs="Times New Roman" w:eastAsia="Times New Roman" w:hAnsi="Times New Roman"/>
-                <w:b/>
-                <w:bCs/>
-                <w:sz w:val="17"/>
-                <w:szCs w:val="17"/>
-              </w:rPr>
-              <w:t xml:space="preserve">P13: </w:t>
-            </w:r>
-            <w:r>
-              <w:rPr>
-                <w:rFonts w:ascii="Times New Roman" w:cs="Times New Roman" w:eastAsia="Times New Roman" w:hAnsi="Times New Roman"/>
-                <w:i/>
-                <w:iCs/>
-                <w:sz w:val="17"/>
-                <w:szCs w:val="17"/>
-              </w:rPr>
-              <w:t xml:space="preserve">“System administration tools (SolarWinds, Active Directory, Nagios, etc.)”</w:t>
-            </w:r>
-          </w:p>
-          <w:p>
-            <w:pPr>
-              <w:spacing w:after="40" w:before="40" w:line="240"/>
-              <w:jc w:val="left"/>
-            </w:pPr>
-            <w:r>
-              <w:rPr>
-                <w:rFonts w:ascii="Times New Roman" w:cs="Times New Roman" w:eastAsia="Times New Roman" w:hAnsi="Times New Roman"/>
-                <w:color w:val="555555"/>
-                <w:sz w:val="16"/>
-                <w:szCs w:val="16"/>
-              </w:rPr>
-              <w:t xml:space="preserve">(Domínguez Domínguez et al., 2023)</w:t>
-            </w:r>
-          </w:p>
-        </w:tc>
-        <w:tc>
-          <w:tcPr>
-            <w:tcW w:type="dxa" w:w="2700"/>
-            <w:tcBorders>
-              <w:top w:val="single" w:color="000000" w:sz="4"/>
-              <w:left w:val="single" w:color="000000" w:sz="4"/>
-              <w:bottom w:val="single" w:color="000000" w:sz="4"/>
-              <w:right w:val="single" w:color="000000" w:sz="4"/>
-            </w:tcBorders>
-            <w:tcMar>
-              <w:top w:type="dxa" w:w="40"/>
-              <w:left w:type="dxa" w:w="90"/>
-              <w:bottom w:type="dxa" w:w="40"/>
-              <w:right w:type="dxa" w:w="90"/>
-            </w:tcMar>
-            <w:vAlign w:val="center"/>
-          </w:tcPr>
-          <w:p>
-            <w:pPr>
-              <w:spacing w:after="40" w:before="40" w:line="240"/>
-              <w:jc w:val="left"/>
-            </w:pPr>
-            <w:r>
-              <w:rPr>
-                <w:rFonts w:ascii="Times New Roman" w:cs="Times New Roman" w:eastAsia="Times New Roman" w:hAnsi="Times New Roman"/>
-                <w:sz w:val="17"/>
-                <w:szCs w:val="17"/>
-              </w:rPr>
-              <w:t xml:space="preserve">System administration tools (e.g., device monitoring and the Security Center) are used to manage L-SIAMS.</w:t>
-            </w:r>
-          </w:p>
-          <w:p>
-            <w:pPr>
-              <w:spacing w:after="40" w:before="40" w:line="240"/>
-              <w:jc w:val="left"/>
-            </w:pPr>
-            <w:r>
-              <w:rPr>
-                <w:rFonts w:ascii="Times New Roman" w:cs="Times New Roman" w:eastAsia="Times New Roman" w:hAnsi="Times New Roman"/>
-                <w:i/>
-                <w:iCs/>
-                <w:color w:val="555555"/>
-                <w:sz w:val="16"/>
-                <w:szCs w:val="16"/>
-              </w:rPr>
-              <w:t xml:space="preserve">Availability. Change: Examples replaced with the tools of L-SIAMS.</w:t>
-            </w:r>
-          </w:p>
-        </w:tc>
-        <w:tc>
-          <w:tcPr>
-            <w:tcW w:type="dxa" w:w="1400"/>
-            <w:tcBorders>
-              <w:top w:val="single" w:color="000000" w:sz="4"/>
-              <w:left w:val="single" w:color="000000" w:sz="4"/>
-              <w:bottom w:val="single" w:color="000000" w:sz="4"/>
-              <w:right w:val="single" w:color="000000" w:sz="4"/>
-            </w:tcBorders>
-            <w:tcMar>
-              <w:top w:type="dxa" w:w="40"/>
-              <w:left w:type="dxa" w:w="90"/>
-              <w:bottom w:type="dxa" w:w="40"/>
-              <w:right w:type="dxa" w:w="90"/>
-            </w:tcMar>
-            <w:vAlign w:val="center"/>
-          </w:tcPr>
-          <w:p>
-            <w:pPr>
-              <w:spacing w:after="40" w:before="40" w:line="240"/>
-              <w:jc w:val="left"/>
-            </w:pPr>
-            <w:r>
-              <w:rPr>
-                <w:rFonts w:ascii="Times New Roman" w:cs="Times New Roman" w:eastAsia="Times New Roman" w:hAnsi="Times New Roman"/>
-                <w:sz w:val="17"/>
-                <w:szCs w:val="17"/>
-              </w:rPr>
-              <w:t xml:space="preserve">A.8.16</w:t>
-            </w:r>
-          </w:p>
-        </w:tc>
-        <w:tc>
-          <w:tcPr>
-            <w:tcW w:type="dxa" w:w="1280"/>
-            <w:tcBorders>
-              <w:top w:val="single" w:color="000000" w:sz="4"/>
-              <w:left w:val="single" w:color="000000" w:sz="4"/>
-              <w:bottom w:val="single" w:color="000000" w:sz="4"/>
-              <w:right w:val="single" w:color="000000" w:sz="4"/>
-            </w:tcBorders>
-            <w:tcMar>
-              <w:top w:type="dxa" w:w="40"/>
-              <w:left w:type="dxa" w:w="90"/>
-              <w:bottom w:type="dxa" w:w="40"/>
-              <w:right w:type="dxa" w:w="90"/>
-            </w:tcMar>
-            <w:vAlign w:val="center"/>
-          </w:tcPr>
-          <w:p>
-            <w:pPr>
-              <w:spacing w:after="40" w:before="40" w:line="240"/>
-              <w:jc w:val="left"/>
-            </w:pPr>
-            <w:r>
-              <w:rPr>
-                <w:rFonts w:ascii="Times New Roman" w:cs="Times New Roman" w:eastAsia="Times New Roman" w:hAnsi="Times New Roman"/>
-                <w:sz w:val="17"/>
-                <w:szCs w:val="17"/>
-              </w:rPr>
-              <w:t xml:space="preserve">2.1, 4.3</w:t>
-            </w:r>
-          </w:p>
-        </w:tc>
-      </w:tr>
-      <w:tr>
-        <w:trPr>
-          <w:cantSplit/>
-        </w:trPr>
-        <w:tc>
-          <w:tcPr>
-            <w:tcW w:type="dxa" w:w="560"/>
-            <w:tcBorders>
-              <w:top w:val="single" w:color="000000" w:sz="4"/>
-              <w:left w:val="single" w:color="000000" w:sz="4"/>
-              <w:bottom w:val="single" w:color="000000" w:sz="4"/>
-              <w:right w:val="single" w:color="000000" w:sz="4"/>
-            </w:tcBorders>
-            <w:tcMar>
-              <w:top w:type="dxa" w:w="40"/>
-              <w:left w:type="dxa" w:w="90"/>
-              <w:bottom w:type="dxa" w:w="40"/>
-              <w:right w:type="dxa" w:w="90"/>
-            </w:tcMar>
-            <w:vAlign w:val="center"/>
-          </w:tcPr>
-          <w:p>
-            <w:pPr>
-              <w:spacing w:after="40" w:before="40" w:line="240"/>
-              <w:jc w:val="center"/>
-            </w:pPr>
-            <w:r>
-              <w:rPr>
-                <w:rFonts w:ascii="Times New Roman" w:cs="Times New Roman" w:eastAsia="Times New Roman" w:hAnsi="Times New Roman"/>
-                <w:sz w:val="17"/>
-                <w:szCs w:val="17"/>
-              </w:rPr>
-              <w:t xml:space="preserve">B17</w:t>
-            </w:r>
-          </w:p>
-        </w:tc>
-        <w:tc>
-          <w:tcPr>
-            <w:tcW w:type="dxa" w:w="2700"/>
-            <w:tcBorders>
-              <w:top w:val="single" w:color="000000" w:sz="4"/>
-              <w:left w:val="single" w:color="000000" w:sz="4"/>
-              <w:bottom w:val="single" w:color="000000" w:sz="4"/>
-              <w:right w:val="single" w:color="000000" w:sz="4"/>
-            </w:tcBorders>
-            <w:tcMar>
-              <w:top w:type="dxa" w:w="40"/>
-              <w:left w:type="dxa" w:w="90"/>
-              <w:bottom w:type="dxa" w:w="40"/>
-              <w:right w:type="dxa" w:w="90"/>
-            </w:tcMar>
-            <w:vAlign w:val="center"/>
-          </w:tcPr>
-          <w:p>
-            <w:pPr>
-              <w:spacing w:after="40" w:before="40" w:line="240"/>
-              <w:jc w:val="left"/>
-            </w:pPr>
-            <w:r>
-              <w:rPr>
-                <w:rFonts w:ascii="Times New Roman" w:cs="Times New Roman" w:eastAsia="Times New Roman" w:hAnsi="Times New Roman"/>
-                <w:b/>
-                <w:bCs/>
-                <w:sz w:val="17"/>
-                <w:szCs w:val="17"/>
-              </w:rPr>
-              <w:t xml:space="preserve">I17: </w:t>
-            </w:r>
-            <w:r>
-              <w:rPr>
-                <w:rFonts w:ascii="Times New Roman" w:cs="Times New Roman" w:eastAsia="Times New Roman" w:hAnsi="Times New Roman"/>
-                <w:i/>
-                <w:iCs/>
-                <w:sz w:val="17"/>
-                <w:szCs w:val="17"/>
-              </w:rPr>
-              <w:t xml:space="preserve">“Documentation of operating procedures”</w:t>
-            </w:r>
-          </w:p>
-          <w:p>
-            <w:pPr>
-              <w:spacing w:after="40" w:before="40" w:line="240"/>
-              <w:jc w:val="left"/>
-            </w:pPr>
-            <w:r>
-              <w:rPr>
-                <w:rFonts w:ascii="Times New Roman" w:cs="Times New Roman" w:eastAsia="Times New Roman" w:hAnsi="Times New Roman"/>
-                <w:color w:val="555555"/>
-                <w:sz w:val="16"/>
-                <w:szCs w:val="16"/>
-              </w:rPr>
-              <w:t xml:space="preserve">(Domínguez Domínguez et al., 2023)</w:t>
-            </w:r>
-          </w:p>
-        </w:tc>
-        <w:tc>
-          <w:tcPr>
-            <w:tcW w:type="dxa" w:w="2700"/>
-            <w:tcBorders>
-              <w:top w:val="single" w:color="000000" w:sz="4"/>
-              <w:left w:val="single" w:color="000000" w:sz="4"/>
-              <w:bottom w:val="single" w:color="000000" w:sz="4"/>
-              <w:right w:val="single" w:color="000000" w:sz="4"/>
-            </w:tcBorders>
-            <w:tcMar>
-              <w:top w:type="dxa" w:w="40"/>
-              <w:left w:type="dxa" w:w="90"/>
-              <w:bottom w:type="dxa" w:w="40"/>
-              <w:right w:type="dxa" w:w="90"/>
-            </w:tcMar>
-            <w:vAlign w:val="center"/>
-          </w:tcPr>
-          <w:p>
-            <w:pPr>
-              <w:spacing w:after="40" w:before="40" w:line="240"/>
-              <w:jc w:val="left"/>
-            </w:pPr>
-            <w:r>
-              <w:rPr>
-                <w:rFonts w:ascii="Times New Roman" w:cs="Times New Roman" w:eastAsia="Times New Roman" w:hAnsi="Times New Roman"/>
-                <w:sz w:val="17"/>
-                <w:szCs w:val="17"/>
-              </w:rPr>
-              <w:t xml:space="preserve">The operating procedures of L-SIAMS are documented.</w:t>
-            </w:r>
-          </w:p>
-          <w:p>
-            <w:pPr>
-              <w:spacing w:after="40" w:before="40" w:line="240"/>
-              <w:jc w:val="left"/>
-            </w:pPr>
-            <w:r>
-              <w:rPr>
-                <w:rFonts w:ascii="Times New Roman" w:cs="Times New Roman" w:eastAsia="Times New Roman" w:hAnsi="Times New Roman"/>
-                <w:i/>
-                <w:iCs/>
-                <w:color w:val="555555"/>
-                <w:sz w:val="16"/>
-                <w:szCs w:val="16"/>
-              </w:rPr>
-              <w:t xml:space="preserve">Availability. Change: Written as a statement about L-SIAMS.</w:t>
-            </w:r>
-          </w:p>
-        </w:tc>
-        <w:tc>
-          <w:tcPr>
-            <w:tcW w:type="dxa" w:w="1400"/>
-            <w:tcBorders>
-              <w:top w:val="single" w:color="000000" w:sz="4"/>
-              <w:left w:val="single" w:color="000000" w:sz="4"/>
-              <w:bottom w:val="single" w:color="000000" w:sz="4"/>
-              <w:right w:val="single" w:color="000000" w:sz="4"/>
-            </w:tcBorders>
-            <w:tcMar>
-              <w:top w:type="dxa" w:w="40"/>
-              <w:left w:type="dxa" w:w="90"/>
-              <w:bottom w:type="dxa" w:w="40"/>
-              <w:right w:type="dxa" w:w="90"/>
-            </w:tcMar>
-            <w:vAlign w:val="center"/>
-          </w:tcPr>
-          <w:p>
-            <w:pPr>
-              <w:spacing w:after="40" w:before="40" w:line="240"/>
-              <w:jc w:val="left"/>
-            </w:pPr>
-            <w:r>
-              <w:rPr>
-                <w:rFonts w:ascii="Times New Roman" w:cs="Times New Roman" w:eastAsia="Times New Roman" w:hAnsi="Times New Roman"/>
-                <w:sz w:val="17"/>
-                <w:szCs w:val="17"/>
-              </w:rPr>
-              <w:t xml:space="preserve">A.5.37</w:t>
-            </w:r>
-          </w:p>
-        </w:tc>
-        <w:tc>
-          <w:tcPr>
-            <w:tcW w:type="dxa" w:w="1280"/>
-            <w:tcBorders>
-              <w:top w:val="single" w:color="000000" w:sz="4"/>
-              <w:left w:val="single" w:color="000000" w:sz="4"/>
-              <w:bottom w:val="single" w:color="000000" w:sz="4"/>
-              <w:right w:val="single" w:color="000000" w:sz="4"/>
-            </w:tcBorders>
-            <w:tcMar>
-              <w:top w:type="dxa" w:w="40"/>
-              <w:left w:type="dxa" w:w="90"/>
-              <w:bottom w:type="dxa" w:w="40"/>
-              <w:right w:type="dxa" w:w="90"/>
-            </w:tcMar>
-            <w:vAlign w:val="center"/>
-          </w:tcPr>
-          <w:p>
-            <w:pPr>
-              <w:spacing w:after="40" w:before="40" w:line="240"/>
-              <w:jc w:val="left"/>
-            </w:pPr>
-            <w:r>
-              <w:rPr>
-                <w:rFonts w:ascii="Times New Roman" w:cs="Times New Roman" w:eastAsia="Times New Roman" w:hAnsi="Times New Roman"/>
-                <w:sz w:val="17"/>
-                <w:szCs w:val="17"/>
-              </w:rPr>
-              <w:t xml:space="preserve">4.3</w:t>
-            </w:r>
-          </w:p>
-        </w:tc>
-      </w:tr>
-      <w:tr>
-        <w:trPr>
-          <w:cantSplit/>
-        </w:trPr>
-        <w:tc>
-          <w:tcPr>
-            <w:tcW w:type="dxa" w:w="560"/>
-            <w:tcBorders>
-              <w:top w:val="single" w:color="000000" w:sz="4"/>
-              <w:left w:val="single" w:color="000000" w:sz="4"/>
-              <w:bottom w:val="single" w:color="000000" w:sz="4"/>
-              <w:right w:val="single" w:color="000000" w:sz="4"/>
-            </w:tcBorders>
-            <w:tcMar>
-              <w:top w:type="dxa" w:w="40"/>
-              <w:left w:type="dxa" w:w="90"/>
-              <w:bottom w:type="dxa" w:w="40"/>
-              <w:right w:type="dxa" w:w="90"/>
-            </w:tcMar>
-            <w:vAlign w:val="center"/>
-          </w:tcPr>
-          <w:p>
-            <w:pPr>
-              <w:spacing w:after="40" w:before="40" w:line="240"/>
-              <w:jc w:val="center"/>
-            </w:pPr>
-            <w:r>
-              <w:rPr>
-                <w:rFonts w:ascii="Times New Roman" w:cs="Times New Roman" w:eastAsia="Times New Roman" w:hAnsi="Times New Roman"/>
-                <w:sz w:val="17"/>
-                <w:szCs w:val="17"/>
-              </w:rPr>
-              <w:t xml:space="preserve">B18</w:t>
-            </w:r>
-          </w:p>
-        </w:tc>
-        <w:tc>
-          <w:tcPr>
-            <w:tcW w:type="dxa" w:w="2700"/>
-            <w:tcBorders>
-              <w:top w:val="single" w:color="000000" w:sz="4"/>
-              <w:left w:val="single" w:color="000000" w:sz="4"/>
-              <w:bottom w:val="single" w:color="000000" w:sz="4"/>
-              <w:right w:val="single" w:color="000000" w:sz="4"/>
-            </w:tcBorders>
-            <w:tcMar>
-              <w:top w:type="dxa" w:w="40"/>
-              <w:left w:type="dxa" w:w="90"/>
-              <w:bottom w:type="dxa" w:w="40"/>
-              <w:right w:type="dxa" w:w="90"/>
-            </w:tcMar>
-            <w:vAlign w:val="center"/>
-          </w:tcPr>
-          <w:p>
-            <w:pPr>
-              <w:spacing w:after="40" w:before="40" w:line="240"/>
-              <w:jc w:val="left"/>
-            </w:pPr>
-            <w:r>
-              <w:rPr>
-                <w:rFonts w:ascii="Times New Roman" w:cs="Times New Roman" w:eastAsia="Times New Roman" w:hAnsi="Times New Roman"/>
-                <w:b/>
-                <w:bCs/>
-                <w:sz w:val="17"/>
-                <w:szCs w:val="17"/>
-              </w:rPr>
-              <w:t xml:space="preserve">PR7: </w:t>
-            </w:r>
-            <w:r>
-              <w:rPr>
-                <w:rFonts w:ascii="Times New Roman" w:cs="Times New Roman" w:eastAsia="Times New Roman" w:hAnsi="Times New Roman"/>
-                <w:i/>
-                <w:iCs/>
-                <w:sz w:val="17"/>
-                <w:szCs w:val="17"/>
-              </w:rPr>
-              <w:t xml:space="preserve">“Planning for business continuity during adverse events (reworded by the authors: “There are business continuity planning policies for business continuity during adverse situations”)”</w:t>
-            </w:r>
-          </w:p>
-          <w:p>
-            <w:pPr>
-              <w:spacing w:after="40" w:before="40" w:line="240"/>
-              <w:jc w:val="left"/>
-            </w:pPr>
-            <w:r>
-              <w:rPr>
-                <w:rFonts w:ascii="Times New Roman" w:cs="Times New Roman" w:eastAsia="Times New Roman" w:hAnsi="Times New Roman"/>
-                <w:color w:val="555555"/>
-                <w:sz w:val="16"/>
-                <w:szCs w:val="16"/>
-              </w:rPr>
-              <w:t xml:space="preserve">(Domínguez Domínguez et al., 2023)</w:t>
-            </w:r>
-          </w:p>
-        </w:tc>
-        <w:tc>
-          <w:tcPr>
-            <w:tcW w:type="dxa" w:w="2700"/>
-            <w:tcBorders>
-              <w:top w:val="single" w:color="000000" w:sz="4"/>
-              <w:left w:val="single" w:color="000000" w:sz="4"/>
-              <w:bottom w:val="single" w:color="000000" w:sz="4"/>
-              <w:right w:val="single" w:color="000000" w:sz="4"/>
-            </w:tcBorders>
-            <w:tcMar>
-              <w:top w:type="dxa" w:w="40"/>
-              <w:left w:type="dxa" w:w="90"/>
-              <w:bottom w:type="dxa" w:w="40"/>
-              <w:right w:type="dxa" w:w="90"/>
-            </w:tcMar>
-            <w:vAlign w:val="center"/>
-          </w:tcPr>
-          <w:p>
-            <w:pPr>
-              <w:spacing w:after="40" w:before="40" w:line="240"/>
-              <w:jc w:val="left"/>
-            </w:pPr>
-            <w:r>
-              <w:rPr>
-                <w:rFonts w:ascii="Times New Roman" w:cs="Times New Roman" w:eastAsia="Times New Roman" w:hAnsi="Times New Roman"/>
-                <w:sz w:val="17"/>
-                <w:szCs w:val="17"/>
-              </w:rPr>
-              <w:t xml:space="preserve">There is planning for the continuity of L-SIAMS during adverse events.</w:t>
-            </w:r>
-          </w:p>
-          <w:p>
-            <w:pPr>
-              <w:spacing w:after="40" w:before="40" w:line="240"/>
-              <w:jc w:val="left"/>
-            </w:pPr>
-            <w:r>
-              <w:rPr>
-                <w:rFonts w:ascii="Times New Roman" w:cs="Times New Roman" w:eastAsia="Times New Roman" w:hAnsi="Times New Roman"/>
-                <w:i/>
-                <w:iCs/>
-                <w:color w:val="555555"/>
-                <w:sz w:val="16"/>
-                <w:szCs w:val="16"/>
-              </w:rPr>
-              <w:t xml:space="preserve">Availability. Change: Business continuity applied to L-SIAMS.</w:t>
-            </w:r>
-          </w:p>
-        </w:tc>
-        <w:tc>
-          <w:tcPr>
-            <w:tcW w:type="dxa" w:w="1400"/>
-            <w:tcBorders>
-              <w:top w:val="single" w:color="000000" w:sz="4"/>
-              <w:left w:val="single" w:color="000000" w:sz="4"/>
-              <w:bottom w:val="single" w:color="000000" w:sz="4"/>
-              <w:right w:val="single" w:color="000000" w:sz="4"/>
-            </w:tcBorders>
-            <w:tcMar>
-              <w:top w:type="dxa" w:w="40"/>
-              <w:left w:type="dxa" w:w="90"/>
-              <w:bottom w:type="dxa" w:w="40"/>
-              <w:right w:type="dxa" w:w="90"/>
-            </w:tcMar>
-            <w:vAlign w:val="center"/>
-          </w:tcPr>
-          <w:p>
-            <w:pPr>
-              <w:spacing w:after="40" w:before="40" w:line="240"/>
-              <w:jc w:val="left"/>
-            </w:pPr>
-            <w:r>
-              <w:rPr>
-                <w:rFonts w:ascii="Times New Roman" w:cs="Times New Roman" w:eastAsia="Times New Roman" w:hAnsi="Times New Roman"/>
-                <w:sz w:val="17"/>
-                <w:szCs w:val="17"/>
-              </w:rPr>
               <w:t xml:space="preserve">A.5.29; A.5.30</w:t>
-            </w:r>
-          </w:p>
-        </w:tc>
-        <w:tc>
-          <w:tcPr>
-            <w:tcW w:type="dxa" w:w="1280"/>
-            <w:tcBorders>
-              <w:top w:val="single" w:color="000000" w:sz="4"/>
-              <w:left w:val="single" w:color="000000" w:sz="4"/>
-              <w:bottom w:val="single" w:color="000000" w:sz="4"/>
-              <w:right w:val="single" w:color="000000" w:sz="4"/>
-            </w:tcBorders>
-            <w:tcMar>
-              <w:top w:type="dxa" w:w="40"/>
-              <w:left w:type="dxa" w:w="90"/>
-              <w:bottom w:type="dxa" w:w="40"/>
-              <w:right w:type="dxa" w:w="90"/>
-            </w:tcMar>
-            <w:vAlign w:val="center"/>
-          </w:tcPr>
-          <w:p>
-            <w:pPr>
-              <w:spacing w:after="40" w:before="40" w:line="240"/>
-              <w:jc w:val="left"/>
-            </w:pPr>
-            <w:r>
-              <w:rPr>
-                <w:rFonts w:ascii="Times New Roman" w:cs="Times New Roman" w:eastAsia="Times New Roman" w:hAnsi="Times New Roman"/>
-                <w:sz w:val="17"/>
-                <w:szCs w:val="17"/>
-              </w:rPr>
-              <w:t xml:space="preserve">4.3</w:t>
-            </w:r>
-          </w:p>
-        </w:tc>
-      </w:tr>
-      <w:tr>
-        <w:trPr>
-          <w:cantSplit/>
-        </w:trPr>
-        <w:tc>
-          <w:tcPr>
-            <w:tcW w:type="dxa" w:w="560"/>
-            <w:tcBorders>
-              <w:top w:val="single" w:color="000000" w:sz="4"/>
-              <w:left w:val="single" w:color="000000" w:sz="4"/>
-              <w:bottom w:val="single" w:color="000000" w:sz="4"/>
-              <w:right w:val="single" w:color="000000" w:sz="4"/>
-            </w:tcBorders>
-            <w:tcMar>
-              <w:top w:type="dxa" w:w="40"/>
-              <w:left w:type="dxa" w:w="90"/>
-              <w:bottom w:type="dxa" w:w="40"/>
-              <w:right w:type="dxa" w:w="90"/>
-            </w:tcMar>
-            <w:vAlign w:val="center"/>
-          </w:tcPr>
-          <w:p>
-            <w:pPr>
-              <w:spacing w:after="40" w:before="40" w:line="240"/>
-              <w:jc w:val="center"/>
-            </w:pPr>
-            <w:r>
-              <w:rPr>
-                <w:rFonts w:ascii="Times New Roman" w:cs="Times New Roman" w:eastAsia="Times New Roman" w:hAnsi="Times New Roman"/>
-                <w:sz w:val="17"/>
-                <w:szCs w:val="17"/>
-              </w:rPr>
-              <w:t xml:space="preserve">B19</w:t>
-            </w:r>
-          </w:p>
-        </w:tc>
-        <w:tc>
-          <w:tcPr>
-            <w:tcW w:type="dxa" w:w="2700"/>
-            <w:tcBorders>
-              <w:top w:val="single" w:color="000000" w:sz="4"/>
-              <w:left w:val="single" w:color="000000" w:sz="4"/>
-              <w:bottom w:val="single" w:color="000000" w:sz="4"/>
-              <w:right w:val="single" w:color="000000" w:sz="4"/>
-            </w:tcBorders>
-            <w:tcMar>
-              <w:top w:type="dxa" w:w="40"/>
-              <w:left w:type="dxa" w:w="90"/>
-              <w:bottom w:type="dxa" w:w="40"/>
-              <w:right w:type="dxa" w:w="90"/>
-            </w:tcMar>
-            <w:vAlign w:val="center"/>
-          </w:tcPr>
-          <w:p>
-            <w:pPr>
-              <w:spacing w:after="40" w:before="40" w:line="240"/>
-              <w:jc w:val="left"/>
-            </w:pPr>
-            <w:r>
-              <w:rPr>
-                <w:rFonts w:ascii="Times New Roman" w:cs="Times New Roman" w:eastAsia="Times New Roman" w:hAnsi="Times New Roman"/>
-                <w:b/>
-                <w:bCs/>
-                <w:sz w:val="17"/>
-                <w:szCs w:val="17"/>
-              </w:rPr>
-              <w:t xml:space="preserve">TECH4: </w:t>
-            </w:r>
-            <w:r>
-              <w:rPr>
-                <w:rFonts w:ascii="Times New Roman" w:cs="Times New Roman" w:eastAsia="Times New Roman" w:hAnsi="Times New Roman"/>
-                <w:i/>
-                <w:iCs/>
-                <w:sz w:val="17"/>
-                <w:szCs w:val="17"/>
-              </w:rPr>
-              <w:t xml:space="preserve">“The university maintains effective data backup systems and regularly tests recovery procedures.”</w:t>
-            </w:r>
-          </w:p>
-          <w:p>
-            <w:pPr>
-              <w:spacing w:after="40" w:before="40" w:line="240"/>
-              <w:jc w:val="left"/>
-            </w:pPr>
-            <w:r>
-              <w:rPr>
-                <w:rFonts w:ascii="Times New Roman" w:cs="Times New Roman" w:eastAsia="Times New Roman" w:hAnsi="Times New Roman"/>
-                <w:color w:val="555555"/>
-                <w:sz w:val="16"/>
-                <w:szCs w:val="16"/>
-              </w:rPr>
-              <w:t xml:space="preserve">(Phakaedam et al., 2026)</w:t>
-            </w:r>
-          </w:p>
-        </w:tc>
-        <w:tc>
-          <w:tcPr>
-            <w:tcW w:type="dxa" w:w="2700"/>
-            <w:tcBorders>
-              <w:top w:val="single" w:color="000000" w:sz="4"/>
-              <w:left w:val="single" w:color="000000" w:sz="4"/>
-              <w:bottom w:val="single" w:color="000000" w:sz="4"/>
-              <w:right w:val="single" w:color="000000" w:sz="4"/>
-            </w:tcBorders>
-            <w:tcMar>
-              <w:top w:type="dxa" w:w="40"/>
-              <w:left w:type="dxa" w:w="90"/>
-              <w:bottom w:type="dxa" w:w="40"/>
-              <w:right w:type="dxa" w:w="90"/>
-            </w:tcMar>
-            <w:vAlign w:val="center"/>
-          </w:tcPr>
-          <w:p>
-            <w:pPr>
-              <w:spacing w:after="40" w:before="40" w:line="240"/>
-              <w:jc w:val="left"/>
-            </w:pPr>
-            <w:r>
-              <w:rPr>
-                <w:rFonts w:ascii="Times New Roman" w:cs="Times New Roman" w:eastAsia="Times New Roman" w:hAnsi="Times New Roman"/>
-                <w:sz w:val="17"/>
-                <w:szCs w:val="17"/>
-              </w:rPr>
-              <w:t xml:space="preserve">L-SIAMS has effective data backups, and its recovery procedures are tested regularly.</w:t>
-            </w:r>
-          </w:p>
-          <w:p>
-            <w:pPr>
-              <w:spacing w:after="40" w:before="40" w:line="240"/>
-              <w:jc w:val="left"/>
-            </w:pPr>
-            <w:r>
-              <w:rPr>
-                <w:rFonts w:ascii="Times New Roman" w:cs="Times New Roman" w:eastAsia="Times New Roman" w:hAnsi="Times New Roman"/>
-                <w:i/>
-                <w:iCs/>
-                <w:color w:val="555555"/>
-                <w:sz w:val="16"/>
-                <w:szCs w:val="16"/>
-              </w:rPr>
-              <w:t xml:space="preserve">Availability. Change: The university changed to L-SIAMS.</w:t>
-            </w:r>
-          </w:p>
-        </w:tc>
-        <w:tc>
-          <w:tcPr>
-            <w:tcW w:type="dxa" w:w="1400"/>
-            <w:tcBorders>
-              <w:top w:val="single" w:color="000000" w:sz="4"/>
-              <w:left w:val="single" w:color="000000" w:sz="4"/>
-              <w:bottom w:val="single" w:color="000000" w:sz="4"/>
-              <w:right w:val="single" w:color="000000" w:sz="4"/>
-            </w:tcBorders>
-            <w:tcMar>
-              <w:top w:type="dxa" w:w="40"/>
-              <w:left w:type="dxa" w:w="90"/>
-              <w:bottom w:type="dxa" w:w="40"/>
-              <w:right w:type="dxa" w:w="90"/>
-            </w:tcMar>
-            <w:vAlign w:val="center"/>
-          </w:tcPr>
-          <w:p>
-            <w:pPr>
-              <w:spacing w:after="40" w:before="40" w:line="240"/>
-              <w:jc w:val="left"/>
-            </w:pPr>
-            <w:r>
-              <w:rPr>
-                <w:rFonts w:ascii="Times New Roman" w:cs="Times New Roman" w:eastAsia="Times New Roman" w:hAnsi="Times New Roman"/>
-                <w:sz w:val="17"/>
-                <w:szCs w:val="17"/>
-              </w:rPr>
-              <w:t xml:space="preserve">A.8.13</w:t>
             </w:r>
           </w:p>
         </w:tc>
@@ -9352,7 +7471,7 @@
           <w:sz w:val="24"/>
           <w:szCs w:val="24"/>
         </w:rPr>
-        <w:t xml:space="preserve">All 15 items of the CIA Triad Practices scale and all five items of the Trust and Security scale were adopted, keeping both subscales complete. From the other scales, items were left out when they measure something outside the scope of L-SIAMS:</w:t>
+        <w:t xml:space="preserve">Because no item was reworded, an item was left out whenever its original wording does not apply to L-SIAMS as written:</w:t>
       </w:r>
     </w:p>
     <w:tbl>
@@ -9479,7 +7598,7 @@
                 <w:sz w:val="19"/>
                 <w:szCs w:val="19"/>
               </w:rPr>
-              <w:t xml:space="preserve">IM-ISMS PR1–PR6, PR8, PR9 (organizational policies and regulations)</w:t>
+              <w:t xml:space="preserve">Rukhiran et al. TS2 (“I would trust the face recognition system”)</w:t>
             </w:r>
           </w:p>
         </w:tc>
@@ -9511,7 +7630,7 @@
                 <w:sz w:val="19"/>
                 <w:szCs w:val="19"/>
               </w:rPr>
-              <w:t xml:space="preserve">They rate the organization’s policies, staffing and legal compliance, not the attendance system. PR7 (business continuity) was adopted as B17.</w:t>
+              <w:t xml:space="preserve">L-SIAMS uses fingerprint verification, not face recognition.</w:t>
             </w:r>
           </w:p>
         </w:tc>
@@ -9548,7 +7667,7 @@
                 <w:sz w:val="19"/>
                 <w:szCs w:val="19"/>
               </w:rPr>
-              <w:t xml:space="preserve">IM-ISMS I20 (oversight of third-party services)</w:t>
+              <w:t xml:space="preserve">Rukhiran et al. TS3 (“Student identification using biometric recognition is reliable”)</w:t>
             </w:r>
           </w:p>
         </w:tc>
@@ -9580,7 +7699,7 @@
                 <w:sz w:val="19"/>
                 <w:szCs w:val="19"/>
               </w:rPr>
-              <w:t xml:space="preserve">L-SIAMS runs entirely on the school’s LAN and uses no third-party or cloud services.</w:t>
+              <w:t xml:space="preserve">In L-SIAMS only teachers are identified biometrically; students tap RFID cards.</w:t>
             </w:r>
           </w:p>
         </w:tc>
@@ -9617,7 +7736,7 @@
                 <w:sz w:val="19"/>
                 <w:szCs w:val="19"/>
               </w:rPr>
-              <w:t xml:space="preserve">Phakaedam et al. TECH5 (help desk during disruptions)</w:t>
+              <w:t xml:space="preserve">Phakaedam et al. CIA A13 and A15 (“university systems”)</w:t>
             </w:r>
           </w:p>
         </w:tc>
@@ -9649,7 +7768,7 @@
                 <w:sz w:val="19"/>
                 <w:szCs w:val="19"/>
               </w:rPr>
-              <w:t xml:space="preserve">In L-SIAMS the IT administrator is the help channel, so Form B would ask the respondent to rate their own service.</w:t>
+              <w:t xml:space="preserve">They refer to university systems; the study site is a private school.</w:t>
             </w:r>
           </w:p>
         </w:tc>
@@ -9686,7 +7805,7 @@
                 <w:sz w:val="19"/>
                 <w:szCs w:val="19"/>
               </w:rPr>
-              <w:t xml:space="preserve">Phakaedam et al. SN, KNOW, ATT, SE, BI (25 items)</w:t>
+              <w:t xml:space="preserve">Phakaedam et al. TECH1–TECH5 (Technology scale)</w:t>
             </w:r>
           </w:p>
         </w:tc>
@@ -9718,7 +7837,7 @@
                 <w:sz w:val="19"/>
                 <w:szCs w:val="19"/>
               </w:rPr>
-              <w:t xml:space="preserve">They measure individuals’ norms, knowledge, attitudes and intentions, not system security.</w:t>
+              <w:t xml:space="preserve">Every item refers to “the university” or its laboratories.</w:t>
             </w:r>
           </w:p>
         </w:tc>
@@ -9755,7 +7874,7 @@
                 <w:sz w:val="19"/>
                 <w:szCs w:val="19"/>
               </w:rPr>
-              <w:t xml:space="preserve">Rukhiran et al. PU, PEU, ATT, BIU, ASU (18 items)</w:t>
+              <w:t xml:space="preserve">IM-ISMS P13 (“System administration tools (SolarWinds, Active Directory, Nagios, etc.)”)</w:t>
             </w:r>
           </w:p>
         </w:tc>
@@ -9787,7 +7906,283 @@
                 <w:sz w:val="19"/>
                 <w:szCs w:val="19"/>
               </w:rPr>
-              <w:t xml:space="preserve">They measure technology acceptance. They may inform the system-quality questionnaire but not the security evaluation.</w:t>
+              <w:t xml:space="preserve">L-SIAMS does not use the tools the item names.</w:t>
+            </w:r>
+          </w:p>
+        </w:tc>
+      </w:tr>
+      <w:tr>
+        <w:trPr>
+          <w:cantSplit/>
+        </w:trPr>
+        <w:tc>
+          <w:tcPr>
+            <w:tcW w:type="dxa" w:w="3400"/>
+            <w:tcBorders>
+              <w:top w:val="single" w:color="000000" w:sz="4"/>
+              <w:left w:val="single" w:color="000000" w:sz="4"/>
+              <w:bottom w:val="single" w:color="000000" w:sz="4"/>
+              <w:right w:val="single" w:color="000000" w:sz="4"/>
+            </w:tcBorders>
+            <w:tcMar>
+              <w:top w:type="dxa" w:w="40"/>
+              <w:left w:type="dxa" w:w="90"/>
+              <w:bottom w:type="dxa" w:w="40"/>
+              <w:right w:type="dxa" w:w="90"/>
+            </w:tcMar>
+            <w:vAlign w:val="center"/>
+          </w:tcPr>
+          <w:p>
+            <w:pPr>
+              <w:spacing w:after="40" w:before="40" w:line="240"/>
+              <w:jc w:val="left"/>
+            </w:pPr>
+            <w:r>
+              <w:rPr>
+                <w:rFonts w:ascii="Times New Roman" w:cs="Times New Roman" w:eastAsia="Times New Roman" w:hAnsi="Times New Roman"/>
+                <w:sz w:val="19"/>
+                <w:szCs w:val="19"/>
+              </w:rPr>
+              <w:t xml:space="preserve">IM-ISMS PR1–PR6, PR8, PR9 (organizational policies and regulations)</w:t>
+            </w:r>
+          </w:p>
+        </w:tc>
+        <w:tc>
+          <w:tcPr>
+            <w:tcW w:type="dxa" w:w="5240"/>
+            <w:tcBorders>
+              <w:top w:val="single" w:color="000000" w:sz="4"/>
+              <w:left w:val="single" w:color="000000" w:sz="4"/>
+              <w:bottom w:val="single" w:color="000000" w:sz="4"/>
+              <w:right w:val="single" w:color="000000" w:sz="4"/>
+            </w:tcBorders>
+            <w:tcMar>
+              <w:top w:type="dxa" w:w="40"/>
+              <w:left w:type="dxa" w:w="90"/>
+              <w:bottom w:type="dxa" w:w="40"/>
+              <w:right w:type="dxa" w:w="90"/>
+            </w:tcMar>
+            <w:vAlign w:val="center"/>
+          </w:tcPr>
+          <w:p>
+            <w:pPr>
+              <w:spacing w:after="40" w:before="40" w:line="240"/>
+              <w:jc w:val="left"/>
+            </w:pPr>
+            <w:r>
+              <w:rPr>
+                <w:rFonts w:ascii="Times New Roman" w:cs="Times New Roman" w:eastAsia="Times New Roman" w:hAnsi="Times New Roman"/>
+                <w:sz w:val="19"/>
+                <w:szCs w:val="19"/>
+              </w:rPr>
+              <w:t xml:space="preserve">They rate the organization’s policies, staffing and legal compliance, not the attendance system. PR7 (business continuity) was adopted as B14.</w:t>
+            </w:r>
+          </w:p>
+        </w:tc>
+      </w:tr>
+      <w:tr>
+        <w:trPr>
+          <w:cantSplit/>
+        </w:trPr>
+        <w:tc>
+          <w:tcPr>
+            <w:tcW w:type="dxa" w:w="3400"/>
+            <w:tcBorders>
+              <w:top w:val="single" w:color="000000" w:sz="4"/>
+              <w:left w:val="single" w:color="000000" w:sz="4"/>
+              <w:bottom w:val="single" w:color="000000" w:sz="4"/>
+              <w:right w:val="single" w:color="000000" w:sz="4"/>
+            </w:tcBorders>
+            <w:tcMar>
+              <w:top w:type="dxa" w:w="40"/>
+              <w:left w:type="dxa" w:w="90"/>
+              <w:bottom w:type="dxa" w:w="40"/>
+              <w:right w:type="dxa" w:w="90"/>
+            </w:tcMar>
+            <w:vAlign w:val="center"/>
+          </w:tcPr>
+          <w:p>
+            <w:pPr>
+              <w:spacing w:after="40" w:before="40" w:line="240"/>
+              <w:jc w:val="left"/>
+            </w:pPr>
+            <w:r>
+              <w:rPr>
+                <w:rFonts w:ascii="Times New Roman" w:cs="Times New Roman" w:eastAsia="Times New Roman" w:hAnsi="Times New Roman"/>
+                <w:sz w:val="19"/>
+                <w:szCs w:val="19"/>
+              </w:rPr>
+              <w:t xml:space="preserve">IM-ISMS I20 (oversight of third-party services)</w:t>
+            </w:r>
+          </w:p>
+        </w:tc>
+        <w:tc>
+          <w:tcPr>
+            <w:tcW w:type="dxa" w:w="5240"/>
+            <w:tcBorders>
+              <w:top w:val="single" w:color="000000" w:sz="4"/>
+              <w:left w:val="single" w:color="000000" w:sz="4"/>
+              <w:bottom w:val="single" w:color="000000" w:sz="4"/>
+              <w:right w:val="single" w:color="000000" w:sz="4"/>
+            </w:tcBorders>
+            <w:tcMar>
+              <w:top w:type="dxa" w:w="40"/>
+              <w:left w:type="dxa" w:w="90"/>
+              <w:bottom w:type="dxa" w:w="40"/>
+              <w:right w:type="dxa" w:w="90"/>
+            </w:tcMar>
+            <w:vAlign w:val="center"/>
+          </w:tcPr>
+          <w:p>
+            <w:pPr>
+              <w:spacing w:after="40" w:before="40" w:line="240"/>
+              <w:jc w:val="left"/>
+            </w:pPr>
+            <w:r>
+              <w:rPr>
+                <w:rFonts w:ascii="Times New Roman" w:cs="Times New Roman" w:eastAsia="Times New Roman" w:hAnsi="Times New Roman"/>
+                <w:sz w:val="19"/>
+                <w:szCs w:val="19"/>
+              </w:rPr>
+              <w:t xml:space="preserve">L-SIAMS runs entirely on the school’s LAN and uses no third-party or cloud services.</w:t>
+            </w:r>
+          </w:p>
+        </w:tc>
+      </w:tr>
+      <w:tr>
+        <w:trPr>
+          <w:cantSplit/>
+        </w:trPr>
+        <w:tc>
+          <w:tcPr>
+            <w:tcW w:type="dxa" w:w="3400"/>
+            <w:tcBorders>
+              <w:top w:val="single" w:color="000000" w:sz="4"/>
+              <w:left w:val="single" w:color="000000" w:sz="4"/>
+              <w:bottom w:val="single" w:color="000000" w:sz="4"/>
+              <w:right w:val="single" w:color="000000" w:sz="4"/>
+            </w:tcBorders>
+            <w:tcMar>
+              <w:top w:type="dxa" w:w="40"/>
+              <w:left w:type="dxa" w:w="90"/>
+              <w:bottom w:type="dxa" w:w="40"/>
+              <w:right w:type="dxa" w:w="90"/>
+            </w:tcMar>
+            <w:vAlign w:val="center"/>
+          </w:tcPr>
+          <w:p>
+            <w:pPr>
+              <w:spacing w:after="40" w:before="40" w:line="240"/>
+              <w:jc w:val="left"/>
+            </w:pPr>
+            <w:r>
+              <w:rPr>
+                <w:rFonts w:ascii="Times New Roman" w:cs="Times New Roman" w:eastAsia="Times New Roman" w:hAnsi="Times New Roman"/>
+                <w:sz w:val="19"/>
+                <w:szCs w:val="19"/>
+              </w:rPr>
+              <w:t xml:space="preserve">Phakaedam et al. SN, KNOW, ATT, SE, BI (25 items)</w:t>
+            </w:r>
+          </w:p>
+        </w:tc>
+        <w:tc>
+          <w:tcPr>
+            <w:tcW w:type="dxa" w:w="5240"/>
+            <w:tcBorders>
+              <w:top w:val="single" w:color="000000" w:sz="4"/>
+              <w:left w:val="single" w:color="000000" w:sz="4"/>
+              <w:bottom w:val="single" w:color="000000" w:sz="4"/>
+              <w:right w:val="single" w:color="000000" w:sz="4"/>
+            </w:tcBorders>
+            <w:tcMar>
+              <w:top w:type="dxa" w:w="40"/>
+              <w:left w:type="dxa" w:w="90"/>
+              <w:bottom w:type="dxa" w:w="40"/>
+              <w:right w:type="dxa" w:w="90"/>
+            </w:tcMar>
+            <w:vAlign w:val="center"/>
+          </w:tcPr>
+          <w:p>
+            <w:pPr>
+              <w:spacing w:after="40" w:before="40" w:line="240"/>
+              <w:jc w:val="left"/>
+            </w:pPr>
+            <w:r>
+              <w:rPr>
+                <w:rFonts w:ascii="Times New Roman" w:cs="Times New Roman" w:eastAsia="Times New Roman" w:hAnsi="Times New Roman"/>
+                <w:sz w:val="19"/>
+                <w:szCs w:val="19"/>
+              </w:rPr>
+              <w:t xml:space="preserve">They measure individuals’ norms, knowledge, attitudes and intentions, not system security.</w:t>
+            </w:r>
+          </w:p>
+        </w:tc>
+      </w:tr>
+      <w:tr>
+        <w:trPr>
+          <w:cantSplit/>
+        </w:trPr>
+        <w:tc>
+          <w:tcPr>
+            <w:tcW w:type="dxa" w:w="3400"/>
+            <w:tcBorders>
+              <w:top w:val="single" w:color="000000" w:sz="4"/>
+              <w:left w:val="single" w:color="000000" w:sz="4"/>
+              <w:bottom w:val="single" w:color="000000" w:sz="4"/>
+              <w:right w:val="single" w:color="000000" w:sz="4"/>
+            </w:tcBorders>
+            <w:tcMar>
+              <w:top w:type="dxa" w:w="40"/>
+              <w:left w:type="dxa" w:w="90"/>
+              <w:bottom w:type="dxa" w:w="40"/>
+              <w:right w:type="dxa" w:w="90"/>
+            </w:tcMar>
+            <w:vAlign w:val="center"/>
+          </w:tcPr>
+          <w:p>
+            <w:pPr>
+              <w:spacing w:after="40" w:before="40" w:line="240"/>
+              <w:jc w:val="left"/>
+            </w:pPr>
+            <w:r>
+              <w:rPr>
+                <w:rFonts w:ascii="Times New Roman" w:cs="Times New Roman" w:eastAsia="Times New Roman" w:hAnsi="Times New Roman"/>
+                <w:sz w:val="19"/>
+                <w:szCs w:val="19"/>
+              </w:rPr>
+              <w:t xml:space="preserve">Rukhiran et al. PU, PEU, ATT, BIU, ASU (18 items)</w:t>
+            </w:r>
+          </w:p>
+        </w:tc>
+        <w:tc>
+          <w:tcPr>
+            <w:tcW w:type="dxa" w:w="5240"/>
+            <w:tcBorders>
+              <w:top w:val="single" w:color="000000" w:sz="4"/>
+              <w:left w:val="single" w:color="000000" w:sz="4"/>
+              <w:bottom w:val="single" w:color="000000" w:sz="4"/>
+              <w:right w:val="single" w:color="000000" w:sz="4"/>
+            </w:tcBorders>
+            <w:tcMar>
+              <w:top w:type="dxa" w:w="40"/>
+              <w:left w:type="dxa" w:w="90"/>
+              <w:bottom w:type="dxa" w:w="40"/>
+              <w:right w:type="dxa" w:w="90"/>
+            </w:tcMar>
+            <w:vAlign w:val="center"/>
+          </w:tcPr>
+          <w:p>
+            <w:pPr>
+              <w:spacing w:after="40" w:before="40" w:line="240"/>
+              <w:jc w:val="left"/>
+            </w:pPr>
+            <w:r>
+              <w:rPr>
+                <w:rFonts w:ascii="Times New Roman" w:cs="Times New Roman" w:eastAsia="Times New Roman" w:hAnsi="Times New Roman"/>
+                <w:sz w:val="19"/>
+                <w:szCs w:val="19"/>
+              </w:rPr>
+              <w:t xml:space="preserve">They measure technology acceptance, not security.</w:t>
             </w:r>
           </w:p>
         </w:tc>
@@ -9807,7 +8202,7 @@
           <w:sz w:val="24"/>
           <w:szCs w:val="24"/>
         </w:rPr>
-        <w:t xml:space="preserve">Why the Adapted Items Must Be Validated Again</w:t>
+        <w:t xml:space="preserve">Why the Adopted Items Must Still Be Validated in This Study</w:t>
       </w:r>
     </w:p>
     <w:p>
@@ -9821,7 +8216,7 @@
           <w:sz w:val="24"/>
           <w:szCs w:val="24"/>
         </w:rPr>
-        <w:t xml:space="preserve">The reliability figures in Table A belong to the original instruments, measured with their original wording, respondents and settings. Because this study changes all three, the adapted instrument inherits their evidence of validity but must be re-established before use:</w:t>
+        <w:t xml:space="preserve">Adopting items word for word keeps their content, but the reliability figures in Table A were obtained with other respondents and settings, and each subscale here uses only some of the original items. Validity and reliability are therefore re-established for this study:</w:t>
       </w:r>
     </w:p>
     <w:p>
@@ -9859,7 +8254,7 @@
           <w:sz w:val="24"/>
           <w:szCs w:val="24"/>
         </w:rPr>
-        <w:t xml:space="preserve">Phakaedam et al. rated the CIA items on a level-of-practice scale (Very Low to Very High); here they use the agreement scale of Table 3. Following the authors, these items measure CIA as “perceived results reflecting the extent to which confidentiality, integrity, and availability were maintained during routine system interaction,” here, the use of L-SIAMS.</w:t>
+        <w:t xml:space="preserve">Phakaedam et al. rated the CIA items on a level-of-practice scale (Very Low to Very High). Here they are answered on the agreement scale of Table 3, whose verbal interpretations (Very High to Very Low) match the original labels. Following the authors, the items measure CIA as “perceived results reflecting the extent to which confidentiality, integrity, and availability were maintained during routine system interaction,” here, the use of L-SIAMS.</w:t>
       </w:r>
     </w:p>
     <w:p>
@@ -9878,7 +8273,7 @@
           <w:sz w:val="24"/>
           <w:szCs w:val="24"/>
         </w:rPr>
-        <w:t xml:space="preserve">Rukhiran et al.’s items concern face recognition by students; here they concern fingerprint verification by teachers. Item TS1 was worded positively, so it is scored like the other items.</w:t>
+        <w:t xml:space="preserve">In Part A, “the system” and “the biometric recognition” refer to the fingerprint verification of L-SIAMS, as stated in the form’s directions. Item A1 is negatively worded, so it is reverse-scored (6 minus the rating) before means are computed.</w:t>
       </w:r>
     </w:p>
     <w:p>
@@ -9897,7 +8292,7 @@
           <w:sz w:val="24"/>
           <w:szCs w:val="24"/>
         </w:rPr>
-        <w:t xml:space="preserve">IM-ISMS is a preprint supported by exploratory factor analysis only, and 17 of its 24 items loaded on their intended factors before the authors reworded the rest.</w:t>
+        <w:t xml:space="preserve">IM-ISMS is a preprint supported by exploratory factor analysis only, and 17 of its 24 items loaded on their intended factors before the authors reworded the rest. Its items are short control phrases, so Form B asks how far each control is in place in L-SIAMS.</w:t>
       </w:r>
     </w:p>
     <w:p>
@@ -9911,7 +8306,7 @@
           <w:sz w:val="24"/>
           <w:szCs w:val="24"/>
         </w:rPr>
-        <w:t xml:space="preserve">Both MDPI articles are published under the Creative Commons Attribution (CC BY 4.0) licence, which permits adaptation with attribution. All three sources must be cited wherever the instrument is described.</w:t>
+        <w:t xml:space="preserve">Both MDPI articles are published under the Creative Commons Attribution (CC BY 4.0) licence, which permits reuse with attribution. All three sources must be cited wherever the instrument is described.</w:t>
       </w:r>
     </w:p>
     <w:p>
@@ -9948,7 +8343,7 @@
           <w:sz w:val="24"/>
           <w:szCs w:val="24"/>
         </w:rPr>
-        <w:t xml:space="preserve">Compute the mean of each item across the respondents who answered it.</w:t>
+        <w:t xml:space="preserve">Reverse-score item A1 (6 minus the rating), then compute the mean of each item across the respondents who answered it.</w:t>
       </w:r>
     </w:p>
     <w:p>
@@ -9967,7 +8362,7 @@
           <w:sz w:val="24"/>
           <w:szCs w:val="24"/>
         </w:rPr>
-        <w:t xml:space="preserve">Compute the mean of each subscale: Trust and Security of Fingerprint Verification (A1–A5, teachers only); Confidentiality (A6–A10; B1–B5); Integrity (A11–A15; B6–B14); Availability (A16–A20; B15–B19).</w:t>
+        <w:t xml:space="preserve">Compute the mean of each subscale: Trust and Security of Fingerprint Verification (A1–A3, teachers only); Confidentiality (A4–A8; B1–B4); Integrity (A9–A13; B5–B11); Availability (A14–A16; B12–B14).</w:t>
       </w:r>
     </w:p>
     <w:p>
@@ -10739,7 +9134,7 @@
           <w:sz w:val="24"/>
           <w:szCs w:val="24"/>
         </w:rPr>
-        <w:t xml:space="preserve">Directions: Using the Item Adaptation Matrix, rate how relevant each adapted item is to the construct and ISO/IEC 27001:2022 control it is intended to measure, and whether the adaptation preserves the meaning of the original item. 1 = Not relevant, 2 = Somewhat relevant, 3 = Quite relevant, 4 = Highly relevant. Suggest a revision for any item that is unclear.</w:t>
+        <w:t xml:space="preserve">Directions: Using the Item Source Matrix, rate how relevant each adopted item is to the construct and ISO/IEC 27001:2022 control it is intended to measure in the context of L-SIAMS. 1 = Not relevant, 2 = Somewhat relevant, 3 = Quite relevant, 4 = Highly relevant. Note any item that respondents may find unclear.</w:t>
       </w:r>
     </w:p>
     <w:tbl>
@@ -14570,7 +12965,7 @@
                 <w:sz w:val="20"/>
                 <w:szCs w:val="20"/>
               </w:rPr>
-              <w:t xml:space="preserve">A17</w:t>
+              <w:t xml:space="preserve">B1</w:t>
             </w:r>
           </w:p>
         </w:tc>
@@ -14768,7 +13163,7 @@
                 <w:sz w:val="20"/>
                 <w:szCs w:val="20"/>
               </w:rPr>
-              <w:t xml:space="preserve">A18</w:t>
+              <w:t xml:space="preserve">B2</w:t>
             </w:r>
           </w:p>
         </w:tc>
@@ -14966,7 +13361,7 @@
                 <w:sz w:val="20"/>
                 <w:szCs w:val="20"/>
               </w:rPr>
-              <w:t xml:space="preserve">A19</w:t>
+              <w:t xml:space="preserve">B3</w:t>
             </w:r>
           </w:p>
         </w:tc>
@@ -15164,7 +13559,7 @@
                 <w:sz w:val="20"/>
                 <w:szCs w:val="20"/>
               </w:rPr>
-              <w:t xml:space="preserve">A20</w:t>
+              <w:t xml:space="preserve">B4</w:t>
             </w:r>
           </w:p>
         </w:tc>
@@ -15362,7 +13757,7 @@
                 <w:sz w:val="20"/>
                 <w:szCs w:val="20"/>
               </w:rPr>
-              <w:t xml:space="preserve">B1</w:t>
+              <w:t xml:space="preserve">B5</w:t>
             </w:r>
           </w:p>
         </w:tc>
@@ -15560,7 +13955,7 @@
                 <w:sz w:val="20"/>
                 <w:szCs w:val="20"/>
               </w:rPr>
-              <w:t xml:space="preserve">B2</w:t>
+              <w:t xml:space="preserve">B6</w:t>
             </w:r>
           </w:p>
         </w:tc>
@@ -15758,7 +14153,7 @@
                 <w:sz w:val="20"/>
                 <w:szCs w:val="20"/>
               </w:rPr>
-              <w:t xml:space="preserve">B3</w:t>
+              <w:t xml:space="preserve">B7</w:t>
             </w:r>
           </w:p>
         </w:tc>
@@ -15956,7 +14351,7 @@
                 <w:sz w:val="20"/>
                 <w:szCs w:val="20"/>
               </w:rPr>
-              <w:t xml:space="preserve">B4</w:t>
+              <w:t xml:space="preserve">B8</w:t>
             </w:r>
           </w:p>
         </w:tc>
@@ -16154,7 +14549,7 @@
                 <w:sz w:val="20"/>
                 <w:szCs w:val="20"/>
               </w:rPr>
-              <w:t xml:space="preserve">B5</w:t>
+              <w:t xml:space="preserve">B9</w:t>
             </w:r>
           </w:p>
         </w:tc>
@@ -16352,7 +14747,7 @@
                 <w:sz w:val="20"/>
                 <w:szCs w:val="20"/>
               </w:rPr>
-              <w:t xml:space="preserve">B6</w:t>
+              <w:t xml:space="preserve">B10</w:t>
             </w:r>
           </w:p>
         </w:tc>
@@ -16550,7 +14945,7 @@
                 <w:sz w:val="20"/>
                 <w:szCs w:val="20"/>
               </w:rPr>
-              <w:t xml:space="preserve">B7</w:t>
+              <w:t xml:space="preserve">B11</w:t>
             </w:r>
           </w:p>
         </w:tc>
@@ -16748,7 +15143,7 @@
                 <w:sz w:val="20"/>
                 <w:szCs w:val="20"/>
               </w:rPr>
-              <w:t xml:space="preserve">B8</w:t>
+              <w:t xml:space="preserve">B12</w:t>
             </w:r>
           </w:p>
         </w:tc>
@@ -16946,7 +15341,7 @@
                 <w:sz w:val="20"/>
                 <w:szCs w:val="20"/>
               </w:rPr>
-              <w:t xml:space="preserve">B9</w:t>
+              <w:t xml:space="preserve">B13</w:t>
             </w:r>
           </w:p>
         </w:tc>
@@ -17144,1789 +15539,7 @@
                 <w:sz w:val="20"/>
                 <w:szCs w:val="20"/>
               </w:rPr>
-              <w:t xml:space="preserve">B10</w:t>
-            </w:r>
-          </w:p>
-        </w:tc>
-        <w:tc>
-          <w:tcPr>
-            <w:tcW w:type="dxa" w:w="520"/>
-            <w:tcBorders>
-              <w:top w:val="single" w:color="000000" w:sz="4"/>
-              <w:left w:val="single" w:color="000000" w:sz="4"/>
-              <w:bottom w:val="single" w:color="000000" w:sz="4"/>
-              <w:right w:val="single" w:color="000000" w:sz="4"/>
-            </w:tcBorders>
-            <w:tcMar>
-              <w:top w:type="dxa" w:w="40"/>
-              <w:left w:type="dxa" w:w="90"/>
-              <w:bottom w:type="dxa" w:w="40"/>
-              <w:right w:type="dxa" w:w="90"/>
-            </w:tcMar>
-            <w:vAlign w:val="center"/>
-          </w:tcPr>
-          <w:p>
-            <w:pPr>
-              <w:spacing w:after="40" w:before="40" w:line="240"/>
-              <w:jc w:val="left"/>
-            </w:pPr>
-            <w:r>
-              <w:rPr>
-                <w:rFonts w:ascii="Times New Roman" w:cs="Times New Roman" w:eastAsia="Times New Roman" w:hAnsi="Times New Roman"/>
-                <w:sz w:val="22"/>
-                <w:szCs w:val="22"/>
-              </w:rPr>
-              <w:t xml:space="preserve"/>
-            </w:r>
-          </w:p>
-        </w:tc>
-        <w:tc>
-          <w:tcPr>
-            <w:tcW w:type="dxa" w:w="520"/>
-            <w:tcBorders>
-              <w:top w:val="single" w:color="000000" w:sz="4"/>
-              <w:left w:val="single" w:color="000000" w:sz="4"/>
-              <w:bottom w:val="single" w:color="000000" w:sz="4"/>
-              <w:right w:val="single" w:color="000000" w:sz="4"/>
-            </w:tcBorders>
-            <w:tcMar>
-              <w:top w:type="dxa" w:w="40"/>
-              <w:left w:type="dxa" w:w="90"/>
-              <w:bottom w:type="dxa" w:w="40"/>
-              <w:right w:type="dxa" w:w="90"/>
-            </w:tcMar>
-            <w:vAlign w:val="center"/>
-          </w:tcPr>
-          <w:p>
-            <w:pPr>
-              <w:spacing w:after="40" w:before="40" w:line="240"/>
-              <w:jc w:val="left"/>
-            </w:pPr>
-            <w:r>
-              <w:rPr>
-                <w:rFonts w:ascii="Times New Roman" w:cs="Times New Roman" w:eastAsia="Times New Roman" w:hAnsi="Times New Roman"/>
-                <w:sz w:val="22"/>
-                <w:szCs w:val="22"/>
-              </w:rPr>
-              <w:t xml:space="preserve"/>
-            </w:r>
-          </w:p>
-        </w:tc>
-        <w:tc>
-          <w:tcPr>
-            <w:tcW w:type="dxa" w:w="520"/>
-            <w:tcBorders>
-              <w:top w:val="single" w:color="000000" w:sz="4"/>
-              <w:left w:val="single" w:color="000000" w:sz="4"/>
-              <w:bottom w:val="single" w:color="000000" w:sz="4"/>
-              <w:right w:val="single" w:color="000000" w:sz="4"/>
-            </w:tcBorders>
-            <w:tcMar>
-              <w:top w:type="dxa" w:w="40"/>
-              <w:left w:type="dxa" w:w="90"/>
-              <w:bottom w:type="dxa" w:w="40"/>
-              <w:right w:type="dxa" w:w="90"/>
-            </w:tcMar>
-            <w:vAlign w:val="center"/>
-          </w:tcPr>
-          <w:p>
-            <w:pPr>
-              <w:spacing w:after="40" w:before="40" w:line="240"/>
-              <w:jc w:val="left"/>
-            </w:pPr>
-            <w:r>
-              <w:rPr>
-                <w:rFonts w:ascii="Times New Roman" w:cs="Times New Roman" w:eastAsia="Times New Roman" w:hAnsi="Times New Roman"/>
-                <w:sz w:val="22"/>
-                <w:szCs w:val="22"/>
-              </w:rPr>
-              <w:t xml:space="preserve"/>
-            </w:r>
-          </w:p>
-        </w:tc>
-        <w:tc>
-          <w:tcPr>
-            <w:tcW w:type="dxa" w:w="520"/>
-            <w:tcBorders>
-              <w:top w:val="single" w:color="000000" w:sz="4"/>
-              <w:left w:val="single" w:color="000000" w:sz="4"/>
-              <w:bottom w:val="single" w:color="000000" w:sz="4"/>
-              <w:right w:val="single" w:color="000000" w:sz="4"/>
-            </w:tcBorders>
-            <w:tcMar>
-              <w:top w:type="dxa" w:w="40"/>
-              <w:left w:type="dxa" w:w="90"/>
-              <w:bottom w:type="dxa" w:w="40"/>
-              <w:right w:type="dxa" w:w="90"/>
-            </w:tcMar>
-            <w:vAlign w:val="center"/>
-          </w:tcPr>
-          <w:p>
-            <w:pPr>
-              <w:spacing w:after="40" w:before="40" w:line="240"/>
-              <w:jc w:val="left"/>
-            </w:pPr>
-            <w:r>
-              <w:rPr>
-                <w:rFonts w:ascii="Times New Roman" w:cs="Times New Roman" w:eastAsia="Times New Roman" w:hAnsi="Times New Roman"/>
-                <w:sz w:val="22"/>
-                <w:szCs w:val="22"/>
-              </w:rPr>
-              <w:t xml:space="preserve"/>
-            </w:r>
-          </w:p>
-        </w:tc>
-        <w:tc>
-          <w:tcPr>
-            <w:tcW w:type="dxa" w:w="5760"/>
-            <w:tcBorders>
-              <w:top w:val="single" w:color="000000" w:sz="4"/>
-              <w:left w:val="single" w:color="000000" w:sz="4"/>
-              <w:bottom w:val="single" w:color="000000" w:sz="4"/>
-              <w:right w:val="single" w:color="000000" w:sz="4"/>
-            </w:tcBorders>
-            <w:tcMar>
-              <w:top w:type="dxa" w:w="40"/>
-              <w:left w:type="dxa" w:w="90"/>
-              <w:bottom w:type="dxa" w:w="40"/>
-              <w:right w:type="dxa" w:w="90"/>
-            </w:tcMar>
-            <w:vAlign w:val="center"/>
-          </w:tcPr>
-          <w:p>
-            <w:pPr>
-              <w:spacing w:after="40" w:before="40" w:line="240"/>
-              <w:jc w:val="left"/>
-            </w:pPr>
-            <w:r>
-              <w:rPr>
-                <w:rFonts w:ascii="Times New Roman" w:cs="Times New Roman" w:eastAsia="Times New Roman" w:hAnsi="Times New Roman"/>
-                <w:sz w:val="22"/>
-                <w:szCs w:val="22"/>
-              </w:rPr>
-              <w:t xml:space="preserve"/>
-            </w:r>
-          </w:p>
-        </w:tc>
-      </w:tr>
-      <w:tr>
-        <w:trPr>
-          <w:cantSplit/>
-          <w:trHeight w:val="340" w:hRule="atLeast"/>
-        </w:trPr>
-        <w:tc>
-          <w:tcPr>
-            <w:tcW w:type="dxa" w:w="800"/>
-            <w:tcBorders>
-              <w:top w:val="single" w:color="000000" w:sz="4"/>
-              <w:left w:val="single" w:color="000000" w:sz="4"/>
-              <w:bottom w:val="single" w:color="000000" w:sz="4"/>
-              <w:right w:val="single" w:color="000000" w:sz="4"/>
-            </w:tcBorders>
-            <w:tcMar>
-              <w:top w:type="dxa" w:w="40"/>
-              <w:left w:type="dxa" w:w="90"/>
-              <w:bottom w:type="dxa" w:w="40"/>
-              <w:right w:type="dxa" w:w="90"/>
-            </w:tcMar>
-            <w:vAlign w:val="center"/>
-          </w:tcPr>
-          <w:p>
-            <w:pPr>
-              <w:spacing w:after="40" w:before="40" w:line="240"/>
-              <w:jc w:val="center"/>
-            </w:pPr>
-            <w:r>
-              <w:rPr>
-                <w:rFonts w:ascii="Times New Roman" w:cs="Times New Roman" w:eastAsia="Times New Roman" w:hAnsi="Times New Roman"/>
-                <w:sz w:val="20"/>
-                <w:szCs w:val="20"/>
-              </w:rPr>
-              <w:t xml:space="preserve">B11</w:t>
-            </w:r>
-          </w:p>
-        </w:tc>
-        <w:tc>
-          <w:tcPr>
-            <w:tcW w:type="dxa" w:w="520"/>
-            <w:tcBorders>
-              <w:top w:val="single" w:color="000000" w:sz="4"/>
-              <w:left w:val="single" w:color="000000" w:sz="4"/>
-              <w:bottom w:val="single" w:color="000000" w:sz="4"/>
-              <w:right w:val="single" w:color="000000" w:sz="4"/>
-            </w:tcBorders>
-            <w:tcMar>
-              <w:top w:type="dxa" w:w="40"/>
-              <w:left w:type="dxa" w:w="90"/>
-              <w:bottom w:type="dxa" w:w="40"/>
-              <w:right w:type="dxa" w:w="90"/>
-            </w:tcMar>
-            <w:vAlign w:val="center"/>
-          </w:tcPr>
-          <w:p>
-            <w:pPr>
-              <w:spacing w:after="40" w:before="40" w:line="240"/>
-              <w:jc w:val="left"/>
-            </w:pPr>
-            <w:r>
-              <w:rPr>
-                <w:rFonts w:ascii="Times New Roman" w:cs="Times New Roman" w:eastAsia="Times New Roman" w:hAnsi="Times New Roman"/>
-                <w:sz w:val="22"/>
-                <w:szCs w:val="22"/>
-              </w:rPr>
-              <w:t xml:space="preserve"/>
-            </w:r>
-          </w:p>
-        </w:tc>
-        <w:tc>
-          <w:tcPr>
-            <w:tcW w:type="dxa" w:w="520"/>
-            <w:tcBorders>
-              <w:top w:val="single" w:color="000000" w:sz="4"/>
-              <w:left w:val="single" w:color="000000" w:sz="4"/>
-              <w:bottom w:val="single" w:color="000000" w:sz="4"/>
-              <w:right w:val="single" w:color="000000" w:sz="4"/>
-            </w:tcBorders>
-            <w:tcMar>
-              <w:top w:type="dxa" w:w="40"/>
-              <w:left w:type="dxa" w:w="90"/>
-              <w:bottom w:type="dxa" w:w="40"/>
-              <w:right w:type="dxa" w:w="90"/>
-            </w:tcMar>
-            <w:vAlign w:val="center"/>
-          </w:tcPr>
-          <w:p>
-            <w:pPr>
-              <w:spacing w:after="40" w:before="40" w:line="240"/>
-              <w:jc w:val="left"/>
-            </w:pPr>
-            <w:r>
-              <w:rPr>
-                <w:rFonts w:ascii="Times New Roman" w:cs="Times New Roman" w:eastAsia="Times New Roman" w:hAnsi="Times New Roman"/>
-                <w:sz w:val="22"/>
-                <w:szCs w:val="22"/>
-              </w:rPr>
-              <w:t xml:space="preserve"/>
-            </w:r>
-          </w:p>
-        </w:tc>
-        <w:tc>
-          <w:tcPr>
-            <w:tcW w:type="dxa" w:w="520"/>
-            <w:tcBorders>
-              <w:top w:val="single" w:color="000000" w:sz="4"/>
-              <w:left w:val="single" w:color="000000" w:sz="4"/>
-              <w:bottom w:val="single" w:color="000000" w:sz="4"/>
-              <w:right w:val="single" w:color="000000" w:sz="4"/>
-            </w:tcBorders>
-            <w:tcMar>
-              <w:top w:type="dxa" w:w="40"/>
-              <w:left w:type="dxa" w:w="90"/>
-              <w:bottom w:type="dxa" w:w="40"/>
-              <w:right w:type="dxa" w:w="90"/>
-            </w:tcMar>
-            <w:vAlign w:val="center"/>
-          </w:tcPr>
-          <w:p>
-            <w:pPr>
-              <w:spacing w:after="40" w:before="40" w:line="240"/>
-              <w:jc w:val="left"/>
-            </w:pPr>
-            <w:r>
-              <w:rPr>
-                <w:rFonts w:ascii="Times New Roman" w:cs="Times New Roman" w:eastAsia="Times New Roman" w:hAnsi="Times New Roman"/>
-                <w:sz w:val="22"/>
-                <w:szCs w:val="22"/>
-              </w:rPr>
-              <w:t xml:space="preserve"/>
-            </w:r>
-          </w:p>
-        </w:tc>
-        <w:tc>
-          <w:tcPr>
-            <w:tcW w:type="dxa" w:w="520"/>
-            <w:tcBorders>
-              <w:top w:val="single" w:color="000000" w:sz="4"/>
-              <w:left w:val="single" w:color="000000" w:sz="4"/>
-              <w:bottom w:val="single" w:color="000000" w:sz="4"/>
-              <w:right w:val="single" w:color="000000" w:sz="4"/>
-            </w:tcBorders>
-            <w:tcMar>
-              <w:top w:type="dxa" w:w="40"/>
-              <w:left w:type="dxa" w:w="90"/>
-              <w:bottom w:type="dxa" w:w="40"/>
-              <w:right w:type="dxa" w:w="90"/>
-            </w:tcMar>
-            <w:vAlign w:val="center"/>
-          </w:tcPr>
-          <w:p>
-            <w:pPr>
-              <w:spacing w:after="40" w:before="40" w:line="240"/>
-              <w:jc w:val="left"/>
-            </w:pPr>
-            <w:r>
-              <w:rPr>
-                <w:rFonts w:ascii="Times New Roman" w:cs="Times New Roman" w:eastAsia="Times New Roman" w:hAnsi="Times New Roman"/>
-                <w:sz w:val="22"/>
-                <w:szCs w:val="22"/>
-              </w:rPr>
-              <w:t xml:space="preserve"/>
-            </w:r>
-          </w:p>
-        </w:tc>
-        <w:tc>
-          <w:tcPr>
-            <w:tcW w:type="dxa" w:w="5760"/>
-            <w:tcBorders>
-              <w:top w:val="single" w:color="000000" w:sz="4"/>
-              <w:left w:val="single" w:color="000000" w:sz="4"/>
-              <w:bottom w:val="single" w:color="000000" w:sz="4"/>
-              <w:right w:val="single" w:color="000000" w:sz="4"/>
-            </w:tcBorders>
-            <w:tcMar>
-              <w:top w:type="dxa" w:w="40"/>
-              <w:left w:type="dxa" w:w="90"/>
-              <w:bottom w:type="dxa" w:w="40"/>
-              <w:right w:type="dxa" w:w="90"/>
-            </w:tcMar>
-            <w:vAlign w:val="center"/>
-          </w:tcPr>
-          <w:p>
-            <w:pPr>
-              <w:spacing w:after="40" w:before="40" w:line="240"/>
-              <w:jc w:val="left"/>
-            </w:pPr>
-            <w:r>
-              <w:rPr>
-                <w:rFonts w:ascii="Times New Roman" w:cs="Times New Roman" w:eastAsia="Times New Roman" w:hAnsi="Times New Roman"/>
-                <w:sz w:val="22"/>
-                <w:szCs w:val="22"/>
-              </w:rPr>
-              <w:t xml:space="preserve"/>
-            </w:r>
-          </w:p>
-        </w:tc>
-      </w:tr>
-      <w:tr>
-        <w:trPr>
-          <w:cantSplit/>
-          <w:trHeight w:val="340" w:hRule="atLeast"/>
-        </w:trPr>
-        <w:tc>
-          <w:tcPr>
-            <w:tcW w:type="dxa" w:w="800"/>
-            <w:tcBorders>
-              <w:top w:val="single" w:color="000000" w:sz="4"/>
-              <w:left w:val="single" w:color="000000" w:sz="4"/>
-              <w:bottom w:val="single" w:color="000000" w:sz="4"/>
-              <w:right w:val="single" w:color="000000" w:sz="4"/>
-            </w:tcBorders>
-            <w:tcMar>
-              <w:top w:type="dxa" w:w="40"/>
-              <w:left w:type="dxa" w:w="90"/>
-              <w:bottom w:type="dxa" w:w="40"/>
-              <w:right w:type="dxa" w:w="90"/>
-            </w:tcMar>
-            <w:vAlign w:val="center"/>
-          </w:tcPr>
-          <w:p>
-            <w:pPr>
-              <w:spacing w:after="40" w:before="40" w:line="240"/>
-              <w:jc w:val="center"/>
-            </w:pPr>
-            <w:r>
-              <w:rPr>
-                <w:rFonts w:ascii="Times New Roman" w:cs="Times New Roman" w:eastAsia="Times New Roman" w:hAnsi="Times New Roman"/>
-                <w:sz w:val="20"/>
-                <w:szCs w:val="20"/>
-              </w:rPr>
-              <w:t xml:space="preserve">B12</w:t>
-            </w:r>
-          </w:p>
-        </w:tc>
-        <w:tc>
-          <w:tcPr>
-            <w:tcW w:type="dxa" w:w="520"/>
-            <w:tcBorders>
-              <w:top w:val="single" w:color="000000" w:sz="4"/>
-              <w:left w:val="single" w:color="000000" w:sz="4"/>
-              <w:bottom w:val="single" w:color="000000" w:sz="4"/>
-              <w:right w:val="single" w:color="000000" w:sz="4"/>
-            </w:tcBorders>
-            <w:tcMar>
-              <w:top w:type="dxa" w:w="40"/>
-              <w:left w:type="dxa" w:w="90"/>
-              <w:bottom w:type="dxa" w:w="40"/>
-              <w:right w:type="dxa" w:w="90"/>
-            </w:tcMar>
-            <w:vAlign w:val="center"/>
-          </w:tcPr>
-          <w:p>
-            <w:pPr>
-              <w:spacing w:after="40" w:before="40" w:line="240"/>
-              <w:jc w:val="left"/>
-            </w:pPr>
-            <w:r>
-              <w:rPr>
-                <w:rFonts w:ascii="Times New Roman" w:cs="Times New Roman" w:eastAsia="Times New Roman" w:hAnsi="Times New Roman"/>
-                <w:sz w:val="22"/>
-                <w:szCs w:val="22"/>
-              </w:rPr>
-              <w:t xml:space="preserve"/>
-            </w:r>
-          </w:p>
-        </w:tc>
-        <w:tc>
-          <w:tcPr>
-            <w:tcW w:type="dxa" w:w="520"/>
-            <w:tcBorders>
-              <w:top w:val="single" w:color="000000" w:sz="4"/>
-              <w:left w:val="single" w:color="000000" w:sz="4"/>
-              <w:bottom w:val="single" w:color="000000" w:sz="4"/>
-              <w:right w:val="single" w:color="000000" w:sz="4"/>
-            </w:tcBorders>
-            <w:tcMar>
-              <w:top w:type="dxa" w:w="40"/>
-              <w:left w:type="dxa" w:w="90"/>
-              <w:bottom w:type="dxa" w:w="40"/>
-              <w:right w:type="dxa" w:w="90"/>
-            </w:tcMar>
-            <w:vAlign w:val="center"/>
-          </w:tcPr>
-          <w:p>
-            <w:pPr>
-              <w:spacing w:after="40" w:before="40" w:line="240"/>
-              <w:jc w:val="left"/>
-            </w:pPr>
-            <w:r>
-              <w:rPr>
-                <w:rFonts w:ascii="Times New Roman" w:cs="Times New Roman" w:eastAsia="Times New Roman" w:hAnsi="Times New Roman"/>
-                <w:sz w:val="22"/>
-                <w:szCs w:val="22"/>
-              </w:rPr>
-              <w:t xml:space="preserve"/>
-            </w:r>
-          </w:p>
-        </w:tc>
-        <w:tc>
-          <w:tcPr>
-            <w:tcW w:type="dxa" w:w="520"/>
-            <w:tcBorders>
-              <w:top w:val="single" w:color="000000" w:sz="4"/>
-              <w:left w:val="single" w:color="000000" w:sz="4"/>
-              <w:bottom w:val="single" w:color="000000" w:sz="4"/>
-              <w:right w:val="single" w:color="000000" w:sz="4"/>
-            </w:tcBorders>
-            <w:tcMar>
-              <w:top w:type="dxa" w:w="40"/>
-              <w:left w:type="dxa" w:w="90"/>
-              <w:bottom w:type="dxa" w:w="40"/>
-              <w:right w:type="dxa" w:w="90"/>
-            </w:tcMar>
-            <w:vAlign w:val="center"/>
-          </w:tcPr>
-          <w:p>
-            <w:pPr>
-              <w:spacing w:after="40" w:before="40" w:line="240"/>
-              <w:jc w:val="left"/>
-            </w:pPr>
-            <w:r>
-              <w:rPr>
-                <w:rFonts w:ascii="Times New Roman" w:cs="Times New Roman" w:eastAsia="Times New Roman" w:hAnsi="Times New Roman"/>
-                <w:sz w:val="22"/>
-                <w:szCs w:val="22"/>
-              </w:rPr>
-              <w:t xml:space="preserve"/>
-            </w:r>
-          </w:p>
-        </w:tc>
-        <w:tc>
-          <w:tcPr>
-            <w:tcW w:type="dxa" w:w="520"/>
-            <w:tcBorders>
-              <w:top w:val="single" w:color="000000" w:sz="4"/>
-              <w:left w:val="single" w:color="000000" w:sz="4"/>
-              <w:bottom w:val="single" w:color="000000" w:sz="4"/>
-              <w:right w:val="single" w:color="000000" w:sz="4"/>
-            </w:tcBorders>
-            <w:tcMar>
-              <w:top w:type="dxa" w:w="40"/>
-              <w:left w:type="dxa" w:w="90"/>
-              <w:bottom w:type="dxa" w:w="40"/>
-              <w:right w:type="dxa" w:w="90"/>
-            </w:tcMar>
-            <w:vAlign w:val="center"/>
-          </w:tcPr>
-          <w:p>
-            <w:pPr>
-              <w:spacing w:after="40" w:before="40" w:line="240"/>
-              <w:jc w:val="left"/>
-            </w:pPr>
-            <w:r>
-              <w:rPr>
-                <w:rFonts w:ascii="Times New Roman" w:cs="Times New Roman" w:eastAsia="Times New Roman" w:hAnsi="Times New Roman"/>
-                <w:sz w:val="22"/>
-                <w:szCs w:val="22"/>
-              </w:rPr>
-              <w:t xml:space="preserve"/>
-            </w:r>
-          </w:p>
-        </w:tc>
-        <w:tc>
-          <w:tcPr>
-            <w:tcW w:type="dxa" w:w="5760"/>
-            <w:tcBorders>
-              <w:top w:val="single" w:color="000000" w:sz="4"/>
-              <w:left w:val="single" w:color="000000" w:sz="4"/>
-              <w:bottom w:val="single" w:color="000000" w:sz="4"/>
-              <w:right w:val="single" w:color="000000" w:sz="4"/>
-            </w:tcBorders>
-            <w:tcMar>
-              <w:top w:type="dxa" w:w="40"/>
-              <w:left w:type="dxa" w:w="90"/>
-              <w:bottom w:type="dxa" w:w="40"/>
-              <w:right w:type="dxa" w:w="90"/>
-            </w:tcMar>
-            <w:vAlign w:val="center"/>
-          </w:tcPr>
-          <w:p>
-            <w:pPr>
-              <w:spacing w:after="40" w:before="40" w:line="240"/>
-              <w:jc w:val="left"/>
-            </w:pPr>
-            <w:r>
-              <w:rPr>
-                <w:rFonts w:ascii="Times New Roman" w:cs="Times New Roman" w:eastAsia="Times New Roman" w:hAnsi="Times New Roman"/>
-                <w:sz w:val="22"/>
-                <w:szCs w:val="22"/>
-              </w:rPr>
-              <w:t xml:space="preserve"/>
-            </w:r>
-          </w:p>
-        </w:tc>
-      </w:tr>
-      <w:tr>
-        <w:trPr>
-          <w:cantSplit/>
-          <w:trHeight w:val="340" w:hRule="atLeast"/>
-        </w:trPr>
-        <w:tc>
-          <w:tcPr>
-            <w:tcW w:type="dxa" w:w="800"/>
-            <w:tcBorders>
-              <w:top w:val="single" w:color="000000" w:sz="4"/>
-              <w:left w:val="single" w:color="000000" w:sz="4"/>
-              <w:bottom w:val="single" w:color="000000" w:sz="4"/>
-              <w:right w:val="single" w:color="000000" w:sz="4"/>
-            </w:tcBorders>
-            <w:tcMar>
-              <w:top w:type="dxa" w:w="40"/>
-              <w:left w:type="dxa" w:w="90"/>
-              <w:bottom w:type="dxa" w:w="40"/>
-              <w:right w:type="dxa" w:w="90"/>
-            </w:tcMar>
-            <w:vAlign w:val="center"/>
-          </w:tcPr>
-          <w:p>
-            <w:pPr>
-              <w:spacing w:after="40" w:before="40" w:line="240"/>
-              <w:jc w:val="center"/>
-            </w:pPr>
-            <w:r>
-              <w:rPr>
-                <w:rFonts w:ascii="Times New Roman" w:cs="Times New Roman" w:eastAsia="Times New Roman" w:hAnsi="Times New Roman"/>
-                <w:sz w:val="20"/>
-                <w:szCs w:val="20"/>
-              </w:rPr>
-              <w:t xml:space="preserve">B13</w:t>
-            </w:r>
-          </w:p>
-        </w:tc>
-        <w:tc>
-          <w:tcPr>
-            <w:tcW w:type="dxa" w:w="520"/>
-            <w:tcBorders>
-              <w:top w:val="single" w:color="000000" w:sz="4"/>
-              <w:left w:val="single" w:color="000000" w:sz="4"/>
-              <w:bottom w:val="single" w:color="000000" w:sz="4"/>
-              <w:right w:val="single" w:color="000000" w:sz="4"/>
-            </w:tcBorders>
-            <w:tcMar>
-              <w:top w:type="dxa" w:w="40"/>
-              <w:left w:type="dxa" w:w="90"/>
-              <w:bottom w:type="dxa" w:w="40"/>
-              <w:right w:type="dxa" w:w="90"/>
-            </w:tcMar>
-            <w:vAlign w:val="center"/>
-          </w:tcPr>
-          <w:p>
-            <w:pPr>
-              <w:spacing w:after="40" w:before="40" w:line="240"/>
-              <w:jc w:val="left"/>
-            </w:pPr>
-            <w:r>
-              <w:rPr>
-                <w:rFonts w:ascii="Times New Roman" w:cs="Times New Roman" w:eastAsia="Times New Roman" w:hAnsi="Times New Roman"/>
-                <w:sz w:val="22"/>
-                <w:szCs w:val="22"/>
-              </w:rPr>
-              <w:t xml:space="preserve"/>
-            </w:r>
-          </w:p>
-        </w:tc>
-        <w:tc>
-          <w:tcPr>
-            <w:tcW w:type="dxa" w:w="520"/>
-            <w:tcBorders>
-              <w:top w:val="single" w:color="000000" w:sz="4"/>
-              <w:left w:val="single" w:color="000000" w:sz="4"/>
-              <w:bottom w:val="single" w:color="000000" w:sz="4"/>
-              <w:right w:val="single" w:color="000000" w:sz="4"/>
-            </w:tcBorders>
-            <w:tcMar>
-              <w:top w:type="dxa" w:w="40"/>
-              <w:left w:type="dxa" w:w="90"/>
-              <w:bottom w:type="dxa" w:w="40"/>
-              <w:right w:type="dxa" w:w="90"/>
-            </w:tcMar>
-            <w:vAlign w:val="center"/>
-          </w:tcPr>
-          <w:p>
-            <w:pPr>
-              <w:spacing w:after="40" w:before="40" w:line="240"/>
-              <w:jc w:val="left"/>
-            </w:pPr>
-            <w:r>
-              <w:rPr>
-                <w:rFonts w:ascii="Times New Roman" w:cs="Times New Roman" w:eastAsia="Times New Roman" w:hAnsi="Times New Roman"/>
-                <w:sz w:val="22"/>
-                <w:szCs w:val="22"/>
-              </w:rPr>
-              <w:t xml:space="preserve"/>
-            </w:r>
-          </w:p>
-        </w:tc>
-        <w:tc>
-          <w:tcPr>
-            <w:tcW w:type="dxa" w:w="520"/>
-            <w:tcBorders>
-              <w:top w:val="single" w:color="000000" w:sz="4"/>
-              <w:left w:val="single" w:color="000000" w:sz="4"/>
-              <w:bottom w:val="single" w:color="000000" w:sz="4"/>
-              <w:right w:val="single" w:color="000000" w:sz="4"/>
-            </w:tcBorders>
-            <w:tcMar>
-              <w:top w:type="dxa" w:w="40"/>
-              <w:left w:type="dxa" w:w="90"/>
-              <w:bottom w:type="dxa" w:w="40"/>
-              <w:right w:type="dxa" w:w="90"/>
-            </w:tcMar>
-            <w:vAlign w:val="center"/>
-          </w:tcPr>
-          <w:p>
-            <w:pPr>
-              <w:spacing w:after="40" w:before="40" w:line="240"/>
-              <w:jc w:val="left"/>
-            </w:pPr>
-            <w:r>
-              <w:rPr>
-                <w:rFonts w:ascii="Times New Roman" w:cs="Times New Roman" w:eastAsia="Times New Roman" w:hAnsi="Times New Roman"/>
-                <w:sz w:val="22"/>
-                <w:szCs w:val="22"/>
-              </w:rPr>
-              <w:t xml:space="preserve"/>
-            </w:r>
-          </w:p>
-        </w:tc>
-        <w:tc>
-          <w:tcPr>
-            <w:tcW w:type="dxa" w:w="520"/>
-            <w:tcBorders>
-              <w:top w:val="single" w:color="000000" w:sz="4"/>
-              <w:left w:val="single" w:color="000000" w:sz="4"/>
-              <w:bottom w:val="single" w:color="000000" w:sz="4"/>
-              <w:right w:val="single" w:color="000000" w:sz="4"/>
-            </w:tcBorders>
-            <w:tcMar>
-              <w:top w:type="dxa" w:w="40"/>
-              <w:left w:type="dxa" w:w="90"/>
-              <w:bottom w:type="dxa" w:w="40"/>
-              <w:right w:type="dxa" w:w="90"/>
-            </w:tcMar>
-            <w:vAlign w:val="center"/>
-          </w:tcPr>
-          <w:p>
-            <w:pPr>
-              <w:spacing w:after="40" w:before="40" w:line="240"/>
-              <w:jc w:val="left"/>
-            </w:pPr>
-            <w:r>
-              <w:rPr>
-                <w:rFonts w:ascii="Times New Roman" w:cs="Times New Roman" w:eastAsia="Times New Roman" w:hAnsi="Times New Roman"/>
-                <w:sz w:val="22"/>
-                <w:szCs w:val="22"/>
-              </w:rPr>
-              <w:t xml:space="preserve"/>
-            </w:r>
-          </w:p>
-        </w:tc>
-        <w:tc>
-          <w:tcPr>
-            <w:tcW w:type="dxa" w:w="5760"/>
-            <w:tcBorders>
-              <w:top w:val="single" w:color="000000" w:sz="4"/>
-              <w:left w:val="single" w:color="000000" w:sz="4"/>
-              <w:bottom w:val="single" w:color="000000" w:sz="4"/>
-              <w:right w:val="single" w:color="000000" w:sz="4"/>
-            </w:tcBorders>
-            <w:tcMar>
-              <w:top w:type="dxa" w:w="40"/>
-              <w:left w:type="dxa" w:w="90"/>
-              <w:bottom w:type="dxa" w:w="40"/>
-              <w:right w:type="dxa" w:w="90"/>
-            </w:tcMar>
-            <w:vAlign w:val="center"/>
-          </w:tcPr>
-          <w:p>
-            <w:pPr>
-              <w:spacing w:after="40" w:before="40" w:line="240"/>
-              <w:jc w:val="left"/>
-            </w:pPr>
-            <w:r>
-              <w:rPr>
-                <w:rFonts w:ascii="Times New Roman" w:cs="Times New Roman" w:eastAsia="Times New Roman" w:hAnsi="Times New Roman"/>
-                <w:sz w:val="22"/>
-                <w:szCs w:val="22"/>
-              </w:rPr>
-              <w:t xml:space="preserve"/>
-            </w:r>
-          </w:p>
-        </w:tc>
-      </w:tr>
-      <w:tr>
-        <w:trPr>
-          <w:cantSplit/>
-          <w:trHeight w:val="340" w:hRule="atLeast"/>
-        </w:trPr>
-        <w:tc>
-          <w:tcPr>
-            <w:tcW w:type="dxa" w:w="800"/>
-            <w:tcBorders>
-              <w:top w:val="single" w:color="000000" w:sz="4"/>
-              <w:left w:val="single" w:color="000000" w:sz="4"/>
-              <w:bottom w:val="single" w:color="000000" w:sz="4"/>
-              <w:right w:val="single" w:color="000000" w:sz="4"/>
-            </w:tcBorders>
-            <w:tcMar>
-              <w:top w:type="dxa" w:w="40"/>
-              <w:left w:type="dxa" w:w="90"/>
-              <w:bottom w:type="dxa" w:w="40"/>
-              <w:right w:type="dxa" w:w="90"/>
-            </w:tcMar>
-            <w:vAlign w:val="center"/>
-          </w:tcPr>
-          <w:p>
-            <w:pPr>
-              <w:spacing w:after="40" w:before="40" w:line="240"/>
-              <w:jc w:val="center"/>
-            </w:pPr>
-            <w:r>
-              <w:rPr>
-                <w:rFonts w:ascii="Times New Roman" w:cs="Times New Roman" w:eastAsia="Times New Roman" w:hAnsi="Times New Roman"/>
-                <w:sz w:val="20"/>
-                <w:szCs w:val="20"/>
-              </w:rPr>
               <w:t xml:space="preserve">B14</w:t>
-            </w:r>
-          </w:p>
-        </w:tc>
-        <w:tc>
-          <w:tcPr>
-            <w:tcW w:type="dxa" w:w="520"/>
-            <w:tcBorders>
-              <w:top w:val="single" w:color="000000" w:sz="4"/>
-              <w:left w:val="single" w:color="000000" w:sz="4"/>
-              <w:bottom w:val="single" w:color="000000" w:sz="4"/>
-              <w:right w:val="single" w:color="000000" w:sz="4"/>
-            </w:tcBorders>
-            <w:tcMar>
-              <w:top w:type="dxa" w:w="40"/>
-              <w:left w:type="dxa" w:w="90"/>
-              <w:bottom w:type="dxa" w:w="40"/>
-              <w:right w:type="dxa" w:w="90"/>
-            </w:tcMar>
-            <w:vAlign w:val="center"/>
-          </w:tcPr>
-          <w:p>
-            <w:pPr>
-              <w:spacing w:after="40" w:before="40" w:line="240"/>
-              <w:jc w:val="left"/>
-            </w:pPr>
-            <w:r>
-              <w:rPr>
-                <w:rFonts w:ascii="Times New Roman" w:cs="Times New Roman" w:eastAsia="Times New Roman" w:hAnsi="Times New Roman"/>
-                <w:sz w:val="22"/>
-                <w:szCs w:val="22"/>
-              </w:rPr>
-              <w:t xml:space="preserve"/>
-            </w:r>
-          </w:p>
-        </w:tc>
-        <w:tc>
-          <w:tcPr>
-            <w:tcW w:type="dxa" w:w="520"/>
-            <w:tcBorders>
-              <w:top w:val="single" w:color="000000" w:sz="4"/>
-              <w:left w:val="single" w:color="000000" w:sz="4"/>
-              <w:bottom w:val="single" w:color="000000" w:sz="4"/>
-              <w:right w:val="single" w:color="000000" w:sz="4"/>
-            </w:tcBorders>
-            <w:tcMar>
-              <w:top w:type="dxa" w:w="40"/>
-              <w:left w:type="dxa" w:w="90"/>
-              <w:bottom w:type="dxa" w:w="40"/>
-              <w:right w:type="dxa" w:w="90"/>
-            </w:tcMar>
-            <w:vAlign w:val="center"/>
-          </w:tcPr>
-          <w:p>
-            <w:pPr>
-              <w:spacing w:after="40" w:before="40" w:line="240"/>
-              <w:jc w:val="left"/>
-            </w:pPr>
-            <w:r>
-              <w:rPr>
-                <w:rFonts w:ascii="Times New Roman" w:cs="Times New Roman" w:eastAsia="Times New Roman" w:hAnsi="Times New Roman"/>
-                <w:sz w:val="22"/>
-                <w:szCs w:val="22"/>
-              </w:rPr>
-              <w:t xml:space="preserve"/>
-            </w:r>
-          </w:p>
-        </w:tc>
-        <w:tc>
-          <w:tcPr>
-            <w:tcW w:type="dxa" w:w="520"/>
-            <w:tcBorders>
-              <w:top w:val="single" w:color="000000" w:sz="4"/>
-              <w:left w:val="single" w:color="000000" w:sz="4"/>
-              <w:bottom w:val="single" w:color="000000" w:sz="4"/>
-              <w:right w:val="single" w:color="000000" w:sz="4"/>
-            </w:tcBorders>
-            <w:tcMar>
-              <w:top w:type="dxa" w:w="40"/>
-              <w:left w:type="dxa" w:w="90"/>
-              <w:bottom w:type="dxa" w:w="40"/>
-              <w:right w:type="dxa" w:w="90"/>
-            </w:tcMar>
-            <w:vAlign w:val="center"/>
-          </w:tcPr>
-          <w:p>
-            <w:pPr>
-              <w:spacing w:after="40" w:before="40" w:line="240"/>
-              <w:jc w:val="left"/>
-            </w:pPr>
-            <w:r>
-              <w:rPr>
-                <w:rFonts w:ascii="Times New Roman" w:cs="Times New Roman" w:eastAsia="Times New Roman" w:hAnsi="Times New Roman"/>
-                <w:sz w:val="22"/>
-                <w:szCs w:val="22"/>
-              </w:rPr>
-              <w:t xml:space="preserve"/>
-            </w:r>
-          </w:p>
-        </w:tc>
-        <w:tc>
-          <w:tcPr>
-            <w:tcW w:type="dxa" w:w="520"/>
-            <w:tcBorders>
-              <w:top w:val="single" w:color="000000" w:sz="4"/>
-              <w:left w:val="single" w:color="000000" w:sz="4"/>
-              <w:bottom w:val="single" w:color="000000" w:sz="4"/>
-              <w:right w:val="single" w:color="000000" w:sz="4"/>
-            </w:tcBorders>
-            <w:tcMar>
-              <w:top w:type="dxa" w:w="40"/>
-              <w:left w:type="dxa" w:w="90"/>
-              <w:bottom w:type="dxa" w:w="40"/>
-              <w:right w:type="dxa" w:w="90"/>
-            </w:tcMar>
-            <w:vAlign w:val="center"/>
-          </w:tcPr>
-          <w:p>
-            <w:pPr>
-              <w:spacing w:after="40" w:before="40" w:line="240"/>
-              <w:jc w:val="left"/>
-            </w:pPr>
-            <w:r>
-              <w:rPr>
-                <w:rFonts w:ascii="Times New Roman" w:cs="Times New Roman" w:eastAsia="Times New Roman" w:hAnsi="Times New Roman"/>
-                <w:sz w:val="22"/>
-                <w:szCs w:val="22"/>
-              </w:rPr>
-              <w:t xml:space="preserve"/>
-            </w:r>
-          </w:p>
-        </w:tc>
-        <w:tc>
-          <w:tcPr>
-            <w:tcW w:type="dxa" w:w="5760"/>
-            <w:tcBorders>
-              <w:top w:val="single" w:color="000000" w:sz="4"/>
-              <w:left w:val="single" w:color="000000" w:sz="4"/>
-              <w:bottom w:val="single" w:color="000000" w:sz="4"/>
-              <w:right w:val="single" w:color="000000" w:sz="4"/>
-            </w:tcBorders>
-            <w:tcMar>
-              <w:top w:type="dxa" w:w="40"/>
-              <w:left w:type="dxa" w:w="90"/>
-              <w:bottom w:type="dxa" w:w="40"/>
-              <w:right w:type="dxa" w:w="90"/>
-            </w:tcMar>
-            <w:vAlign w:val="center"/>
-          </w:tcPr>
-          <w:p>
-            <w:pPr>
-              <w:spacing w:after="40" w:before="40" w:line="240"/>
-              <w:jc w:val="left"/>
-            </w:pPr>
-            <w:r>
-              <w:rPr>
-                <w:rFonts w:ascii="Times New Roman" w:cs="Times New Roman" w:eastAsia="Times New Roman" w:hAnsi="Times New Roman"/>
-                <w:sz w:val="22"/>
-                <w:szCs w:val="22"/>
-              </w:rPr>
-              <w:t xml:space="preserve"/>
-            </w:r>
-          </w:p>
-        </w:tc>
-      </w:tr>
-      <w:tr>
-        <w:trPr>
-          <w:cantSplit/>
-          <w:trHeight w:val="340" w:hRule="atLeast"/>
-        </w:trPr>
-        <w:tc>
-          <w:tcPr>
-            <w:tcW w:type="dxa" w:w="800"/>
-            <w:tcBorders>
-              <w:top w:val="single" w:color="000000" w:sz="4"/>
-              <w:left w:val="single" w:color="000000" w:sz="4"/>
-              <w:bottom w:val="single" w:color="000000" w:sz="4"/>
-              <w:right w:val="single" w:color="000000" w:sz="4"/>
-            </w:tcBorders>
-            <w:tcMar>
-              <w:top w:type="dxa" w:w="40"/>
-              <w:left w:type="dxa" w:w="90"/>
-              <w:bottom w:type="dxa" w:w="40"/>
-              <w:right w:type="dxa" w:w="90"/>
-            </w:tcMar>
-            <w:vAlign w:val="center"/>
-          </w:tcPr>
-          <w:p>
-            <w:pPr>
-              <w:spacing w:after="40" w:before="40" w:line="240"/>
-              <w:jc w:val="center"/>
-            </w:pPr>
-            <w:r>
-              <w:rPr>
-                <w:rFonts w:ascii="Times New Roman" w:cs="Times New Roman" w:eastAsia="Times New Roman" w:hAnsi="Times New Roman"/>
-                <w:sz w:val="20"/>
-                <w:szCs w:val="20"/>
-              </w:rPr>
-              <w:t xml:space="preserve">B15</w:t>
-            </w:r>
-          </w:p>
-        </w:tc>
-        <w:tc>
-          <w:tcPr>
-            <w:tcW w:type="dxa" w:w="520"/>
-            <w:tcBorders>
-              <w:top w:val="single" w:color="000000" w:sz="4"/>
-              <w:left w:val="single" w:color="000000" w:sz="4"/>
-              <w:bottom w:val="single" w:color="000000" w:sz="4"/>
-              <w:right w:val="single" w:color="000000" w:sz="4"/>
-            </w:tcBorders>
-            <w:tcMar>
-              <w:top w:type="dxa" w:w="40"/>
-              <w:left w:type="dxa" w:w="90"/>
-              <w:bottom w:type="dxa" w:w="40"/>
-              <w:right w:type="dxa" w:w="90"/>
-            </w:tcMar>
-            <w:vAlign w:val="center"/>
-          </w:tcPr>
-          <w:p>
-            <w:pPr>
-              <w:spacing w:after="40" w:before="40" w:line="240"/>
-              <w:jc w:val="left"/>
-            </w:pPr>
-            <w:r>
-              <w:rPr>
-                <w:rFonts w:ascii="Times New Roman" w:cs="Times New Roman" w:eastAsia="Times New Roman" w:hAnsi="Times New Roman"/>
-                <w:sz w:val="22"/>
-                <w:szCs w:val="22"/>
-              </w:rPr>
-              <w:t xml:space="preserve"/>
-            </w:r>
-          </w:p>
-        </w:tc>
-        <w:tc>
-          <w:tcPr>
-            <w:tcW w:type="dxa" w:w="520"/>
-            <w:tcBorders>
-              <w:top w:val="single" w:color="000000" w:sz="4"/>
-              <w:left w:val="single" w:color="000000" w:sz="4"/>
-              <w:bottom w:val="single" w:color="000000" w:sz="4"/>
-              <w:right w:val="single" w:color="000000" w:sz="4"/>
-            </w:tcBorders>
-            <w:tcMar>
-              <w:top w:type="dxa" w:w="40"/>
-              <w:left w:type="dxa" w:w="90"/>
-              <w:bottom w:type="dxa" w:w="40"/>
-              <w:right w:type="dxa" w:w="90"/>
-            </w:tcMar>
-            <w:vAlign w:val="center"/>
-          </w:tcPr>
-          <w:p>
-            <w:pPr>
-              <w:spacing w:after="40" w:before="40" w:line="240"/>
-              <w:jc w:val="left"/>
-            </w:pPr>
-            <w:r>
-              <w:rPr>
-                <w:rFonts w:ascii="Times New Roman" w:cs="Times New Roman" w:eastAsia="Times New Roman" w:hAnsi="Times New Roman"/>
-                <w:sz w:val="22"/>
-                <w:szCs w:val="22"/>
-              </w:rPr>
-              <w:t xml:space="preserve"/>
-            </w:r>
-          </w:p>
-        </w:tc>
-        <w:tc>
-          <w:tcPr>
-            <w:tcW w:type="dxa" w:w="520"/>
-            <w:tcBorders>
-              <w:top w:val="single" w:color="000000" w:sz="4"/>
-              <w:left w:val="single" w:color="000000" w:sz="4"/>
-              <w:bottom w:val="single" w:color="000000" w:sz="4"/>
-              <w:right w:val="single" w:color="000000" w:sz="4"/>
-            </w:tcBorders>
-            <w:tcMar>
-              <w:top w:type="dxa" w:w="40"/>
-              <w:left w:type="dxa" w:w="90"/>
-              <w:bottom w:type="dxa" w:w="40"/>
-              <w:right w:type="dxa" w:w="90"/>
-            </w:tcMar>
-            <w:vAlign w:val="center"/>
-          </w:tcPr>
-          <w:p>
-            <w:pPr>
-              <w:spacing w:after="40" w:before="40" w:line="240"/>
-              <w:jc w:val="left"/>
-            </w:pPr>
-            <w:r>
-              <w:rPr>
-                <w:rFonts w:ascii="Times New Roman" w:cs="Times New Roman" w:eastAsia="Times New Roman" w:hAnsi="Times New Roman"/>
-                <w:sz w:val="22"/>
-                <w:szCs w:val="22"/>
-              </w:rPr>
-              <w:t xml:space="preserve"/>
-            </w:r>
-          </w:p>
-        </w:tc>
-        <w:tc>
-          <w:tcPr>
-            <w:tcW w:type="dxa" w:w="520"/>
-            <w:tcBorders>
-              <w:top w:val="single" w:color="000000" w:sz="4"/>
-              <w:left w:val="single" w:color="000000" w:sz="4"/>
-              <w:bottom w:val="single" w:color="000000" w:sz="4"/>
-              <w:right w:val="single" w:color="000000" w:sz="4"/>
-            </w:tcBorders>
-            <w:tcMar>
-              <w:top w:type="dxa" w:w="40"/>
-              <w:left w:type="dxa" w:w="90"/>
-              <w:bottom w:type="dxa" w:w="40"/>
-              <w:right w:type="dxa" w:w="90"/>
-            </w:tcMar>
-            <w:vAlign w:val="center"/>
-          </w:tcPr>
-          <w:p>
-            <w:pPr>
-              <w:spacing w:after="40" w:before="40" w:line="240"/>
-              <w:jc w:val="left"/>
-            </w:pPr>
-            <w:r>
-              <w:rPr>
-                <w:rFonts w:ascii="Times New Roman" w:cs="Times New Roman" w:eastAsia="Times New Roman" w:hAnsi="Times New Roman"/>
-                <w:sz w:val="22"/>
-                <w:szCs w:val="22"/>
-              </w:rPr>
-              <w:t xml:space="preserve"/>
-            </w:r>
-          </w:p>
-        </w:tc>
-        <w:tc>
-          <w:tcPr>
-            <w:tcW w:type="dxa" w:w="5760"/>
-            <w:tcBorders>
-              <w:top w:val="single" w:color="000000" w:sz="4"/>
-              <w:left w:val="single" w:color="000000" w:sz="4"/>
-              <w:bottom w:val="single" w:color="000000" w:sz="4"/>
-              <w:right w:val="single" w:color="000000" w:sz="4"/>
-            </w:tcBorders>
-            <w:tcMar>
-              <w:top w:type="dxa" w:w="40"/>
-              <w:left w:type="dxa" w:w="90"/>
-              <w:bottom w:type="dxa" w:w="40"/>
-              <w:right w:type="dxa" w:w="90"/>
-            </w:tcMar>
-            <w:vAlign w:val="center"/>
-          </w:tcPr>
-          <w:p>
-            <w:pPr>
-              <w:spacing w:after="40" w:before="40" w:line="240"/>
-              <w:jc w:val="left"/>
-            </w:pPr>
-            <w:r>
-              <w:rPr>
-                <w:rFonts w:ascii="Times New Roman" w:cs="Times New Roman" w:eastAsia="Times New Roman" w:hAnsi="Times New Roman"/>
-                <w:sz w:val="22"/>
-                <w:szCs w:val="22"/>
-              </w:rPr>
-              <w:t xml:space="preserve"/>
-            </w:r>
-          </w:p>
-        </w:tc>
-      </w:tr>
-      <w:tr>
-        <w:trPr>
-          <w:cantSplit/>
-          <w:trHeight w:val="340" w:hRule="atLeast"/>
-        </w:trPr>
-        <w:tc>
-          <w:tcPr>
-            <w:tcW w:type="dxa" w:w="800"/>
-            <w:tcBorders>
-              <w:top w:val="single" w:color="000000" w:sz="4"/>
-              <w:left w:val="single" w:color="000000" w:sz="4"/>
-              <w:bottom w:val="single" w:color="000000" w:sz="4"/>
-              <w:right w:val="single" w:color="000000" w:sz="4"/>
-            </w:tcBorders>
-            <w:tcMar>
-              <w:top w:type="dxa" w:w="40"/>
-              <w:left w:type="dxa" w:w="90"/>
-              <w:bottom w:type="dxa" w:w="40"/>
-              <w:right w:type="dxa" w:w="90"/>
-            </w:tcMar>
-            <w:vAlign w:val="center"/>
-          </w:tcPr>
-          <w:p>
-            <w:pPr>
-              <w:spacing w:after="40" w:before="40" w:line="240"/>
-              <w:jc w:val="center"/>
-            </w:pPr>
-            <w:r>
-              <w:rPr>
-                <w:rFonts w:ascii="Times New Roman" w:cs="Times New Roman" w:eastAsia="Times New Roman" w:hAnsi="Times New Roman"/>
-                <w:sz w:val="20"/>
-                <w:szCs w:val="20"/>
-              </w:rPr>
-              <w:t xml:space="preserve">B16</w:t>
-            </w:r>
-          </w:p>
-        </w:tc>
-        <w:tc>
-          <w:tcPr>
-            <w:tcW w:type="dxa" w:w="520"/>
-            <w:tcBorders>
-              <w:top w:val="single" w:color="000000" w:sz="4"/>
-              <w:left w:val="single" w:color="000000" w:sz="4"/>
-              <w:bottom w:val="single" w:color="000000" w:sz="4"/>
-              <w:right w:val="single" w:color="000000" w:sz="4"/>
-            </w:tcBorders>
-            <w:tcMar>
-              <w:top w:type="dxa" w:w="40"/>
-              <w:left w:type="dxa" w:w="90"/>
-              <w:bottom w:type="dxa" w:w="40"/>
-              <w:right w:type="dxa" w:w="90"/>
-            </w:tcMar>
-            <w:vAlign w:val="center"/>
-          </w:tcPr>
-          <w:p>
-            <w:pPr>
-              <w:spacing w:after="40" w:before="40" w:line="240"/>
-              <w:jc w:val="left"/>
-            </w:pPr>
-            <w:r>
-              <w:rPr>
-                <w:rFonts w:ascii="Times New Roman" w:cs="Times New Roman" w:eastAsia="Times New Roman" w:hAnsi="Times New Roman"/>
-                <w:sz w:val="22"/>
-                <w:szCs w:val="22"/>
-              </w:rPr>
-              <w:t xml:space="preserve"/>
-            </w:r>
-          </w:p>
-        </w:tc>
-        <w:tc>
-          <w:tcPr>
-            <w:tcW w:type="dxa" w:w="520"/>
-            <w:tcBorders>
-              <w:top w:val="single" w:color="000000" w:sz="4"/>
-              <w:left w:val="single" w:color="000000" w:sz="4"/>
-              <w:bottom w:val="single" w:color="000000" w:sz="4"/>
-              <w:right w:val="single" w:color="000000" w:sz="4"/>
-            </w:tcBorders>
-            <w:tcMar>
-              <w:top w:type="dxa" w:w="40"/>
-              <w:left w:type="dxa" w:w="90"/>
-              <w:bottom w:type="dxa" w:w="40"/>
-              <w:right w:type="dxa" w:w="90"/>
-            </w:tcMar>
-            <w:vAlign w:val="center"/>
-          </w:tcPr>
-          <w:p>
-            <w:pPr>
-              <w:spacing w:after="40" w:before="40" w:line="240"/>
-              <w:jc w:val="left"/>
-            </w:pPr>
-            <w:r>
-              <w:rPr>
-                <w:rFonts w:ascii="Times New Roman" w:cs="Times New Roman" w:eastAsia="Times New Roman" w:hAnsi="Times New Roman"/>
-                <w:sz w:val="22"/>
-                <w:szCs w:val="22"/>
-              </w:rPr>
-              <w:t xml:space="preserve"/>
-            </w:r>
-          </w:p>
-        </w:tc>
-        <w:tc>
-          <w:tcPr>
-            <w:tcW w:type="dxa" w:w="520"/>
-            <w:tcBorders>
-              <w:top w:val="single" w:color="000000" w:sz="4"/>
-              <w:left w:val="single" w:color="000000" w:sz="4"/>
-              <w:bottom w:val="single" w:color="000000" w:sz="4"/>
-              <w:right w:val="single" w:color="000000" w:sz="4"/>
-            </w:tcBorders>
-            <w:tcMar>
-              <w:top w:type="dxa" w:w="40"/>
-              <w:left w:type="dxa" w:w="90"/>
-              <w:bottom w:type="dxa" w:w="40"/>
-              <w:right w:type="dxa" w:w="90"/>
-            </w:tcMar>
-            <w:vAlign w:val="center"/>
-          </w:tcPr>
-          <w:p>
-            <w:pPr>
-              <w:spacing w:after="40" w:before="40" w:line="240"/>
-              <w:jc w:val="left"/>
-            </w:pPr>
-            <w:r>
-              <w:rPr>
-                <w:rFonts w:ascii="Times New Roman" w:cs="Times New Roman" w:eastAsia="Times New Roman" w:hAnsi="Times New Roman"/>
-                <w:sz w:val="22"/>
-                <w:szCs w:val="22"/>
-              </w:rPr>
-              <w:t xml:space="preserve"/>
-            </w:r>
-          </w:p>
-        </w:tc>
-        <w:tc>
-          <w:tcPr>
-            <w:tcW w:type="dxa" w:w="520"/>
-            <w:tcBorders>
-              <w:top w:val="single" w:color="000000" w:sz="4"/>
-              <w:left w:val="single" w:color="000000" w:sz="4"/>
-              <w:bottom w:val="single" w:color="000000" w:sz="4"/>
-              <w:right w:val="single" w:color="000000" w:sz="4"/>
-            </w:tcBorders>
-            <w:tcMar>
-              <w:top w:type="dxa" w:w="40"/>
-              <w:left w:type="dxa" w:w="90"/>
-              <w:bottom w:type="dxa" w:w="40"/>
-              <w:right w:type="dxa" w:w="90"/>
-            </w:tcMar>
-            <w:vAlign w:val="center"/>
-          </w:tcPr>
-          <w:p>
-            <w:pPr>
-              <w:spacing w:after="40" w:before="40" w:line="240"/>
-              <w:jc w:val="left"/>
-            </w:pPr>
-            <w:r>
-              <w:rPr>
-                <w:rFonts w:ascii="Times New Roman" w:cs="Times New Roman" w:eastAsia="Times New Roman" w:hAnsi="Times New Roman"/>
-                <w:sz w:val="22"/>
-                <w:szCs w:val="22"/>
-              </w:rPr>
-              <w:t xml:space="preserve"/>
-            </w:r>
-          </w:p>
-        </w:tc>
-        <w:tc>
-          <w:tcPr>
-            <w:tcW w:type="dxa" w:w="5760"/>
-            <w:tcBorders>
-              <w:top w:val="single" w:color="000000" w:sz="4"/>
-              <w:left w:val="single" w:color="000000" w:sz="4"/>
-              <w:bottom w:val="single" w:color="000000" w:sz="4"/>
-              <w:right w:val="single" w:color="000000" w:sz="4"/>
-            </w:tcBorders>
-            <w:tcMar>
-              <w:top w:type="dxa" w:w="40"/>
-              <w:left w:type="dxa" w:w="90"/>
-              <w:bottom w:type="dxa" w:w="40"/>
-              <w:right w:type="dxa" w:w="90"/>
-            </w:tcMar>
-            <w:vAlign w:val="center"/>
-          </w:tcPr>
-          <w:p>
-            <w:pPr>
-              <w:spacing w:after="40" w:before="40" w:line="240"/>
-              <w:jc w:val="left"/>
-            </w:pPr>
-            <w:r>
-              <w:rPr>
-                <w:rFonts w:ascii="Times New Roman" w:cs="Times New Roman" w:eastAsia="Times New Roman" w:hAnsi="Times New Roman"/>
-                <w:sz w:val="22"/>
-                <w:szCs w:val="22"/>
-              </w:rPr>
-              <w:t xml:space="preserve"/>
-            </w:r>
-          </w:p>
-        </w:tc>
-      </w:tr>
-      <w:tr>
-        <w:trPr>
-          <w:cantSplit/>
-          <w:trHeight w:val="340" w:hRule="atLeast"/>
-        </w:trPr>
-        <w:tc>
-          <w:tcPr>
-            <w:tcW w:type="dxa" w:w="800"/>
-            <w:tcBorders>
-              <w:top w:val="single" w:color="000000" w:sz="4"/>
-              <w:left w:val="single" w:color="000000" w:sz="4"/>
-              <w:bottom w:val="single" w:color="000000" w:sz="4"/>
-              <w:right w:val="single" w:color="000000" w:sz="4"/>
-            </w:tcBorders>
-            <w:tcMar>
-              <w:top w:type="dxa" w:w="40"/>
-              <w:left w:type="dxa" w:w="90"/>
-              <w:bottom w:type="dxa" w:w="40"/>
-              <w:right w:type="dxa" w:w="90"/>
-            </w:tcMar>
-            <w:vAlign w:val="center"/>
-          </w:tcPr>
-          <w:p>
-            <w:pPr>
-              <w:spacing w:after="40" w:before="40" w:line="240"/>
-              <w:jc w:val="center"/>
-            </w:pPr>
-            <w:r>
-              <w:rPr>
-                <w:rFonts w:ascii="Times New Roman" w:cs="Times New Roman" w:eastAsia="Times New Roman" w:hAnsi="Times New Roman"/>
-                <w:sz w:val="20"/>
-                <w:szCs w:val="20"/>
-              </w:rPr>
-              <w:t xml:space="preserve">B17</w:t>
-            </w:r>
-          </w:p>
-        </w:tc>
-        <w:tc>
-          <w:tcPr>
-            <w:tcW w:type="dxa" w:w="520"/>
-            <w:tcBorders>
-              <w:top w:val="single" w:color="000000" w:sz="4"/>
-              <w:left w:val="single" w:color="000000" w:sz="4"/>
-              <w:bottom w:val="single" w:color="000000" w:sz="4"/>
-              <w:right w:val="single" w:color="000000" w:sz="4"/>
-            </w:tcBorders>
-            <w:tcMar>
-              <w:top w:type="dxa" w:w="40"/>
-              <w:left w:type="dxa" w:w="90"/>
-              <w:bottom w:type="dxa" w:w="40"/>
-              <w:right w:type="dxa" w:w="90"/>
-            </w:tcMar>
-            <w:vAlign w:val="center"/>
-          </w:tcPr>
-          <w:p>
-            <w:pPr>
-              <w:spacing w:after="40" w:before="40" w:line="240"/>
-              <w:jc w:val="left"/>
-            </w:pPr>
-            <w:r>
-              <w:rPr>
-                <w:rFonts w:ascii="Times New Roman" w:cs="Times New Roman" w:eastAsia="Times New Roman" w:hAnsi="Times New Roman"/>
-                <w:sz w:val="22"/>
-                <w:szCs w:val="22"/>
-              </w:rPr>
-              <w:t xml:space="preserve"/>
-            </w:r>
-          </w:p>
-        </w:tc>
-        <w:tc>
-          <w:tcPr>
-            <w:tcW w:type="dxa" w:w="520"/>
-            <w:tcBorders>
-              <w:top w:val="single" w:color="000000" w:sz="4"/>
-              <w:left w:val="single" w:color="000000" w:sz="4"/>
-              <w:bottom w:val="single" w:color="000000" w:sz="4"/>
-              <w:right w:val="single" w:color="000000" w:sz="4"/>
-            </w:tcBorders>
-            <w:tcMar>
-              <w:top w:type="dxa" w:w="40"/>
-              <w:left w:type="dxa" w:w="90"/>
-              <w:bottom w:type="dxa" w:w="40"/>
-              <w:right w:type="dxa" w:w="90"/>
-            </w:tcMar>
-            <w:vAlign w:val="center"/>
-          </w:tcPr>
-          <w:p>
-            <w:pPr>
-              <w:spacing w:after="40" w:before="40" w:line="240"/>
-              <w:jc w:val="left"/>
-            </w:pPr>
-            <w:r>
-              <w:rPr>
-                <w:rFonts w:ascii="Times New Roman" w:cs="Times New Roman" w:eastAsia="Times New Roman" w:hAnsi="Times New Roman"/>
-                <w:sz w:val="22"/>
-                <w:szCs w:val="22"/>
-              </w:rPr>
-              <w:t xml:space="preserve"/>
-            </w:r>
-          </w:p>
-        </w:tc>
-        <w:tc>
-          <w:tcPr>
-            <w:tcW w:type="dxa" w:w="520"/>
-            <w:tcBorders>
-              <w:top w:val="single" w:color="000000" w:sz="4"/>
-              <w:left w:val="single" w:color="000000" w:sz="4"/>
-              <w:bottom w:val="single" w:color="000000" w:sz="4"/>
-              <w:right w:val="single" w:color="000000" w:sz="4"/>
-            </w:tcBorders>
-            <w:tcMar>
-              <w:top w:type="dxa" w:w="40"/>
-              <w:left w:type="dxa" w:w="90"/>
-              <w:bottom w:type="dxa" w:w="40"/>
-              <w:right w:type="dxa" w:w="90"/>
-            </w:tcMar>
-            <w:vAlign w:val="center"/>
-          </w:tcPr>
-          <w:p>
-            <w:pPr>
-              <w:spacing w:after="40" w:before="40" w:line="240"/>
-              <w:jc w:val="left"/>
-            </w:pPr>
-            <w:r>
-              <w:rPr>
-                <w:rFonts w:ascii="Times New Roman" w:cs="Times New Roman" w:eastAsia="Times New Roman" w:hAnsi="Times New Roman"/>
-                <w:sz w:val="22"/>
-                <w:szCs w:val="22"/>
-              </w:rPr>
-              <w:t xml:space="preserve"/>
-            </w:r>
-          </w:p>
-        </w:tc>
-        <w:tc>
-          <w:tcPr>
-            <w:tcW w:type="dxa" w:w="520"/>
-            <w:tcBorders>
-              <w:top w:val="single" w:color="000000" w:sz="4"/>
-              <w:left w:val="single" w:color="000000" w:sz="4"/>
-              <w:bottom w:val="single" w:color="000000" w:sz="4"/>
-              <w:right w:val="single" w:color="000000" w:sz="4"/>
-            </w:tcBorders>
-            <w:tcMar>
-              <w:top w:type="dxa" w:w="40"/>
-              <w:left w:type="dxa" w:w="90"/>
-              <w:bottom w:type="dxa" w:w="40"/>
-              <w:right w:type="dxa" w:w="90"/>
-            </w:tcMar>
-            <w:vAlign w:val="center"/>
-          </w:tcPr>
-          <w:p>
-            <w:pPr>
-              <w:spacing w:after="40" w:before="40" w:line="240"/>
-              <w:jc w:val="left"/>
-            </w:pPr>
-            <w:r>
-              <w:rPr>
-                <w:rFonts w:ascii="Times New Roman" w:cs="Times New Roman" w:eastAsia="Times New Roman" w:hAnsi="Times New Roman"/>
-                <w:sz w:val="22"/>
-                <w:szCs w:val="22"/>
-              </w:rPr>
-              <w:t xml:space="preserve"/>
-            </w:r>
-          </w:p>
-        </w:tc>
-        <w:tc>
-          <w:tcPr>
-            <w:tcW w:type="dxa" w:w="5760"/>
-            <w:tcBorders>
-              <w:top w:val="single" w:color="000000" w:sz="4"/>
-              <w:left w:val="single" w:color="000000" w:sz="4"/>
-              <w:bottom w:val="single" w:color="000000" w:sz="4"/>
-              <w:right w:val="single" w:color="000000" w:sz="4"/>
-            </w:tcBorders>
-            <w:tcMar>
-              <w:top w:type="dxa" w:w="40"/>
-              <w:left w:type="dxa" w:w="90"/>
-              <w:bottom w:type="dxa" w:w="40"/>
-              <w:right w:type="dxa" w:w="90"/>
-            </w:tcMar>
-            <w:vAlign w:val="center"/>
-          </w:tcPr>
-          <w:p>
-            <w:pPr>
-              <w:spacing w:after="40" w:before="40" w:line="240"/>
-              <w:jc w:val="left"/>
-            </w:pPr>
-            <w:r>
-              <w:rPr>
-                <w:rFonts w:ascii="Times New Roman" w:cs="Times New Roman" w:eastAsia="Times New Roman" w:hAnsi="Times New Roman"/>
-                <w:sz w:val="22"/>
-                <w:szCs w:val="22"/>
-              </w:rPr>
-              <w:t xml:space="preserve"/>
-            </w:r>
-          </w:p>
-        </w:tc>
-      </w:tr>
-      <w:tr>
-        <w:trPr>
-          <w:cantSplit/>
-          <w:trHeight w:val="340" w:hRule="atLeast"/>
-        </w:trPr>
-        <w:tc>
-          <w:tcPr>
-            <w:tcW w:type="dxa" w:w="800"/>
-            <w:tcBorders>
-              <w:top w:val="single" w:color="000000" w:sz="4"/>
-              <w:left w:val="single" w:color="000000" w:sz="4"/>
-              <w:bottom w:val="single" w:color="000000" w:sz="4"/>
-              <w:right w:val="single" w:color="000000" w:sz="4"/>
-            </w:tcBorders>
-            <w:tcMar>
-              <w:top w:type="dxa" w:w="40"/>
-              <w:left w:type="dxa" w:w="90"/>
-              <w:bottom w:type="dxa" w:w="40"/>
-              <w:right w:type="dxa" w:w="90"/>
-            </w:tcMar>
-            <w:vAlign w:val="center"/>
-          </w:tcPr>
-          <w:p>
-            <w:pPr>
-              <w:spacing w:after="40" w:before="40" w:line="240"/>
-              <w:jc w:val="center"/>
-            </w:pPr>
-            <w:r>
-              <w:rPr>
-                <w:rFonts w:ascii="Times New Roman" w:cs="Times New Roman" w:eastAsia="Times New Roman" w:hAnsi="Times New Roman"/>
-                <w:sz w:val="20"/>
-                <w:szCs w:val="20"/>
-              </w:rPr>
-              <w:t xml:space="preserve">B18</w:t>
-            </w:r>
-          </w:p>
-        </w:tc>
-        <w:tc>
-          <w:tcPr>
-            <w:tcW w:type="dxa" w:w="520"/>
-            <w:tcBorders>
-              <w:top w:val="single" w:color="000000" w:sz="4"/>
-              <w:left w:val="single" w:color="000000" w:sz="4"/>
-              <w:bottom w:val="single" w:color="000000" w:sz="4"/>
-              <w:right w:val="single" w:color="000000" w:sz="4"/>
-            </w:tcBorders>
-            <w:tcMar>
-              <w:top w:type="dxa" w:w="40"/>
-              <w:left w:type="dxa" w:w="90"/>
-              <w:bottom w:type="dxa" w:w="40"/>
-              <w:right w:type="dxa" w:w="90"/>
-            </w:tcMar>
-            <w:vAlign w:val="center"/>
-          </w:tcPr>
-          <w:p>
-            <w:pPr>
-              <w:spacing w:after="40" w:before="40" w:line="240"/>
-              <w:jc w:val="left"/>
-            </w:pPr>
-            <w:r>
-              <w:rPr>
-                <w:rFonts w:ascii="Times New Roman" w:cs="Times New Roman" w:eastAsia="Times New Roman" w:hAnsi="Times New Roman"/>
-                <w:sz w:val="22"/>
-                <w:szCs w:val="22"/>
-              </w:rPr>
-              <w:t xml:space="preserve"/>
-            </w:r>
-          </w:p>
-        </w:tc>
-        <w:tc>
-          <w:tcPr>
-            <w:tcW w:type="dxa" w:w="520"/>
-            <w:tcBorders>
-              <w:top w:val="single" w:color="000000" w:sz="4"/>
-              <w:left w:val="single" w:color="000000" w:sz="4"/>
-              <w:bottom w:val="single" w:color="000000" w:sz="4"/>
-              <w:right w:val="single" w:color="000000" w:sz="4"/>
-            </w:tcBorders>
-            <w:tcMar>
-              <w:top w:type="dxa" w:w="40"/>
-              <w:left w:type="dxa" w:w="90"/>
-              <w:bottom w:type="dxa" w:w="40"/>
-              <w:right w:type="dxa" w:w="90"/>
-            </w:tcMar>
-            <w:vAlign w:val="center"/>
-          </w:tcPr>
-          <w:p>
-            <w:pPr>
-              <w:spacing w:after="40" w:before="40" w:line="240"/>
-              <w:jc w:val="left"/>
-            </w:pPr>
-            <w:r>
-              <w:rPr>
-                <w:rFonts w:ascii="Times New Roman" w:cs="Times New Roman" w:eastAsia="Times New Roman" w:hAnsi="Times New Roman"/>
-                <w:sz w:val="22"/>
-                <w:szCs w:val="22"/>
-              </w:rPr>
-              <w:t xml:space="preserve"/>
-            </w:r>
-          </w:p>
-        </w:tc>
-        <w:tc>
-          <w:tcPr>
-            <w:tcW w:type="dxa" w:w="520"/>
-            <w:tcBorders>
-              <w:top w:val="single" w:color="000000" w:sz="4"/>
-              <w:left w:val="single" w:color="000000" w:sz="4"/>
-              <w:bottom w:val="single" w:color="000000" w:sz="4"/>
-              <w:right w:val="single" w:color="000000" w:sz="4"/>
-            </w:tcBorders>
-            <w:tcMar>
-              <w:top w:type="dxa" w:w="40"/>
-              <w:left w:type="dxa" w:w="90"/>
-              <w:bottom w:type="dxa" w:w="40"/>
-              <w:right w:type="dxa" w:w="90"/>
-            </w:tcMar>
-            <w:vAlign w:val="center"/>
-          </w:tcPr>
-          <w:p>
-            <w:pPr>
-              <w:spacing w:after="40" w:before="40" w:line="240"/>
-              <w:jc w:val="left"/>
-            </w:pPr>
-            <w:r>
-              <w:rPr>
-                <w:rFonts w:ascii="Times New Roman" w:cs="Times New Roman" w:eastAsia="Times New Roman" w:hAnsi="Times New Roman"/>
-                <w:sz w:val="22"/>
-                <w:szCs w:val="22"/>
-              </w:rPr>
-              <w:t xml:space="preserve"/>
-            </w:r>
-          </w:p>
-        </w:tc>
-        <w:tc>
-          <w:tcPr>
-            <w:tcW w:type="dxa" w:w="520"/>
-            <w:tcBorders>
-              <w:top w:val="single" w:color="000000" w:sz="4"/>
-              <w:left w:val="single" w:color="000000" w:sz="4"/>
-              <w:bottom w:val="single" w:color="000000" w:sz="4"/>
-              <w:right w:val="single" w:color="000000" w:sz="4"/>
-            </w:tcBorders>
-            <w:tcMar>
-              <w:top w:type="dxa" w:w="40"/>
-              <w:left w:type="dxa" w:w="90"/>
-              <w:bottom w:type="dxa" w:w="40"/>
-              <w:right w:type="dxa" w:w="90"/>
-            </w:tcMar>
-            <w:vAlign w:val="center"/>
-          </w:tcPr>
-          <w:p>
-            <w:pPr>
-              <w:spacing w:after="40" w:before="40" w:line="240"/>
-              <w:jc w:val="left"/>
-            </w:pPr>
-            <w:r>
-              <w:rPr>
-                <w:rFonts w:ascii="Times New Roman" w:cs="Times New Roman" w:eastAsia="Times New Roman" w:hAnsi="Times New Roman"/>
-                <w:sz w:val="22"/>
-                <w:szCs w:val="22"/>
-              </w:rPr>
-              <w:t xml:space="preserve"/>
-            </w:r>
-          </w:p>
-        </w:tc>
-        <w:tc>
-          <w:tcPr>
-            <w:tcW w:type="dxa" w:w="5760"/>
-            <w:tcBorders>
-              <w:top w:val="single" w:color="000000" w:sz="4"/>
-              <w:left w:val="single" w:color="000000" w:sz="4"/>
-              <w:bottom w:val="single" w:color="000000" w:sz="4"/>
-              <w:right w:val="single" w:color="000000" w:sz="4"/>
-            </w:tcBorders>
-            <w:tcMar>
-              <w:top w:type="dxa" w:w="40"/>
-              <w:left w:type="dxa" w:w="90"/>
-              <w:bottom w:type="dxa" w:w="40"/>
-              <w:right w:type="dxa" w:w="90"/>
-            </w:tcMar>
-            <w:vAlign w:val="center"/>
-          </w:tcPr>
-          <w:p>
-            <w:pPr>
-              <w:spacing w:after="40" w:before="40" w:line="240"/>
-              <w:jc w:val="left"/>
-            </w:pPr>
-            <w:r>
-              <w:rPr>
-                <w:rFonts w:ascii="Times New Roman" w:cs="Times New Roman" w:eastAsia="Times New Roman" w:hAnsi="Times New Roman"/>
-                <w:sz w:val="22"/>
-                <w:szCs w:val="22"/>
-              </w:rPr>
-              <w:t xml:space="preserve"/>
-            </w:r>
-          </w:p>
-        </w:tc>
-      </w:tr>
-      <w:tr>
-        <w:trPr>
-          <w:cantSplit/>
-          <w:trHeight w:val="340" w:hRule="atLeast"/>
-        </w:trPr>
-        <w:tc>
-          <w:tcPr>
-            <w:tcW w:type="dxa" w:w="800"/>
-            <w:tcBorders>
-              <w:top w:val="single" w:color="000000" w:sz="4"/>
-              <w:left w:val="single" w:color="000000" w:sz="4"/>
-              <w:bottom w:val="single" w:color="000000" w:sz="4"/>
-              <w:right w:val="single" w:color="000000" w:sz="4"/>
-            </w:tcBorders>
-            <w:tcMar>
-              <w:top w:type="dxa" w:w="40"/>
-              <w:left w:type="dxa" w:w="90"/>
-              <w:bottom w:type="dxa" w:w="40"/>
-              <w:right w:type="dxa" w:w="90"/>
-            </w:tcMar>
-            <w:vAlign w:val="center"/>
-          </w:tcPr>
-          <w:p>
-            <w:pPr>
-              <w:spacing w:after="40" w:before="40" w:line="240"/>
-              <w:jc w:val="center"/>
-            </w:pPr>
-            <w:r>
-              <w:rPr>
-                <w:rFonts w:ascii="Times New Roman" w:cs="Times New Roman" w:eastAsia="Times New Roman" w:hAnsi="Times New Roman"/>
-                <w:sz w:val="20"/>
-                <w:szCs w:val="20"/>
-              </w:rPr>
-              <w:t xml:space="preserve">B19</w:t>
             </w:r>
           </w:p>
         </w:tc>
